--- a/lb1/ЛР5_Склярук_А_Д.docx
+++ b/lb1/ЛР5_Склярук_А_Д.docx
@@ -548,21 +548,12 @@
                 <w:lang w:eastAsia="en-US"/>
               </w:rPr>
             </w:pPr>
-            <w:proofErr w:type="spellStart"/>
             <w:r>
               <w:rPr>
                 <w:szCs w:val="28"/>
                 <w:lang w:eastAsia="en-US"/>
               </w:rPr>
-              <w:t>Склярук</w:t>
-            </w:r>
-            <w:proofErr w:type="spellEnd"/>
-            <w:r>
-              <w:rPr>
-                <w:szCs w:val="28"/>
-                <w:lang w:eastAsia="en-US"/>
-              </w:rPr>
-              <w:t xml:space="preserve"> А.Д.</w:t>
+              <w:t>Склярук А.Д.</w:t>
             </w:r>
           </w:p>
           <w:p>
@@ -953,19 +944,11 @@
                 <w:lang w:eastAsia="en-US"/>
               </w:rPr>
             </w:pPr>
-            <w:proofErr w:type="spellStart"/>
             <w:r>
               <w:rPr>
                 <w:szCs w:val="28"/>
               </w:rPr>
-              <w:t>Калентьев</w:t>
-            </w:r>
-            <w:proofErr w:type="spellEnd"/>
-            <w:r>
-              <w:rPr>
-                <w:szCs w:val="28"/>
-              </w:rPr>
-              <w:t xml:space="preserve"> А.А.</w:t>
+              <w:t>Калентьев А.А.</w:t>
             </w:r>
           </w:p>
         </w:tc>
@@ -4403,11 +4386,9 @@
             <w:pPr>
               <w:pStyle w:val="aff7"/>
             </w:pPr>
-            <w:proofErr w:type="spellStart"/>
             <w:r>
               <w:t>string</w:t>
             </w:r>
-            <w:proofErr w:type="spellEnd"/>
           </w:p>
         </w:tc>
         <w:tc>
@@ -4439,13 +4420,8 @@
               <w:pStyle w:val="aff7"/>
             </w:pPr>
             <w:r>
-              <w:t xml:space="preserve">+ </w:t>
-            </w:r>
-            <w:proofErr w:type="spellStart"/>
-            <w:r>
-              <w:t>Length</w:t>
-            </w:r>
-            <w:proofErr w:type="spellEnd"/>
+              <w:t>+ Length</w:t>
+            </w:r>
           </w:p>
         </w:tc>
         <w:tc>
@@ -4457,11 +4433,9 @@
             <w:pPr>
               <w:pStyle w:val="aff7"/>
             </w:pPr>
-            <w:proofErr w:type="spellStart"/>
             <w:r>
               <w:t>double</w:t>
             </w:r>
-            <w:proofErr w:type="spellEnd"/>
           </w:p>
         </w:tc>
         <w:tc>
@@ -4493,13 +4467,8 @@
               <w:pStyle w:val="aff7"/>
             </w:pPr>
             <w:r>
-              <w:t xml:space="preserve">+ </w:t>
-            </w:r>
-            <w:proofErr w:type="spellStart"/>
-            <w:r>
-              <w:t>Width</w:t>
-            </w:r>
-            <w:proofErr w:type="spellEnd"/>
+              <w:t>+ Width</w:t>
+            </w:r>
           </w:p>
         </w:tc>
         <w:tc>
@@ -4511,11 +4480,9 @@
             <w:pPr>
               <w:pStyle w:val="aff7"/>
             </w:pPr>
-            <w:proofErr w:type="spellStart"/>
             <w:r>
               <w:t>double</w:t>
             </w:r>
-            <w:proofErr w:type="spellEnd"/>
           </w:p>
         </w:tc>
         <w:tc>
@@ -4547,13 +4514,8 @@
               <w:pStyle w:val="aff7"/>
             </w:pPr>
             <w:r>
-              <w:t xml:space="preserve">+ </w:t>
-            </w:r>
-            <w:proofErr w:type="spellStart"/>
-            <w:r>
-              <w:t>Height</w:t>
-            </w:r>
-            <w:proofErr w:type="spellEnd"/>
+              <w:t>+ Height</w:t>
+            </w:r>
           </w:p>
         </w:tc>
         <w:tc>
@@ -4565,11 +4527,9 @@
             <w:pPr>
               <w:pStyle w:val="aff7"/>
             </w:pPr>
-            <w:proofErr w:type="spellStart"/>
             <w:r>
               <w:t>double</w:t>
             </w:r>
-            <w:proofErr w:type="spellEnd"/>
           </w:p>
         </w:tc>
         <w:tc>
@@ -4602,13 +4562,8 @@
               <w:pStyle w:val="aff7"/>
             </w:pPr>
             <w:r>
-              <w:t xml:space="preserve">+ </w:t>
-            </w:r>
-            <w:proofErr w:type="spellStart"/>
-            <w:r>
-              <w:t>Radius</w:t>
-            </w:r>
-            <w:proofErr w:type="spellEnd"/>
+              <w:t>+ Radius</w:t>
+            </w:r>
           </w:p>
         </w:tc>
         <w:tc>
@@ -4620,11 +4575,9 @@
             <w:pPr>
               <w:pStyle w:val="aff7"/>
             </w:pPr>
-            <w:proofErr w:type="spellStart"/>
             <w:r>
               <w:t>double</w:t>
             </w:r>
-            <w:proofErr w:type="spellEnd"/>
           </w:p>
         </w:tc>
         <w:tc>
@@ -4656,13 +4609,8 @@
               <w:pStyle w:val="aff7"/>
             </w:pPr>
             <w:r>
-              <w:t xml:space="preserve">+ </w:t>
-            </w:r>
-            <w:proofErr w:type="spellStart"/>
-            <w:r>
-              <w:t>Parameters</w:t>
-            </w:r>
-            <w:proofErr w:type="spellEnd"/>
+              <w:t>+ Parameters</w:t>
+            </w:r>
           </w:p>
         </w:tc>
         <w:tc>
@@ -4674,11 +4622,9 @@
             <w:pPr>
               <w:pStyle w:val="aff7"/>
             </w:pPr>
-            <w:proofErr w:type="spellStart"/>
             <w:r>
               <w:t>string</w:t>
             </w:r>
-            <w:proofErr w:type="spellEnd"/>
           </w:p>
         </w:tc>
         <w:tc>
@@ -4710,13 +4656,8 @@
               <w:pStyle w:val="aff7"/>
             </w:pPr>
             <w:r>
-              <w:t xml:space="preserve">+ </w:t>
-            </w:r>
-            <w:proofErr w:type="spellStart"/>
-            <w:r>
-              <w:t>Volume</w:t>
-            </w:r>
-            <w:proofErr w:type="spellEnd"/>
+              <w:t>+ Volume</w:t>
+            </w:r>
           </w:p>
         </w:tc>
         <w:tc>
@@ -4728,11 +4669,9 @@
             <w:pPr>
               <w:pStyle w:val="aff7"/>
             </w:pPr>
-            <w:proofErr w:type="spellStart"/>
             <w:r>
               <w:t>double</w:t>
             </w:r>
-            <w:proofErr w:type="spellEnd"/>
           </w:p>
         </w:tc>
         <w:tc>
@@ -4788,41 +4727,25 @@
                 <w:rStyle w:val="qwen-markdown-text"/>
               </w:rPr>
               <w:lastRenderedPageBreak/>
-              <w:t xml:space="preserve">+ </w:t>
-            </w:r>
-            <w:proofErr w:type="spellStart"/>
+              <w:t>+ CalculateVolume()</w:t>
+            </w:r>
+          </w:p>
+        </w:tc>
+        <w:tc>
+          <w:tcPr>
+            <w:tcW w:w="1418" w:type="dxa"/>
+            <w:vAlign w:val="center"/>
+          </w:tcPr>
+          <w:p>
+            <w:pPr>
+              <w:pStyle w:val="aff7"/>
+            </w:pPr>
             <w:r>
               <w:rPr>
                 <w:rStyle w:val="qwen-markdown-text"/>
               </w:rPr>
-              <w:t>CalculateVolume</w:t>
-            </w:r>
-            <w:proofErr w:type="spellEnd"/>
-            <w:r>
-              <w:rPr>
-                <w:rStyle w:val="qwen-markdown-text"/>
-              </w:rPr>
-              <w:t>()</w:t>
-            </w:r>
-          </w:p>
-        </w:tc>
-        <w:tc>
-          <w:tcPr>
-            <w:tcW w:w="1418" w:type="dxa"/>
-            <w:vAlign w:val="center"/>
-          </w:tcPr>
-          <w:p>
-            <w:pPr>
-              <w:pStyle w:val="aff7"/>
-            </w:pPr>
-            <w:proofErr w:type="spellStart"/>
-            <w:r>
-              <w:rPr>
-                <w:rStyle w:val="qwen-markdown-text"/>
-              </w:rPr>
               <w:t>double</w:t>
             </w:r>
-            <w:proofErr w:type="spellEnd"/>
           </w:p>
         </w:tc>
         <w:tc>
@@ -4863,41 +4786,25 @@
               <w:rPr>
                 <w:rStyle w:val="qwen-markdown-text"/>
               </w:rPr>
-              <w:t xml:space="preserve">+ </w:t>
-            </w:r>
-            <w:proofErr w:type="spellStart"/>
+              <w:t>+ GetInfo()</w:t>
+            </w:r>
+          </w:p>
+        </w:tc>
+        <w:tc>
+          <w:tcPr>
+            <w:tcW w:w="1418" w:type="dxa"/>
+            <w:vAlign w:val="center"/>
+          </w:tcPr>
+          <w:p>
+            <w:pPr>
+              <w:pStyle w:val="aff7"/>
+            </w:pPr>
             <w:r>
               <w:rPr>
                 <w:rStyle w:val="qwen-markdown-text"/>
               </w:rPr>
-              <w:t>GetInfo</w:t>
-            </w:r>
-            <w:proofErr w:type="spellEnd"/>
-            <w:r>
-              <w:rPr>
-                <w:rStyle w:val="qwen-markdown-text"/>
-              </w:rPr>
-              <w:t>()</w:t>
-            </w:r>
-          </w:p>
-        </w:tc>
-        <w:tc>
-          <w:tcPr>
-            <w:tcW w:w="1418" w:type="dxa"/>
-            <w:vAlign w:val="center"/>
-          </w:tcPr>
-          <w:p>
-            <w:pPr>
-              <w:pStyle w:val="aff7"/>
-            </w:pPr>
-            <w:proofErr w:type="spellStart"/>
-            <w:r>
-              <w:rPr>
-                <w:rStyle w:val="qwen-markdown-text"/>
-              </w:rPr>
               <w:t>string</w:t>
             </w:r>
-            <w:proofErr w:type="spellEnd"/>
           </w:p>
         </w:tc>
         <w:tc>
@@ -4939,11 +4846,9 @@
       <w:r>
         <w:t xml:space="preserve">Описание класса </w:t>
       </w:r>
-      <w:proofErr w:type="spellStart"/>
       <w:r>
         <w:t>ShapeBase</w:t>
       </w:r>
-      <w:proofErr w:type="spellEnd"/>
     </w:p>
     <w:tbl>
       <w:tblPr>
@@ -5039,15 +4944,7 @@
               <w:pStyle w:val="aff7"/>
             </w:pPr>
             <w:r>
-              <w:t>Абстрактный базовый класс, реализующий интерфейс `</w:t>
-            </w:r>
-            <w:proofErr w:type="spellStart"/>
-            <w:r>
-              <w:t>IShape</w:t>
-            </w:r>
-            <w:proofErr w:type="spellEnd"/>
-            <w:r>
-              <w:t>`. Содержит общую логику валидации входных данных и значения по умолчанию для свойств, не применимых к конкретной фигуре</w:t>
+              <w:t>Абстрактный базовый класс, реализующий интерфейс `IShape`. Содержит общую логику валидации входных данных и значения по умолчанию для свойств, не применимых к конкретной фигуре</w:t>
             </w:r>
           </w:p>
         </w:tc>
@@ -5086,15 +4983,7 @@
               <w:pStyle w:val="aff7"/>
             </w:pPr>
             <w:r>
-              <w:t>+ {</w:t>
-            </w:r>
-            <w:proofErr w:type="spellStart"/>
-            <w:r>
-              <w:t>abstract</w:t>
-            </w:r>
-            <w:proofErr w:type="spellEnd"/>
-            <w:r>
-              <w:t>} Name</w:t>
+              <w:t>+ {abstract} Name</w:t>
             </w:r>
           </w:p>
         </w:tc>
@@ -5107,11 +4996,9 @@
             <w:pPr>
               <w:pStyle w:val="aff7"/>
             </w:pPr>
-            <w:proofErr w:type="spellStart"/>
             <w:r>
               <w:t>string</w:t>
             </w:r>
-            <w:proofErr w:type="spellEnd"/>
           </w:p>
         </w:tc>
         <w:tc>
@@ -5143,21 +5030,8 @@
               <w:pStyle w:val="aff7"/>
             </w:pPr>
             <w:r>
-              <w:t>+ {</w:t>
-            </w:r>
-            <w:proofErr w:type="spellStart"/>
-            <w:r>
-              <w:t>abstract</w:t>
-            </w:r>
-            <w:proofErr w:type="spellEnd"/>
-            <w:r>
-              <w:t xml:space="preserve">} </w:t>
-            </w:r>
-            <w:proofErr w:type="spellStart"/>
-            <w:r>
-              <w:t>Parameters</w:t>
-            </w:r>
-            <w:proofErr w:type="spellEnd"/>
+              <w:t>+ {abstract} Parameters</w:t>
+            </w:r>
           </w:p>
         </w:tc>
         <w:tc>
@@ -5169,11 +5043,9 @@
             <w:pPr>
               <w:pStyle w:val="aff7"/>
             </w:pPr>
-            <w:proofErr w:type="spellStart"/>
             <w:r>
               <w:t>string</w:t>
             </w:r>
-            <w:proofErr w:type="spellEnd"/>
           </w:p>
         </w:tc>
         <w:tc>
@@ -5205,21 +5077,8 @@
               <w:pStyle w:val="aff7"/>
             </w:pPr>
             <w:r>
-              <w:t>+ {</w:t>
-            </w:r>
-            <w:proofErr w:type="spellStart"/>
-            <w:r>
-              <w:t>virtual</w:t>
-            </w:r>
-            <w:proofErr w:type="spellEnd"/>
-            <w:r>
-              <w:t xml:space="preserve">} </w:t>
-            </w:r>
-            <w:proofErr w:type="spellStart"/>
-            <w:r>
-              <w:t>Length</w:t>
-            </w:r>
-            <w:proofErr w:type="spellEnd"/>
+              <w:t>+ {virtual} Length</w:t>
+            </w:r>
           </w:p>
         </w:tc>
         <w:tc>
@@ -5231,11 +5090,9 @@
             <w:pPr>
               <w:pStyle w:val="aff7"/>
             </w:pPr>
-            <w:proofErr w:type="spellStart"/>
             <w:r>
               <w:t>double</w:t>
             </w:r>
-            <w:proofErr w:type="spellEnd"/>
           </w:p>
         </w:tc>
         <w:tc>
@@ -5267,21 +5124,8 @@
               <w:pStyle w:val="aff7"/>
             </w:pPr>
             <w:r>
-              <w:t>+ {</w:t>
-            </w:r>
-            <w:proofErr w:type="spellStart"/>
-            <w:r>
-              <w:t>virtual</w:t>
-            </w:r>
-            <w:proofErr w:type="spellEnd"/>
-            <w:r>
-              <w:t xml:space="preserve">} </w:t>
-            </w:r>
-            <w:proofErr w:type="spellStart"/>
-            <w:r>
-              <w:t>Width</w:t>
-            </w:r>
-            <w:proofErr w:type="spellEnd"/>
+              <w:t>+ {virtual} Width</w:t>
+            </w:r>
           </w:p>
         </w:tc>
         <w:tc>
@@ -5293,11 +5137,9 @@
             <w:pPr>
               <w:pStyle w:val="aff7"/>
             </w:pPr>
-            <w:proofErr w:type="spellStart"/>
             <w:r>
               <w:t>double</w:t>
             </w:r>
-            <w:proofErr w:type="spellEnd"/>
           </w:p>
         </w:tc>
         <w:tc>
@@ -5329,21 +5171,8 @@
               <w:pStyle w:val="aff7"/>
             </w:pPr>
             <w:r>
-              <w:t>+ {</w:t>
-            </w:r>
-            <w:proofErr w:type="spellStart"/>
-            <w:r>
-              <w:t>virtual</w:t>
-            </w:r>
-            <w:proofErr w:type="spellEnd"/>
-            <w:r>
-              <w:t xml:space="preserve">} </w:t>
-            </w:r>
-            <w:proofErr w:type="spellStart"/>
-            <w:r>
-              <w:t>Height</w:t>
-            </w:r>
-            <w:proofErr w:type="spellEnd"/>
+              <w:t>+ {virtual} Height</w:t>
+            </w:r>
           </w:p>
         </w:tc>
         <w:tc>
@@ -5355,11 +5184,9 @@
             <w:pPr>
               <w:pStyle w:val="aff7"/>
             </w:pPr>
-            <w:proofErr w:type="spellStart"/>
             <w:r>
               <w:t>double</w:t>
             </w:r>
-            <w:proofErr w:type="spellEnd"/>
           </w:p>
         </w:tc>
         <w:tc>
@@ -5391,21 +5218,8 @@
               <w:pStyle w:val="aff7"/>
             </w:pPr>
             <w:r>
-              <w:t>+ {</w:t>
-            </w:r>
-            <w:proofErr w:type="spellStart"/>
-            <w:r>
-              <w:t>virtual</w:t>
-            </w:r>
-            <w:proofErr w:type="spellEnd"/>
-            <w:r>
-              <w:t xml:space="preserve">} </w:t>
-            </w:r>
-            <w:proofErr w:type="spellStart"/>
-            <w:r>
-              <w:t>Radius</w:t>
-            </w:r>
-            <w:proofErr w:type="spellEnd"/>
+              <w:t>+ {virtual} Radius</w:t>
+            </w:r>
           </w:p>
         </w:tc>
         <w:tc>
@@ -5417,11 +5231,9 @@
             <w:pPr>
               <w:pStyle w:val="aff7"/>
             </w:pPr>
-            <w:proofErr w:type="spellStart"/>
             <w:r>
               <w:t>double</w:t>
             </w:r>
-            <w:proofErr w:type="spellEnd"/>
           </w:p>
         </w:tc>
         <w:tc>
@@ -5453,13 +5265,8 @@
               <w:pStyle w:val="aff7"/>
             </w:pPr>
             <w:r>
-              <w:t xml:space="preserve">+ </w:t>
-            </w:r>
-            <w:proofErr w:type="spellStart"/>
-            <w:r>
-              <w:t>Volume</w:t>
-            </w:r>
-            <w:proofErr w:type="spellEnd"/>
+              <w:t>+ Volume</w:t>
+            </w:r>
           </w:p>
         </w:tc>
         <w:tc>
@@ -5471,11 +5278,9 @@
             <w:pPr>
               <w:pStyle w:val="aff7"/>
             </w:pPr>
-            <w:proofErr w:type="spellStart"/>
             <w:r>
               <w:t>double</w:t>
             </w:r>
-            <w:proofErr w:type="spellEnd"/>
           </w:p>
         </w:tc>
         <w:tc>
@@ -5488,15 +5293,7 @@
               <w:pStyle w:val="aff7"/>
             </w:pPr>
             <w:r>
-              <w:t>Вычисляемое свойство объёма. Вызывает метод `</w:t>
-            </w:r>
-            <w:proofErr w:type="spellStart"/>
-            <w:r>
-              <w:t>CalculateVolume</w:t>
-            </w:r>
-            <w:proofErr w:type="spellEnd"/>
-            <w:r>
-              <w:t>()`</w:t>
+              <w:t>Вычисляемое свойство объёма. Вызывает метод `CalculateVolume()`</w:t>
             </w:r>
           </w:p>
         </w:tc>
@@ -5535,23 +5332,7 @@
               <w:pStyle w:val="aff7"/>
             </w:pPr>
             <w:r>
-              <w:t>+ {</w:t>
-            </w:r>
-            <w:proofErr w:type="spellStart"/>
-            <w:r>
-              <w:t>abstract</w:t>
-            </w:r>
-            <w:proofErr w:type="spellEnd"/>
-            <w:r>
-              <w:t xml:space="preserve">} </w:t>
-            </w:r>
-            <w:proofErr w:type="spellStart"/>
-            <w:r>
-              <w:t>CalculateVolume</w:t>
-            </w:r>
-            <w:proofErr w:type="spellEnd"/>
-            <w:r>
-              <w:t>()</w:t>
+              <w:t>+ {abstract} CalculateVolume()</w:t>
             </w:r>
           </w:p>
         </w:tc>
@@ -5564,11 +5345,9 @@
             <w:pPr>
               <w:pStyle w:val="aff7"/>
             </w:pPr>
-            <w:proofErr w:type="spellStart"/>
             <w:r>
               <w:t>double</w:t>
             </w:r>
-            <w:proofErr w:type="spellEnd"/>
           </w:p>
         </w:tc>
         <w:tc>
@@ -5603,23 +5382,7 @@
               <w:pStyle w:val="aff7"/>
             </w:pPr>
             <w:r>
-              <w:t>+ {</w:t>
-            </w:r>
-            <w:proofErr w:type="spellStart"/>
-            <w:r>
-              <w:t>abstract</w:t>
-            </w:r>
-            <w:proofErr w:type="spellEnd"/>
-            <w:r>
-              <w:t xml:space="preserve">} </w:t>
-            </w:r>
-            <w:proofErr w:type="spellStart"/>
-            <w:r>
-              <w:t>GetInfo</w:t>
-            </w:r>
-            <w:proofErr w:type="spellEnd"/>
-            <w:r>
-              <w:t>()</w:t>
+              <w:t>+ {abstract} GetInfo()</w:t>
             </w:r>
           </w:p>
         </w:tc>
@@ -5632,11 +5395,9 @@
             <w:pPr>
               <w:pStyle w:val="aff7"/>
             </w:pPr>
-            <w:proofErr w:type="spellStart"/>
             <w:r>
               <w:t>string</w:t>
             </w:r>
-            <w:proofErr w:type="spellEnd"/>
           </w:p>
         </w:tc>
         <w:tc>
@@ -5677,35 +5438,7 @@
               <w:rPr>
                 <w:lang w:val="en-US"/>
               </w:rPr>
-              <w:t xml:space="preserve"># </w:t>
-            </w:r>
-            <w:proofErr w:type="spellStart"/>
-            <w:r>
-              <w:rPr>
-                <w:lang w:val="en-US"/>
-              </w:rPr>
-              <w:t>ValidatePositiveNumber</w:t>
-            </w:r>
-            <w:proofErr w:type="spellEnd"/>
-            <w:r>
-              <w:rPr>
-                <w:lang w:val="en-US"/>
-              </w:rPr>
-              <w:t xml:space="preserve">(double value, string </w:t>
-            </w:r>
-            <w:proofErr w:type="spellStart"/>
-            <w:r>
-              <w:rPr>
-                <w:lang w:val="en-US"/>
-              </w:rPr>
-              <w:t>parameterName</w:t>
-            </w:r>
-            <w:proofErr w:type="spellEnd"/>
-            <w:r>
-              <w:rPr>
-                <w:lang w:val="en-US"/>
-              </w:rPr>
-              <w:t>)</w:t>
+              <w:t># ValidatePositiveNumber(double value, string parameterName)</w:t>
             </w:r>
           </w:p>
         </w:tc>
@@ -5718,11 +5451,9 @@
             <w:pPr>
               <w:pStyle w:val="aff7"/>
             </w:pPr>
-            <w:proofErr w:type="spellStart"/>
             <w:r>
               <w:t>void</w:t>
             </w:r>
-            <w:proofErr w:type="spellEnd"/>
           </w:p>
         </w:tc>
         <w:tc>
@@ -5738,26 +5469,10 @@
               <w:t>М</w:t>
             </w:r>
             <w:r>
-              <w:t>етод валидации. Генерирует `</w:t>
-            </w:r>
-            <w:proofErr w:type="spellStart"/>
-            <w:r>
-              <w:t>ArgumentException</w:t>
-            </w:r>
-            <w:proofErr w:type="spellEnd"/>
-            <w:r>
-              <w:t>`, если значение меньше или равно 0,</w:t>
-            </w:r>
-            <w:r>
-              <w:t xml:space="preserve"> либо является `</w:t>
-            </w:r>
-            <w:proofErr w:type="spellStart"/>
-            <w:r>
-              <w:t>NaN</w:t>
-            </w:r>
-            <w:proofErr w:type="spellEnd"/>
-            <w:r>
-              <w:t>`/`Infinity`</w:t>
+              <w:t>етод валидации. Генерирует `ArgumentException`, если значение меньше или равно 0,</w:t>
+            </w:r>
+            <w:r>
+              <w:t xml:space="preserve"> либо является `NaN`/`Infinity`</w:t>
             </w:r>
           </w:p>
         </w:tc>
@@ -5777,11 +5492,9 @@
       <w:r>
         <w:t xml:space="preserve">Таблица 3 – Описание класса </w:t>
       </w:r>
-      <w:proofErr w:type="spellStart"/>
       <w:r>
         <w:t>Sphere</w:t>
       </w:r>
-      <w:proofErr w:type="spellEnd"/>
     </w:p>
     <w:tbl>
       <w:tblPr>
@@ -5880,13 +5593,8 @@
               <w:t>Класс, представ</w:t>
             </w:r>
             <w:r>
-              <w:t xml:space="preserve">ляющий шар. Наследует </w:t>
-            </w:r>
-            <w:proofErr w:type="spellStart"/>
-            <w:r>
-              <w:t>ShapeBase</w:t>
-            </w:r>
-            <w:proofErr w:type="spellEnd"/>
+              <w:t>ляющий шар. Наследует ShapeBase</w:t>
+            </w:r>
           </w:p>
         </w:tc>
       </w:tr>
@@ -5929,13 +5637,8 @@
             </w:pPr>
             <w:r>
               <w:lastRenderedPageBreak/>
-              <w:t>- _</w:t>
-            </w:r>
-            <w:proofErr w:type="spellStart"/>
-            <w:r>
-              <w:t>radius</w:t>
-            </w:r>
-            <w:proofErr w:type="spellEnd"/>
+              <w:t>- _radius</w:t>
+            </w:r>
           </w:p>
         </w:tc>
         <w:tc>
@@ -5950,11 +5653,9 @@
                 <w:szCs w:val="24"/>
               </w:rPr>
             </w:pPr>
-            <w:proofErr w:type="spellStart"/>
             <w:r>
               <w:t>double</w:t>
             </w:r>
-            <w:proofErr w:type="spellEnd"/>
           </w:p>
         </w:tc>
         <w:tc>
@@ -6018,15 +5719,7 @@
               </w:rPr>
             </w:pPr>
             <w:r>
-              <w:t xml:space="preserve">+ </w:t>
-            </w:r>
-            <w:proofErr w:type="spellStart"/>
-            <w:r>
-              <w:t>override</w:t>
-            </w:r>
-            <w:proofErr w:type="spellEnd"/>
-            <w:r>
-              <w:t xml:space="preserve"> Name</w:t>
+              <w:t>+ override Name</w:t>
             </w:r>
           </w:p>
         </w:tc>
@@ -6042,11 +5735,9 @@
                 <w:szCs w:val="24"/>
               </w:rPr>
             </w:pPr>
-            <w:proofErr w:type="spellStart"/>
             <w:r>
               <w:t>string</w:t>
             </w:r>
-            <w:proofErr w:type="spellEnd"/>
           </w:p>
         </w:tc>
         <w:tc>
@@ -6084,21 +5775,8 @@
               </w:rPr>
             </w:pPr>
             <w:r>
-              <w:t xml:space="preserve">+ </w:t>
-            </w:r>
-            <w:proofErr w:type="spellStart"/>
-            <w:r>
-              <w:t>override</w:t>
-            </w:r>
-            <w:proofErr w:type="spellEnd"/>
-            <w:r>
-              <w:t xml:space="preserve"> </w:t>
-            </w:r>
-            <w:proofErr w:type="spellStart"/>
-            <w:r>
-              <w:t>Radius</w:t>
-            </w:r>
-            <w:proofErr w:type="spellEnd"/>
+              <w:t>+ override Radius</w:t>
+            </w:r>
           </w:p>
         </w:tc>
         <w:tc>
@@ -6113,11 +5791,9 @@
                 <w:szCs w:val="24"/>
               </w:rPr>
             </w:pPr>
-            <w:proofErr w:type="spellStart"/>
             <w:r>
               <w:t>double</w:t>
             </w:r>
-            <w:proofErr w:type="spellEnd"/>
           </w:p>
         </w:tc>
         <w:tc>
@@ -6133,15 +5809,7 @@
               </w:rPr>
             </w:pPr>
             <w:r>
-              <w:t>Возвращает значение поля `_</w:t>
-            </w:r>
-            <w:proofErr w:type="spellStart"/>
-            <w:r>
-              <w:t>radius</w:t>
-            </w:r>
-            <w:proofErr w:type="spellEnd"/>
-            <w:r>
-              <w:t>`</w:t>
+              <w:t>Возвращает значение поля `_radius`</w:t>
             </w:r>
           </w:p>
         </w:tc>
@@ -6160,21 +5828,8 @@
               <w:pStyle w:val="aff7"/>
             </w:pPr>
             <w:r>
-              <w:t xml:space="preserve">+ </w:t>
-            </w:r>
-            <w:proofErr w:type="spellStart"/>
-            <w:r>
-              <w:t>override</w:t>
-            </w:r>
-            <w:proofErr w:type="spellEnd"/>
-            <w:r>
-              <w:t xml:space="preserve"> </w:t>
-            </w:r>
-            <w:proofErr w:type="spellStart"/>
-            <w:r>
-              <w:t>Parameters</w:t>
-            </w:r>
-            <w:proofErr w:type="spellEnd"/>
+              <w:t>+ override Parameters</w:t>
+            </w:r>
           </w:p>
         </w:tc>
         <w:tc>
@@ -6188,12 +5843,8 @@
             </w:pPr>
             <w:r>
               <w:br/>
-            </w:r>
-            <w:proofErr w:type="spellStart"/>
-            <w:r>
               <w:t>string</w:t>
             </w:r>
-            <w:proofErr w:type="spellEnd"/>
           </w:p>
           <w:p>
             <w:pPr>
@@ -6231,12 +5882,10 @@
               <w:pStyle w:val="aff7"/>
             </w:pPr>
             <w:commentRangeStart w:id="10"/>
-            <w:proofErr w:type="spellStart"/>
             <w:r>
               <w:t>Меоды</w:t>
             </w:r>
             <w:commentRangeEnd w:id="10"/>
-            <w:proofErr w:type="spellEnd"/>
             <w:r>
               <w:rPr>
                 <w:rStyle w:val="af2"/>
@@ -6264,23 +5913,7 @@
               </w:rPr>
             </w:pPr>
             <w:r>
-              <w:t xml:space="preserve">+ </w:t>
-            </w:r>
-            <w:proofErr w:type="spellStart"/>
-            <w:r>
-              <w:t>override</w:t>
-            </w:r>
-            <w:proofErr w:type="spellEnd"/>
-            <w:r>
-              <w:t xml:space="preserve"> </w:t>
-            </w:r>
-            <w:proofErr w:type="spellStart"/>
-            <w:r>
-              <w:t>CalculateVolume</w:t>
-            </w:r>
-            <w:proofErr w:type="spellEnd"/>
-            <w:r>
-              <w:t>()</w:t>
+              <w:t>+ override CalculateVolume()</w:t>
             </w:r>
           </w:p>
         </w:tc>
@@ -6296,11 +5929,9 @@
                 <w:szCs w:val="24"/>
               </w:rPr>
             </w:pPr>
-            <w:proofErr w:type="spellStart"/>
             <w:r>
               <w:t>double</w:t>
             </w:r>
-            <w:proofErr w:type="spellEnd"/>
           </w:p>
         </w:tc>
         <w:tc>
@@ -6338,23 +5969,7 @@
               </w:rPr>
             </w:pPr>
             <w:r>
-              <w:t xml:space="preserve">+ </w:t>
-            </w:r>
-            <w:proofErr w:type="spellStart"/>
-            <w:r>
-              <w:t>override</w:t>
-            </w:r>
-            <w:proofErr w:type="spellEnd"/>
-            <w:r>
-              <w:t xml:space="preserve"> </w:t>
-            </w:r>
-            <w:proofErr w:type="spellStart"/>
-            <w:r>
-              <w:t>GetInfo</w:t>
-            </w:r>
-            <w:proofErr w:type="spellEnd"/>
-            <w:r>
-              <w:t>()</w:t>
+              <w:t>+ override GetInfo()</w:t>
             </w:r>
           </w:p>
         </w:tc>
@@ -6370,11 +5985,9 @@
                 <w:szCs w:val="24"/>
               </w:rPr>
             </w:pPr>
-            <w:proofErr w:type="spellStart"/>
             <w:r>
               <w:t>string</w:t>
             </w:r>
-            <w:proofErr w:type="spellEnd"/>
           </w:p>
         </w:tc>
         <w:tc>
@@ -6406,11 +6019,9 @@
       <w:r>
         <w:t xml:space="preserve">Таблица 4 – Описание класса </w:t>
       </w:r>
-      <w:proofErr w:type="spellStart"/>
       <w:r>
         <w:t>Pyramid</w:t>
       </w:r>
-      <w:proofErr w:type="spellEnd"/>
     </w:p>
     <w:tbl>
       <w:tblPr>
@@ -6505,15 +6116,7 @@
               <w:t>Класс, представляющий пирамиду с прямоугольным ос</w:t>
             </w:r>
             <w:r>
-              <w:t>нованием. Наследует `</w:t>
-            </w:r>
-            <w:proofErr w:type="spellStart"/>
-            <w:r>
-              <w:t>ShapeBase</w:t>
-            </w:r>
-            <w:proofErr w:type="spellEnd"/>
-            <w:r>
-              <w:t>`</w:t>
+              <w:t>нованием. Наследует `ShapeBase`</w:t>
             </w:r>
             <w:commentRangeEnd w:id="11"/>
             <w:r>
@@ -6559,13 +6162,8 @@
               <w:pStyle w:val="aff7"/>
             </w:pPr>
             <w:r>
-              <w:t>- _</w:t>
-            </w:r>
-            <w:proofErr w:type="spellStart"/>
-            <w:r>
-              <w:t>length</w:t>
-            </w:r>
-            <w:proofErr w:type="spellEnd"/>
+              <w:t>- _length</w:t>
+            </w:r>
           </w:p>
         </w:tc>
         <w:tc>
@@ -6577,11 +6175,9 @@
             <w:pPr>
               <w:pStyle w:val="aff7"/>
             </w:pPr>
-            <w:proofErr w:type="spellStart"/>
             <w:r>
               <w:t>double</w:t>
             </w:r>
-            <w:proofErr w:type="spellEnd"/>
           </w:p>
         </w:tc>
         <w:tc>
@@ -6613,13 +6209,8 @@
               <w:pStyle w:val="aff7"/>
             </w:pPr>
             <w:r>
-              <w:t>- _</w:t>
-            </w:r>
-            <w:proofErr w:type="spellStart"/>
-            <w:r>
-              <w:t>width</w:t>
-            </w:r>
-            <w:proofErr w:type="spellEnd"/>
+              <w:t>- _width</w:t>
+            </w:r>
           </w:p>
         </w:tc>
         <w:tc>
@@ -6631,11 +6222,9 @@
             <w:pPr>
               <w:pStyle w:val="aff7"/>
             </w:pPr>
-            <w:proofErr w:type="spellStart"/>
             <w:r>
               <w:t>double</w:t>
             </w:r>
-            <w:proofErr w:type="spellEnd"/>
           </w:p>
         </w:tc>
         <w:tc>
@@ -6667,13 +6256,8 @@
               <w:pStyle w:val="aff7"/>
             </w:pPr>
             <w:r>
-              <w:t>- _</w:t>
-            </w:r>
-            <w:proofErr w:type="spellStart"/>
-            <w:r>
-              <w:t>height</w:t>
-            </w:r>
-            <w:proofErr w:type="spellEnd"/>
+              <w:t>- _height</w:t>
+            </w:r>
           </w:p>
         </w:tc>
         <w:tc>
@@ -6685,11 +6269,9 @@
             <w:pPr>
               <w:pStyle w:val="aff7"/>
             </w:pPr>
-            <w:proofErr w:type="spellStart"/>
             <w:r>
               <w:t>double</w:t>
             </w:r>
-            <w:proofErr w:type="spellEnd"/>
           </w:p>
         </w:tc>
         <w:tc>
@@ -6740,15 +6322,7 @@
               <w:pStyle w:val="aff7"/>
             </w:pPr>
             <w:r>
-              <w:t xml:space="preserve">+ </w:t>
-            </w:r>
-            <w:proofErr w:type="spellStart"/>
-            <w:r>
-              <w:t>override</w:t>
-            </w:r>
-            <w:proofErr w:type="spellEnd"/>
-            <w:r>
-              <w:t xml:space="preserve"> Name</w:t>
+              <w:t>+ override Name</w:t>
             </w:r>
           </w:p>
         </w:tc>
@@ -6761,11 +6335,9 @@
             <w:pPr>
               <w:pStyle w:val="aff7"/>
             </w:pPr>
-            <w:proofErr w:type="spellStart"/>
             <w:r>
               <w:t>string</w:t>
             </w:r>
-            <w:proofErr w:type="spellEnd"/>
           </w:p>
         </w:tc>
         <w:tc>
@@ -6797,21 +6369,8 @@
               <w:pStyle w:val="aff7"/>
             </w:pPr>
             <w:r>
-              <w:t xml:space="preserve">+ </w:t>
-            </w:r>
-            <w:proofErr w:type="spellStart"/>
-            <w:r>
-              <w:t>override</w:t>
-            </w:r>
-            <w:proofErr w:type="spellEnd"/>
-            <w:r>
-              <w:t xml:space="preserve"> </w:t>
-            </w:r>
-            <w:proofErr w:type="spellStart"/>
-            <w:r>
-              <w:t>Length</w:t>
-            </w:r>
-            <w:proofErr w:type="spellEnd"/>
+              <w:t>+ override Length</w:t>
+            </w:r>
           </w:p>
         </w:tc>
         <w:tc>
@@ -6823,11 +6382,9 @@
             <w:pPr>
               <w:pStyle w:val="aff7"/>
             </w:pPr>
-            <w:proofErr w:type="spellStart"/>
             <w:r>
               <w:t>double</w:t>
             </w:r>
-            <w:proofErr w:type="spellEnd"/>
           </w:p>
         </w:tc>
         <w:tc>
@@ -6840,15 +6397,7 @@
               <w:pStyle w:val="aff7"/>
             </w:pPr>
             <w:r>
-              <w:t>Возвращает значение поля `_</w:t>
-            </w:r>
-            <w:proofErr w:type="spellStart"/>
-            <w:r>
-              <w:t>length</w:t>
-            </w:r>
-            <w:proofErr w:type="spellEnd"/>
-            <w:r>
-              <w:t>`.</w:t>
+              <w:t>Возвращает значение поля `_length`.</w:t>
             </w:r>
           </w:p>
         </w:tc>
@@ -6867,21 +6416,8 @@
               <w:pStyle w:val="aff7"/>
             </w:pPr>
             <w:r>
-              <w:t xml:space="preserve">+ </w:t>
-            </w:r>
-            <w:proofErr w:type="spellStart"/>
-            <w:r>
-              <w:t>override</w:t>
-            </w:r>
-            <w:proofErr w:type="spellEnd"/>
-            <w:r>
-              <w:t xml:space="preserve"> </w:t>
-            </w:r>
-            <w:proofErr w:type="spellStart"/>
-            <w:r>
-              <w:t>Width</w:t>
-            </w:r>
-            <w:proofErr w:type="spellEnd"/>
+              <w:t>+ override Width</w:t>
+            </w:r>
           </w:p>
         </w:tc>
         <w:tc>
@@ -6893,11 +6429,9 @@
             <w:pPr>
               <w:pStyle w:val="aff7"/>
             </w:pPr>
-            <w:proofErr w:type="spellStart"/>
             <w:r>
               <w:t>double</w:t>
             </w:r>
-            <w:proofErr w:type="spellEnd"/>
           </w:p>
         </w:tc>
         <w:tc>
@@ -6910,15 +6444,7 @@
               <w:pStyle w:val="aff7"/>
             </w:pPr>
             <w:r>
-              <w:t>Возвращает значение поля `_</w:t>
-            </w:r>
-            <w:proofErr w:type="spellStart"/>
-            <w:r>
-              <w:t>width</w:t>
-            </w:r>
-            <w:proofErr w:type="spellEnd"/>
-            <w:r>
-              <w:t>`.</w:t>
+              <w:t>Возвращает значение поля `_width`.</w:t>
             </w:r>
           </w:p>
         </w:tc>
@@ -6938,21 +6464,8 @@
             </w:pPr>
             <w:r>
               <w:lastRenderedPageBreak/>
-              <w:t xml:space="preserve">+ </w:t>
-            </w:r>
-            <w:proofErr w:type="spellStart"/>
-            <w:r>
-              <w:t>override</w:t>
-            </w:r>
-            <w:proofErr w:type="spellEnd"/>
-            <w:r>
-              <w:t xml:space="preserve"> </w:t>
-            </w:r>
-            <w:proofErr w:type="spellStart"/>
-            <w:r>
-              <w:t>Height</w:t>
-            </w:r>
-            <w:proofErr w:type="spellEnd"/>
+              <w:t>+ override Height</w:t>
+            </w:r>
           </w:p>
         </w:tc>
         <w:tc>
@@ -6964,11 +6477,9 @@
             <w:pPr>
               <w:pStyle w:val="aff7"/>
             </w:pPr>
-            <w:proofErr w:type="spellStart"/>
             <w:r>
               <w:t>double</w:t>
             </w:r>
-            <w:proofErr w:type="spellEnd"/>
           </w:p>
         </w:tc>
         <w:tc>
@@ -6981,15 +6492,7 @@
               <w:pStyle w:val="aff7"/>
             </w:pPr>
             <w:r>
-              <w:t>Возвращает значение поля `_</w:t>
-            </w:r>
-            <w:proofErr w:type="spellStart"/>
-            <w:r>
-              <w:t>height</w:t>
-            </w:r>
-            <w:proofErr w:type="spellEnd"/>
-            <w:r>
-              <w:t>`.</w:t>
+              <w:t>Возвращает значение поля `_height`.</w:t>
             </w:r>
           </w:p>
         </w:tc>
@@ -7008,21 +6511,8 @@
               <w:pStyle w:val="aff7"/>
             </w:pPr>
             <w:r>
-              <w:t xml:space="preserve">+ </w:t>
-            </w:r>
-            <w:proofErr w:type="spellStart"/>
-            <w:r>
-              <w:t>override</w:t>
-            </w:r>
-            <w:proofErr w:type="spellEnd"/>
-            <w:r>
-              <w:t xml:space="preserve"> </w:t>
-            </w:r>
-            <w:proofErr w:type="spellStart"/>
-            <w:r>
-              <w:t>Parameters</w:t>
-            </w:r>
-            <w:proofErr w:type="spellEnd"/>
+              <w:t>+ override Parameters</w:t>
+            </w:r>
           </w:p>
         </w:tc>
         <w:tc>
@@ -7034,11 +6524,9 @@
             <w:pPr>
               <w:pStyle w:val="aff7"/>
             </w:pPr>
-            <w:proofErr w:type="spellStart"/>
             <w:r>
               <w:t>string</w:t>
             </w:r>
-            <w:proofErr w:type="spellEnd"/>
           </w:p>
         </w:tc>
         <w:tc>
@@ -7090,23 +6578,7 @@
               <w:pStyle w:val="aff7"/>
             </w:pPr>
             <w:r>
-              <w:t xml:space="preserve">+ </w:t>
-            </w:r>
-            <w:proofErr w:type="spellStart"/>
-            <w:r>
-              <w:t>override</w:t>
-            </w:r>
-            <w:proofErr w:type="spellEnd"/>
-            <w:r>
-              <w:t xml:space="preserve"> </w:t>
-            </w:r>
-            <w:proofErr w:type="spellStart"/>
-            <w:r>
-              <w:t>CalculateVolume</w:t>
-            </w:r>
-            <w:proofErr w:type="spellEnd"/>
-            <w:r>
-              <w:t>()</w:t>
+              <w:t>+ override CalculateVolume()</w:t>
             </w:r>
           </w:p>
         </w:tc>
@@ -7119,11 +6591,9 @@
             <w:pPr>
               <w:pStyle w:val="aff7"/>
             </w:pPr>
-            <w:proofErr w:type="spellStart"/>
             <w:r>
               <w:t>double</w:t>
             </w:r>
-            <w:proofErr w:type="spellEnd"/>
           </w:p>
         </w:tc>
         <w:tc>
@@ -7155,23 +6625,7 @@
               <w:pStyle w:val="aff7"/>
             </w:pPr>
             <w:r>
-              <w:t xml:space="preserve">+ </w:t>
-            </w:r>
-            <w:proofErr w:type="spellStart"/>
-            <w:r>
-              <w:t>override</w:t>
-            </w:r>
-            <w:proofErr w:type="spellEnd"/>
-            <w:r>
-              <w:t xml:space="preserve"> </w:t>
-            </w:r>
-            <w:proofErr w:type="spellStart"/>
-            <w:r>
-              <w:t>GetInfo</w:t>
-            </w:r>
-            <w:proofErr w:type="spellEnd"/>
-            <w:r>
-              <w:t>()</w:t>
+              <w:t>+ override GetInfo()</w:t>
             </w:r>
           </w:p>
         </w:tc>
@@ -7184,11 +6638,9 @@
             <w:pPr>
               <w:pStyle w:val="aff7"/>
             </w:pPr>
-            <w:proofErr w:type="spellStart"/>
             <w:r>
               <w:t>string</w:t>
             </w:r>
-            <w:proofErr w:type="spellEnd"/>
           </w:p>
         </w:tc>
         <w:tc>
@@ -7217,11 +6669,9 @@
       <w:r>
         <w:t xml:space="preserve">Таблица 5 – Описание класса </w:t>
       </w:r>
-      <w:proofErr w:type="spellStart"/>
       <w:r>
         <w:t>Parallelepiped</w:t>
       </w:r>
-      <w:proofErr w:type="spellEnd"/>
     </w:p>
     <w:tbl>
       <w:tblPr>
@@ -7312,15 +6762,7 @@
               <w:pStyle w:val="aff7"/>
             </w:pPr>
             <w:r>
-              <w:t>Класс, представляющий прямоугольный параллелепипед. Наследует `</w:t>
-            </w:r>
-            <w:proofErr w:type="spellStart"/>
-            <w:r>
-              <w:t>ShapeBase</w:t>
-            </w:r>
-            <w:proofErr w:type="spellEnd"/>
-            <w:r>
-              <w:t>`</w:t>
+              <w:t>Класс, представляющий прямоугольный параллелепипед. Наследует `ShapeBase`</w:t>
             </w:r>
           </w:p>
         </w:tc>
@@ -7358,13 +6800,8 @@
               <w:pStyle w:val="aff7"/>
             </w:pPr>
             <w:r>
-              <w:t>- _</w:t>
-            </w:r>
-            <w:proofErr w:type="spellStart"/>
-            <w:r>
-              <w:t>length</w:t>
-            </w:r>
-            <w:proofErr w:type="spellEnd"/>
+              <w:t>- _length</w:t>
+            </w:r>
           </w:p>
         </w:tc>
         <w:tc>
@@ -7376,11 +6813,9 @@
             <w:pPr>
               <w:pStyle w:val="aff7"/>
             </w:pPr>
-            <w:proofErr w:type="spellStart"/>
             <w:r>
               <w:t>double</w:t>
             </w:r>
-            <w:proofErr w:type="spellEnd"/>
           </w:p>
         </w:tc>
         <w:tc>
@@ -7412,13 +6847,8 @@
               <w:pStyle w:val="aff7"/>
             </w:pPr>
             <w:r>
-              <w:t>- _</w:t>
-            </w:r>
-            <w:proofErr w:type="spellStart"/>
-            <w:r>
-              <w:t>width</w:t>
-            </w:r>
-            <w:proofErr w:type="spellEnd"/>
+              <w:t>- _width</w:t>
+            </w:r>
           </w:p>
         </w:tc>
         <w:tc>
@@ -7430,11 +6860,9 @@
             <w:pPr>
               <w:pStyle w:val="aff7"/>
             </w:pPr>
-            <w:proofErr w:type="spellStart"/>
             <w:r>
               <w:t>double</w:t>
             </w:r>
-            <w:proofErr w:type="spellEnd"/>
           </w:p>
         </w:tc>
         <w:tc>
@@ -7469,13 +6897,8 @@
               <w:pStyle w:val="aff7"/>
             </w:pPr>
             <w:r>
-              <w:t>- _</w:t>
-            </w:r>
-            <w:proofErr w:type="spellStart"/>
-            <w:r>
-              <w:t>height</w:t>
-            </w:r>
-            <w:proofErr w:type="spellEnd"/>
+              <w:t>- _height</w:t>
+            </w:r>
           </w:p>
         </w:tc>
         <w:tc>
@@ -7487,11 +6910,9 @@
             <w:pPr>
               <w:pStyle w:val="aff7"/>
             </w:pPr>
-            <w:proofErr w:type="spellStart"/>
             <w:r>
               <w:t>double</w:t>
             </w:r>
-            <w:proofErr w:type="spellEnd"/>
           </w:p>
         </w:tc>
         <w:tc>
@@ -7548,15 +6969,7 @@
               <w:pStyle w:val="aff7"/>
             </w:pPr>
             <w:r>
-              <w:t xml:space="preserve">+ </w:t>
-            </w:r>
-            <w:proofErr w:type="spellStart"/>
-            <w:r>
-              <w:t>override</w:t>
-            </w:r>
-            <w:proofErr w:type="spellEnd"/>
-            <w:r>
-              <w:t xml:space="preserve"> Name</w:t>
+              <w:t>+ override Name</w:t>
             </w:r>
           </w:p>
         </w:tc>
@@ -7569,11 +6982,9 @@
             <w:pPr>
               <w:pStyle w:val="aff7"/>
             </w:pPr>
-            <w:proofErr w:type="spellStart"/>
             <w:r>
               <w:t>string</w:t>
             </w:r>
-            <w:proofErr w:type="spellEnd"/>
           </w:p>
         </w:tc>
         <w:tc>
@@ -7608,21 +7019,8 @@
               <w:pStyle w:val="aff7"/>
             </w:pPr>
             <w:r>
-              <w:t xml:space="preserve">+ </w:t>
-            </w:r>
-            <w:proofErr w:type="spellStart"/>
-            <w:r>
-              <w:t>override</w:t>
-            </w:r>
-            <w:proofErr w:type="spellEnd"/>
-            <w:r>
-              <w:t xml:space="preserve"> </w:t>
-            </w:r>
-            <w:proofErr w:type="spellStart"/>
-            <w:r>
-              <w:t>Length</w:t>
-            </w:r>
-            <w:proofErr w:type="spellEnd"/>
+              <w:t>+ override Length</w:t>
+            </w:r>
           </w:p>
         </w:tc>
         <w:tc>
@@ -7634,11 +7032,9 @@
             <w:pPr>
               <w:pStyle w:val="aff7"/>
             </w:pPr>
-            <w:proofErr w:type="spellStart"/>
             <w:r>
               <w:t>double</w:t>
             </w:r>
-            <w:proofErr w:type="spellEnd"/>
           </w:p>
         </w:tc>
         <w:tc>
@@ -7654,15 +7050,7 @@
               <w:t>Воз</w:t>
             </w:r>
             <w:r>
-              <w:t>вращает значение поля `_</w:t>
-            </w:r>
-            <w:proofErr w:type="spellStart"/>
-            <w:r>
-              <w:t>length</w:t>
-            </w:r>
-            <w:proofErr w:type="spellEnd"/>
-            <w:r>
-              <w:t>`</w:t>
+              <w:t>вращает значение поля `_length`</w:t>
             </w:r>
           </w:p>
         </w:tc>
@@ -7681,21 +7069,8 @@
               <w:pStyle w:val="aff7"/>
             </w:pPr>
             <w:r>
-              <w:t xml:space="preserve">+ </w:t>
-            </w:r>
-            <w:proofErr w:type="spellStart"/>
-            <w:r>
-              <w:t>override</w:t>
-            </w:r>
-            <w:proofErr w:type="spellEnd"/>
-            <w:r>
-              <w:t xml:space="preserve"> </w:t>
-            </w:r>
-            <w:proofErr w:type="spellStart"/>
-            <w:r>
-              <w:t>Width</w:t>
-            </w:r>
-            <w:proofErr w:type="spellEnd"/>
+              <w:t>+ override Width</w:t>
+            </w:r>
           </w:p>
         </w:tc>
         <w:tc>
@@ -7707,11 +7082,9 @@
             <w:pPr>
               <w:pStyle w:val="aff7"/>
             </w:pPr>
-            <w:proofErr w:type="spellStart"/>
             <w:r>
               <w:t>double</w:t>
             </w:r>
-            <w:proofErr w:type="spellEnd"/>
           </w:p>
         </w:tc>
         <w:tc>
@@ -7724,18 +7097,10 @@
               <w:pStyle w:val="aff7"/>
             </w:pPr>
             <w:r>
-              <w:t>Возвращает значение поля `_</w:t>
-            </w:r>
-            <w:proofErr w:type="spellStart"/>
-            <w:r>
-              <w:t>widt</w:t>
-            </w:r>
-            <w:r>
-              <w:t>h</w:t>
-            </w:r>
-            <w:proofErr w:type="spellEnd"/>
-            <w:r>
-              <w:t>`</w:t>
+              <w:t>Возвращает значение поля `_widt</w:t>
+            </w:r>
+            <w:r>
+              <w:t>h`</w:t>
             </w:r>
           </w:p>
         </w:tc>
@@ -7754,21 +7119,8 @@
               <w:pStyle w:val="aff7"/>
             </w:pPr>
             <w:r>
-              <w:t xml:space="preserve">+ </w:t>
-            </w:r>
-            <w:proofErr w:type="spellStart"/>
-            <w:r>
-              <w:t>override</w:t>
-            </w:r>
-            <w:proofErr w:type="spellEnd"/>
-            <w:r>
-              <w:t xml:space="preserve"> </w:t>
-            </w:r>
-            <w:proofErr w:type="spellStart"/>
-            <w:r>
-              <w:t>Height</w:t>
-            </w:r>
-            <w:proofErr w:type="spellEnd"/>
+              <w:t>+ override Height</w:t>
+            </w:r>
           </w:p>
         </w:tc>
         <w:tc>
@@ -7780,11 +7132,9 @@
             <w:pPr>
               <w:pStyle w:val="aff7"/>
             </w:pPr>
-            <w:proofErr w:type="spellStart"/>
             <w:r>
               <w:t>double</w:t>
             </w:r>
-            <w:proofErr w:type="spellEnd"/>
           </w:p>
         </w:tc>
         <w:tc>
@@ -7800,15 +7150,7 @@
               <w:t>Воз</w:t>
             </w:r>
             <w:r>
-              <w:t>вращает значение поля `_</w:t>
-            </w:r>
-            <w:proofErr w:type="spellStart"/>
-            <w:r>
-              <w:t>height</w:t>
-            </w:r>
-            <w:proofErr w:type="spellEnd"/>
-            <w:r>
-              <w:t>`</w:t>
+              <w:t>вращает значение поля `_height`</w:t>
             </w:r>
           </w:p>
         </w:tc>
@@ -7828,21 +7170,8 @@
             </w:pPr>
             <w:r>
               <w:lastRenderedPageBreak/>
-              <w:t xml:space="preserve">+ </w:t>
-            </w:r>
-            <w:proofErr w:type="spellStart"/>
-            <w:r>
-              <w:t>override</w:t>
-            </w:r>
-            <w:proofErr w:type="spellEnd"/>
-            <w:r>
-              <w:t xml:space="preserve"> </w:t>
-            </w:r>
-            <w:proofErr w:type="spellStart"/>
-            <w:r>
-              <w:t>Parameters</w:t>
-            </w:r>
-            <w:proofErr w:type="spellEnd"/>
+              <w:t>+ override Parameters</w:t>
+            </w:r>
           </w:p>
         </w:tc>
         <w:tc>
@@ -7854,11 +7183,9 @@
             <w:pPr>
               <w:pStyle w:val="aff7"/>
             </w:pPr>
-            <w:proofErr w:type="spellStart"/>
             <w:r>
               <w:t>string</w:t>
             </w:r>
-            <w:proofErr w:type="spellEnd"/>
           </w:p>
         </w:tc>
         <w:tc>
@@ -7913,23 +7240,7 @@
               <w:pStyle w:val="aff7"/>
             </w:pPr>
             <w:r>
-              <w:t xml:space="preserve">+ </w:t>
-            </w:r>
-            <w:proofErr w:type="spellStart"/>
-            <w:r>
-              <w:t>override</w:t>
-            </w:r>
-            <w:proofErr w:type="spellEnd"/>
-            <w:r>
-              <w:t xml:space="preserve"> </w:t>
-            </w:r>
-            <w:proofErr w:type="spellStart"/>
-            <w:r>
-              <w:t>CalculateVolume</w:t>
-            </w:r>
-            <w:proofErr w:type="spellEnd"/>
-            <w:r>
-              <w:t>()</w:t>
+              <w:t>+ override CalculateVolume()</w:t>
             </w:r>
           </w:p>
         </w:tc>
@@ -7942,11 +7253,9 @@
             <w:pPr>
               <w:pStyle w:val="aff7"/>
             </w:pPr>
-            <w:proofErr w:type="spellStart"/>
             <w:r>
               <w:t>double</w:t>
             </w:r>
-            <w:proofErr w:type="spellEnd"/>
           </w:p>
         </w:tc>
         <w:tc>
@@ -7978,23 +7287,7 @@
               <w:pStyle w:val="aff7"/>
             </w:pPr>
             <w:r>
-              <w:t xml:space="preserve">+ </w:t>
-            </w:r>
-            <w:proofErr w:type="spellStart"/>
-            <w:r>
-              <w:t>override</w:t>
-            </w:r>
-            <w:proofErr w:type="spellEnd"/>
-            <w:r>
-              <w:t xml:space="preserve"> </w:t>
-            </w:r>
-            <w:proofErr w:type="spellStart"/>
-            <w:r>
-              <w:t>GetInfo</w:t>
-            </w:r>
-            <w:proofErr w:type="spellEnd"/>
-            <w:r>
-              <w:t>()</w:t>
+              <w:t>+ override GetInfo()</w:t>
             </w:r>
           </w:p>
         </w:tc>
@@ -8007,11 +7300,9 @@
             <w:pPr>
               <w:pStyle w:val="aff7"/>
             </w:pPr>
-            <w:proofErr w:type="spellStart"/>
             <w:r>
               <w:t>string</w:t>
             </w:r>
-            <w:proofErr w:type="spellEnd"/>
           </w:p>
         </w:tc>
         <w:tc>
@@ -8055,43 +7346,21 @@
         <w:rPr>
           <w:lang w:eastAsia="en-US"/>
         </w:rPr>
-        <w:t xml:space="preserve">Дерево ветвлений </w:t>
-      </w:r>
-      <w:proofErr w:type="spellStart"/>
-      <w:r>
-        <w:rPr>
-          <w:lang w:eastAsia="en-US"/>
-        </w:rPr>
-        <w:t>Git</w:t>
+        <w:t>Дерево ветвлений Git</w:t>
       </w:r>
       <w:bookmarkEnd w:id="12"/>
-      <w:proofErr w:type="spellEnd"/>
-    </w:p>
-    <w:p>
-      <w:pPr>
-        <w:rPr>
-          <w:lang w:eastAsia="en-US"/>
-        </w:rPr>
-      </w:pPr>
-      <w:r>
-        <w:rPr>
-          <w:lang w:eastAsia="en-US"/>
-        </w:rPr>
-        <w:t xml:space="preserve">На рисунке 3 представлено дерево ветвлений </w:t>
-      </w:r>
-      <w:proofErr w:type="spellStart"/>
-      <w:r>
-        <w:rPr>
-          <w:lang w:eastAsia="en-US"/>
-        </w:rPr>
-        <w:t>Git</w:t>
-      </w:r>
-      <w:proofErr w:type="spellEnd"/>
-      <w:r>
-        <w:rPr>
-          <w:lang w:eastAsia="en-US"/>
-        </w:rPr>
-        <w:t>, полученное по окончании работы с проектом.</w:t>
+    </w:p>
+    <w:p>
+      <w:pPr>
+        <w:rPr>
+          <w:lang w:eastAsia="en-US"/>
+        </w:rPr>
+      </w:pPr>
+      <w:r>
+        <w:rPr>
+          <w:lang w:eastAsia="en-US"/>
+        </w:rPr>
+        <w:t>На рисунке 3 представлено дерево ветвлений Git, полученное по окончании работы с проектом.</w:t>
       </w:r>
     </w:p>
     <w:p>
@@ -10451,7 +9720,6 @@
         </w:rPr>
         <w:t xml:space="preserve">Разработчик: студент гр. О-5КМ41 </w:t>
       </w:r>
-      <w:proofErr w:type="spellStart"/>
       <w:r>
         <w:rPr>
           <w:rFonts w:eastAsia="Calibri"/>
@@ -10459,57 +9727,27 @@
           <w:szCs w:val="28"/>
           <w:lang w:eastAsia="en-US"/>
         </w:rPr>
-        <w:t>Склярук</w:t>
-      </w:r>
-      <w:proofErr w:type="spellEnd"/>
-      <w:r>
+        <w:t>Склярук А.Д.</w:t>
+      </w:r>
+    </w:p>
+    <w:p>
+      <w:pPr>
+        <w:ind w:firstLine="0"/>
         <w:rPr>
           <w:rFonts w:eastAsia="Calibri"/>
           <w:iCs/>
           <w:szCs w:val="28"/>
           <w:lang w:eastAsia="en-US"/>
         </w:rPr>
-        <w:t xml:space="preserve"> А.Д.</w:t>
-      </w:r>
-    </w:p>
-    <w:p>
-      <w:pPr>
-        <w:ind w:firstLine="0"/>
+      </w:pPr>
+      <w:r>
         <w:rPr>
           <w:rFonts w:eastAsia="Calibri"/>
           <w:iCs/>
           <w:szCs w:val="28"/>
           <w:lang w:eastAsia="en-US"/>
         </w:rPr>
-      </w:pPr>
-      <w:r>
-        <w:rPr>
-          <w:rFonts w:eastAsia="Calibri"/>
-          <w:iCs/>
-          <w:szCs w:val="28"/>
-          <w:lang w:eastAsia="en-US"/>
-        </w:rPr>
-        <w:t xml:space="preserve">Заказчик: к.т.н., доцент </w:t>
-      </w:r>
-      <w:proofErr w:type="spellStart"/>
-      <w:r>
-        <w:rPr>
-          <w:rFonts w:eastAsia="Calibri"/>
-          <w:iCs/>
-          <w:szCs w:val="28"/>
-          <w:lang w:eastAsia="en-US"/>
-        </w:rPr>
-        <w:t>Калентьев</w:t>
-      </w:r>
-      <w:proofErr w:type="spellEnd"/>
-      <w:r>
-        <w:rPr>
-          <w:rFonts w:eastAsia="Calibri"/>
-          <w:iCs/>
-          <w:szCs w:val="28"/>
-          <w:lang w:eastAsia="en-US"/>
-        </w:rPr>
-        <w:t xml:space="preserve"> А.А.</w:t>
+        <w:t>Заказчик: к.т.н., доцент Калентьев А.А.</w:t>
       </w:r>
     </w:p>
     <w:p>
@@ -10837,21 +10075,7 @@
         <w:rPr>
           <w:rFonts w:eastAsia="Calibri"/>
         </w:rPr>
-        <w:t xml:space="preserve">, доцент </w:t>
-      </w:r>
-      <w:proofErr w:type="spellStart"/>
-      <w:r>
-        <w:rPr>
-          <w:rFonts w:eastAsia="Calibri"/>
-        </w:rPr>
-        <w:t>Калентьев</w:t>
-      </w:r>
-      <w:proofErr w:type="spellEnd"/>
-      <w:r>
-        <w:rPr>
-          <w:rFonts w:eastAsia="Calibri"/>
-        </w:rPr>
-        <w:t xml:space="preserve"> А. А.</w:t>
+        <w:t>, доцент Калентьев А. А.</w:t>
       </w:r>
     </w:p>
     <w:p>
@@ -10890,19 +10114,11 @@
         </w:rPr>
         <w:t xml:space="preserve">1 НИ ТПУ </w:t>
       </w:r>
-      <w:proofErr w:type="spellStart"/>
-      <w:r>
-        <w:rPr>
-          <w:rFonts w:eastAsia="Calibri"/>
-        </w:rPr>
-        <w:t>Склярук</w:t>
-      </w:r>
-      <w:proofErr w:type="spellEnd"/>
-      <w:r>
-        <w:rPr>
-          <w:rFonts w:eastAsia="Calibri"/>
-        </w:rPr>
-        <w:t xml:space="preserve"> А.Д.</w:t>
+      <w:r>
+        <w:rPr>
+          <w:rFonts w:eastAsia="Calibri"/>
+        </w:rPr>
+        <w:t>Склярук А.Д.</w:t>
       </w:r>
     </w:p>
     <w:p>
@@ -11627,19 +10843,11 @@
         </w:rPr>
         <w:t>*.</w:t>
       </w:r>
-      <w:proofErr w:type="spellStart"/>
-      <w:r>
-        <w:rPr>
-          <w:rFonts w:eastAsia="Calibri"/>
-        </w:rPr>
-        <w:t>shapes</w:t>
-      </w:r>
-      <w:proofErr w:type="spellEnd"/>
-      <w:r>
-        <w:rPr>
-          <w:rFonts w:eastAsia="Calibri"/>
-        </w:rPr>
-        <w:t>.</w:t>
+      <w:r>
+        <w:rPr>
+          <w:rFonts w:eastAsia="Calibri"/>
+        </w:rPr>
+        <w:t>shapes.</w:t>
       </w:r>
       <w:commentRangeEnd w:id="47"/>
       <w:r>
@@ -11714,86 +10922,87 @@
           <w:rFonts w:eastAsia="Calibri"/>
           <w:lang w:val="en-US"/>
         </w:rPr>
-        <w:t>&lt;</w:t>
-      </w:r>
-      <w:proofErr w:type="spellStart"/>
-      <w:r>
+        <w:t>&lt;ArrayOfShapeData xmlns:xsi="http://www.w3.org/2001/XMLSchema-instance" xmlns:xsd="http://www.w3.org/2001/XMLSchema"&gt;</w:t>
+      </w:r>
+    </w:p>
+    <w:p>
+      <w:pPr>
         <w:rPr>
           <w:rFonts w:eastAsia="Calibri"/>
           <w:lang w:val="en-US"/>
         </w:rPr>
-        <w:t>ArrayOfShapeData</w:t>
-      </w:r>
-      <w:proofErr w:type="spellEnd"/>
+      </w:pPr>
       <w:r>
         <w:rPr>
           <w:rFonts w:eastAsia="Calibri"/>
           <w:lang w:val="en-US"/>
         </w:rPr>
-        <w:t xml:space="preserve"> </w:t>
-      </w:r>
-      <w:proofErr w:type="spellStart"/>
-      <w:r>
+        <w:t>  &lt;ShapeData&gt;</w:t>
+      </w:r>
+    </w:p>
+    <w:p>
+      <w:pPr>
         <w:rPr>
           <w:rFonts w:eastAsia="Calibri"/>
           <w:lang w:val="en-US"/>
         </w:rPr>
-        <w:t>xmlns:xsi</w:t>
-      </w:r>
-      <w:proofErr w:type="spellEnd"/>
+      </w:pPr>
       <w:r>
         <w:rPr>
           <w:rFonts w:eastAsia="Calibri"/>
           <w:lang w:val="en-US"/>
         </w:rPr>
-        <w:t xml:space="preserve">="http://www.w3.org/2001/XMLSchema-instance" </w:t>
-      </w:r>
-      <w:proofErr w:type="spellStart"/>
+        <w:t>    &lt;ShapeType&gt;</w:t>
+      </w:r>
+      <w:r>
+        <w:rPr>
+          <w:rFonts w:eastAsia="Calibri"/>
+        </w:rPr>
+        <w:t>Шар</w:t>
+      </w:r>
       <w:r>
         <w:rPr>
           <w:rFonts w:eastAsia="Calibri"/>
           <w:lang w:val="en-US"/>
         </w:rPr>
-        <w:t>xmlns:xsd</w:t>
-      </w:r>
-      <w:proofErr w:type="spellEnd"/>
-      <w:r>
+        <w:t>&lt;/ShapeType&gt;</w:t>
+      </w:r>
+    </w:p>
+    <w:p>
+      <w:pPr>
         <w:rPr>
           <w:rFonts w:eastAsia="Calibri"/>
           <w:lang w:val="en-US"/>
         </w:rPr>
-        <w:t>="http://www.w3.org/2001/XMLSchema"&gt;</w:t>
-      </w:r>
-    </w:p>
-    <w:p>
-      <w:pPr>
+      </w:pPr>
+      <w:r>
         <w:rPr>
           <w:rFonts w:eastAsia="Calibri"/>
           <w:lang w:val="en-US"/>
         </w:rPr>
-      </w:pPr>
-      <w:r>
+        <w:t>    &lt;Radius&gt;&lt;/Radius&gt;</w:t>
+      </w:r>
+    </w:p>
+    <w:p>
+      <w:pPr>
         <w:rPr>
           <w:rFonts w:eastAsia="Calibri"/>
           <w:lang w:val="en-US"/>
         </w:rPr>
-        <w:t>  &lt;</w:t>
-      </w:r>
-      <w:proofErr w:type="spellStart"/>
+      </w:pPr>
       <w:r>
         <w:rPr>
           <w:rFonts w:eastAsia="Calibri"/>
           <w:lang w:val="en-US"/>
         </w:rPr>
-        <w:t>ShapeData</w:t>
-      </w:r>
-      <w:proofErr w:type="spellEnd"/>
+        <w:t xml:space="preserve">  </w:t>
+      </w:r>
       <w:r>
         <w:rPr>
           <w:rFonts w:eastAsia="Calibri"/>
           <w:lang w:val="en-US"/>
         </w:rPr>
-        <w:t>&gt;</w:t>
+        <w:t>&lt;/ShapeData&gt;</w:t>
       </w:r>
     </w:p>
     <w:p>
@@ -11808,52 +11017,50 @@
           <w:rFonts w:eastAsia="Calibri"/>
           <w:lang w:val="en-US"/>
         </w:rPr>
-        <w:t>    &lt;</w:t>
-      </w:r>
-      <w:proofErr w:type="spellStart"/>
-      <w:r>
+        <w:t>  &lt;ShapeData&gt;</w:t>
+      </w:r>
+    </w:p>
+    <w:p>
+      <w:pPr>
         <w:rPr>
           <w:rFonts w:eastAsia="Calibri"/>
           <w:lang w:val="en-US"/>
         </w:rPr>
-        <w:t>ShapeType</w:t>
-      </w:r>
-      <w:proofErr w:type="spellEnd"/>
+      </w:pPr>
       <w:r>
         <w:rPr>
           <w:rFonts w:eastAsia="Calibri"/>
           <w:lang w:val="en-US"/>
         </w:rPr>
-        <w:t>&gt;</w:t>
-      </w:r>
-      <w:r>
-        <w:rPr>
-          <w:rFonts w:eastAsia="Calibri"/>
-        </w:rPr>
-        <w:t>Шар</w:t>
+        <w:t>    &lt;ShapeType&gt;</w:t>
+      </w:r>
+      <w:r>
+        <w:rPr>
+          <w:rFonts w:eastAsia="Calibri"/>
+        </w:rPr>
+        <w:t>Пирамида</w:t>
       </w:r>
       <w:r>
         <w:rPr>
           <w:rFonts w:eastAsia="Calibri"/>
           <w:lang w:val="en-US"/>
         </w:rPr>
-        <w:t>&lt;/</w:t>
-      </w:r>
-      <w:proofErr w:type="spellStart"/>
-      <w:r>
+        <w:t>&lt;/ShapeType&gt;</w:t>
+      </w:r>
+    </w:p>
+    <w:p>
+      <w:pPr>
         <w:rPr>
           <w:rFonts w:eastAsia="Calibri"/>
           <w:lang w:val="en-US"/>
         </w:rPr>
-        <w:t>ShapeType</w:t>
-      </w:r>
-      <w:proofErr w:type="spellEnd"/>
+      </w:pPr>
       <w:r>
         <w:rPr>
           <w:rFonts w:eastAsia="Calibri"/>
           <w:lang w:val="en-US"/>
         </w:rPr>
-        <w:t>&gt;</w:t>
+        <w:t>    &lt;Length&gt;&lt;/Length&gt;</w:t>
       </w:r>
     </w:p>
     <w:p>
@@ -11868,7 +11075,7 @@
           <w:rFonts w:eastAsia="Calibri"/>
           <w:lang w:val="en-US"/>
         </w:rPr>
-        <w:t>    &lt;Radius&gt;5.0&lt;/Radius&gt;</w:t>
+        <w:t>    &lt;Width&gt;&lt;/Width&gt;</w:t>
       </w:r>
     </w:p>
     <w:p>
@@ -11883,61 +11090,65 @@
           <w:rFonts w:eastAsia="Calibri"/>
           <w:lang w:val="en-US"/>
         </w:rPr>
-        <w:t xml:space="preserve">  </w:t>
-      </w:r>
-      <w:r>
+        <w:t>    &lt;Height&gt;&lt;/Height&gt;</w:t>
+      </w:r>
+    </w:p>
+    <w:p>
+      <w:pPr>
         <w:rPr>
           <w:rFonts w:eastAsia="Calibri"/>
           <w:lang w:val="en-US"/>
         </w:rPr>
-        <w:t>&lt;/</w:t>
-      </w:r>
-      <w:proofErr w:type="spellStart"/>
+      </w:pPr>
       <w:r>
         <w:rPr>
           <w:rFonts w:eastAsia="Calibri"/>
           <w:lang w:val="en-US"/>
         </w:rPr>
-        <w:t>ShapeData</w:t>
-      </w:r>
-      <w:proofErr w:type="spellEnd"/>
-      <w:r>
+        <w:t>  &lt;/ShapeData&gt;</w:t>
+      </w:r>
+    </w:p>
+    <w:p>
+      <w:pPr>
         <w:rPr>
           <w:rFonts w:eastAsia="Calibri"/>
           <w:lang w:val="en-US"/>
         </w:rPr>
-        <w:t>&gt;</w:t>
-      </w:r>
-    </w:p>
-    <w:p>
-      <w:pPr>
+      </w:pPr>
+      <w:r>
         <w:rPr>
           <w:rFonts w:eastAsia="Calibri"/>
           <w:lang w:val="en-US"/>
         </w:rPr>
-      </w:pPr>
-      <w:r>
+        <w:t>  &lt;ShapeData&gt;</w:t>
+      </w:r>
+    </w:p>
+    <w:p>
+      <w:pPr>
         <w:rPr>
           <w:rFonts w:eastAsia="Calibri"/>
           <w:lang w:val="en-US"/>
         </w:rPr>
-        <w:t>  &lt;</w:t>
-      </w:r>
-      <w:proofErr w:type="spellStart"/>
+      </w:pPr>
       <w:r>
         <w:rPr>
           <w:rFonts w:eastAsia="Calibri"/>
           <w:lang w:val="en-US"/>
         </w:rPr>
-        <w:t>ShapeData</w:t>
-      </w:r>
-      <w:proofErr w:type="spellEnd"/>
+        <w:t>    &lt;ShapeType&gt;</w:t>
+      </w:r>
+      <w:r>
+        <w:rPr>
+          <w:rFonts w:eastAsia="Calibri"/>
+        </w:rPr>
+        <w:t>Параллелепипед</w:t>
+      </w:r>
       <w:r>
         <w:rPr>
           <w:rFonts w:eastAsia="Calibri"/>
           <w:lang w:val="en-US"/>
         </w:rPr>
-        <w:t>&gt;</w:t>
+        <w:t>&lt;/ShapeType&gt;</w:t>
       </w:r>
     </w:p>
     <w:p>
@@ -11952,291 +11163,66 @@
           <w:rFonts w:eastAsia="Calibri"/>
           <w:lang w:val="en-US"/>
         </w:rPr>
-        <w:t>    &lt;ShapeType&gt;</w:t>
-      </w:r>
-      <w:r>
-        <w:rPr>
-          <w:rFonts w:eastAsia="Calibri"/>
-        </w:rPr>
-        <w:t>Пирамида</w:t>
-      </w:r>
-      <w:r>
+        <w:lastRenderedPageBreak/>
+        <w:t>    &lt;Length&gt;&lt;/Length&gt;</w:t>
+      </w:r>
+    </w:p>
+    <w:p>
+      <w:pPr>
         <w:rPr>
           <w:rFonts w:eastAsia="Calibri"/>
           <w:lang w:val="en-US"/>
         </w:rPr>
-        <w:t>&lt;/ShapeType&gt;</w:t>
-      </w:r>
-    </w:p>
-    <w:p>
-      <w:pPr>
+      </w:pPr>
+      <w:r>
         <w:rPr>
           <w:rFonts w:eastAsia="Calibri"/>
           <w:lang w:val="en-US"/>
         </w:rPr>
-      </w:pPr>
-      <w:r>
+        <w:t>    &lt;Width&gt;&lt;/Width&gt;</w:t>
+      </w:r>
+    </w:p>
+    <w:p>
+      <w:pPr>
         <w:rPr>
           <w:rFonts w:eastAsia="Calibri"/>
           <w:lang w:val="en-US"/>
         </w:rPr>
-        <w:t>    &lt;Length&gt;3.0&lt;/Length&gt;</w:t>
-      </w:r>
-    </w:p>
-    <w:p>
-      <w:pPr>
+      </w:pPr>
+      <w:r>
         <w:rPr>
           <w:rFonts w:eastAsia="Calibri"/>
           <w:lang w:val="en-US"/>
         </w:rPr>
-      </w:pPr>
-      <w:r>
+        <w:t>    &lt;Height&gt;&lt;/Height&gt;</w:t>
+      </w:r>
+    </w:p>
+    <w:p>
+      <w:pPr>
         <w:rPr>
           <w:rFonts w:eastAsia="Calibri"/>
           <w:lang w:val="en-US"/>
         </w:rPr>
-        <w:t>    &lt;Width&gt;4.0&lt;/Width&gt;</w:t>
-      </w:r>
-    </w:p>
-    <w:p>
-      <w:pPr>
+      </w:pPr>
+      <w:r>
         <w:rPr>
           <w:rFonts w:eastAsia="Calibri"/>
           <w:lang w:val="en-US"/>
         </w:rPr>
-      </w:pPr>
-      <w:r>
-        <w:rPr>
-          <w:rFonts w:eastAsia="Calibri"/>
-          <w:lang w:val="en-US"/>
-        </w:rPr>
-        <w:t>    &lt;Height&gt;6.0&lt;/Height&gt;</w:t>
-      </w:r>
-    </w:p>
-    <w:p>
-      <w:pPr>
-        <w:rPr>
-          <w:rFonts w:eastAsia="Calibri"/>
-          <w:lang w:val="en-US"/>
-        </w:rPr>
-      </w:pPr>
-      <w:r>
-        <w:rPr>
-          <w:rFonts w:eastAsia="Calibri"/>
-          <w:lang w:val="en-US"/>
-        </w:rPr>
-        <w:t>  &lt;/</w:t>
-      </w:r>
-      <w:proofErr w:type="spellStart"/>
-      <w:r>
-        <w:rPr>
-          <w:rFonts w:eastAsia="Calibri"/>
-          <w:lang w:val="en-US"/>
-        </w:rPr>
-        <w:t>ShapeData</w:t>
-      </w:r>
-      <w:proofErr w:type="spellEnd"/>
-      <w:r>
-        <w:rPr>
-          <w:rFonts w:eastAsia="Calibri"/>
-          <w:lang w:val="en-US"/>
-        </w:rPr>
-        <w:t>&gt;</w:t>
-      </w:r>
-    </w:p>
-    <w:p>
-      <w:pPr>
-        <w:rPr>
-          <w:rFonts w:eastAsia="Calibri"/>
-          <w:lang w:val="en-US"/>
-        </w:rPr>
-      </w:pPr>
-      <w:r>
-        <w:rPr>
-          <w:rFonts w:eastAsia="Calibri"/>
-          <w:lang w:val="en-US"/>
-        </w:rPr>
-        <w:t>  &lt;</w:t>
-      </w:r>
-      <w:proofErr w:type="spellStart"/>
-      <w:r>
-        <w:rPr>
-          <w:rFonts w:eastAsia="Calibri"/>
-          <w:lang w:val="en-US"/>
-        </w:rPr>
-        <w:t>ShapeData</w:t>
-      </w:r>
-      <w:proofErr w:type="spellEnd"/>
-      <w:r>
-        <w:rPr>
-          <w:rFonts w:eastAsia="Calibri"/>
-          <w:lang w:val="en-US"/>
-        </w:rPr>
-        <w:t>&gt;</w:t>
-      </w:r>
-    </w:p>
-    <w:p>
-      <w:pPr>
-        <w:rPr>
-          <w:rFonts w:eastAsia="Calibri"/>
-          <w:lang w:val="en-US"/>
-        </w:rPr>
-      </w:pPr>
-      <w:r>
-        <w:rPr>
-          <w:rFonts w:eastAsia="Calibri"/>
-          <w:lang w:val="en-US"/>
-        </w:rPr>
-        <w:t>    &lt;</w:t>
-      </w:r>
-      <w:proofErr w:type="spellStart"/>
-      <w:r>
-        <w:rPr>
-          <w:rFonts w:eastAsia="Calibri"/>
-          <w:lang w:val="en-US"/>
-        </w:rPr>
-        <w:t>ShapeType</w:t>
-      </w:r>
-      <w:proofErr w:type="spellEnd"/>
-      <w:r>
-        <w:rPr>
-          <w:rFonts w:eastAsia="Calibri"/>
-          <w:lang w:val="en-US"/>
-        </w:rPr>
-        <w:t>&gt;</w:t>
-      </w:r>
-      <w:r>
-        <w:rPr>
-          <w:rFonts w:eastAsia="Calibri"/>
-        </w:rPr>
-        <w:t>Параллелепипед</w:t>
-      </w:r>
-      <w:r>
-        <w:rPr>
-          <w:rFonts w:eastAsia="Calibri"/>
-          <w:lang w:val="en-US"/>
-        </w:rPr>
-        <w:t>&lt;/</w:t>
-      </w:r>
-      <w:proofErr w:type="spellStart"/>
-      <w:r>
-        <w:rPr>
-          <w:rFonts w:eastAsia="Calibri"/>
-          <w:lang w:val="en-US"/>
-        </w:rPr>
-        <w:t>ShapeType</w:t>
-      </w:r>
-      <w:proofErr w:type="spellEnd"/>
-      <w:r>
-        <w:rPr>
-          <w:rFonts w:eastAsia="Calibri"/>
-          <w:lang w:val="en-US"/>
-        </w:rPr>
-        <w:t>&gt;</w:t>
-      </w:r>
-    </w:p>
-    <w:p>
-      <w:pPr>
-        <w:rPr>
-          <w:rFonts w:eastAsia="Calibri"/>
-          <w:lang w:val="en-US"/>
-        </w:rPr>
-      </w:pPr>
-      <w:r>
-        <w:rPr>
-          <w:rFonts w:eastAsia="Calibri"/>
-          <w:lang w:val="en-US"/>
-        </w:rPr>
-        <w:lastRenderedPageBreak/>
-        <w:t>    &lt;Length&gt;2.0&lt;/Length&gt;</w:t>
-      </w:r>
-    </w:p>
-    <w:p>
-      <w:pPr>
-        <w:rPr>
-          <w:rFonts w:eastAsia="Calibri"/>
-          <w:lang w:val="en-US"/>
-        </w:rPr>
-      </w:pPr>
-      <w:r>
-        <w:rPr>
-          <w:rFonts w:eastAsia="Calibri"/>
-          <w:lang w:val="en-US"/>
-        </w:rPr>
-        <w:t>    &lt;Width&gt;3.0&lt;/Width&gt;</w:t>
-      </w:r>
-    </w:p>
-    <w:p>
-      <w:pPr>
-        <w:rPr>
-          <w:rFonts w:eastAsia="Calibri"/>
-          <w:lang w:val="en-US"/>
-        </w:rPr>
-      </w:pPr>
-      <w:r>
-        <w:rPr>
-          <w:rFonts w:eastAsia="Calibri"/>
-          <w:lang w:val="en-US"/>
-        </w:rPr>
-        <w:t>    &lt;Height&gt;4.0&lt;/Height&gt;</w:t>
-      </w:r>
-    </w:p>
-    <w:p>
-      <w:pPr>
-        <w:rPr>
-          <w:rFonts w:eastAsia="Calibri"/>
-          <w:lang w:val="en-US"/>
-        </w:rPr>
-      </w:pPr>
-      <w:r>
-        <w:rPr>
-          <w:rFonts w:eastAsia="Calibri"/>
-          <w:lang w:val="en-US"/>
-        </w:rPr>
-        <w:t>  &lt;/</w:t>
-      </w:r>
-      <w:proofErr w:type="spellStart"/>
-      <w:r>
-        <w:rPr>
-          <w:rFonts w:eastAsia="Calibri"/>
-          <w:lang w:val="en-US"/>
-        </w:rPr>
-        <w:t>ShapeData</w:t>
-      </w:r>
-      <w:proofErr w:type="spellEnd"/>
-      <w:r>
-        <w:rPr>
-          <w:rFonts w:eastAsia="Calibri"/>
-          <w:lang w:val="en-US"/>
-        </w:rPr>
-        <w:t>&gt;</w:t>
-      </w:r>
-    </w:p>
-    <w:p>
-      <w:pPr>
-        <w:rPr>
-          <w:rFonts w:eastAsia="Calibri"/>
-        </w:rPr>
-      </w:pPr>
-      <w:r>
-        <w:rPr>
-          <w:rFonts w:eastAsia="Calibri"/>
-        </w:rPr>
-        <w:t>&lt;/</w:t>
-      </w:r>
-      <w:proofErr w:type="spellStart"/>
-      <w:r>
-        <w:rPr>
-          <w:rFonts w:eastAsia="Calibri"/>
-        </w:rPr>
-        <w:t>ArrayOfShapeData</w:t>
-      </w:r>
-      <w:proofErr w:type="spellEnd"/>
-      <w:r>
-        <w:rPr>
-          <w:rFonts w:eastAsia="Calibri"/>
-        </w:rPr>
-        <w:t>&gt;</w:t>
+        <w:t>  &lt;/ShapeData&gt;</w:t>
+      </w:r>
+    </w:p>
+    <w:p>
+      <w:pPr>
+        <w:rPr>
+          <w:rFonts w:eastAsia="Calibri"/>
+        </w:rPr>
+      </w:pPr>
+      <w:r>
+        <w:rPr>
+          <w:rFonts w:eastAsia="Calibri"/>
+        </w:rPr>
+        <w:t>&lt;/ArrayOfShapeData&gt;</w:t>
       </w:r>
     </w:p>
     <w:p>
@@ -13373,90 +12359,7 @@
           <w:rFonts w:eastAsia="Calibri"/>
         </w:rPr>
         <w:tab/>
-      </w:r>
-      <w:proofErr w:type="spellStart"/>
-      <w:r>
-        <w:rPr>
-          <w:rFonts w:eastAsia="Calibri"/>
-        </w:rPr>
-        <w:t>Калентьев</w:t>
-      </w:r>
-      <w:proofErr w:type="spellEnd"/>
-      <w:r>
-        <w:rPr>
-          <w:rFonts w:eastAsia="Calibri"/>
-        </w:rPr>
-        <w:t xml:space="preserve">, А. А. Новые технологии в </w:t>
-      </w:r>
-      <w:proofErr w:type="gramStart"/>
-      <w:r>
-        <w:rPr>
-          <w:rFonts w:eastAsia="Calibri"/>
-        </w:rPr>
-        <w:t>программировании :</w:t>
-      </w:r>
-      <w:proofErr w:type="gramEnd"/>
-      <w:r>
-        <w:rPr>
-          <w:rFonts w:eastAsia="Calibri"/>
-        </w:rPr>
-        <w:t xml:space="preserve"> учебное пособие / А. А. </w:t>
-      </w:r>
-      <w:proofErr w:type="spellStart"/>
-      <w:r>
-        <w:rPr>
-          <w:rFonts w:eastAsia="Calibri"/>
-        </w:rPr>
-        <w:t>Калентьев</w:t>
-      </w:r>
-      <w:proofErr w:type="spellEnd"/>
-      <w:r>
-        <w:rPr>
-          <w:rFonts w:eastAsia="Calibri"/>
-        </w:rPr>
-        <w:t xml:space="preserve">, Д. В. </w:t>
-      </w:r>
-      <w:proofErr w:type="spellStart"/>
-      <w:r>
-        <w:rPr>
-          <w:rFonts w:eastAsia="Calibri"/>
-        </w:rPr>
-        <w:t>Гарайс</w:t>
-      </w:r>
-      <w:proofErr w:type="spellEnd"/>
-      <w:r>
-        <w:rPr>
-          <w:rFonts w:eastAsia="Calibri"/>
-        </w:rPr>
-        <w:t xml:space="preserve">, А. Е. </w:t>
-      </w:r>
-      <w:proofErr w:type="spellStart"/>
-      <w:r>
-        <w:rPr>
-          <w:rFonts w:eastAsia="Calibri"/>
-        </w:rPr>
-        <w:t>Гориянов</w:t>
-      </w:r>
-      <w:proofErr w:type="spellEnd"/>
-      <w:r>
-        <w:rPr>
-          <w:rFonts w:eastAsia="Calibri"/>
-        </w:rPr>
-        <w:t xml:space="preserve">. – </w:t>
-      </w:r>
-      <w:proofErr w:type="gramStart"/>
-      <w:r>
-        <w:rPr>
-          <w:rFonts w:eastAsia="Calibri"/>
-        </w:rPr>
-        <w:t>Томск :</w:t>
-      </w:r>
-      <w:proofErr w:type="gramEnd"/>
-      <w:r>
-        <w:rPr>
-          <w:rFonts w:eastAsia="Calibri"/>
-        </w:rPr>
-        <w:t xml:space="preserve"> Эль Контент, 2014. – 176 с. – ISBN 978-5-4332-0185-9.</w:t>
+        <w:t>Калентьев, А. А. Новые технологии в программировании : учебное пособие / А. А. Калентьев, Д. В. Гарайс, А. Е. Гориянов. – Томск : Эль Контент, 2014. – 176 с. – ISBN 978-5-4332-0185-9.</w:t>
       </w:r>
     </w:p>
     <w:sectPr>
@@ -13545,13 +12448,8 @@
         </w:rPr>
         <w:annotationRef/>
       </w:r>
-      <w:proofErr w:type="spellStart"/>
-      <w:r>
-        <w:t>Подглавы</w:t>
-      </w:r>
-      <w:proofErr w:type="spellEnd"/>
-      <w:r>
-        <w:t>, тут и ниже</w:t>
+      <w:r>
+        <w:t>Подглавы, тут и ниже</w:t>
       </w:r>
     </w:p>
   </w:comment>
@@ -14280,6 +13178,7 @@
     <w:lsdException w:name="HTML Sample" w:semiHidden="1" w:unhideWhenUsed="1"/>
     <w:lsdException w:name="HTML Typewriter" w:semiHidden="1" w:unhideWhenUsed="1"/>
     <w:lsdException w:name="HTML Variable" w:semiHidden="1" w:unhideWhenUsed="1"/>
+    <w:lsdException w:name="Normal Table" w:semiHidden="1" w:unhideWhenUsed="1"/>
     <w:lsdException w:name="annotation subject" w:semiHidden="1" w:unhideWhenUsed="1"/>
     <w:lsdException w:name="No List" w:semiHidden="1" w:unhideWhenUsed="1"/>
     <w:lsdException w:name="Outline List 1" w:semiHidden="1" w:unhideWhenUsed="1"/>
@@ -14322,8 +13221,11 @@
     <w:lsdException w:name="Table Contemporary" w:semiHidden="1" w:unhideWhenUsed="1"/>
     <w:lsdException w:name="Table Elegant" w:semiHidden="1" w:unhideWhenUsed="1"/>
     <w:lsdException w:name="Table Professional" w:semiHidden="1" w:unhideWhenUsed="1"/>
+    <w:lsdException w:name="Table Subtle 1" w:semiHidden="1" w:unhideWhenUsed="1"/>
     <w:lsdException w:name="Table Subtle 2" w:semiHidden="1" w:unhideWhenUsed="1"/>
     <w:lsdException w:name="Table Web 1" w:semiHidden="1" w:unhideWhenUsed="1"/>
+    <w:lsdException w:name="Table Web 2" w:semiHidden="1" w:unhideWhenUsed="1"/>
+    <w:lsdException w:name="Table Web 3" w:semiHidden="1" w:unhideWhenUsed="1"/>
     <w:lsdException w:name="Balloon Text" w:semiHidden="1" w:unhideWhenUsed="1"/>
     <w:lsdException w:name="Table Grid" w:uiPriority="39"/>
     <w:lsdException w:name="Table Theme" w:semiHidden="1" w:unhideWhenUsed="1"/>

--- a/lb1/ЛР5_Склярук_А_Д.docx
+++ b/lb1/ЛР5_Склярук_А_Д.docx
@@ -1,6 +1,6 @@
 
 <file path=word/document.xml><?xml version="1.0" encoding="utf-8"?>
-<w:document xmlns:wpc="http://schemas.microsoft.com/office/word/2010/wordprocessingCanvas" xmlns:cx="http://schemas.microsoft.com/office/drawing/2014/chartex" xmlns:cx1="http://schemas.microsoft.com/office/drawing/2015/9/8/chartex" xmlns:cx2="http://schemas.microsoft.com/office/drawing/2015/10/21/chartex" xmlns:cx3="http://schemas.microsoft.com/office/drawing/2016/5/9/chartex" xmlns:cx4="http://schemas.microsoft.com/office/drawing/2016/5/10/chartex" xmlns:cx5="http://schemas.microsoft.com/office/drawing/2016/5/11/chartex" xmlns:cx6="http://schemas.microsoft.com/office/drawing/2016/5/12/chartex" xmlns:cx7="http://schemas.microsoft.com/office/drawing/2016/5/13/chartex" xmlns:cx8="http://schemas.microsoft.com/office/drawing/2016/5/14/chartex" xmlns:mc="http://schemas.openxmlformats.org/markup-compatibility/2006" xmlns:aink="http://schemas.microsoft.com/office/drawing/2016/ink" xmlns:am3d="http://schemas.microsoft.com/office/drawing/2017/model3d" xmlns:o="urn:schemas-microsoft-com:office:office" xmlns:r="http://schemas.openxmlformats.org/officeDocument/2006/relationships" xmlns:m="http://schemas.openxmlformats.org/officeDocument/2006/math" xmlns:v="urn:schemas-microsoft-com:vml" xmlns:wp14="http://schemas.microsoft.com/office/word/2010/wordprocessingDrawing" xmlns:wp="http://schemas.openxmlformats.org/drawingml/2006/wordprocessingDrawing" xmlns:w10="urn:schemas-microsoft-com:office:word" xmlns:w="http://schemas.openxmlformats.org/wordprocessingml/2006/main" xmlns:w14="http://schemas.microsoft.com/office/word/2010/wordml" xmlns:w15="http://schemas.microsoft.com/office/word/2012/wordml" xmlns:w16cex="http://schemas.microsoft.com/office/word/2018/wordml/cex" xmlns:w16cid="http://schemas.microsoft.com/office/word/2016/wordml/cid" xmlns:w16="http://schemas.microsoft.com/office/word/2018/wordml" xmlns:w16sdtdh="http://schemas.microsoft.com/office/word/2020/wordml/sdtdatahash" xmlns:w16se="http://schemas.microsoft.com/office/word/2015/wordml/symex" xmlns:wpg="http://schemas.microsoft.com/office/word/2010/wordprocessingGroup" xmlns:wpi="http://schemas.microsoft.com/office/word/2010/wordprocessingInk" xmlns:wne="http://schemas.microsoft.com/office/word/2006/wordml" xmlns:wps="http://schemas.microsoft.com/office/word/2010/wordprocessingShape" mc:Ignorable="w14 w15 w16se w16cid w16 w16cex w16sdtdh wp14">
+<w:document xmlns:wpc="http://schemas.microsoft.com/office/word/2010/wordprocessingCanvas" xmlns:cx="http://schemas.microsoft.com/office/drawing/2014/chartex" xmlns:mc="http://schemas.openxmlformats.org/markup-compatibility/2006" xmlns:o="urn:schemas-microsoft-com:office:office" xmlns:r="http://schemas.openxmlformats.org/officeDocument/2006/relationships" xmlns:m="http://schemas.openxmlformats.org/officeDocument/2006/math" xmlns:v="urn:schemas-microsoft-com:vml" xmlns:wp14="http://schemas.microsoft.com/office/word/2010/wordprocessingDrawing" xmlns:wp="http://schemas.openxmlformats.org/drawingml/2006/wordprocessingDrawing" xmlns:w10="urn:schemas-microsoft-com:office:word" xmlns:w="http://schemas.openxmlformats.org/wordprocessingml/2006/main" xmlns:w14="http://schemas.microsoft.com/office/word/2010/wordml" xmlns:w15="http://schemas.microsoft.com/office/word/2012/wordml" xmlns:w16se="http://schemas.microsoft.com/office/word/2015/wordml/symex" xmlns:wpg="http://schemas.microsoft.com/office/word/2010/wordprocessingGroup" xmlns:wpi="http://schemas.microsoft.com/office/word/2010/wordprocessingInk" xmlns:wne="http://schemas.microsoft.com/office/word/2006/wordml" xmlns:wps="http://schemas.microsoft.com/office/word/2010/wordprocessingShape" mc:Ignorable="w14 w15 w16se wp14">
   <w:body>
     <w:p>
       <w:pPr>
@@ -3388,7 +3388,7 @@
       <w:r>
         <w:rPr>
           <w:noProof/>
-          <w:lang w:val="en-US"/>
+          <w:lang w:eastAsia="ru-RU"/>
         </w:rPr>
         <w:drawing>
           <wp:inline distT="0" distB="0" distL="0" distR="0" wp14:anchorId="5371B192" wp14:editId="2EE8A8A4">
@@ -3408,7 +3408,7 @@
                     </pic:cNvPicPr>
                   </pic:nvPicPr>
                   <pic:blipFill>
-                    <a:blip r:embed="rId13">
+                    <a:blip r:embed="rId11">
                       <a:extLst>
                         <a:ext uri="{28A0092B-C50C-407E-A947-70E740481C1C}">
                           <a14:useLocalDpi xmlns:a14="http://schemas.microsoft.com/office/drawing/2010/main" val="0"/>
@@ -4001,16 +4001,17 @@
       <w:pPr>
         <w:pStyle w:val="aff3"/>
       </w:pPr>
+      <w:bookmarkStart w:id="9" w:name="_GoBack"/>
       <w:r>
         <w:rPr>
           <w:noProof/>
         </w:rPr>
         <w:lastRenderedPageBreak/>
         <w:drawing>
-          <wp:inline distT="0" distB="0" distL="0" distR="0" wp14:anchorId="7C367B68" wp14:editId="7D20A26A">
-            <wp:extent cx="5180529" cy="4994579"/>
-            <wp:effectExtent l="0" t="0" r="1270" b="0"/>
-            <wp:docPr id="5" name="Рисунок 5"/>
+          <wp:inline distT="0" distB="0" distL="0" distR="0" wp14:anchorId="73FBC88F" wp14:editId="3D33238D">
+            <wp:extent cx="5632558" cy="5454286"/>
+            <wp:effectExtent l="0" t="0" r="6350" b="0"/>
+            <wp:docPr id="1" name="Рисунок 1"/>
             <wp:cNvGraphicFramePr>
               <a:graphicFrameLocks xmlns:a="http://schemas.openxmlformats.org/drawingml/2006/main" noChangeAspect="1"/>
             </wp:cNvGraphicFramePr>
@@ -4018,33 +4019,23 @@
               <a:graphicData uri="http://schemas.openxmlformats.org/drawingml/2006/picture">
                 <pic:pic xmlns:pic="http://schemas.openxmlformats.org/drawingml/2006/picture">
                   <pic:nvPicPr>
-                    <pic:cNvPr id="0" name="Picture 2"/>
-                    <pic:cNvPicPr>
-                      <a:picLocks noChangeAspect="1" noChangeArrowheads="1"/>
-                    </pic:cNvPicPr>
+                    <pic:cNvPr id="1" name=""/>
+                    <pic:cNvPicPr/>
                   </pic:nvPicPr>
                   <pic:blipFill>
-                    <a:blip r:embed="rId14" cstate="print">
-                      <a:extLst>
-                        <a:ext uri="{28A0092B-C50C-407E-A947-70E740481C1C}">
-                          <a14:useLocalDpi xmlns:a14="http://schemas.microsoft.com/office/drawing/2010/main" val="0"/>
-                        </a:ext>
-                      </a:extLst>
-                    </a:blip>
-                    <a:srcRect/>
+                    <a:blip r:embed="rId12"/>
                     <a:stretch>
                       <a:fillRect/>
                     </a:stretch>
                   </pic:blipFill>
-                  <pic:spPr bwMode="auto">
+                  <pic:spPr>
                     <a:xfrm>
                       <a:off x="0" y="0"/>
-                      <a:ext cx="5212551" cy="5025452"/>
+                      <a:ext cx="5643408" cy="5464793"/>
                     </a:xfrm>
                     <a:prstGeom prst="rect">
                       <a:avLst/>
                     </a:prstGeom>
-                    <a:noFill/>
                   </pic:spPr>
                 </pic:pic>
               </a:graphicData>
@@ -4052,6 +4043,7 @@
           </wp:inline>
         </w:drawing>
       </w:r>
+      <w:bookmarkEnd w:id="9"/>
     </w:p>
     <w:p>
       <w:pPr>
@@ -4104,7 +4096,7 @@
           <w:lang w:val="en-US" w:eastAsia="en-US"/>
         </w:rPr>
       </w:pPr>
-      <w:bookmarkStart w:id="9" w:name="_Toc232256300"/>
+      <w:bookmarkStart w:id="10" w:name="_Toc232256300"/>
       <w:r>
         <w:rPr>
           <w:lang w:eastAsia="en-US"/>
@@ -4123,7 +4115,7 @@
         </w:rPr>
         <w:t>классов</w:t>
       </w:r>
-      <w:bookmarkEnd w:id="9"/>
+      <w:bookmarkEnd w:id="10"/>
     </w:p>
     <w:p>
       <w:pPr>
@@ -4656,6 +4648,7 @@
               <w:pStyle w:val="aff7"/>
             </w:pPr>
             <w:r>
+              <w:lastRenderedPageBreak/>
               <w:t>+ Volume</w:t>
             </w:r>
           </w:p>
@@ -4726,7 +4719,6 @@
               <w:rPr>
                 <w:rStyle w:val="qwen-markdown-text"/>
               </w:rPr>
-              <w:lastRenderedPageBreak/>
               <w:t>+ CalculateVolume()</w:t>
             </w:r>
           </w:p>
@@ -5590,6 +5582,7 @@
               <w:pStyle w:val="aff7"/>
             </w:pPr>
             <w:r>
+              <w:lastRenderedPageBreak/>
               <w:t>Класс, представ</w:t>
             </w:r>
             <w:r>
@@ -5636,7 +5629,6 @@
               </w:rPr>
             </w:pPr>
             <w:r>
-              <w:lastRenderedPageBreak/>
               <w:t>- _radius</w:t>
             </w:r>
           </w:p>
@@ -5881,17 +5873,17 @@
             <w:pPr>
               <w:pStyle w:val="aff7"/>
             </w:pPr>
-            <w:commentRangeStart w:id="10"/>
+            <w:commentRangeStart w:id="11"/>
             <w:r>
               <w:t>Меоды</w:t>
             </w:r>
-            <w:commentRangeEnd w:id="10"/>
+            <w:commentRangeEnd w:id="11"/>
             <w:r>
               <w:rPr>
                 <w:rStyle w:val="af2"/>
                 <w:rFonts w:ascii="Calibri" w:eastAsia="Calibri" w:hAnsi="Calibri"/>
               </w:rPr>
-              <w:commentReference w:id="10"/>
+              <w:commentReference w:id="11"/>
             </w:r>
           </w:p>
         </w:tc>
@@ -6111,20 +6103,20 @@
             <w:pPr>
               <w:pStyle w:val="aff7"/>
             </w:pPr>
-            <w:commentRangeStart w:id="11"/>
+            <w:commentRangeStart w:id="12"/>
             <w:r>
               <w:t>Класс, представляющий пирамиду с прямоугольным ос</w:t>
             </w:r>
             <w:r>
               <w:t>нованием. Наследует `ShapeBase`</w:t>
             </w:r>
-            <w:commentRangeEnd w:id="11"/>
+            <w:commentRangeEnd w:id="12"/>
             <w:r>
               <w:rPr>
                 <w:rStyle w:val="af2"/>
                 <w:rFonts w:ascii="Calibri" w:eastAsia="Calibri" w:hAnsi="Calibri"/>
               </w:rPr>
-              <w:commentReference w:id="11"/>
+              <w:commentReference w:id="12"/>
             </w:r>
           </w:p>
         </w:tc>
@@ -7341,14 +7333,14 @@
           <w:lang w:eastAsia="en-US"/>
         </w:rPr>
       </w:pPr>
-      <w:bookmarkStart w:id="12" w:name="_Toc232256301"/>
+      <w:bookmarkStart w:id="13" w:name="_Toc232256301"/>
       <w:r>
         <w:rPr>
           <w:lang w:eastAsia="en-US"/>
         </w:rPr>
         <w:t>Дерево ветвлений Git</w:t>
       </w:r>
-      <w:bookmarkEnd w:id="12"/>
+      <w:bookmarkEnd w:id="13"/>
     </w:p>
     <w:p>
       <w:pPr>
@@ -7391,7 +7383,7 @@
                     <pic:cNvPicPr/>
                   </pic:nvPicPr>
                   <pic:blipFill>
-                    <a:blip r:embed="rId15"/>
+                    <a:blip r:embed="rId13"/>
                     <a:stretch>
                       <a:fillRect/>
                     </a:stretch>
@@ -7440,7 +7432,7 @@
                     <pic:cNvPicPr/>
                   </pic:nvPicPr>
                   <pic:blipFill rotWithShape="1">
-                    <a:blip r:embed="rId16"/>
+                    <a:blip r:embed="rId14"/>
                     <a:srcRect l="271"/>
                     <a:stretch/>
                   </pic:blipFill>
@@ -7489,7 +7481,7 @@
           <w:lang w:eastAsia="en-US"/>
         </w:rPr>
       </w:pPr>
-      <w:bookmarkStart w:id="13" w:name="_Toc232256302"/>
+      <w:bookmarkStart w:id="14" w:name="_Toc232256302"/>
       <w:r>
         <w:rPr>
           <w:lang w:eastAsia="en-US"/>
@@ -7497,7 +7489,7 @@
         <w:lastRenderedPageBreak/>
         <w:t>Тестирование программы</w:t>
       </w:r>
-      <w:bookmarkEnd w:id="13"/>
+      <w:bookmarkEnd w:id="14"/>
     </w:p>
     <w:p>
       <w:r>
@@ -7518,6 +7510,192 @@
             <wp:extent cx="4818297" cy="2601229"/>
             <wp:effectExtent l="0" t="0" r="1905" b="8890"/>
             <wp:docPr id="2" name="Рисунок 2"/>
+            <wp:cNvGraphicFramePr>
+              <a:graphicFrameLocks xmlns:a="http://schemas.openxmlformats.org/drawingml/2006/main" noChangeAspect="1"/>
+            </wp:cNvGraphicFramePr>
+            <a:graphic xmlns:a="http://schemas.openxmlformats.org/drawingml/2006/main">
+              <a:graphicData uri="http://schemas.openxmlformats.org/drawingml/2006/picture">
+                <pic:pic xmlns:pic="http://schemas.openxmlformats.org/drawingml/2006/picture">
+                  <pic:nvPicPr>
+                    <pic:cNvPr id="1" name=""/>
+                    <pic:cNvPicPr/>
+                  </pic:nvPicPr>
+                  <pic:blipFill>
+                    <a:blip r:embed="rId15"/>
+                    <a:stretch>
+                      <a:fillRect/>
+                    </a:stretch>
+                  </pic:blipFill>
+                  <pic:spPr>
+                    <a:xfrm>
+                      <a:off x="0" y="0"/>
+                      <a:ext cx="4840218" cy="2613063"/>
+                    </a:xfrm>
+                    <a:prstGeom prst="rect">
+                      <a:avLst/>
+                    </a:prstGeom>
+                  </pic:spPr>
+                </pic:pic>
+              </a:graphicData>
+            </a:graphic>
+          </wp:inline>
+        </w:drawing>
+      </w:r>
+    </w:p>
+    <w:p>
+      <w:pPr>
+        <w:pStyle w:val="aff3"/>
+      </w:pPr>
+      <w:r>
+        <w:t>Рисунок 4 – Графический интерфейс</w:t>
+      </w:r>
+    </w:p>
+    <w:p>
+      <w:pPr>
+        <w:pStyle w:val="2"/>
+      </w:pPr>
+      <w:bookmarkStart w:id="15" w:name="_Toc228030590"/>
+      <w:bookmarkStart w:id="16" w:name="_Toc232256303"/>
+      <w:commentRangeStart w:id="17"/>
+      <w:r>
+        <w:t>Тест</w:t>
+      </w:r>
+      <w:commentRangeEnd w:id="17"/>
+      <w:r>
+        <w:rPr>
+          <w:rStyle w:val="af2"/>
+          <w:rFonts w:ascii="Calibri" w:eastAsia="Calibri" w:hAnsi="Calibri"/>
+          <w:b w:val="0"/>
+          <w:bCs w:val="0"/>
+        </w:rPr>
+        <w:commentReference w:id="17"/>
+      </w:r>
+      <w:r>
+        <w:t xml:space="preserve"> №1 – Добавление </w:t>
+      </w:r>
+      <w:bookmarkEnd w:id="15"/>
+      <w:r>
+        <w:t>фигуры</w:t>
+      </w:r>
+      <w:bookmarkEnd w:id="16"/>
+    </w:p>
+    <w:p>
+      <w:r>
+        <w:t xml:space="preserve">Для добавления </w:t>
+      </w:r>
+      <w:r>
+        <w:t xml:space="preserve">фигуры </w:t>
+      </w:r>
+      <w:r>
+        <w:t>необходимо вызвать соответствующую форму путём нажатия кнопки «Добави</w:t>
+      </w:r>
+      <w:r>
+        <w:t>ть фигуру</w:t>
+      </w:r>
+      <w:r>
+        <w:t>»</w:t>
+      </w:r>
+      <w:r>
+        <w:t xml:space="preserve">. </w:t>
+      </w:r>
+      <w:r>
+        <w:t xml:space="preserve">На рисунке </w:t>
+      </w:r>
+      <w:r>
+        <w:t>5</w:t>
+      </w:r>
+      <w:r>
+        <w:t xml:space="preserve"> изображено окно добавления </w:t>
+      </w:r>
+      <w:r>
+        <w:t>фигуры</w:t>
+      </w:r>
+      <w:r>
+        <w:t>.</w:t>
+      </w:r>
+    </w:p>
+    <w:p>
+      <w:pPr>
+        <w:pStyle w:val="aff3"/>
+      </w:pPr>
+      <w:r>
+        <w:rPr>
+          <w:noProof/>
+          <w:lang w:eastAsia="ru-RU"/>
+        </w:rPr>
+        <w:drawing>
+          <wp:inline distT="0" distB="0" distL="0" distR="0" wp14:anchorId="4CFB7BA8" wp14:editId="66C3BF9C">
+            <wp:extent cx="3877216" cy="2191056"/>
+            <wp:effectExtent l="0" t="0" r="9525" b="0"/>
+            <wp:docPr id="8" name="Рисунок 8"/>
+            <wp:cNvGraphicFramePr>
+              <a:graphicFrameLocks xmlns:a="http://schemas.openxmlformats.org/drawingml/2006/main" noChangeAspect="1"/>
+            </wp:cNvGraphicFramePr>
+            <a:graphic xmlns:a="http://schemas.openxmlformats.org/drawingml/2006/main">
+              <a:graphicData uri="http://schemas.openxmlformats.org/drawingml/2006/picture">
+                <pic:pic xmlns:pic="http://schemas.openxmlformats.org/drawingml/2006/picture">
+                  <pic:nvPicPr>
+                    <pic:cNvPr id="1" name=""/>
+                    <pic:cNvPicPr/>
+                  </pic:nvPicPr>
+                  <pic:blipFill>
+                    <a:blip r:embed="rId16"/>
+                    <a:stretch>
+                      <a:fillRect/>
+                    </a:stretch>
+                  </pic:blipFill>
+                  <pic:spPr>
+                    <a:xfrm>
+                      <a:off x="0" y="0"/>
+                      <a:ext cx="3877216" cy="2191056"/>
+                    </a:xfrm>
+                    <a:prstGeom prst="rect">
+                      <a:avLst/>
+                    </a:prstGeom>
+                  </pic:spPr>
+                </pic:pic>
+              </a:graphicData>
+            </a:graphic>
+          </wp:inline>
+        </w:drawing>
+      </w:r>
+    </w:p>
+    <w:p>
+      <w:pPr>
+        <w:pStyle w:val="aff3"/>
+      </w:pPr>
+      <w:r>
+        <w:t>Рисунок 5 – Форма для добавления фигуры</w:t>
+      </w:r>
+    </w:p>
+    <w:p>
+      <w:pPr>
+        <w:rPr>
+          <w:lang w:eastAsia="en-US"/>
+        </w:rPr>
+      </w:pPr>
+      <w:r>
+        <w:rPr>
+          <w:lang w:eastAsia="en-US"/>
+        </w:rPr>
+        <w:t>Пользователь может выбрать, какую конкретно фигуру необходимо добавить.</w:t>
+      </w:r>
+    </w:p>
+    <w:p>
+      <w:pPr>
+        <w:pStyle w:val="aff3"/>
+      </w:pPr>
+      <w:r>
+        <w:rPr>
+          <w:noProof/>
+          <w:lang w:eastAsia="ru-RU"/>
+        </w:rPr>
+        <w:lastRenderedPageBreak/>
+        <w:drawing>
+          <wp:inline distT="0" distB="0" distL="0" distR="0" wp14:anchorId="53EEBF27" wp14:editId="09281828">
+            <wp:extent cx="3877216" cy="2162477"/>
+            <wp:effectExtent l="0" t="0" r="9525" b="9525"/>
+            <wp:docPr id="10" name="Рисунок 10"/>
             <wp:cNvGraphicFramePr>
               <a:graphicFrameLocks xmlns:a="http://schemas.openxmlformats.org/drawingml/2006/main" noChangeAspect="1"/>
             </wp:cNvGraphicFramePr>
@@ -7537,7 +7715,7 @@
                   <pic:spPr>
                     <a:xfrm>
                       <a:off x="0" y="0"/>
-                      <a:ext cx="4840218" cy="2613063"/>
+                      <a:ext cx="3877216" cy="2162477"/>
                     </a:xfrm>
                     <a:prstGeom prst="rect">
                       <a:avLst/>
@@ -7549,77 +7727,16 @@
           </wp:inline>
         </w:drawing>
       </w:r>
+      <w:r>
+        <w:t xml:space="preserve"> </w:t>
+      </w:r>
     </w:p>
     <w:p>
       <w:pPr>
         <w:pStyle w:val="aff3"/>
       </w:pPr>
       <w:r>
-        <w:t>Рисунок 4 – Графический интерфейс</w:t>
-      </w:r>
-    </w:p>
-    <w:p>
-      <w:pPr>
-        <w:pStyle w:val="2"/>
-      </w:pPr>
-      <w:bookmarkStart w:id="14" w:name="_Toc228030590"/>
-      <w:bookmarkStart w:id="15" w:name="_Toc232256303"/>
-      <w:commentRangeStart w:id="16"/>
-      <w:r>
-        <w:t>Тест</w:t>
-      </w:r>
-      <w:commentRangeEnd w:id="16"/>
-      <w:r>
-        <w:rPr>
-          <w:rStyle w:val="af2"/>
-          <w:rFonts w:ascii="Calibri" w:eastAsia="Calibri" w:hAnsi="Calibri"/>
-          <w:b w:val="0"/>
-          <w:bCs w:val="0"/>
-        </w:rPr>
-        <w:commentReference w:id="16"/>
-      </w:r>
-      <w:r>
-        <w:t xml:space="preserve"> №1 – Добавление </w:t>
-      </w:r>
-      <w:bookmarkEnd w:id="14"/>
-      <w:r>
-        <w:t>фигуры</w:t>
-      </w:r>
-      <w:bookmarkEnd w:id="15"/>
-    </w:p>
-    <w:p>
-      <w:r>
-        <w:t xml:space="preserve">Для добавления </w:t>
-      </w:r>
-      <w:r>
-        <w:t xml:space="preserve">фигуры </w:t>
-      </w:r>
-      <w:r>
-        <w:t>необходимо вызвать соответствующую форму путём нажатия кнопки «Добави</w:t>
-      </w:r>
-      <w:r>
-        <w:t>ть фигуру</w:t>
-      </w:r>
-      <w:r>
-        <w:t>»</w:t>
-      </w:r>
-      <w:r>
-        <w:t xml:space="preserve">. </w:t>
-      </w:r>
-      <w:r>
-        <w:t xml:space="preserve">На рисунке </w:t>
-      </w:r>
-      <w:r>
-        <w:t>5</w:t>
-      </w:r>
-      <w:r>
-        <w:t xml:space="preserve"> изображено окно добавления </w:t>
-      </w:r>
-      <w:r>
-        <w:t>фигуры</w:t>
-      </w:r>
-      <w:r>
-        <w:t>.</w:t>
+        <w:t xml:space="preserve">Рисунок 6 – Добавление фигуры «Пирамида» </w:t>
       </w:r>
     </w:p>
     <w:p>
@@ -7632,10 +7749,10 @@
           <w:lang w:eastAsia="ru-RU"/>
         </w:rPr>
         <w:drawing>
-          <wp:inline distT="0" distB="0" distL="0" distR="0" wp14:anchorId="4CFB7BA8" wp14:editId="66C3BF9C">
-            <wp:extent cx="3877216" cy="2191056"/>
-            <wp:effectExtent l="0" t="0" r="9525" b="0"/>
-            <wp:docPr id="8" name="Рисунок 8"/>
+          <wp:inline distT="0" distB="0" distL="0" distR="0" wp14:anchorId="6EE24252" wp14:editId="7917396C">
+            <wp:extent cx="3896269" cy="2143424"/>
+            <wp:effectExtent l="0" t="0" r="9525" b="9525"/>
+            <wp:docPr id="11" name="Рисунок 11"/>
             <wp:cNvGraphicFramePr>
               <a:graphicFrameLocks xmlns:a="http://schemas.openxmlformats.org/drawingml/2006/main" noChangeAspect="1"/>
             </wp:cNvGraphicFramePr>
@@ -7655,7 +7772,7 @@
                   <pic:spPr>
                     <a:xfrm>
                       <a:off x="0" y="0"/>
-                      <a:ext cx="3877216" cy="2191056"/>
+                      <a:ext cx="3896269" cy="2143424"/>
                     </a:xfrm>
                     <a:prstGeom prst="rect">
                       <a:avLst/>
@@ -7673,20 +7790,21 @@
         <w:pStyle w:val="aff3"/>
       </w:pPr>
       <w:r>
-        <w:t>Рисунок 5 – Форма для добавления фигуры</w:t>
-      </w:r>
-    </w:p>
-    <w:p>
-      <w:pPr>
-        <w:rPr>
-          <w:lang w:eastAsia="en-US"/>
-        </w:rPr>
-      </w:pPr>
-      <w:r>
-        <w:rPr>
-          <w:lang w:eastAsia="en-US"/>
-        </w:rPr>
-        <w:t>Пользователь может выбрать, какую конкретно фигуру необходимо добавить.</w:t>
+        <w:t>Рисунок 7 – Добавление фигуры «Параллелепипед»</w:t>
+      </w:r>
+    </w:p>
+    <w:p>
+      <w:r>
+        <w:t xml:space="preserve">Пользователь должен внести корректные данные в каждое поле для продолжения. </w:t>
+      </w:r>
+      <w:r>
+        <w:t xml:space="preserve">Пример приведен на рисунке </w:t>
+      </w:r>
+      <w:r>
+        <w:t>8</w:t>
+      </w:r>
+      <w:r>
+        <w:t>.</w:t>
       </w:r>
     </w:p>
     <w:p>
@@ -7698,12 +7816,11 @@
           <w:noProof/>
           <w:lang w:eastAsia="ru-RU"/>
         </w:rPr>
-        <w:lastRenderedPageBreak/>
         <w:drawing>
-          <wp:inline distT="0" distB="0" distL="0" distR="0" wp14:anchorId="53EEBF27" wp14:editId="09281828">
-            <wp:extent cx="3877216" cy="2162477"/>
-            <wp:effectExtent l="0" t="0" r="9525" b="9525"/>
-            <wp:docPr id="10" name="Рисунок 10"/>
+          <wp:inline distT="0" distB="0" distL="0" distR="0" wp14:anchorId="1AE73E14" wp14:editId="34454E3F">
+            <wp:extent cx="3877216" cy="2133898"/>
+            <wp:effectExtent l="0" t="0" r="9525" b="0"/>
+            <wp:docPr id="12" name="Рисунок 12"/>
             <wp:cNvGraphicFramePr>
               <a:graphicFrameLocks xmlns:a="http://schemas.openxmlformats.org/drawingml/2006/main" noChangeAspect="1"/>
             </wp:cNvGraphicFramePr>
@@ -7723,7 +7840,7 @@
                   <pic:spPr>
                     <a:xfrm>
                       <a:off x="0" y="0"/>
-                      <a:ext cx="3877216" cy="2162477"/>
+                      <a:ext cx="3877216" cy="2133898"/>
                     </a:xfrm>
                     <a:prstGeom prst="rect">
                       <a:avLst/>
@@ -7735,16 +7852,19 @@
           </wp:inline>
         </w:drawing>
       </w:r>
-      <w:r>
-        <w:t xml:space="preserve"> </w:t>
-      </w:r>
     </w:p>
     <w:p>
       <w:pPr>
         <w:pStyle w:val="aff3"/>
       </w:pPr>
       <w:r>
-        <w:t xml:space="preserve">Рисунок 6 – Добавление фигуры «Пирамида» </w:t>
+        <w:t xml:space="preserve">Рисунок </w:t>
+      </w:r>
+      <w:r>
+        <w:t>8</w:t>
+      </w:r>
+      <w:r>
+        <w:t xml:space="preserve"> – Заполнение полей</w:t>
       </w:r>
     </w:p>
     <w:p>
@@ -7756,11 +7876,12 @@
           <w:noProof/>
           <w:lang w:eastAsia="ru-RU"/>
         </w:rPr>
+        <w:lastRenderedPageBreak/>
         <w:drawing>
-          <wp:inline distT="0" distB="0" distL="0" distR="0" wp14:anchorId="6EE24252" wp14:editId="7917396C">
-            <wp:extent cx="3896269" cy="2143424"/>
-            <wp:effectExtent l="0" t="0" r="9525" b="9525"/>
-            <wp:docPr id="11" name="Рисунок 11"/>
+          <wp:inline distT="0" distB="0" distL="0" distR="0" wp14:anchorId="7E34FEA5" wp14:editId="33A9B5FC">
+            <wp:extent cx="4836519" cy="2602292"/>
+            <wp:effectExtent l="0" t="0" r="2540" b="7620"/>
+            <wp:docPr id="20" name="Рисунок 20"/>
             <wp:cNvGraphicFramePr>
               <a:graphicFrameLocks xmlns:a="http://schemas.openxmlformats.org/drawingml/2006/main" noChangeAspect="1"/>
             </wp:cNvGraphicFramePr>
@@ -7780,7 +7901,7 @@
                   <pic:spPr>
                     <a:xfrm>
                       <a:off x="0" y="0"/>
-                      <a:ext cx="3896269" cy="2143424"/>
+                      <a:ext cx="4848218" cy="2608587"/>
                     </a:xfrm>
                     <a:prstGeom prst="rect">
                       <a:avLst/>
@@ -7798,21 +7919,32 @@
         <w:pStyle w:val="aff3"/>
       </w:pPr>
       <w:r>
-        <w:t>Рисунок 7 – Добавление фигуры «Параллелепипед»</w:t>
-      </w:r>
-    </w:p>
-    <w:p>
-      <w:r>
-        <w:t xml:space="preserve">Пользователь должен внести корректные данные в каждое поле для продолжения. </w:t>
-      </w:r>
-      <w:r>
-        <w:t xml:space="preserve">Пример приведен на рисунке </w:t>
-      </w:r>
-      <w:r>
-        <w:t>8</w:t>
-      </w:r>
-      <w:r>
-        <w:t>.</w:t>
+        <w:t xml:space="preserve">Рисунок </w:t>
+      </w:r>
+      <w:r>
+        <w:t>9</w:t>
+      </w:r>
+      <w:r>
+        <w:t xml:space="preserve"> – Отображение добавленного элемента</w:t>
+      </w:r>
+    </w:p>
+    <w:p>
+      <w:pPr>
+        <w:rPr>
+          <w:lang w:val="en-US"/>
+        </w:rPr>
+      </w:pPr>
+      <w:r>
+        <w:t>В программе предусмотрена система обработки некорректного ввода данных пользователем.</w:t>
+      </w:r>
+      <w:r>
+        <w:t xml:space="preserve"> На рисунке </w:t>
+      </w:r>
+      <w:r>
+        <w:t>10</w:t>
+      </w:r>
+      <w:r>
+        <w:t xml:space="preserve"> приводится пример обработки пустого ввода.</w:t>
       </w:r>
     </w:p>
     <w:p>
@@ -7825,10 +7957,10 @@
           <w:lang w:eastAsia="ru-RU"/>
         </w:rPr>
         <w:drawing>
-          <wp:inline distT="0" distB="0" distL="0" distR="0" wp14:anchorId="1AE73E14" wp14:editId="34454E3F">
-            <wp:extent cx="3877216" cy="2133898"/>
-            <wp:effectExtent l="0" t="0" r="9525" b="0"/>
-            <wp:docPr id="12" name="Рисунок 12"/>
+          <wp:inline distT="0" distB="0" distL="0" distR="0" wp14:anchorId="70A7F567" wp14:editId="767E56B1">
+            <wp:extent cx="3886742" cy="2152950"/>
+            <wp:effectExtent l="0" t="0" r="0" b="0"/>
+            <wp:docPr id="21" name="Рисунок 21"/>
             <wp:cNvGraphicFramePr>
               <a:graphicFrameLocks xmlns:a="http://schemas.openxmlformats.org/drawingml/2006/main" noChangeAspect="1"/>
             </wp:cNvGraphicFramePr>
@@ -7848,7 +7980,7 @@
                   <pic:spPr>
                     <a:xfrm>
                       <a:off x="0" y="0"/>
-                      <a:ext cx="3877216" cy="2133898"/>
+                      <a:ext cx="3886742" cy="2152950"/>
                     </a:xfrm>
                     <a:prstGeom prst="rect">
                       <a:avLst/>
@@ -7869,10 +8001,24 @@
         <w:t xml:space="preserve">Рисунок </w:t>
       </w:r>
       <w:r>
-        <w:t>8</w:t>
-      </w:r>
-      <w:r>
-        <w:t xml:space="preserve"> – Заполнение полей</w:t>
+        <w:t>10</w:t>
+      </w:r>
+      <w:r>
+        <w:t xml:space="preserve"> – Попытка пустого ввода (Пример №1)</w:t>
+      </w:r>
+    </w:p>
+    <w:p>
+      <w:pPr>
+        <w:pStyle w:val="TNR"/>
+      </w:pPr>
+      <w:r>
+        <w:t>При попытки пустого ввода выводится сообщение об ошибке</w:t>
+      </w:r>
+      <w:r>
+        <w:t>, с просьбой заполнить все поля фигуры</w:t>
+      </w:r>
+      <w:r>
+        <w:t>.</w:t>
       </w:r>
     </w:p>
     <w:p>
@@ -7884,12 +8030,11 @@
           <w:noProof/>
           <w:lang w:eastAsia="ru-RU"/>
         </w:rPr>
-        <w:lastRenderedPageBreak/>
         <w:drawing>
-          <wp:inline distT="0" distB="0" distL="0" distR="0" wp14:anchorId="7E34FEA5" wp14:editId="33A9B5FC">
-            <wp:extent cx="4836519" cy="2602292"/>
-            <wp:effectExtent l="0" t="0" r="2540" b="7620"/>
-            <wp:docPr id="20" name="Рисунок 20"/>
+          <wp:inline distT="0" distB="0" distL="0" distR="0" wp14:anchorId="04AF7A53" wp14:editId="5AF47C5F">
+            <wp:extent cx="2486372" cy="1457528"/>
+            <wp:effectExtent l="0" t="0" r="9525" b="9525"/>
+            <wp:docPr id="22" name="Рисунок 22"/>
             <wp:cNvGraphicFramePr>
               <a:graphicFrameLocks xmlns:a="http://schemas.openxmlformats.org/drawingml/2006/main" noChangeAspect="1"/>
             </wp:cNvGraphicFramePr>
@@ -7909,7 +8054,7 @@
                   <pic:spPr>
                     <a:xfrm>
                       <a:off x="0" y="0"/>
-                      <a:ext cx="4848218" cy="2608587"/>
+                      <a:ext cx="2486372" cy="1457528"/>
                     </a:xfrm>
                     <a:prstGeom prst="rect">
                       <a:avLst/>
@@ -7930,29 +8075,24 @@
         <w:t xml:space="preserve">Рисунок </w:t>
       </w:r>
       <w:r>
-        <w:t>9</w:t>
-      </w:r>
-      <w:r>
-        <w:t xml:space="preserve"> – Отображение добавленного элемента</w:t>
-      </w:r>
-    </w:p>
-    <w:p>
-      <w:pPr>
-        <w:rPr>
-          <w:lang w:val="en-US"/>
-        </w:rPr>
-      </w:pPr>
-      <w:r>
-        <w:t>В программе предусмотрена система обработки некорректного ввода данных пользователем.</w:t>
-      </w:r>
-      <w:r>
-        <w:t xml:space="preserve"> На рисунке </w:t>
-      </w:r>
-      <w:r>
-        <w:t>10</w:t>
-      </w:r>
-      <w:r>
-        <w:t xml:space="preserve"> приводится пример обработки пустого ввода.</w:t>
+        <w:t>11</w:t>
+      </w:r>
+      <w:r>
+        <w:t xml:space="preserve"> – Сообщение об ошибке</w:t>
+      </w:r>
+    </w:p>
+    <w:p>
+      <w:pPr>
+        <w:pStyle w:val="TNR"/>
+      </w:pPr>
+      <w:r>
+        <w:t xml:space="preserve">Далее приведен пример обработки при </w:t>
+      </w:r>
+      <w:r>
+        <w:t>заполнении только части полей</w:t>
+      </w:r>
+      <w:r>
+        <w:t>.</w:t>
       </w:r>
     </w:p>
     <w:p>
@@ -7964,11 +8104,12 @@
           <w:noProof/>
           <w:lang w:eastAsia="ru-RU"/>
         </w:rPr>
+        <w:lastRenderedPageBreak/>
         <w:drawing>
-          <wp:inline distT="0" distB="0" distL="0" distR="0" wp14:anchorId="70A7F567" wp14:editId="767E56B1">
-            <wp:extent cx="3886742" cy="2152950"/>
-            <wp:effectExtent l="0" t="0" r="0" b="0"/>
-            <wp:docPr id="21" name="Рисунок 21"/>
+          <wp:inline distT="0" distB="0" distL="0" distR="0" wp14:anchorId="1EFBE769" wp14:editId="40E95A78">
+            <wp:extent cx="3867690" cy="2162477"/>
+            <wp:effectExtent l="0" t="0" r="0" b="9525"/>
+            <wp:docPr id="23" name="Рисунок 23"/>
             <wp:cNvGraphicFramePr>
               <a:graphicFrameLocks xmlns:a="http://schemas.openxmlformats.org/drawingml/2006/main" noChangeAspect="1"/>
             </wp:cNvGraphicFramePr>
@@ -7988,7 +8129,7 @@
                   <pic:spPr>
                     <a:xfrm>
                       <a:off x="0" y="0"/>
-                      <a:ext cx="3886742" cy="2152950"/>
+                      <a:ext cx="3867690" cy="2162477"/>
                     </a:xfrm>
                     <a:prstGeom prst="rect">
                       <a:avLst/>
@@ -8006,13 +8147,13 @@
         <w:pStyle w:val="aff3"/>
       </w:pPr>
       <w:r>
-        <w:t xml:space="preserve">Рисунок </w:t>
-      </w:r>
-      <w:r>
-        <w:t>10</w:t>
-      </w:r>
-      <w:r>
-        <w:t xml:space="preserve"> – Попытка пустого ввода (Пример №1)</w:t>
+        <w:t>Рисунок 1</w:t>
+      </w:r>
+      <w:r>
+        <w:t>2</w:t>
+      </w:r>
+      <w:r>
+        <w:t xml:space="preserve"> – Некорректный ввод (Пример №2)</w:t>
       </w:r>
     </w:p>
     <w:p>
@@ -8020,13 +8161,19 @@
         <w:pStyle w:val="TNR"/>
       </w:pPr>
       <w:r>
-        <w:t>При попытки пустого ввода выводится сообщение об ошибке</w:t>
-      </w:r>
-      <w:r>
-        <w:t>, с просьбой заполнить все поля фигуры</w:t>
-      </w:r>
-      <w:r>
-        <w:t>.</w:t>
+        <w:t xml:space="preserve">Если </w:t>
+      </w:r>
+      <w:r>
+        <w:t>заполнены не все поля</w:t>
+      </w:r>
+      <w:r>
+        <w:t xml:space="preserve">, выводится ошибка с </w:t>
+      </w:r>
+      <w:r>
+        <w:t>аналогичным сообщением</w:t>
+      </w:r>
+      <w:r>
+        <w:t xml:space="preserve">. </w:t>
       </w:r>
     </w:p>
     <w:p>
@@ -8039,10 +8186,10 @@
           <w:lang w:eastAsia="ru-RU"/>
         </w:rPr>
         <w:drawing>
-          <wp:inline distT="0" distB="0" distL="0" distR="0" wp14:anchorId="04AF7A53" wp14:editId="5AF47C5F">
-            <wp:extent cx="2486372" cy="1457528"/>
-            <wp:effectExtent l="0" t="0" r="9525" b="9525"/>
-            <wp:docPr id="22" name="Рисунок 22"/>
+          <wp:inline distT="0" distB="0" distL="0" distR="0" wp14:anchorId="2716FFD2" wp14:editId="3860E64B">
+            <wp:extent cx="2495898" cy="1419423"/>
+            <wp:effectExtent l="0" t="0" r="0" b="9525"/>
+            <wp:docPr id="24" name="Рисунок 24"/>
             <wp:cNvGraphicFramePr>
               <a:graphicFrameLocks xmlns:a="http://schemas.openxmlformats.org/drawingml/2006/main" noChangeAspect="1"/>
             </wp:cNvGraphicFramePr>
@@ -8062,7 +8209,7 @@
                   <pic:spPr>
                     <a:xfrm>
                       <a:off x="0" y="0"/>
-                      <a:ext cx="2486372" cy="1457528"/>
+                      <a:ext cx="2495898" cy="1419423"/>
                     </a:xfrm>
                     <a:prstGeom prst="rect">
                       <a:avLst/>
@@ -8080,10 +8227,10 @@
         <w:pStyle w:val="aff3"/>
       </w:pPr>
       <w:r>
-        <w:t xml:space="preserve">Рисунок </w:t>
-      </w:r>
-      <w:r>
-        <w:t>11</w:t>
+        <w:t>Рисунок 1</w:t>
+      </w:r>
+      <w:r>
+        <w:t>3</w:t>
       </w:r>
       <w:r>
         <w:t xml:space="preserve"> – Сообщение об ошибке</w:t>
@@ -8091,13 +8238,55 @@
     </w:p>
     <w:p>
       <w:pPr>
+        <w:pStyle w:val="2"/>
+      </w:pPr>
+      <w:bookmarkStart w:id="18" w:name="_Toc228030591"/>
+      <w:bookmarkStart w:id="19" w:name="_Toc232256304"/>
+      <w:r>
+        <w:t>Тест №</w:t>
+      </w:r>
+      <w:r>
+        <w:t>2 – Удаление элемента</w:t>
+      </w:r>
+      <w:bookmarkEnd w:id="18"/>
+      <w:bookmarkEnd w:id="19"/>
+    </w:p>
+    <w:p>
+      <w:pPr>
         <w:pStyle w:val="TNR"/>
       </w:pPr>
       <w:r>
-        <w:t xml:space="preserve">Далее приведен пример обработки при </w:t>
-      </w:r>
-      <w:r>
-        <w:t>заполнении только части полей</w:t>
+        <w:t xml:space="preserve">Для </w:t>
+      </w:r>
+      <w:r>
+        <w:t xml:space="preserve">удаления </w:t>
+      </w:r>
+      <w:r>
+        <w:t>фигуры</w:t>
+      </w:r>
+      <w:r>
+        <w:t xml:space="preserve"> необходимо в</w:t>
+      </w:r>
+      <w:r>
+        <w:t>ыбрать</w:t>
+      </w:r>
+      <w:r>
+        <w:t xml:space="preserve"> соответствующ</w:t>
+      </w:r>
+      <w:r>
+        <w:t xml:space="preserve">ее поле фигуры и нажать кнопку </w:t>
+      </w:r>
+      <w:r>
+        <w:t>«</w:t>
+      </w:r>
+      <w:r>
+        <w:t xml:space="preserve">Удалить </w:t>
+      </w:r>
+      <w:r>
+        <w:t>фигуру</w:t>
+      </w:r>
+      <w:r>
+        <w:t>»</w:t>
       </w:r>
       <w:r>
         <w:t>.</w:t>
@@ -8112,12 +8301,11 @@
           <w:noProof/>
           <w:lang w:eastAsia="ru-RU"/>
         </w:rPr>
-        <w:lastRenderedPageBreak/>
         <w:drawing>
-          <wp:inline distT="0" distB="0" distL="0" distR="0" wp14:anchorId="1EFBE769" wp14:editId="40E95A78">
-            <wp:extent cx="3867690" cy="2162477"/>
-            <wp:effectExtent l="0" t="0" r="0" b="9525"/>
-            <wp:docPr id="23" name="Рисунок 23"/>
+          <wp:inline distT="0" distB="0" distL="0" distR="0" wp14:anchorId="73E9077F" wp14:editId="5E2182A7">
+            <wp:extent cx="4812941" cy="2589121"/>
+            <wp:effectExtent l="0" t="0" r="6985" b="1905"/>
+            <wp:docPr id="27" name="Рисунок 27"/>
             <wp:cNvGraphicFramePr>
               <a:graphicFrameLocks xmlns:a="http://schemas.openxmlformats.org/drawingml/2006/main" noChangeAspect="1"/>
             </wp:cNvGraphicFramePr>
@@ -8137,7 +8325,7 @@
                   <pic:spPr>
                     <a:xfrm>
                       <a:off x="0" y="0"/>
-                      <a:ext cx="3867690" cy="2162477"/>
+                      <a:ext cx="4818987" cy="2592373"/>
                     </a:xfrm>
                     <a:prstGeom prst="rect">
                       <a:avLst/>
@@ -8158,30 +8346,16 @@
         <w:t>Рисунок 1</w:t>
       </w:r>
       <w:r>
-        <w:t>2</w:t>
-      </w:r>
-      <w:r>
-        <w:t xml:space="preserve"> – Некорректный ввод (Пример №2)</w:t>
-      </w:r>
-    </w:p>
-    <w:p>
-      <w:pPr>
-        <w:pStyle w:val="TNR"/>
-      </w:pPr>
-      <w:r>
-        <w:t xml:space="preserve">Если </w:t>
-      </w:r>
-      <w:r>
-        <w:t>заполнены не все поля</w:t>
-      </w:r>
-      <w:r>
-        <w:t xml:space="preserve">, выводится ошибка с </w:t>
-      </w:r>
-      <w:r>
-        <w:t>аналогичным сообщением</w:t>
-      </w:r>
-      <w:r>
-        <w:t xml:space="preserve">. </w:t>
+        <w:t>4</w:t>
+      </w:r>
+      <w:r>
+        <w:t xml:space="preserve"> – Выбор </w:t>
+      </w:r>
+      <w:r>
+        <w:t>фигуры</w:t>
+      </w:r>
+      <w:r>
+        <w:t xml:space="preserve"> в таблице</w:t>
       </w:r>
     </w:p>
     <w:p>
@@ -8193,11 +8367,12 @@
           <w:noProof/>
           <w:lang w:eastAsia="ru-RU"/>
         </w:rPr>
+        <w:lastRenderedPageBreak/>
         <w:drawing>
-          <wp:inline distT="0" distB="0" distL="0" distR="0" wp14:anchorId="2716FFD2" wp14:editId="3860E64B">
-            <wp:extent cx="2495898" cy="1419423"/>
-            <wp:effectExtent l="0" t="0" r="0" b="9525"/>
-            <wp:docPr id="24" name="Рисунок 24"/>
+          <wp:inline distT="0" distB="0" distL="0" distR="0" wp14:anchorId="5C93898D" wp14:editId="64B6B452">
+            <wp:extent cx="4812941" cy="2601734"/>
+            <wp:effectExtent l="0" t="0" r="6985" b="8255"/>
+            <wp:docPr id="28" name="Рисунок 28"/>
             <wp:cNvGraphicFramePr>
               <a:graphicFrameLocks xmlns:a="http://schemas.openxmlformats.org/drawingml/2006/main" noChangeAspect="1"/>
             </wp:cNvGraphicFramePr>
@@ -8217,7 +8392,7 @@
                   <pic:spPr>
                     <a:xfrm>
                       <a:off x="0" y="0"/>
-                      <a:ext cx="2495898" cy="1419423"/>
+                      <a:ext cx="4827998" cy="2609873"/>
                     </a:xfrm>
                     <a:prstGeom prst="rect">
                       <a:avLst/>
@@ -8238,60 +8413,24 @@
         <w:t>Рисунок 1</w:t>
       </w:r>
       <w:r>
-        <w:t>3</w:t>
-      </w:r>
-      <w:r>
-        <w:t xml:space="preserve"> – Сообщение об ошибке</w:t>
-      </w:r>
-    </w:p>
-    <w:p>
-      <w:pPr>
-        <w:pStyle w:val="2"/>
-      </w:pPr>
-      <w:bookmarkStart w:id="17" w:name="_Toc228030591"/>
-      <w:bookmarkStart w:id="18" w:name="_Toc232256304"/>
-      <w:r>
-        <w:t>Тест №</w:t>
-      </w:r>
-      <w:r>
-        <w:t>2 – Удаление элемента</w:t>
-      </w:r>
-      <w:bookmarkEnd w:id="17"/>
-      <w:bookmarkEnd w:id="18"/>
-    </w:p>
-    <w:p>
-      <w:pPr>
-        <w:pStyle w:val="TNR"/>
-      </w:pPr>
-      <w:r>
-        <w:t xml:space="preserve">Для </w:t>
-      </w:r>
-      <w:r>
-        <w:t xml:space="preserve">удаления </w:t>
-      </w:r>
-      <w:r>
-        <w:t>фигуры</w:t>
-      </w:r>
-      <w:r>
-        <w:t xml:space="preserve"> необходимо в</w:t>
-      </w:r>
-      <w:r>
-        <w:t>ыбрать</w:t>
-      </w:r>
-      <w:r>
-        <w:t xml:space="preserve"> соответствующ</w:t>
-      </w:r>
-      <w:r>
-        <w:t xml:space="preserve">ее поле фигуры и нажать кнопку </w:t>
+        <w:t>5</w:t>
+      </w:r>
+      <w:r>
+        <w:t xml:space="preserve"> – Результат удаления</w:t>
+      </w:r>
+    </w:p>
+    <w:p>
+      <w:r>
+        <w:rPr>
+          <w:lang w:eastAsia="en-US"/>
+        </w:rPr>
+        <w:t xml:space="preserve">Произведём удаление нескольких фигур сразу. Для этого выберем несколько полей фигур и нажмём кнопку </w:t>
       </w:r>
       <w:r>
         <w:t>«</w:t>
       </w:r>
       <w:r>
-        <w:t xml:space="preserve">Удалить </w:t>
-      </w:r>
-      <w:r>
-        <w:t>фигуру</w:t>
+        <w:t>Удалить фигуру</w:t>
       </w:r>
       <w:r>
         <w:t>»</w:t>
@@ -8310,10 +8449,10 @@
           <w:lang w:eastAsia="ru-RU"/>
         </w:rPr>
         <w:drawing>
-          <wp:inline distT="0" distB="0" distL="0" distR="0" wp14:anchorId="73E9077F" wp14:editId="5E2182A7">
-            <wp:extent cx="4812941" cy="2589121"/>
-            <wp:effectExtent l="0" t="0" r="6985" b="1905"/>
-            <wp:docPr id="27" name="Рисунок 27"/>
+          <wp:inline distT="0" distB="0" distL="0" distR="0" wp14:anchorId="671D0777" wp14:editId="51EFEA4A">
+            <wp:extent cx="4852655" cy="2610485"/>
+            <wp:effectExtent l="0" t="0" r="5715" b="0"/>
+            <wp:docPr id="29" name="Рисунок 29"/>
             <wp:cNvGraphicFramePr>
               <a:graphicFrameLocks xmlns:a="http://schemas.openxmlformats.org/drawingml/2006/main" noChangeAspect="1"/>
             </wp:cNvGraphicFramePr>
@@ -8333,7 +8472,7 @@
                   <pic:spPr>
                     <a:xfrm>
                       <a:off x="0" y="0"/>
-                      <a:ext cx="4818987" cy="2592373"/>
+                      <a:ext cx="4884741" cy="2627746"/>
                     </a:xfrm>
                     <a:prstGeom prst="rect">
                       <a:avLst/>
@@ -8351,19 +8490,20 @@
         <w:pStyle w:val="aff3"/>
       </w:pPr>
       <w:r>
-        <w:t>Рисунок 1</w:t>
-      </w:r>
-      <w:r>
-        <w:t>4</w:t>
-      </w:r>
-      <w:r>
-        <w:t xml:space="preserve"> – Выбор </w:t>
-      </w:r>
-      <w:r>
-        <w:t>фигуры</w:t>
-      </w:r>
-      <w:r>
-        <w:t xml:space="preserve"> в таблице</w:t>
+        <w:t>Рисунок 16 – Выбор фигуры в таблице</w:t>
+      </w:r>
+    </w:p>
+    <w:p>
+      <w:pPr>
+        <w:rPr>
+          <w:lang w:eastAsia="en-US"/>
+        </w:rPr>
+      </w:pPr>
+      <w:r>
+        <w:rPr>
+          <w:lang w:eastAsia="en-US"/>
+        </w:rPr>
+        <w:t>После удаления нескольких фигур, появляется сообщение о количестве удалённых фигур.</w:t>
       </w:r>
     </w:p>
     <w:p>
@@ -8375,12 +8515,11 @@
           <w:noProof/>
           <w:lang w:eastAsia="ru-RU"/>
         </w:rPr>
-        <w:lastRenderedPageBreak/>
         <w:drawing>
-          <wp:inline distT="0" distB="0" distL="0" distR="0" wp14:anchorId="5C93898D" wp14:editId="64B6B452">
-            <wp:extent cx="4812941" cy="2601734"/>
-            <wp:effectExtent l="0" t="0" r="6985" b="8255"/>
-            <wp:docPr id="28" name="Рисунок 28"/>
+          <wp:inline distT="0" distB="0" distL="0" distR="0" wp14:anchorId="529E1558" wp14:editId="15A5BF32">
+            <wp:extent cx="1790950" cy="1438476"/>
+            <wp:effectExtent l="0" t="0" r="0" b="9525"/>
+            <wp:docPr id="30" name="Рисунок 30"/>
             <wp:cNvGraphicFramePr>
               <a:graphicFrameLocks xmlns:a="http://schemas.openxmlformats.org/drawingml/2006/main" noChangeAspect="1"/>
             </wp:cNvGraphicFramePr>
@@ -8400,7 +8539,7 @@
                   <pic:spPr>
                     <a:xfrm>
                       <a:off x="0" y="0"/>
-                      <a:ext cx="4827998" cy="2609873"/>
+                      <a:ext cx="1790950" cy="1438476"/>
                     </a:xfrm>
                     <a:prstGeom prst="rect">
                       <a:avLst/>
@@ -8418,33 +8557,7 @@
         <w:pStyle w:val="aff3"/>
       </w:pPr>
       <w:r>
-        <w:t>Рисунок 1</w:t>
-      </w:r>
-      <w:r>
-        <w:t>5</w:t>
-      </w:r>
-      <w:r>
-        <w:t xml:space="preserve"> – Результат удаления</w:t>
-      </w:r>
-    </w:p>
-    <w:p>
-      <w:r>
-        <w:rPr>
-          <w:lang w:eastAsia="en-US"/>
-        </w:rPr>
-        <w:t xml:space="preserve">Произведём удаление нескольких фигур сразу. Для этого выберем несколько полей фигур и нажмём кнопку </w:t>
-      </w:r>
-      <w:r>
-        <w:t>«</w:t>
-      </w:r>
-      <w:r>
-        <w:t>Удалить фигуру</w:t>
-      </w:r>
-      <w:r>
-        <w:t>»</w:t>
-      </w:r>
-      <w:r>
-        <w:t>.</w:t>
+        <w:t>Рисунок 17 – Сообщение о количестве удалённых фигур</w:t>
       </w:r>
     </w:p>
     <w:p>
@@ -8456,11 +8569,12 @@
           <w:noProof/>
           <w:lang w:eastAsia="ru-RU"/>
         </w:rPr>
+        <w:lastRenderedPageBreak/>
         <w:drawing>
-          <wp:inline distT="0" distB="0" distL="0" distR="0" wp14:anchorId="671D0777" wp14:editId="51EFEA4A">
-            <wp:extent cx="4852655" cy="2610485"/>
-            <wp:effectExtent l="0" t="0" r="5715" b="0"/>
-            <wp:docPr id="29" name="Рисунок 29"/>
+          <wp:inline distT="0" distB="0" distL="0" distR="0" wp14:anchorId="34BAB425" wp14:editId="4C42982B">
+            <wp:extent cx="4859996" cy="2638927"/>
+            <wp:effectExtent l="0" t="0" r="0" b="9525"/>
+            <wp:docPr id="31" name="Рисунок 31"/>
             <wp:cNvGraphicFramePr>
               <a:graphicFrameLocks xmlns:a="http://schemas.openxmlformats.org/drawingml/2006/main" noChangeAspect="1"/>
             </wp:cNvGraphicFramePr>
@@ -8480,7 +8594,7 @@
                   <pic:spPr>
                     <a:xfrm>
                       <a:off x="0" y="0"/>
-                      <a:ext cx="4884741" cy="2627746"/>
+                      <a:ext cx="4873176" cy="2646083"/>
                     </a:xfrm>
                     <a:prstGeom prst="rect">
                       <a:avLst/>
@@ -8498,20 +8612,48 @@
         <w:pStyle w:val="aff3"/>
       </w:pPr>
       <w:r>
-        <w:t>Рисунок 16 – Выбор фигуры в таблице</w:t>
-      </w:r>
-    </w:p>
-    <w:p>
-      <w:pPr>
-        <w:rPr>
-          <w:lang w:eastAsia="en-US"/>
-        </w:rPr>
-      </w:pPr>
-      <w:r>
-        <w:rPr>
-          <w:lang w:eastAsia="en-US"/>
-        </w:rPr>
-        <w:t>После удаления нескольких фигур, появляется сообщение о количестве удалённых фигур.</w:t>
+        <w:t>Рисунок 18 – Результат удаления</w:t>
+      </w:r>
+    </w:p>
+    <w:p>
+      <w:pPr>
+        <w:pStyle w:val="2"/>
+      </w:pPr>
+      <w:bookmarkStart w:id="20" w:name="_Toc228030592"/>
+      <w:bookmarkStart w:id="21" w:name="_Toc232256305"/>
+      <w:r>
+        <w:t>Тест №</w:t>
+      </w:r>
+      <w:r>
+        <w:t xml:space="preserve">3 – Поиск </w:t>
+      </w:r>
+      <w:bookmarkEnd w:id="20"/>
+      <w:r>
+        <w:t>фигуры</w:t>
+      </w:r>
+      <w:bookmarkEnd w:id="21"/>
+    </w:p>
+    <w:p>
+      <w:pPr>
+        <w:pStyle w:val="TNR"/>
+      </w:pPr>
+      <w:r>
+        <w:t xml:space="preserve">Для </w:t>
+      </w:r>
+      <w:r>
+        <w:t>поиска фигур</w:t>
+      </w:r>
+      <w:r>
+        <w:t xml:space="preserve"> необходимо вызвать соответствующую форму путём нажатия кнопки «</w:t>
+      </w:r>
+      <w:r>
+        <w:t>Поиск фигуры</w:t>
+      </w:r>
+      <w:r>
+        <w:t>»</w:t>
+      </w:r>
+      <w:r>
+        <w:t>.</w:t>
       </w:r>
     </w:p>
     <w:p>
@@ -8524,10 +8666,10 @@
           <w:lang w:eastAsia="ru-RU"/>
         </w:rPr>
         <w:drawing>
-          <wp:inline distT="0" distB="0" distL="0" distR="0" wp14:anchorId="529E1558" wp14:editId="15A5BF32">
-            <wp:extent cx="1790950" cy="1438476"/>
-            <wp:effectExtent l="0" t="0" r="0" b="9525"/>
-            <wp:docPr id="30" name="Рисунок 30"/>
+          <wp:inline distT="0" distB="0" distL="0" distR="0" wp14:anchorId="3E4C2BF1" wp14:editId="69AEE99E">
+            <wp:extent cx="6299835" cy="3376930"/>
+            <wp:effectExtent l="0" t="0" r="5715" b="0"/>
+            <wp:docPr id="34" name="Рисунок 34"/>
             <wp:cNvGraphicFramePr>
               <a:graphicFrameLocks xmlns:a="http://schemas.openxmlformats.org/drawingml/2006/main" noChangeAspect="1"/>
             </wp:cNvGraphicFramePr>
@@ -8547,7 +8689,7 @@
                   <pic:spPr>
                     <a:xfrm>
                       <a:off x="0" y="0"/>
-                      <a:ext cx="1790950" cy="1438476"/>
+                      <a:ext cx="6299835" cy="3376930"/>
                     </a:xfrm>
                     <a:prstGeom prst="rect">
                       <a:avLst/>
@@ -8565,7 +8707,44 @@
         <w:pStyle w:val="aff3"/>
       </w:pPr>
       <w:r>
-        <w:t>Рисунок 17 – Сообщение о количестве удалённых фигур</w:t>
+        <w:t>Рисунок 1</w:t>
+      </w:r>
+      <w:r>
+        <w:t>9</w:t>
+      </w:r>
+      <w:r>
+        <w:t xml:space="preserve"> – Вызов формы </w:t>
+      </w:r>
+      <w:r>
+        <w:t>–</w:t>
+      </w:r>
+      <w:r>
+        <w:t xml:space="preserve"> </w:t>
+      </w:r>
+      <w:r>
+        <w:t>Поиск фигуры</w:t>
+      </w:r>
+    </w:p>
+    <w:p>
+      <w:pPr>
+        <w:pStyle w:val="TNR"/>
+      </w:pPr>
+      <w:r>
+        <w:t xml:space="preserve">Откроется соответствующая форма для поиска (рисунок </w:t>
+      </w:r>
+      <w:r>
+        <w:t>20</w:t>
+      </w:r>
+      <w:r>
+        <w:t>).</w:t>
+      </w:r>
+    </w:p>
+    <w:p>
+      <w:pPr>
+        <w:pStyle w:val="TNR"/>
+      </w:pPr>
+      <w:r>
+        <w:br w:type="page"/>
       </w:r>
     </w:p>
     <w:p>
@@ -8579,10 +8758,10 @@
         </w:rPr>
         <w:lastRenderedPageBreak/>
         <w:drawing>
-          <wp:inline distT="0" distB="0" distL="0" distR="0" wp14:anchorId="34BAB425" wp14:editId="4C42982B">
-            <wp:extent cx="4859996" cy="2638927"/>
-            <wp:effectExtent l="0" t="0" r="0" b="9525"/>
-            <wp:docPr id="31" name="Рисунок 31"/>
+          <wp:inline distT="0" distB="0" distL="0" distR="0" wp14:anchorId="6D8FD51A" wp14:editId="15DF3058">
+            <wp:extent cx="4888002" cy="2401383"/>
+            <wp:effectExtent l="0" t="0" r="8255" b="0"/>
+            <wp:docPr id="35" name="Рисунок 35"/>
             <wp:cNvGraphicFramePr>
               <a:graphicFrameLocks xmlns:a="http://schemas.openxmlformats.org/drawingml/2006/main" noChangeAspect="1"/>
             </wp:cNvGraphicFramePr>
@@ -8602,7 +8781,7 @@
                   <pic:spPr>
                     <a:xfrm>
                       <a:off x="0" y="0"/>
-                      <a:ext cx="4873176" cy="2646083"/>
+                      <a:ext cx="4898880" cy="2406727"/>
                     </a:xfrm>
                     <a:prstGeom prst="rect">
                       <a:avLst/>
@@ -8620,48 +8799,24 @@
         <w:pStyle w:val="aff3"/>
       </w:pPr>
       <w:r>
-        <w:t>Рисунок 18 – Результат удаления</w:t>
-      </w:r>
-    </w:p>
-    <w:p>
-      <w:pPr>
-        <w:pStyle w:val="2"/>
-      </w:pPr>
-      <w:bookmarkStart w:id="19" w:name="_Toc228030592"/>
-      <w:bookmarkStart w:id="20" w:name="_Toc232256305"/>
-      <w:r>
-        <w:t>Тест №</w:t>
-      </w:r>
-      <w:r>
-        <w:t xml:space="preserve">3 – Поиск </w:t>
-      </w:r>
-      <w:bookmarkEnd w:id="19"/>
-      <w:r>
-        <w:t>фигуры</w:t>
-      </w:r>
-      <w:bookmarkEnd w:id="20"/>
-    </w:p>
-    <w:p>
-      <w:pPr>
-        <w:pStyle w:val="TNR"/>
-      </w:pPr>
-      <w:r>
-        <w:t xml:space="preserve">Для </w:t>
-      </w:r>
-      <w:r>
-        <w:t>поиска фигур</w:t>
-      </w:r>
-      <w:r>
-        <w:t xml:space="preserve"> необходимо вызвать соответствующую форму путём нажатия кнопки «</w:t>
-      </w:r>
-      <w:r>
-        <w:t>Поиск фигуры</w:t>
-      </w:r>
-      <w:r>
-        <w:t>»</w:t>
-      </w:r>
-      <w:r>
-        <w:t>.</w:t>
+        <w:t xml:space="preserve">Рисунок </w:t>
+      </w:r>
+      <w:r>
+        <w:t>20</w:t>
+      </w:r>
+      <w:r>
+        <w:t xml:space="preserve"> – Выбор типа поля для поиска</w:t>
+      </w:r>
+    </w:p>
+    <w:p>
+      <w:r>
+        <w:t xml:space="preserve">Далее пользователь выбирает параметры, по которым требуется найти </w:t>
+      </w:r>
+      <w:r>
+        <w:t>фигуру</w:t>
+      </w:r>
+      <w:r>
+        <w:t>, вводит значения этих параметров и нажимает кнопку «Найти».</w:t>
       </w:r>
     </w:p>
     <w:p>
@@ -8674,10 +8829,10 @@
           <w:lang w:eastAsia="ru-RU"/>
         </w:rPr>
         <w:drawing>
-          <wp:inline distT="0" distB="0" distL="0" distR="0" wp14:anchorId="3E4C2BF1" wp14:editId="69AEE99E">
-            <wp:extent cx="6299835" cy="3376930"/>
-            <wp:effectExtent l="0" t="0" r="5715" b="0"/>
-            <wp:docPr id="34" name="Рисунок 34"/>
+          <wp:inline distT="0" distB="0" distL="0" distR="0" wp14:anchorId="3FABED4F" wp14:editId="04E91A64">
+            <wp:extent cx="4843364" cy="2376036"/>
+            <wp:effectExtent l="0" t="0" r="0" b="5715"/>
+            <wp:docPr id="36" name="Рисунок 36"/>
             <wp:cNvGraphicFramePr>
               <a:graphicFrameLocks xmlns:a="http://schemas.openxmlformats.org/drawingml/2006/main" noChangeAspect="1"/>
             </wp:cNvGraphicFramePr>
@@ -8697,7 +8852,7 @@
                   <pic:spPr>
                     <a:xfrm>
                       <a:off x="0" y="0"/>
-                      <a:ext cx="6299835" cy="3376930"/>
+                      <a:ext cx="4855438" cy="2381959"/>
                     </a:xfrm>
                     <a:prstGeom prst="rect">
                       <a:avLst/>
@@ -8715,44 +8870,16 @@
         <w:pStyle w:val="aff3"/>
       </w:pPr>
       <w:r>
-        <w:t>Рисунок 1</w:t>
-      </w:r>
-      <w:r>
-        <w:t>9</w:t>
-      </w:r>
-      <w:r>
-        <w:t xml:space="preserve"> – Вызов формы </w:t>
-      </w:r>
-      <w:r>
-        <w:t>–</w:t>
-      </w:r>
-      <w:r>
-        <w:t xml:space="preserve"> </w:t>
-      </w:r>
-      <w:r>
-        <w:t>Поиск фигуры</w:t>
-      </w:r>
-    </w:p>
-    <w:p>
-      <w:pPr>
-        <w:pStyle w:val="TNR"/>
-      </w:pPr>
-      <w:r>
-        <w:t xml:space="preserve">Откроется соответствующая форма для поиска (рисунок </w:t>
-      </w:r>
-      <w:r>
-        <w:t>20</w:t>
-      </w:r>
-      <w:r>
-        <w:t>).</w:t>
-      </w:r>
-    </w:p>
-    <w:p>
-      <w:pPr>
-        <w:pStyle w:val="TNR"/>
-      </w:pPr>
-      <w:r>
-        <w:br w:type="page"/>
+        <w:t xml:space="preserve">Рисунок </w:t>
+      </w:r>
+      <w:r>
+        <w:t>21</w:t>
+      </w:r>
+      <w:r>
+        <w:t xml:space="preserve"> – Поиск </w:t>
+      </w:r>
+      <w:r>
+        <w:t>фигуры</w:t>
       </w:r>
     </w:p>
     <w:p>
@@ -8764,12 +8891,11 @@
           <w:noProof/>
           <w:lang w:eastAsia="ru-RU"/>
         </w:rPr>
-        <w:lastRenderedPageBreak/>
         <w:drawing>
-          <wp:inline distT="0" distB="0" distL="0" distR="0" wp14:anchorId="6D8FD51A" wp14:editId="15DF3058">
-            <wp:extent cx="4888002" cy="2401383"/>
-            <wp:effectExtent l="0" t="0" r="8255" b="0"/>
-            <wp:docPr id="35" name="Рисунок 35"/>
+          <wp:inline distT="0" distB="0" distL="0" distR="0" wp14:anchorId="597A0836" wp14:editId="0A27FA53">
+            <wp:extent cx="4894070" cy="2376738"/>
+            <wp:effectExtent l="0" t="0" r="1905" b="5080"/>
+            <wp:docPr id="39" name="Рисунок 39"/>
             <wp:cNvGraphicFramePr>
               <a:graphicFrameLocks xmlns:a="http://schemas.openxmlformats.org/drawingml/2006/main" noChangeAspect="1"/>
             </wp:cNvGraphicFramePr>
@@ -8789,7 +8915,7 @@
                   <pic:spPr>
                     <a:xfrm>
                       <a:off x="0" y="0"/>
-                      <a:ext cx="4898880" cy="2406727"/>
+                      <a:ext cx="4904241" cy="2381677"/>
                     </a:xfrm>
                     <a:prstGeom prst="rect">
                       <a:avLst/>
@@ -8810,21 +8936,41 @@
         <w:t xml:space="preserve">Рисунок </w:t>
       </w:r>
       <w:r>
-        <w:t>20</w:t>
-      </w:r>
-      <w:r>
-        <w:t xml:space="preserve"> – Выбор типа поля для поиска</w:t>
-      </w:r>
-    </w:p>
-    <w:p>
-      <w:r>
-        <w:t xml:space="preserve">Далее пользователь выбирает параметры, по которым требуется найти </w:t>
-      </w:r>
-      <w:r>
-        <w:t>фигуру</w:t>
-      </w:r>
-      <w:r>
-        <w:t>, вводит значения этих параметров и нажимает кнопку «Найти».</w:t>
+        <w:t>22</w:t>
+      </w:r>
+      <w:r>
+        <w:t xml:space="preserve"> – Результат поиска</w:t>
+      </w:r>
+    </w:p>
+    <w:p>
+      <w:pPr>
+        <w:rPr>
+          <w:lang w:eastAsia="en-US"/>
+        </w:rPr>
+      </w:pPr>
+    </w:p>
+    <w:p>
+      <w:pPr>
+        <w:pStyle w:val="2"/>
+      </w:pPr>
+      <w:bookmarkStart w:id="22" w:name="_Toc228030593"/>
+      <w:bookmarkStart w:id="23" w:name="_Toc232256306"/>
+      <w:r>
+        <w:lastRenderedPageBreak/>
+        <w:t>Тест №</w:t>
+      </w:r>
+      <w:r>
+        <w:t>4 – Сохранение данных</w:t>
+      </w:r>
+      <w:bookmarkEnd w:id="22"/>
+      <w:bookmarkEnd w:id="23"/>
+    </w:p>
+    <w:p>
+      <w:r>
+        <w:t xml:space="preserve">Для </w:t>
+      </w:r>
+      <w:r>
+        <w:t xml:space="preserve">сохранения данных в таблице необходимо нажать кнопку «Сохранить». </w:t>
       </w:r>
     </w:p>
     <w:p>
@@ -8837,10 +8983,10 @@
           <w:lang w:eastAsia="ru-RU"/>
         </w:rPr>
         <w:drawing>
-          <wp:inline distT="0" distB="0" distL="0" distR="0" wp14:anchorId="3FABED4F" wp14:editId="04E91A64">
-            <wp:extent cx="4843364" cy="2376036"/>
-            <wp:effectExtent l="0" t="0" r="0" b="5715"/>
-            <wp:docPr id="36" name="Рисунок 36"/>
+          <wp:inline distT="0" distB="0" distL="0" distR="0" wp14:anchorId="65E1A9D2" wp14:editId="0C672CD0">
+            <wp:extent cx="4855355" cy="2621236"/>
+            <wp:effectExtent l="0" t="0" r="2540" b="8255"/>
+            <wp:docPr id="44" name="Рисунок 44"/>
             <wp:cNvGraphicFramePr>
               <a:graphicFrameLocks xmlns:a="http://schemas.openxmlformats.org/drawingml/2006/main" noChangeAspect="1"/>
             </wp:cNvGraphicFramePr>
@@ -8860,7 +9006,7 @@
                   <pic:spPr>
                     <a:xfrm>
                       <a:off x="0" y="0"/>
-                      <a:ext cx="4855438" cy="2381959"/>
+                      <a:ext cx="4865028" cy="2626458"/>
                     </a:xfrm>
                     <a:prstGeom prst="rect">
                       <a:avLst/>
@@ -8878,18 +9024,18 @@
         <w:pStyle w:val="aff3"/>
       </w:pPr>
       <w:r>
-        <w:t xml:space="preserve">Рисунок </w:t>
-      </w:r>
-      <w:r>
-        <w:t>21</w:t>
-      </w:r>
-      <w:r>
-        <w:t xml:space="preserve"> – Поиск </w:t>
-      </w:r>
-      <w:r>
-        <w:t>фигуры</w:t>
-      </w:r>
-    </w:p>
+        <w:t>Рисунок 23 – Переход к сохранению данных</w:t>
+      </w:r>
+    </w:p>
+    <w:p>
+      <w:r>
+        <w:t>Откроется системный диалог сохранения файла, где пользователь выбирает директорию и указывает имя файла</w:t>
+      </w:r>
+      <w:r>
+        <w:t xml:space="preserve"> (рисунок 24). </w:t>
+      </w:r>
+    </w:p>
+    <w:p/>
     <w:p>
       <w:pPr>
         <w:pStyle w:val="aff3"/>
@@ -8900,10 +9046,10 @@
           <w:lang w:eastAsia="ru-RU"/>
         </w:rPr>
         <w:drawing>
-          <wp:inline distT="0" distB="0" distL="0" distR="0" wp14:anchorId="597A0836" wp14:editId="0A27FA53">
-            <wp:extent cx="4894070" cy="2376738"/>
-            <wp:effectExtent l="0" t="0" r="1905" b="5080"/>
-            <wp:docPr id="39" name="Рисунок 39"/>
+          <wp:inline distT="0" distB="0" distL="0" distR="0" wp14:anchorId="22DD960C" wp14:editId="181FBEC5">
+            <wp:extent cx="4845145" cy="2750515"/>
+            <wp:effectExtent l="0" t="0" r="0" b="0"/>
+            <wp:docPr id="45" name="Рисунок 45"/>
             <wp:cNvGraphicFramePr>
               <a:graphicFrameLocks xmlns:a="http://schemas.openxmlformats.org/drawingml/2006/main" noChangeAspect="1"/>
             </wp:cNvGraphicFramePr>
@@ -8923,7 +9069,7 @@
                   <pic:spPr>
                     <a:xfrm>
                       <a:off x="0" y="0"/>
-                      <a:ext cx="4904241" cy="2381677"/>
+                      <a:ext cx="4864505" cy="2761505"/>
                     </a:xfrm>
                     <a:prstGeom prst="rect">
                       <a:avLst/>
@@ -8941,44 +9087,12 @@
         <w:pStyle w:val="aff3"/>
       </w:pPr>
       <w:r>
-        <w:t xml:space="preserve">Рисунок </w:t>
-      </w:r>
-      <w:r>
-        <w:t>22</w:t>
-      </w:r>
-      <w:r>
-        <w:t xml:space="preserve"> – Результат поиска</w:t>
-      </w:r>
-    </w:p>
-    <w:p>
-      <w:pPr>
-        <w:rPr>
-          <w:lang w:eastAsia="en-US"/>
-        </w:rPr>
-      </w:pPr>
-    </w:p>
-    <w:p>
-      <w:pPr>
-        <w:pStyle w:val="2"/>
-      </w:pPr>
-      <w:bookmarkStart w:id="21" w:name="_Toc228030593"/>
-      <w:bookmarkStart w:id="22" w:name="_Toc232256306"/>
-      <w:r>
-        <w:lastRenderedPageBreak/>
-        <w:t>Тест №</w:t>
-      </w:r>
-      <w:r>
-        <w:t>4 – Сохранение данных</w:t>
-      </w:r>
-      <w:bookmarkEnd w:id="21"/>
-      <w:bookmarkEnd w:id="22"/>
-    </w:p>
-    <w:p>
-      <w:r>
-        <w:t xml:space="preserve">Для </w:t>
-      </w:r>
-      <w:r>
-        <w:t xml:space="preserve">сохранения данных в таблице необходимо нажать кнопку «Сохранить». </w:t>
+        <w:t>Рисунок 24 – Сохранение файла</w:t>
+      </w:r>
+    </w:p>
+    <w:p>
+      <w:r>
+        <w:t>После сохранения данных в файл появится соответствующее сообщение (рисунок 25).</w:t>
       </w:r>
     </w:p>
     <w:p>
@@ -8990,11 +9104,12 @@
           <w:noProof/>
           <w:lang w:eastAsia="ru-RU"/>
         </w:rPr>
+        <w:lastRenderedPageBreak/>
         <w:drawing>
-          <wp:inline distT="0" distB="0" distL="0" distR="0" wp14:anchorId="65E1A9D2" wp14:editId="0C672CD0">
-            <wp:extent cx="4855355" cy="2621236"/>
-            <wp:effectExtent l="0" t="0" r="2540" b="8255"/>
-            <wp:docPr id="44" name="Рисунок 44"/>
+          <wp:inline distT="0" distB="0" distL="0" distR="0" wp14:anchorId="46E2129B" wp14:editId="69F0AAE2">
+            <wp:extent cx="2762636" cy="1438476"/>
+            <wp:effectExtent l="0" t="0" r="0" b="9525"/>
+            <wp:docPr id="46" name="Рисунок 46"/>
             <wp:cNvGraphicFramePr>
               <a:graphicFrameLocks xmlns:a="http://schemas.openxmlformats.org/drawingml/2006/main" noChangeAspect="1"/>
             </wp:cNvGraphicFramePr>
@@ -9014,7 +9129,7 @@
                   <pic:spPr>
                     <a:xfrm>
                       <a:off x="0" y="0"/>
-                      <a:ext cx="4865028" cy="2626458"/>
+                      <a:ext cx="2762636" cy="1438476"/>
                     </a:xfrm>
                     <a:prstGeom prst="rect">
                       <a:avLst/>
@@ -9032,18 +9147,9 @@
         <w:pStyle w:val="aff3"/>
       </w:pPr>
       <w:r>
-        <w:t>Рисунок 23 – Переход к сохранению данных</w:t>
-      </w:r>
-    </w:p>
-    <w:p>
-      <w:r>
-        <w:t>Откроется системный диалог сохранения файла, где пользователь выбирает директорию и указывает имя файла</w:t>
-      </w:r>
-      <w:r>
-        <w:t xml:space="preserve"> (рисунок 24). </w:t>
-      </w:r>
-    </w:p>
-    <w:p/>
+        <w:t>Рисунок 25 – Сообщение о сохранении файла</w:t>
+      </w:r>
+    </w:p>
     <w:p>
       <w:pPr>
         <w:pStyle w:val="aff3"/>
@@ -9054,10 +9160,10 @@
           <w:lang w:eastAsia="ru-RU"/>
         </w:rPr>
         <w:drawing>
-          <wp:inline distT="0" distB="0" distL="0" distR="0" wp14:anchorId="22DD960C" wp14:editId="181FBEC5">
-            <wp:extent cx="4845145" cy="2750515"/>
+          <wp:inline distT="0" distB="0" distL="0" distR="0" wp14:anchorId="33279C84" wp14:editId="11AC4960">
+            <wp:extent cx="5830114" cy="247685"/>
             <wp:effectExtent l="0" t="0" r="0" b="0"/>
-            <wp:docPr id="45" name="Рисунок 45"/>
+            <wp:docPr id="47" name="Рисунок 47"/>
             <wp:cNvGraphicFramePr>
               <a:graphicFrameLocks xmlns:a="http://schemas.openxmlformats.org/drawingml/2006/main" noChangeAspect="1"/>
             </wp:cNvGraphicFramePr>
@@ -9077,7 +9183,7 @@
                   <pic:spPr>
                     <a:xfrm>
                       <a:off x="0" y="0"/>
-                      <a:ext cx="4864505" cy="2761505"/>
+                      <a:ext cx="5830114" cy="247685"/>
                     </a:xfrm>
                     <a:prstGeom prst="rect">
                       <a:avLst/>
@@ -9095,12 +9201,54 @@
         <w:pStyle w:val="aff3"/>
       </w:pPr>
       <w:r>
-        <w:t>Рисунок 24 – Сохранение файла</w:t>
-      </w:r>
-    </w:p>
-    <w:p>
-      <w:r>
-        <w:t>После сохранения данных в файл появится соответствующее сообщение (рисунок 25).</w:t>
+        <w:t xml:space="preserve">Рисунок </w:t>
+      </w:r>
+      <w:r>
+        <w:t>26</w:t>
+      </w:r>
+      <w:r>
+        <w:t xml:space="preserve"> – Результат сохранения</w:t>
+      </w:r>
+    </w:p>
+    <w:p>
+      <w:pPr>
+        <w:pStyle w:val="2"/>
+      </w:pPr>
+      <w:bookmarkStart w:id="24" w:name="_Toc228030594"/>
+      <w:bookmarkStart w:id="25" w:name="_Toc232256307"/>
+      <w:r>
+        <w:t>Тест №</w:t>
+      </w:r>
+      <w:r>
+        <w:t>5 – Загрузка данных</w:t>
+      </w:r>
+      <w:bookmarkEnd w:id="24"/>
+      <w:bookmarkEnd w:id="25"/>
+    </w:p>
+    <w:p>
+      <w:pPr>
+        <w:pStyle w:val="TNR"/>
+      </w:pPr>
+      <w:r>
+        <w:t xml:space="preserve">Для </w:t>
+      </w:r>
+      <w:r>
+        <w:t>загрузки</w:t>
+      </w:r>
+      <w:r>
+        <w:t xml:space="preserve"> данных в таблиц</w:t>
+      </w:r>
+      <w:r>
+        <w:t>у</w:t>
+      </w:r>
+      <w:r>
+        <w:t xml:space="preserve"> необходимо нажать кнопку «</w:t>
+      </w:r>
+      <w:r>
+        <w:t>Загрузить</w:t>
+      </w:r>
+      <w:r>
+        <w:t xml:space="preserve">». </w:t>
       </w:r>
     </w:p>
     <w:p>
@@ -9112,12 +9260,11 @@
           <w:noProof/>
           <w:lang w:eastAsia="ru-RU"/>
         </w:rPr>
-        <w:lastRenderedPageBreak/>
         <w:drawing>
-          <wp:inline distT="0" distB="0" distL="0" distR="0" wp14:anchorId="46E2129B" wp14:editId="69F0AAE2">
-            <wp:extent cx="2762636" cy="1438476"/>
-            <wp:effectExtent l="0" t="0" r="0" b="9525"/>
-            <wp:docPr id="46" name="Рисунок 46"/>
+          <wp:inline distT="0" distB="0" distL="0" distR="0" wp14:anchorId="34D983C7" wp14:editId="14A5A70A">
+            <wp:extent cx="4666809" cy="2519916"/>
+            <wp:effectExtent l="0" t="0" r="635" b="0"/>
+            <wp:docPr id="49" name="Рисунок 49"/>
             <wp:cNvGraphicFramePr>
               <a:graphicFrameLocks xmlns:a="http://schemas.openxmlformats.org/drawingml/2006/main" noChangeAspect="1"/>
             </wp:cNvGraphicFramePr>
@@ -9137,7 +9284,7 @@
                   <pic:spPr>
                     <a:xfrm>
                       <a:off x="0" y="0"/>
-                      <a:ext cx="2762636" cy="1438476"/>
+                      <a:ext cx="4674642" cy="2524145"/>
                     </a:xfrm>
                     <a:prstGeom prst="rect">
                       <a:avLst/>
@@ -9155,7 +9302,12 @@
         <w:pStyle w:val="aff3"/>
       </w:pPr>
       <w:r>
-        <w:t>Рисунок 25 – Сообщение о сохранении файла</w:t>
+        <w:t>Рисунок 27 – Загрузка данных в таблицу</w:t>
+      </w:r>
+    </w:p>
+    <w:p>
+      <w:r>
+        <w:t>Далее откроется системный диалог загрузки файла.</w:t>
       </w:r>
     </w:p>
     <w:p>
@@ -9168,10 +9320,10 @@
           <w:lang w:eastAsia="ru-RU"/>
         </w:rPr>
         <w:drawing>
-          <wp:inline distT="0" distB="0" distL="0" distR="0" wp14:anchorId="33279C84" wp14:editId="11AC4960">
-            <wp:extent cx="5830114" cy="247685"/>
-            <wp:effectExtent l="0" t="0" r="0" b="0"/>
-            <wp:docPr id="47" name="Рисунок 47"/>
+          <wp:inline distT="0" distB="0" distL="0" distR="0" wp14:anchorId="6A781232" wp14:editId="5E9EB76D">
+            <wp:extent cx="4476750" cy="2525138"/>
+            <wp:effectExtent l="0" t="0" r="0" b="8890"/>
+            <wp:docPr id="50" name="Рисунок 50"/>
             <wp:cNvGraphicFramePr>
               <a:graphicFrameLocks xmlns:a="http://schemas.openxmlformats.org/drawingml/2006/main" noChangeAspect="1"/>
             </wp:cNvGraphicFramePr>
@@ -9191,7 +9343,7 @@
                   <pic:spPr>
                     <a:xfrm>
                       <a:off x="0" y="0"/>
-                      <a:ext cx="5830114" cy="247685"/>
+                      <a:ext cx="4489852" cy="2532528"/>
                     </a:xfrm>
                     <a:prstGeom prst="rect">
                       <a:avLst/>
@@ -9209,70 +9361,33 @@
         <w:pStyle w:val="aff3"/>
       </w:pPr>
       <w:r>
-        <w:t xml:space="preserve">Рисунок </w:t>
-      </w:r>
-      <w:r>
-        <w:t>26</w:t>
-      </w:r>
-      <w:r>
-        <w:t xml:space="preserve"> – Результат сохранения</w:t>
-      </w:r>
-    </w:p>
-    <w:p>
-      <w:pPr>
-        <w:pStyle w:val="2"/>
-      </w:pPr>
-      <w:bookmarkStart w:id="23" w:name="_Toc228030594"/>
-      <w:bookmarkStart w:id="24" w:name="_Toc232256307"/>
-      <w:r>
-        <w:t>Тест №</w:t>
-      </w:r>
-      <w:r>
-        <w:t>5 – Загрузка данных</w:t>
-      </w:r>
-      <w:bookmarkEnd w:id="23"/>
-      <w:bookmarkEnd w:id="24"/>
+        <w:t>Рисунок 28 – Выбор файла для загрузки</w:t>
+      </w:r>
     </w:p>
     <w:p>
       <w:pPr>
         <w:pStyle w:val="TNR"/>
       </w:pPr>
       <w:r>
-        <w:t xml:space="preserve">Для </w:t>
-      </w:r>
-      <w:r>
-        <w:t>загрузки</w:t>
-      </w:r>
-      <w:r>
-        <w:t xml:space="preserve"> данных в таблиц</w:t>
-      </w:r>
-      <w:r>
-        <w:t>у</w:t>
-      </w:r>
-      <w:r>
-        <w:t xml:space="preserve"> необходимо нажать кнопку «</w:t>
-      </w:r>
-      <w:r>
-        <w:t>Загрузить</w:t>
-      </w:r>
-      <w:r>
-        <w:t xml:space="preserve">». </w:t>
-      </w:r>
-    </w:p>
-    <w:p>
-      <w:pPr>
-        <w:pStyle w:val="aff3"/>
+        <w:lastRenderedPageBreak/>
+        <w:t>После успешной загрузки появится сообщение (рисунок 29).</w:t>
+      </w:r>
+    </w:p>
+    <w:p>
+      <w:pPr>
+        <w:pStyle w:val="TNR"/>
+        <w:ind w:firstLine="0"/>
+        <w:jc w:val="center"/>
       </w:pPr>
       <w:r>
         <w:rPr>
           <w:noProof/>
-          <w:lang w:eastAsia="ru-RU"/>
         </w:rPr>
         <w:drawing>
-          <wp:inline distT="0" distB="0" distL="0" distR="0" wp14:anchorId="34D983C7" wp14:editId="14A5A70A">
-            <wp:extent cx="4666809" cy="2519916"/>
-            <wp:effectExtent l="0" t="0" r="635" b="0"/>
-            <wp:docPr id="49" name="Рисунок 49"/>
+          <wp:inline distT="0" distB="0" distL="0" distR="0" wp14:anchorId="160184B3" wp14:editId="534C8884">
+            <wp:extent cx="2381582" cy="1448002"/>
+            <wp:effectExtent l="0" t="0" r="0" b="0"/>
+            <wp:docPr id="51" name="Рисунок 51"/>
             <wp:cNvGraphicFramePr>
               <a:graphicFrameLocks xmlns:a="http://schemas.openxmlformats.org/drawingml/2006/main" noChangeAspect="1"/>
             </wp:cNvGraphicFramePr>
@@ -9292,7 +9407,7 @@
                   <pic:spPr>
                     <a:xfrm>
                       <a:off x="0" y="0"/>
-                      <a:ext cx="4674642" cy="2524145"/>
+                      <a:ext cx="2381582" cy="1448002"/>
                     </a:xfrm>
                     <a:prstGeom prst="rect">
                       <a:avLst/>
@@ -9307,15 +9422,12 @@
     </w:p>
     <w:p>
       <w:pPr>
-        <w:pStyle w:val="aff3"/>
-      </w:pPr>
-      <w:r>
-        <w:t>Рисунок 27 – Загрузка данных в таблицу</w:t>
-      </w:r>
-    </w:p>
-    <w:p>
-      <w:r>
-        <w:t>Далее откроется системный диалог загрузки файла.</w:t>
+        <w:pStyle w:val="TNR"/>
+        <w:ind w:firstLine="0"/>
+        <w:jc w:val="center"/>
+      </w:pPr>
+      <w:r>
+        <w:t>Рисунок 29 – Сообщение о загрузке файла</w:t>
       </w:r>
     </w:p>
     <w:p>
@@ -9328,10 +9440,10 @@
           <w:lang w:eastAsia="ru-RU"/>
         </w:rPr>
         <w:drawing>
-          <wp:inline distT="0" distB="0" distL="0" distR="0" wp14:anchorId="6A781232" wp14:editId="5E9EB76D">
-            <wp:extent cx="4476750" cy="2525138"/>
-            <wp:effectExtent l="0" t="0" r="0" b="8890"/>
-            <wp:docPr id="50" name="Рисунок 50"/>
+          <wp:inline distT="0" distB="0" distL="0" distR="0" wp14:anchorId="7268345D" wp14:editId="25F658EC">
+            <wp:extent cx="4855453" cy="2608564"/>
+            <wp:effectExtent l="0" t="0" r="2540" b="1905"/>
+            <wp:docPr id="52" name="Рисунок 52"/>
             <wp:cNvGraphicFramePr>
               <a:graphicFrameLocks xmlns:a="http://schemas.openxmlformats.org/drawingml/2006/main" noChangeAspect="1"/>
             </wp:cNvGraphicFramePr>
@@ -9351,126 +9463,6 @@
                   <pic:spPr>
                     <a:xfrm>
                       <a:off x="0" y="0"/>
-                      <a:ext cx="4489852" cy="2532528"/>
-                    </a:xfrm>
-                    <a:prstGeom prst="rect">
-                      <a:avLst/>
-                    </a:prstGeom>
-                  </pic:spPr>
-                </pic:pic>
-              </a:graphicData>
-            </a:graphic>
-          </wp:inline>
-        </w:drawing>
-      </w:r>
-    </w:p>
-    <w:p>
-      <w:pPr>
-        <w:pStyle w:val="aff3"/>
-      </w:pPr>
-      <w:r>
-        <w:t>Рисунок 28 – Выбор файла для загрузки</w:t>
-      </w:r>
-    </w:p>
-    <w:p>
-      <w:pPr>
-        <w:pStyle w:val="TNR"/>
-      </w:pPr>
-      <w:r>
-        <w:lastRenderedPageBreak/>
-        <w:t>После успешной загрузки появится сообщение (рисунок 29).</w:t>
-      </w:r>
-    </w:p>
-    <w:p>
-      <w:pPr>
-        <w:pStyle w:val="TNR"/>
-        <w:ind w:firstLine="0"/>
-        <w:jc w:val="center"/>
-      </w:pPr>
-      <w:r>
-        <w:rPr>
-          <w:noProof/>
-        </w:rPr>
-        <w:drawing>
-          <wp:inline distT="0" distB="0" distL="0" distR="0" wp14:anchorId="160184B3" wp14:editId="534C8884">
-            <wp:extent cx="2381582" cy="1448002"/>
-            <wp:effectExtent l="0" t="0" r="0" b="0"/>
-            <wp:docPr id="51" name="Рисунок 51"/>
-            <wp:cNvGraphicFramePr>
-              <a:graphicFrameLocks xmlns:a="http://schemas.openxmlformats.org/drawingml/2006/main" noChangeAspect="1"/>
-            </wp:cNvGraphicFramePr>
-            <a:graphic xmlns:a="http://schemas.openxmlformats.org/drawingml/2006/main">
-              <a:graphicData uri="http://schemas.openxmlformats.org/drawingml/2006/picture">
-                <pic:pic xmlns:pic="http://schemas.openxmlformats.org/drawingml/2006/picture">
-                  <pic:nvPicPr>
-                    <pic:cNvPr id="1" name=""/>
-                    <pic:cNvPicPr/>
-                  </pic:nvPicPr>
-                  <pic:blipFill>
-                    <a:blip r:embed="rId42"/>
-                    <a:stretch>
-                      <a:fillRect/>
-                    </a:stretch>
-                  </pic:blipFill>
-                  <pic:spPr>
-                    <a:xfrm>
-                      <a:off x="0" y="0"/>
-                      <a:ext cx="2381582" cy="1448002"/>
-                    </a:xfrm>
-                    <a:prstGeom prst="rect">
-                      <a:avLst/>
-                    </a:prstGeom>
-                  </pic:spPr>
-                </pic:pic>
-              </a:graphicData>
-            </a:graphic>
-          </wp:inline>
-        </w:drawing>
-      </w:r>
-    </w:p>
-    <w:p>
-      <w:pPr>
-        <w:pStyle w:val="TNR"/>
-        <w:ind w:firstLine="0"/>
-        <w:jc w:val="center"/>
-      </w:pPr>
-      <w:r>
-        <w:t>Рисунок 29 – Сообщение о загрузке файла</w:t>
-      </w:r>
-    </w:p>
-    <w:p>
-      <w:pPr>
-        <w:pStyle w:val="aff3"/>
-      </w:pPr>
-      <w:r>
-        <w:rPr>
-          <w:noProof/>
-          <w:lang w:eastAsia="ru-RU"/>
-        </w:rPr>
-        <w:drawing>
-          <wp:inline distT="0" distB="0" distL="0" distR="0" wp14:anchorId="7268345D" wp14:editId="25F658EC">
-            <wp:extent cx="4855453" cy="2608564"/>
-            <wp:effectExtent l="0" t="0" r="2540" b="1905"/>
-            <wp:docPr id="52" name="Рисунок 52"/>
-            <wp:cNvGraphicFramePr>
-              <a:graphicFrameLocks xmlns:a="http://schemas.openxmlformats.org/drawingml/2006/main" noChangeAspect="1"/>
-            </wp:cNvGraphicFramePr>
-            <a:graphic xmlns:a="http://schemas.openxmlformats.org/drawingml/2006/main">
-              <a:graphicData uri="http://schemas.openxmlformats.org/drawingml/2006/picture">
-                <pic:pic xmlns:pic="http://schemas.openxmlformats.org/drawingml/2006/picture">
-                  <pic:nvPicPr>
-                    <pic:cNvPr id="1" name=""/>
-                    <pic:cNvPicPr/>
-                  </pic:nvPicPr>
-                  <pic:blipFill>
-                    <a:blip r:embed="rId43"/>
-                    <a:stretch>
-                      <a:fillRect/>
-                    </a:stretch>
-                  </pic:blipFill>
-                  <pic:spPr>
-                    <a:xfrm>
-                      <a:off x="0" y="0"/>
                       <a:ext cx="4873855" cy="2618450"/>
                     </a:xfrm>
                     <a:prstGeom prst="rect">
@@ -9586,8 +9578,8 @@
           <w:lang w:eastAsia="en-US"/>
         </w:rPr>
       </w:pPr>
-      <w:bookmarkStart w:id="25" w:name="_Toc225423988"/>
-      <w:bookmarkStart w:id="26" w:name="_Toc228030595"/>
+      <w:bookmarkStart w:id="26" w:name="_Toc225423988"/>
+      <w:bookmarkStart w:id="27" w:name="_Toc228030595"/>
     </w:p>
     <w:p>
       <w:pPr>
@@ -9597,7 +9589,7 @@
           <w:lang w:eastAsia="en-US"/>
         </w:rPr>
       </w:pPr>
-      <w:bookmarkStart w:id="27" w:name="_Toc232256308"/>
+      <w:bookmarkStart w:id="28" w:name="_Toc232256308"/>
       <w:r>
         <w:rPr>
           <w:lang w:eastAsia="en-US"/>
@@ -9605,9 +9597,9 @@
         <w:lastRenderedPageBreak/>
         <w:t>Приложение А</w:t>
       </w:r>
-      <w:bookmarkEnd w:id="25"/>
       <w:bookmarkEnd w:id="26"/>
       <w:bookmarkEnd w:id="27"/>
+      <w:bookmarkEnd w:id="28"/>
     </w:p>
     <w:p>
       <w:pPr>
@@ -9949,14 +9941,14 @@
         </w:numPr>
         <w:ind w:firstLine="709"/>
       </w:pPr>
-      <w:bookmarkStart w:id="28" w:name="_Toc228030596"/>
-      <w:bookmarkStart w:id="29" w:name="_Toc232256309"/>
+      <w:bookmarkStart w:id="29" w:name="_Toc228030596"/>
+      <w:bookmarkStart w:id="30" w:name="_Toc232256309"/>
       <w:r>
         <w:lastRenderedPageBreak/>
         <w:t>Общие сведения</w:t>
       </w:r>
-      <w:bookmarkEnd w:id="28"/>
       <w:bookmarkEnd w:id="29"/>
+      <w:bookmarkEnd w:id="30"/>
     </w:p>
     <w:p>
       <w:pPr>
@@ -9965,16 +9957,16 @@
           <w:rFonts w:eastAsia="Calibri"/>
         </w:rPr>
       </w:pPr>
-      <w:bookmarkStart w:id="30" w:name="_Toc228030597"/>
-      <w:bookmarkStart w:id="31" w:name="_Toc232256310"/>
+      <w:bookmarkStart w:id="31" w:name="_Toc228030597"/>
+      <w:bookmarkStart w:id="32" w:name="_Toc232256310"/>
       <w:r>
         <w:rPr>
           <w:rFonts w:eastAsia="Calibri"/>
         </w:rPr>
         <w:t>Полное наименование системы и её условное обозначение</w:t>
       </w:r>
-      <w:bookmarkEnd w:id="30"/>
       <w:bookmarkEnd w:id="31"/>
+      <w:bookmarkEnd w:id="32"/>
     </w:p>
     <w:p>
       <w:pPr>
@@ -10030,16 +10022,16 @@
           <w:rFonts w:eastAsia="Calibri"/>
         </w:rPr>
       </w:pPr>
-      <w:bookmarkStart w:id="32" w:name="_Toc228030598"/>
-      <w:bookmarkStart w:id="33" w:name="_Toc232256311"/>
+      <w:bookmarkStart w:id="33" w:name="_Toc228030598"/>
+      <w:bookmarkStart w:id="34" w:name="_Toc232256311"/>
       <w:r>
         <w:rPr>
           <w:rFonts w:eastAsia="Calibri"/>
         </w:rPr>
         <w:t>Наименование предприятий разработчика и заказчика системы</w:t>
       </w:r>
-      <w:bookmarkEnd w:id="32"/>
       <w:bookmarkEnd w:id="33"/>
+      <w:bookmarkEnd w:id="34"/>
     </w:p>
     <w:p>
       <w:pPr>
@@ -10128,16 +10120,16 @@
           <w:rFonts w:eastAsia="Calibri"/>
         </w:rPr>
       </w:pPr>
-      <w:bookmarkStart w:id="34" w:name="_Toc228030599"/>
-      <w:bookmarkStart w:id="35" w:name="_Toc232256312"/>
+      <w:bookmarkStart w:id="35" w:name="_Toc228030599"/>
+      <w:bookmarkStart w:id="36" w:name="_Toc232256312"/>
       <w:r>
         <w:rPr>
           <w:rFonts w:eastAsia="Calibri"/>
         </w:rPr>
         <w:t>Плановые сроки начала и окончания работы по созданию системы</w:t>
       </w:r>
-      <w:bookmarkEnd w:id="34"/>
       <w:bookmarkEnd w:id="35"/>
+      <w:bookmarkEnd w:id="36"/>
     </w:p>
     <w:p>
       <w:pPr>
@@ -10227,13 +10219,13 @@
       <w:r>
         <w:t xml:space="preserve"> </w:t>
       </w:r>
-      <w:bookmarkStart w:id="36" w:name="_Toc228030600"/>
-      <w:bookmarkStart w:id="37" w:name="_Toc232256313"/>
+      <w:bookmarkStart w:id="37" w:name="_Toc228030600"/>
+      <w:bookmarkStart w:id="38" w:name="_Toc232256313"/>
       <w:r>
         <w:t>Назначение и цели создания системы</w:t>
       </w:r>
-      <w:bookmarkEnd w:id="36"/>
       <w:bookmarkEnd w:id="37"/>
+      <w:bookmarkEnd w:id="38"/>
     </w:p>
     <w:p>
       <w:pPr>
@@ -10242,16 +10234,16 @@
           <w:rFonts w:eastAsia="Calibri"/>
         </w:rPr>
       </w:pPr>
-      <w:bookmarkStart w:id="38" w:name="_Toc228030601"/>
-      <w:bookmarkStart w:id="39" w:name="_Toc232256314"/>
+      <w:bookmarkStart w:id="39" w:name="_Toc228030601"/>
+      <w:bookmarkStart w:id="40" w:name="_Toc232256314"/>
       <w:r>
         <w:rPr>
           <w:rFonts w:eastAsia="Calibri"/>
         </w:rPr>
         <w:t>Назначение системы</w:t>
       </w:r>
-      <w:bookmarkEnd w:id="38"/>
       <w:bookmarkEnd w:id="39"/>
+      <w:bookmarkEnd w:id="40"/>
     </w:p>
     <w:p>
       <w:pPr>
@@ -10273,24 +10265,24 @@
           <w:rFonts w:eastAsia="Calibri"/>
         </w:rPr>
       </w:pPr>
-      <w:bookmarkStart w:id="40" w:name="_Toc228030602"/>
-      <w:bookmarkStart w:id="41" w:name="_Toc232256315"/>
+      <w:bookmarkStart w:id="41" w:name="_Toc228030602"/>
+      <w:bookmarkStart w:id="42" w:name="_Toc232256315"/>
       <w:r>
         <w:rPr>
           <w:rFonts w:eastAsia="Calibri"/>
         </w:rPr>
         <w:t>Цели создания системы</w:t>
       </w:r>
-      <w:bookmarkEnd w:id="40"/>
       <w:bookmarkEnd w:id="41"/>
-    </w:p>
-    <w:p>
-      <w:pPr>
-        <w:rPr>
-          <w:rFonts w:eastAsia="Calibri"/>
-        </w:rPr>
-      </w:pPr>
-      <w:bookmarkStart w:id="42" w:name="_Toc228030603"/>
+      <w:bookmarkEnd w:id="42"/>
+    </w:p>
+    <w:p>
+      <w:pPr>
+        <w:rPr>
+          <w:rFonts w:eastAsia="Calibri"/>
+        </w:rPr>
+      </w:pPr>
+      <w:bookmarkStart w:id="43" w:name="_Toc228030603"/>
       <w:r>
         <w:rPr>
           <w:rFonts w:eastAsia="Calibri"/>
@@ -10302,12 +10294,12 @@
       <w:pPr>
         <w:pStyle w:val="1"/>
       </w:pPr>
-      <w:bookmarkStart w:id="43" w:name="_Toc232256316"/>
+      <w:bookmarkStart w:id="44" w:name="_Toc232256316"/>
       <w:r>
         <w:t>Описание проблемы</w:t>
       </w:r>
-      <w:bookmarkEnd w:id="42"/>
       <w:bookmarkEnd w:id="43"/>
+      <w:bookmarkEnd w:id="44"/>
     </w:p>
     <w:p>
       <w:pPr>
@@ -10351,11 +10343,11 @@
       <w:pPr>
         <w:pStyle w:val="1"/>
       </w:pPr>
-      <w:bookmarkStart w:id="44" w:name="_Toc232256317"/>
+      <w:bookmarkStart w:id="45" w:name="_Toc232256317"/>
       <w:r>
         <w:t>Требования к системе</w:t>
       </w:r>
-      <w:bookmarkEnd w:id="44"/>
+      <w:bookmarkEnd w:id="45"/>
     </w:p>
     <w:p>
       <w:pPr>
@@ -10755,14 +10747,14 @@
         </w:rPr>
         <w:tab/>
       </w:r>
-      <w:bookmarkStart w:id="45" w:name="_Toc232256318"/>
+      <w:bookmarkStart w:id="46" w:name="_Toc232256318"/>
       <w:r>
         <w:rPr>
           <w:rFonts w:eastAsia="Calibri"/>
         </w:rPr>
         <w:t>Требования к архитектуре</w:t>
       </w:r>
-      <w:bookmarkEnd w:id="45"/>
+      <w:bookmarkEnd w:id="46"/>
     </w:p>
     <w:p>
       <w:pPr>
@@ -10792,14 +10784,14 @@
           <w:rFonts w:eastAsia="Calibri"/>
         </w:rPr>
       </w:pPr>
-      <w:bookmarkStart w:id="46" w:name="_Toc232256319"/>
+      <w:bookmarkStart w:id="47" w:name="_Toc232256319"/>
       <w:r>
         <w:rPr>
           <w:rFonts w:eastAsia="Calibri"/>
         </w:rPr>
         <w:t>Требования к структуре данных</w:t>
       </w:r>
-      <w:bookmarkEnd w:id="46"/>
+      <w:bookmarkEnd w:id="47"/>
     </w:p>
     <w:p>
       <w:pPr>
@@ -10827,7 +10819,7 @@
         </w:rPr>
         <w:t>XML</w:t>
       </w:r>
-      <w:commentRangeStart w:id="47"/>
+      <w:commentRangeStart w:id="48"/>
       <w:r>
         <w:t>-файле</w:t>
       </w:r>
@@ -10849,13 +10841,13 @@
         </w:rPr>
         <w:t>shapes.</w:t>
       </w:r>
-      <w:commentRangeEnd w:id="47"/>
+      <w:commentRangeEnd w:id="48"/>
       <w:r>
         <w:rPr>
           <w:rStyle w:val="af2"/>
           <w:rFonts w:ascii="Calibri" w:eastAsia="Calibri" w:hAnsi="Calibri"/>
         </w:rPr>
-        <w:commentReference w:id="47"/>
+        <w:commentReference w:id="48"/>
       </w:r>
     </w:p>
     <w:p>
@@ -11232,14 +11224,14 @@
           <w:rFonts w:eastAsia="Calibri"/>
         </w:rPr>
       </w:pPr>
-      <w:bookmarkStart w:id="48" w:name="_Toc232256320"/>
+      <w:bookmarkStart w:id="49" w:name="_Toc232256320"/>
       <w:r>
         <w:rPr>
           <w:rFonts w:eastAsia="Calibri"/>
         </w:rPr>
         <w:t>Функциональные требования</w:t>
       </w:r>
-      <w:bookmarkEnd w:id="48"/>
+      <w:bookmarkEnd w:id="49"/>
     </w:p>
     <w:p>
       <w:pPr>
@@ -11972,14 +11964,14 @@
           <w:rFonts w:eastAsia="Calibri"/>
         </w:rPr>
       </w:pPr>
-      <w:bookmarkStart w:id="49" w:name="_Toc232256321"/>
+      <w:bookmarkStart w:id="50" w:name="_Toc232256321"/>
       <w:r>
         <w:rPr>
           <w:rFonts w:eastAsia="Calibri"/>
         </w:rPr>
         <w:t>Требования к пользовательскому интерфейсу</w:t>
       </w:r>
-      <w:bookmarkEnd w:id="49"/>
+      <w:bookmarkEnd w:id="50"/>
     </w:p>
     <w:p>
       <w:pPr>
@@ -12052,14 +12044,14 @@
           <w:rFonts w:eastAsia="Calibri"/>
         </w:rPr>
       </w:pPr>
-      <w:bookmarkStart w:id="50" w:name="_Toc232256322"/>
+      <w:bookmarkStart w:id="51" w:name="_Toc232256322"/>
       <w:r>
         <w:rPr>
           <w:rFonts w:eastAsia="Calibri"/>
         </w:rPr>
         <w:t>Требования к аппаратному и программному обеспечению</w:t>
       </w:r>
-      <w:bookmarkEnd w:id="50"/>
+      <w:bookmarkEnd w:id="51"/>
     </w:p>
     <w:p>
       <w:pPr>
@@ -12332,7 +12324,7 @@
           <w:rFonts w:eastAsia="Calibri"/>
         </w:rPr>
       </w:pPr>
-      <w:bookmarkStart w:id="51" w:name="_Toc232256323"/>
+      <w:bookmarkStart w:id="52" w:name="_Toc232256323"/>
       <w:r>
         <w:rPr>
           <w:rFonts w:eastAsia="Calibri"/>
@@ -12340,7 +12332,7 @@
         <w:lastRenderedPageBreak/>
         <w:t>Список использованных источников</w:t>
       </w:r>
-      <w:bookmarkEnd w:id="51"/>
+      <w:bookmarkEnd w:id="52"/>
     </w:p>
     <w:p>
       <w:pPr>
@@ -12363,9 +12355,9 @@
       </w:r>
     </w:p>
     <w:sectPr>
-      <w:headerReference w:type="even" r:id="rId44"/>
-      <w:footerReference w:type="even" r:id="rId45"/>
-      <w:footerReference w:type="default" r:id="rId46"/>
+      <w:headerReference w:type="even" r:id="rId42"/>
+      <w:footerReference w:type="even" r:id="rId43"/>
+      <w:footerReference w:type="default" r:id="rId44"/>
       <w:pgSz w:w="11906" w:h="16838"/>
       <w:pgMar w:top="1134" w:right="851" w:bottom="1134" w:left="1134" w:header="709" w:footer="709" w:gutter="0"/>
       <w:pgNumType w:start="1"/>
@@ -12378,7 +12370,7 @@
 </file>
 
 <file path=word/comments.xml><?xml version="1.0" encoding="utf-8"?>
-<w:comments xmlns:wpc="http://schemas.microsoft.com/office/word/2010/wordprocessingCanvas" xmlns:cx="http://schemas.microsoft.com/office/drawing/2014/chartex" xmlns:cx1="http://schemas.microsoft.com/office/drawing/2015/9/8/chartex" xmlns:cx2="http://schemas.microsoft.com/office/drawing/2015/10/21/chartex" xmlns:cx3="http://schemas.microsoft.com/office/drawing/2016/5/9/chartex" xmlns:cx4="http://schemas.microsoft.com/office/drawing/2016/5/10/chartex" xmlns:cx5="http://schemas.microsoft.com/office/drawing/2016/5/11/chartex" xmlns:cx6="http://schemas.microsoft.com/office/drawing/2016/5/12/chartex" xmlns:cx7="http://schemas.microsoft.com/office/drawing/2016/5/13/chartex" xmlns:cx8="http://schemas.microsoft.com/office/drawing/2016/5/14/chartex" xmlns:mc="http://schemas.openxmlformats.org/markup-compatibility/2006" xmlns:aink="http://schemas.microsoft.com/office/drawing/2016/ink" xmlns:am3d="http://schemas.microsoft.com/office/drawing/2017/model3d" xmlns:o="urn:schemas-microsoft-com:office:office" xmlns:r="http://schemas.openxmlformats.org/officeDocument/2006/relationships" xmlns:m="http://schemas.openxmlformats.org/officeDocument/2006/math" xmlns:v="urn:schemas-microsoft-com:vml" xmlns:wp14="http://schemas.microsoft.com/office/word/2010/wordprocessingDrawing" xmlns:wp="http://schemas.openxmlformats.org/drawingml/2006/wordprocessingDrawing" xmlns:w10="urn:schemas-microsoft-com:office:word" xmlns:w="http://schemas.openxmlformats.org/wordprocessingml/2006/main" xmlns:w14="http://schemas.microsoft.com/office/word/2010/wordml" xmlns:w15="http://schemas.microsoft.com/office/word/2012/wordml" xmlns:w16cex="http://schemas.microsoft.com/office/word/2018/wordml/cex" xmlns:w16cid="http://schemas.microsoft.com/office/word/2016/wordml/cid" xmlns:w16="http://schemas.microsoft.com/office/word/2018/wordml" xmlns:w16sdtdh="http://schemas.microsoft.com/office/word/2020/wordml/sdtdatahash" xmlns:w16se="http://schemas.microsoft.com/office/word/2015/wordml/symex" xmlns:wpg="http://schemas.microsoft.com/office/word/2010/wordprocessingGroup" xmlns:wpi="http://schemas.microsoft.com/office/word/2010/wordprocessingInk" xmlns:wne="http://schemas.microsoft.com/office/word/2006/wordml" xmlns:wps="http://schemas.microsoft.com/office/word/2010/wordprocessingShape" mc:Ignorable="w14 w15 w16se w16cid w16 w16cex w16sdtdh wp14">
+<w:comments xmlns:wpc="http://schemas.microsoft.com/office/word/2010/wordprocessingCanvas" xmlns:cx="http://schemas.microsoft.com/office/drawing/2014/chartex" xmlns:mc="http://schemas.openxmlformats.org/markup-compatibility/2006" xmlns:o="urn:schemas-microsoft-com:office:office" xmlns:r="http://schemas.openxmlformats.org/officeDocument/2006/relationships" xmlns:m="http://schemas.openxmlformats.org/officeDocument/2006/math" xmlns:v="urn:schemas-microsoft-com:vml" xmlns:wp14="http://schemas.microsoft.com/office/word/2010/wordprocessingDrawing" xmlns:wp="http://schemas.openxmlformats.org/drawingml/2006/wordprocessingDrawing" xmlns:w10="urn:schemas-microsoft-com:office:word" xmlns:w="http://schemas.openxmlformats.org/wordprocessingml/2006/main" xmlns:w14="http://schemas.microsoft.com/office/word/2010/wordml" xmlns:w15="http://schemas.microsoft.com/office/word/2012/wordml" xmlns:w16se="http://schemas.microsoft.com/office/word/2015/wordml/symex" xmlns:wpg="http://schemas.microsoft.com/office/word/2010/wordprocessingGroup" xmlns:wpi="http://schemas.microsoft.com/office/word/2010/wordprocessingInk" xmlns:wne="http://schemas.microsoft.com/office/word/2006/wordml" xmlns:wps="http://schemas.microsoft.com/office/word/2010/wordprocessingShape" mc:Ignorable="w14 w15 w16se wp14">
   <w:comment w:id="3" w:author="Aleksey A. Kalentev" w:date="2026-06-13T14:05:00Z" w:initials="AAK">
     <w:p>
       <w:pPr>
@@ -12408,7 +12400,7 @@
       </w:r>
     </w:p>
   </w:comment>
-  <w:comment w:id="10" w:author="Aleksey A. Kalentev" w:date="2026-06-13T14:08:00Z" w:initials="AAK">
+  <w:comment w:id="11" w:author="Aleksey A. Kalentev" w:date="2026-06-13T14:08:00Z" w:initials="AAK">
     <w:p>
       <w:pPr>
         <w:pStyle w:val="af3"/>
@@ -12421,7 +12413,7 @@
       </w:r>
     </w:p>
   </w:comment>
-  <w:comment w:id="11" w:author="Aleksey A. Kalentev" w:date="2026-06-13T14:07:00Z" w:initials="AAK">
+  <w:comment w:id="12" w:author="Aleksey A. Kalentev" w:date="2026-06-13T14:07:00Z" w:initials="AAK">
     <w:p>
       <w:pPr>
         <w:pStyle w:val="af3"/>
@@ -12437,7 +12429,7 @@
       </w:r>
     </w:p>
   </w:comment>
-  <w:comment w:id="16" w:author="Aleksey A. Kalentev" w:date="2026-06-13T14:08:00Z" w:initials="AAK">
+  <w:comment w:id="17" w:author="Aleksey A. Kalentev" w:date="2026-06-13T14:08:00Z" w:initials="AAK">
     <w:p>
       <w:pPr>
         <w:pStyle w:val="af3"/>
@@ -12453,7 +12445,7 @@
       </w:r>
     </w:p>
   </w:comment>
-  <w:comment w:id="47" w:author="Aleksey A. Kalentev" w:date="2026-06-13T14:09:00Z" w:initials="AAK">
+  <w:comment w:id="48" w:author="Aleksey A. Kalentev" w:date="2026-06-13T14:09:00Z" w:initials="AAK">
     <w:p>
       <w:pPr>
         <w:pStyle w:val="af3"/>
@@ -12473,7 +12465,7 @@
 </file>
 
 <file path=word/commentsExtended.xml><?xml version="1.0" encoding="utf-8"?>
-<w15:commentsEx xmlns:wpc="http://schemas.microsoft.com/office/word/2010/wordprocessingCanvas" xmlns:cx="http://schemas.microsoft.com/office/drawing/2014/chartex" xmlns:cx1="http://schemas.microsoft.com/office/drawing/2015/9/8/chartex" xmlns:cx2="http://schemas.microsoft.com/office/drawing/2015/10/21/chartex" xmlns:cx3="http://schemas.microsoft.com/office/drawing/2016/5/9/chartex" xmlns:cx4="http://schemas.microsoft.com/office/drawing/2016/5/10/chartex" xmlns:cx5="http://schemas.microsoft.com/office/drawing/2016/5/11/chartex" xmlns:cx6="http://schemas.microsoft.com/office/drawing/2016/5/12/chartex" xmlns:cx7="http://schemas.microsoft.com/office/drawing/2016/5/13/chartex" xmlns:cx8="http://schemas.microsoft.com/office/drawing/2016/5/14/chartex" xmlns:mc="http://schemas.openxmlformats.org/markup-compatibility/2006" xmlns:aink="http://schemas.microsoft.com/office/drawing/2016/ink" xmlns:am3d="http://schemas.microsoft.com/office/drawing/2017/model3d" xmlns:o="urn:schemas-microsoft-com:office:office" xmlns:r="http://schemas.openxmlformats.org/officeDocument/2006/relationships" xmlns:m="http://schemas.openxmlformats.org/officeDocument/2006/math" xmlns:v="urn:schemas-microsoft-com:vml" xmlns:wp14="http://schemas.microsoft.com/office/word/2010/wordprocessingDrawing" xmlns:wp="http://schemas.openxmlformats.org/drawingml/2006/wordprocessingDrawing" xmlns:w10="urn:schemas-microsoft-com:office:word" xmlns:w="http://schemas.openxmlformats.org/wordprocessingml/2006/main" xmlns:w14="http://schemas.microsoft.com/office/word/2010/wordml" xmlns:w15="http://schemas.microsoft.com/office/word/2012/wordml" xmlns:w16cex="http://schemas.microsoft.com/office/word/2018/wordml/cex" xmlns:w16cid="http://schemas.microsoft.com/office/word/2016/wordml/cid" xmlns:w16="http://schemas.microsoft.com/office/word/2018/wordml" xmlns:w16sdtdh="http://schemas.microsoft.com/office/word/2020/wordml/sdtdatahash" xmlns:w16se="http://schemas.microsoft.com/office/word/2015/wordml/symex" xmlns:wpg="http://schemas.microsoft.com/office/word/2010/wordprocessingGroup" xmlns:wpi="http://schemas.microsoft.com/office/word/2010/wordprocessingInk" xmlns:wne="http://schemas.microsoft.com/office/word/2006/wordml" xmlns:wps="http://schemas.microsoft.com/office/word/2010/wordprocessingShape" mc:Ignorable="w14 w15 w16se w16cid w16 w16cex w16sdtdh wp14">
+<w15:commentsEx xmlns:wpc="http://schemas.microsoft.com/office/word/2010/wordprocessingCanvas" xmlns:cx="http://schemas.microsoft.com/office/drawing/2014/chartex" xmlns:mc="http://schemas.openxmlformats.org/markup-compatibility/2006" xmlns:o="urn:schemas-microsoft-com:office:office" xmlns:r="http://schemas.openxmlformats.org/officeDocument/2006/relationships" xmlns:m="http://schemas.openxmlformats.org/officeDocument/2006/math" xmlns:v="urn:schemas-microsoft-com:vml" xmlns:wp14="http://schemas.microsoft.com/office/word/2010/wordprocessingDrawing" xmlns:wp="http://schemas.openxmlformats.org/drawingml/2006/wordprocessingDrawing" xmlns:w10="urn:schemas-microsoft-com:office:word" xmlns:w="http://schemas.openxmlformats.org/wordprocessingml/2006/main" xmlns:w14="http://schemas.microsoft.com/office/word/2010/wordml" xmlns:w15="http://schemas.microsoft.com/office/word/2012/wordml" xmlns:w16se="http://schemas.microsoft.com/office/word/2015/wordml/symex" xmlns:wpg="http://schemas.microsoft.com/office/word/2010/wordprocessingGroup" xmlns:wpi="http://schemas.microsoft.com/office/word/2010/wordprocessingInk" xmlns:wne="http://schemas.microsoft.com/office/word/2006/wordml" xmlns:wps="http://schemas.microsoft.com/office/word/2010/wordprocessingShape" mc:Ignorable="w14 w15 w16se wp14">
   <w15:commentEx w15:paraId="58D40497" w15:done="0"/>
   <w15:commentEx w15:paraId="7B80E09E" w15:done="0"/>
   <w15:commentEx w15:paraId="60371382" w15:done="0"/>
@@ -12506,7 +12498,7 @@
 </file>
 
 <file path=word/endnotes.xml><?xml version="1.0" encoding="utf-8"?>
-<w:endnotes xmlns:wpc="http://schemas.microsoft.com/office/word/2010/wordprocessingCanvas" xmlns:cx="http://schemas.microsoft.com/office/drawing/2014/chartex" xmlns:cx1="http://schemas.microsoft.com/office/drawing/2015/9/8/chartex" xmlns:cx2="http://schemas.microsoft.com/office/drawing/2015/10/21/chartex" xmlns:cx3="http://schemas.microsoft.com/office/drawing/2016/5/9/chartex" xmlns:cx4="http://schemas.microsoft.com/office/drawing/2016/5/10/chartex" xmlns:cx5="http://schemas.microsoft.com/office/drawing/2016/5/11/chartex" xmlns:cx6="http://schemas.microsoft.com/office/drawing/2016/5/12/chartex" xmlns:cx7="http://schemas.microsoft.com/office/drawing/2016/5/13/chartex" xmlns:cx8="http://schemas.microsoft.com/office/drawing/2016/5/14/chartex" xmlns:mc="http://schemas.openxmlformats.org/markup-compatibility/2006" xmlns:aink="http://schemas.microsoft.com/office/drawing/2016/ink" xmlns:am3d="http://schemas.microsoft.com/office/drawing/2017/model3d" xmlns:o="urn:schemas-microsoft-com:office:office" xmlns:r="http://schemas.openxmlformats.org/officeDocument/2006/relationships" xmlns:m="http://schemas.openxmlformats.org/officeDocument/2006/math" xmlns:v="urn:schemas-microsoft-com:vml" xmlns:wp14="http://schemas.microsoft.com/office/word/2010/wordprocessingDrawing" xmlns:wp="http://schemas.openxmlformats.org/drawingml/2006/wordprocessingDrawing" xmlns:w10="urn:schemas-microsoft-com:office:word" xmlns:w="http://schemas.openxmlformats.org/wordprocessingml/2006/main" xmlns:w14="http://schemas.microsoft.com/office/word/2010/wordml" xmlns:w15="http://schemas.microsoft.com/office/word/2012/wordml" xmlns:w16cex="http://schemas.microsoft.com/office/word/2018/wordml/cex" xmlns:w16cid="http://schemas.microsoft.com/office/word/2016/wordml/cid" xmlns:w16="http://schemas.microsoft.com/office/word/2018/wordml" xmlns:w16sdtdh="http://schemas.microsoft.com/office/word/2020/wordml/sdtdatahash" xmlns:w16se="http://schemas.microsoft.com/office/word/2015/wordml/symex" xmlns:wpg="http://schemas.microsoft.com/office/word/2010/wordprocessingGroup" xmlns:wpi="http://schemas.microsoft.com/office/word/2010/wordprocessingInk" xmlns:wne="http://schemas.microsoft.com/office/word/2006/wordml" xmlns:wps="http://schemas.microsoft.com/office/word/2010/wordprocessingShape" mc:Ignorable="w14 w15 w16se w16cid w16 w16cex w16sdtdh wp14">
+<w:endnotes xmlns:wpc="http://schemas.microsoft.com/office/word/2010/wordprocessingCanvas" xmlns:cx="http://schemas.microsoft.com/office/drawing/2014/chartex" xmlns:mc="http://schemas.openxmlformats.org/markup-compatibility/2006" xmlns:o="urn:schemas-microsoft-com:office:office" xmlns:r="http://schemas.openxmlformats.org/officeDocument/2006/relationships" xmlns:m="http://schemas.openxmlformats.org/officeDocument/2006/math" xmlns:v="urn:schemas-microsoft-com:vml" xmlns:wp14="http://schemas.microsoft.com/office/word/2010/wordprocessingDrawing" xmlns:wp="http://schemas.openxmlformats.org/drawingml/2006/wordprocessingDrawing" xmlns:w10="urn:schemas-microsoft-com:office:word" xmlns:w="http://schemas.openxmlformats.org/wordprocessingml/2006/main" xmlns:w14="http://schemas.microsoft.com/office/word/2010/wordml" xmlns:w15="http://schemas.microsoft.com/office/word/2012/wordml" xmlns:w16se="http://schemas.microsoft.com/office/word/2015/wordml/symex" xmlns:wpg="http://schemas.microsoft.com/office/word/2010/wordprocessingGroup" xmlns:wpi="http://schemas.microsoft.com/office/word/2010/wordprocessingInk" xmlns:wne="http://schemas.microsoft.com/office/word/2006/wordml" xmlns:wps="http://schemas.microsoft.com/office/word/2010/wordprocessingShape" mc:Ignorable="w14 w15 w16se wp14">
   <w:endnote w:type="separator" w:id="-1">
     <w:p>
       <w:r>
@@ -12527,7 +12519,7 @@
 </file>
 
 <file path=word/footer1.xml><?xml version="1.0" encoding="utf-8"?>
-<w:ftr xmlns:wpc="http://schemas.microsoft.com/office/word/2010/wordprocessingCanvas" xmlns:cx="http://schemas.microsoft.com/office/drawing/2014/chartex" xmlns:cx1="http://schemas.microsoft.com/office/drawing/2015/9/8/chartex" xmlns:cx2="http://schemas.microsoft.com/office/drawing/2015/10/21/chartex" xmlns:cx3="http://schemas.microsoft.com/office/drawing/2016/5/9/chartex" xmlns:cx4="http://schemas.microsoft.com/office/drawing/2016/5/10/chartex" xmlns:cx5="http://schemas.microsoft.com/office/drawing/2016/5/11/chartex" xmlns:cx6="http://schemas.microsoft.com/office/drawing/2016/5/12/chartex" xmlns:cx7="http://schemas.microsoft.com/office/drawing/2016/5/13/chartex" xmlns:cx8="http://schemas.microsoft.com/office/drawing/2016/5/14/chartex" xmlns:mc="http://schemas.openxmlformats.org/markup-compatibility/2006" xmlns:aink="http://schemas.microsoft.com/office/drawing/2016/ink" xmlns:am3d="http://schemas.microsoft.com/office/drawing/2017/model3d" xmlns:o="urn:schemas-microsoft-com:office:office" xmlns:r="http://schemas.openxmlformats.org/officeDocument/2006/relationships" xmlns:m="http://schemas.openxmlformats.org/officeDocument/2006/math" xmlns:v="urn:schemas-microsoft-com:vml" xmlns:wp14="http://schemas.microsoft.com/office/word/2010/wordprocessingDrawing" xmlns:wp="http://schemas.openxmlformats.org/drawingml/2006/wordprocessingDrawing" xmlns:w10="urn:schemas-microsoft-com:office:word" xmlns:w="http://schemas.openxmlformats.org/wordprocessingml/2006/main" xmlns:w14="http://schemas.microsoft.com/office/word/2010/wordml" xmlns:w15="http://schemas.microsoft.com/office/word/2012/wordml" xmlns:w16cex="http://schemas.microsoft.com/office/word/2018/wordml/cex" xmlns:w16cid="http://schemas.microsoft.com/office/word/2016/wordml/cid" xmlns:w16="http://schemas.microsoft.com/office/word/2018/wordml" xmlns:w16sdtdh="http://schemas.microsoft.com/office/word/2020/wordml/sdtdatahash" xmlns:w16se="http://schemas.microsoft.com/office/word/2015/wordml/symex" xmlns:wpg="http://schemas.microsoft.com/office/word/2010/wordprocessingGroup" xmlns:wpi="http://schemas.microsoft.com/office/word/2010/wordprocessingInk" xmlns:wne="http://schemas.microsoft.com/office/word/2006/wordml" xmlns:wps="http://schemas.microsoft.com/office/word/2010/wordprocessingShape" mc:Ignorable="w14 w15 w16se w16cid w16 w16cex w16sdtdh wp14">
+<w:ftr xmlns:wpc="http://schemas.microsoft.com/office/word/2010/wordprocessingCanvas" xmlns:cx="http://schemas.microsoft.com/office/drawing/2014/chartex" xmlns:mc="http://schemas.openxmlformats.org/markup-compatibility/2006" xmlns:o="urn:schemas-microsoft-com:office:office" xmlns:r="http://schemas.openxmlformats.org/officeDocument/2006/relationships" xmlns:m="http://schemas.openxmlformats.org/officeDocument/2006/math" xmlns:v="urn:schemas-microsoft-com:vml" xmlns:wp14="http://schemas.microsoft.com/office/word/2010/wordprocessingDrawing" xmlns:wp="http://schemas.openxmlformats.org/drawingml/2006/wordprocessingDrawing" xmlns:w10="urn:schemas-microsoft-com:office:word" xmlns:w="http://schemas.openxmlformats.org/wordprocessingml/2006/main" xmlns:w14="http://schemas.microsoft.com/office/word/2010/wordml" xmlns:w15="http://schemas.microsoft.com/office/word/2012/wordml" xmlns:w16se="http://schemas.microsoft.com/office/word/2015/wordml/symex" xmlns:wpg="http://schemas.microsoft.com/office/word/2010/wordprocessingGroup" xmlns:wpi="http://schemas.microsoft.com/office/word/2010/wordprocessingInk" xmlns:wne="http://schemas.microsoft.com/office/word/2006/wordml" xmlns:wps="http://schemas.microsoft.com/office/word/2010/wordprocessingShape" mc:Ignorable="w14 w15 w16se wp14">
   <w:p>
     <w:pPr>
       <w:pStyle w:val="ac"/>
@@ -12541,7 +12533,7 @@
 </file>
 
 <file path=word/footer2.xml><?xml version="1.0" encoding="utf-8"?>
-<w:ftr xmlns:wpc="http://schemas.microsoft.com/office/word/2010/wordprocessingCanvas" xmlns:cx="http://schemas.microsoft.com/office/drawing/2014/chartex" xmlns:cx1="http://schemas.microsoft.com/office/drawing/2015/9/8/chartex" xmlns:cx2="http://schemas.microsoft.com/office/drawing/2015/10/21/chartex" xmlns:cx3="http://schemas.microsoft.com/office/drawing/2016/5/9/chartex" xmlns:cx4="http://schemas.microsoft.com/office/drawing/2016/5/10/chartex" xmlns:cx5="http://schemas.microsoft.com/office/drawing/2016/5/11/chartex" xmlns:cx6="http://schemas.microsoft.com/office/drawing/2016/5/12/chartex" xmlns:cx7="http://schemas.microsoft.com/office/drawing/2016/5/13/chartex" xmlns:cx8="http://schemas.microsoft.com/office/drawing/2016/5/14/chartex" xmlns:mc="http://schemas.openxmlformats.org/markup-compatibility/2006" xmlns:aink="http://schemas.microsoft.com/office/drawing/2016/ink" xmlns:am3d="http://schemas.microsoft.com/office/drawing/2017/model3d" xmlns:o="urn:schemas-microsoft-com:office:office" xmlns:r="http://schemas.openxmlformats.org/officeDocument/2006/relationships" xmlns:m="http://schemas.openxmlformats.org/officeDocument/2006/math" xmlns:v="urn:schemas-microsoft-com:vml" xmlns:wp14="http://schemas.microsoft.com/office/word/2010/wordprocessingDrawing" xmlns:wp="http://schemas.openxmlformats.org/drawingml/2006/wordprocessingDrawing" xmlns:w10="urn:schemas-microsoft-com:office:word" xmlns:w="http://schemas.openxmlformats.org/wordprocessingml/2006/main" xmlns:w14="http://schemas.microsoft.com/office/word/2010/wordml" xmlns:w15="http://schemas.microsoft.com/office/word/2012/wordml" xmlns:w16cex="http://schemas.microsoft.com/office/word/2018/wordml/cex" xmlns:w16cid="http://schemas.microsoft.com/office/word/2016/wordml/cid" xmlns:w16="http://schemas.microsoft.com/office/word/2018/wordml" xmlns:w16sdtdh="http://schemas.microsoft.com/office/word/2020/wordml/sdtdatahash" xmlns:w16se="http://schemas.microsoft.com/office/word/2015/wordml/symex" xmlns:wpg="http://schemas.microsoft.com/office/word/2010/wordprocessingGroup" xmlns:wpi="http://schemas.microsoft.com/office/word/2010/wordprocessingInk" xmlns:wne="http://schemas.microsoft.com/office/word/2006/wordml" xmlns:wps="http://schemas.microsoft.com/office/word/2010/wordprocessingShape" mc:Ignorable="w14 w15 w16se w16cid w16 w16cex w16sdtdh wp14">
+<w:ftr xmlns:wpc="http://schemas.microsoft.com/office/word/2010/wordprocessingCanvas" xmlns:cx="http://schemas.microsoft.com/office/drawing/2014/chartex" xmlns:mc="http://schemas.openxmlformats.org/markup-compatibility/2006" xmlns:o="urn:schemas-microsoft-com:office:office" xmlns:r="http://schemas.openxmlformats.org/officeDocument/2006/relationships" xmlns:m="http://schemas.openxmlformats.org/officeDocument/2006/math" xmlns:v="urn:schemas-microsoft-com:vml" xmlns:wp14="http://schemas.microsoft.com/office/word/2010/wordprocessingDrawing" xmlns:wp="http://schemas.openxmlformats.org/drawingml/2006/wordprocessingDrawing" xmlns:w10="urn:schemas-microsoft-com:office:word" xmlns:w="http://schemas.openxmlformats.org/wordprocessingml/2006/main" xmlns:w14="http://schemas.microsoft.com/office/word/2010/wordml" xmlns:w15="http://schemas.microsoft.com/office/word/2012/wordml" xmlns:w16se="http://schemas.microsoft.com/office/word/2015/wordml/symex" xmlns:wpg="http://schemas.microsoft.com/office/word/2010/wordprocessingGroup" xmlns:wpi="http://schemas.microsoft.com/office/word/2010/wordprocessingInk" xmlns:wne="http://schemas.microsoft.com/office/word/2006/wordml" xmlns:wps="http://schemas.microsoft.com/office/word/2010/wordprocessingShape" mc:Ignorable="w14 w15 w16se wp14">
   <w:sdt>
     <w:sdtPr>
       <w:id w:val="-1892494797"/>
@@ -12570,7 +12562,7 @@
           <w:rPr>
             <w:noProof/>
           </w:rPr>
-          <w:t>3</w:t>
+          <w:t>6</w:t>
         </w:r>
         <w:r>
           <w:fldChar w:fldCharType="end"/>
@@ -12582,7 +12574,7 @@
 </file>
 
 <file path=word/footnotes.xml><?xml version="1.0" encoding="utf-8"?>
-<w:footnotes xmlns:wpc="http://schemas.microsoft.com/office/word/2010/wordprocessingCanvas" xmlns:cx="http://schemas.microsoft.com/office/drawing/2014/chartex" xmlns:cx1="http://schemas.microsoft.com/office/drawing/2015/9/8/chartex" xmlns:cx2="http://schemas.microsoft.com/office/drawing/2015/10/21/chartex" xmlns:cx3="http://schemas.microsoft.com/office/drawing/2016/5/9/chartex" xmlns:cx4="http://schemas.microsoft.com/office/drawing/2016/5/10/chartex" xmlns:cx5="http://schemas.microsoft.com/office/drawing/2016/5/11/chartex" xmlns:cx6="http://schemas.microsoft.com/office/drawing/2016/5/12/chartex" xmlns:cx7="http://schemas.microsoft.com/office/drawing/2016/5/13/chartex" xmlns:cx8="http://schemas.microsoft.com/office/drawing/2016/5/14/chartex" xmlns:mc="http://schemas.openxmlformats.org/markup-compatibility/2006" xmlns:aink="http://schemas.microsoft.com/office/drawing/2016/ink" xmlns:am3d="http://schemas.microsoft.com/office/drawing/2017/model3d" xmlns:o="urn:schemas-microsoft-com:office:office" xmlns:r="http://schemas.openxmlformats.org/officeDocument/2006/relationships" xmlns:m="http://schemas.openxmlformats.org/officeDocument/2006/math" xmlns:v="urn:schemas-microsoft-com:vml" xmlns:wp14="http://schemas.microsoft.com/office/word/2010/wordprocessingDrawing" xmlns:wp="http://schemas.openxmlformats.org/drawingml/2006/wordprocessingDrawing" xmlns:w10="urn:schemas-microsoft-com:office:word" xmlns:w="http://schemas.openxmlformats.org/wordprocessingml/2006/main" xmlns:w14="http://schemas.microsoft.com/office/word/2010/wordml" xmlns:w15="http://schemas.microsoft.com/office/word/2012/wordml" xmlns:w16cex="http://schemas.microsoft.com/office/word/2018/wordml/cex" xmlns:w16cid="http://schemas.microsoft.com/office/word/2016/wordml/cid" xmlns:w16="http://schemas.microsoft.com/office/word/2018/wordml" xmlns:w16sdtdh="http://schemas.microsoft.com/office/word/2020/wordml/sdtdatahash" xmlns:w16se="http://schemas.microsoft.com/office/word/2015/wordml/symex" xmlns:wpg="http://schemas.microsoft.com/office/word/2010/wordprocessingGroup" xmlns:wpi="http://schemas.microsoft.com/office/word/2010/wordprocessingInk" xmlns:wne="http://schemas.microsoft.com/office/word/2006/wordml" xmlns:wps="http://schemas.microsoft.com/office/word/2010/wordprocessingShape" mc:Ignorable="w14 w15 w16se w16cid w16 w16cex w16sdtdh wp14">
+<w:footnotes xmlns:wpc="http://schemas.microsoft.com/office/word/2010/wordprocessingCanvas" xmlns:cx="http://schemas.microsoft.com/office/drawing/2014/chartex" xmlns:mc="http://schemas.openxmlformats.org/markup-compatibility/2006" xmlns:o="urn:schemas-microsoft-com:office:office" xmlns:r="http://schemas.openxmlformats.org/officeDocument/2006/relationships" xmlns:m="http://schemas.openxmlformats.org/officeDocument/2006/math" xmlns:v="urn:schemas-microsoft-com:vml" xmlns:wp14="http://schemas.microsoft.com/office/word/2010/wordprocessingDrawing" xmlns:wp="http://schemas.openxmlformats.org/drawingml/2006/wordprocessingDrawing" xmlns:w10="urn:schemas-microsoft-com:office:word" xmlns:w="http://schemas.openxmlformats.org/wordprocessingml/2006/main" xmlns:w14="http://schemas.microsoft.com/office/word/2010/wordml" xmlns:w15="http://schemas.microsoft.com/office/word/2012/wordml" xmlns:w16se="http://schemas.microsoft.com/office/word/2015/wordml/symex" xmlns:wpg="http://schemas.microsoft.com/office/word/2010/wordprocessingGroup" xmlns:wpi="http://schemas.microsoft.com/office/word/2010/wordprocessingInk" xmlns:wne="http://schemas.microsoft.com/office/word/2006/wordml" xmlns:wps="http://schemas.microsoft.com/office/word/2010/wordprocessingShape" mc:Ignorable="w14 w15 w16se wp14">
   <w:footnote w:type="separator" w:id="-1">
     <w:p>
       <w:r>
@@ -12603,7 +12595,7 @@
 </file>
 
 <file path=word/header1.xml><?xml version="1.0" encoding="utf-8"?>
-<w:hdr xmlns:wpc="http://schemas.microsoft.com/office/word/2010/wordprocessingCanvas" xmlns:cx="http://schemas.microsoft.com/office/drawing/2014/chartex" xmlns:cx1="http://schemas.microsoft.com/office/drawing/2015/9/8/chartex" xmlns:cx2="http://schemas.microsoft.com/office/drawing/2015/10/21/chartex" xmlns:cx3="http://schemas.microsoft.com/office/drawing/2016/5/9/chartex" xmlns:cx4="http://schemas.microsoft.com/office/drawing/2016/5/10/chartex" xmlns:cx5="http://schemas.microsoft.com/office/drawing/2016/5/11/chartex" xmlns:cx6="http://schemas.microsoft.com/office/drawing/2016/5/12/chartex" xmlns:cx7="http://schemas.microsoft.com/office/drawing/2016/5/13/chartex" xmlns:cx8="http://schemas.microsoft.com/office/drawing/2016/5/14/chartex" xmlns:mc="http://schemas.openxmlformats.org/markup-compatibility/2006" xmlns:aink="http://schemas.microsoft.com/office/drawing/2016/ink" xmlns:am3d="http://schemas.microsoft.com/office/drawing/2017/model3d" xmlns:o="urn:schemas-microsoft-com:office:office" xmlns:r="http://schemas.openxmlformats.org/officeDocument/2006/relationships" xmlns:m="http://schemas.openxmlformats.org/officeDocument/2006/math" xmlns:v="urn:schemas-microsoft-com:vml" xmlns:wp14="http://schemas.microsoft.com/office/word/2010/wordprocessingDrawing" xmlns:wp="http://schemas.openxmlformats.org/drawingml/2006/wordprocessingDrawing" xmlns:w10="urn:schemas-microsoft-com:office:word" xmlns:w="http://schemas.openxmlformats.org/wordprocessingml/2006/main" xmlns:w14="http://schemas.microsoft.com/office/word/2010/wordml" xmlns:w15="http://schemas.microsoft.com/office/word/2012/wordml" xmlns:w16cex="http://schemas.microsoft.com/office/word/2018/wordml/cex" xmlns:w16cid="http://schemas.microsoft.com/office/word/2016/wordml/cid" xmlns:w16="http://schemas.microsoft.com/office/word/2018/wordml" xmlns:w16sdtdh="http://schemas.microsoft.com/office/word/2020/wordml/sdtdatahash" xmlns:w16se="http://schemas.microsoft.com/office/word/2015/wordml/symex" xmlns:wpg="http://schemas.microsoft.com/office/word/2010/wordprocessingGroup" xmlns:wpi="http://schemas.microsoft.com/office/word/2010/wordprocessingInk" xmlns:wne="http://schemas.microsoft.com/office/word/2006/wordml" xmlns:wps="http://schemas.microsoft.com/office/word/2010/wordprocessingShape" mc:Ignorable="w14 w15 w16se w16cid w16 w16cex w16sdtdh wp14">
+<w:hdr xmlns:wpc="http://schemas.microsoft.com/office/word/2010/wordprocessingCanvas" xmlns:cx="http://schemas.microsoft.com/office/drawing/2014/chartex" xmlns:mc="http://schemas.openxmlformats.org/markup-compatibility/2006" xmlns:o="urn:schemas-microsoft-com:office:office" xmlns:r="http://schemas.openxmlformats.org/officeDocument/2006/relationships" xmlns:m="http://schemas.openxmlformats.org/officeDocument/2006/math" xmlns:v="urn:schemas-microsoft-com:vml" xmlns:wp14="http://schemas.microsoft.com/office/word/2010/wordprocessingDrawing" xmlns:wp="http://schemas.openxmlformats.org/drawingml/2006/wordprocessingDrawing" xmlns:w10="urn:schemas-microsoft-com:office:word" xmlns:w="http://schemas.openxmlformats.org/wordprocessingml/2006/main" xmlns:w14="http://schemas.microsoft.com/office/word/2010/wordml" xmlns:w15="http://schemas.microsoft.com/office/word/2012/wordml" xmlns:w16se="http://schemas.microsoft.com/office/word/2015/wordml/symex" xmlns:wpg="http://schemas.microsoft.com/office/word/2010/wordprocessingGroup" xmlns:wpi="http://schemas.microsoft.com/office/word/2010/wordprocessingInk" xmlns:wne="http://schemas.microsoft.com/office/word/2006/wordml" xmlns:wps="http://schemas.microsoft.com/office/word/2010/wordprocessingShape" mc:Ignorable="w14 w15 w16se wp14">
   <w:p>
     <w:pPr>
       <w:pStyle w:val="aa"/>
@@ -12628,7 +12620,7 @@
 </file>
 
 <file path=word/numbering.xml><?xml version="1.0" encoding="utf-8"?>
-<w:numbering xmlns:wpc="http://schemas.microsoft.com/office/word/2010/wordprocessingCanvas" xmlns:cx="http://schemas.microsoft.com/office/drawing/2014/chartex" xmlns:cx1="http://schemas.microsoft.com/office/drawing/2015/9/8/chartex" xmlns:cx2="http://schemas.microsoft.com/office/drawing/2015/10/21/chartex" xmlns:cx3="http://schemas.microsoft.com/office/drawing/2016/5/9/chartex" xmlns:cx4="http://schemas.microsoft.com/office/drawing/2016/5/10/chartex" xmlns:cx5="http://schemas.microsoft.com/office/drawing/2016/5/11/chartex" xmlns:cx6="http://schemas.microsoft.com/office/drawing/2016/5/12/chartex" xmlns:cx7="http://schemas.microsoft.com/office/drawing/2016/5/13/chartex" xmlns:cx8="http://schemas.microsoft.com/office/drawing/2016/5/14/chartex" xmlns:mc="http://schemas.openxmlformats.org/markup-compatibility/2006" xmlns:aink="http://schemas.microsoft.com/office/drawing/2016/ink" xmlns:am3d="http://schemas.microsoft.com/office/drawing/2017/model3d" xmlns:o="urn:schemas-microsoft-com:office:office" xmlns:r="http://schemas.openxmlformats.org/officeDocument/2006/relationships" xmlns:m="http://schemas.openxmlformats.org/officeDocument/2006/math" xmlns:v="urn:schemas-microsoft-com:vml" xmlns:wp14="http://schemas.microsoft.com/office/word/2010/wordprocessingDrawing" xmlns:wp="http://schemas.openxmlformats.org/drawingml/2006/wordprocessingDrawing" xmlns:w10="urn:schemas-microsoft-com:office:word" xmlns:w="http://schemas.openxmlformats.org/wordprocessingml/2006/main" xmlns:w14="http://schemas.microsoft.com/office/word/2010/wordml" xmlns:w15="http://schemas.microsoft.com/office/word/2012/wordml" xmlns:w16cex="http://schemas.microsoft.com/office/word/2018/wordml/cex" xmlns:w16cid="http://schemas.microsoft.com/office/word/2016/wordml/cid" xmlns:w16="http://schemas.microsoft.com/office/word/2018/wordml" xmlns:w16sdtdh="http://schemas.microsoft.com/office/word/2020/wordml/sdtdatahash" xmlns:w16se="http://schemas.microsoft.com/office/word/2015/wordml/symex" xmlns:wpg="http://schemas.microsoft.com/office/word/2010/wordprocessingGroup" xmlns:wpi="http://schemas.microsoft.com/office/word/2010/wordprocessingInk" xmlns:wne="http://schemas.microsoft.com/office/word/2006/wordml" xmlns:wps="http://schemas.microsoft.com/office/word/2010/wordprocessingShape" mc:Ignorable="w14 w15 w16se w16cid w16 w16cex w16sdtdh wp14">
+<w:numbering xmlns:wpc="http://schemas.microsoft.com/office/word/2010/wordprocessingCanvas" xmlns:cx="http://schemas.microsoft.com/office/drawing/2014/chartex" xmlns:mc="http://schemas.openxmlformats.org/markup-compatibility/2006" xmlns:o="urn:schemas-microsoft-com:office:office" xmlns:r="http://schemas.openxmlformats.org/officeDocument/2006/relationships" xmlns:m="http://schemas.openxmlformats.org/officeDocument/2006/math" xmlns:v="urn:schemas-microsoft-com:vml" xmlns:wp14="http://schemas.microsoft.com/office/word/2010/wordprocessingDrawing" xmlns:wp="http://schemas.openxmlformats.org/drawingml/2006/wordprocessingDrawing" xmlns:w10="urn:schemas-microsoft-com:office:word" xmlns:w="http://schemas.openxmlformats.org/wordprocessingml/2006/main" xmlns:w14="http://schemas.microsoft.com/office/word/2010/wordml" xmlns:w15="http://schemas.microsoft.com/office/word/2012/wordml" xmlns:w16se="http://schemas.microsoft.com/office/word/2015/wordml/symex" xmlns:wpg="http://schemas.microsoft.com/office/word/2010/wordprocessingGroup" xmlns:wpi="http://schemas.microsoft.com/office/word/2010/wordprocessingInk" xmlns:wne="http://schemas.microsoft.com/office/word/2006/wordml" xmlns:wps="http://schemas.microsoft.com/office/word/2010/wordprocessingShape" mc:Ignorable="w14 w15 w16se wp14">
   <w:abstractNum w:abstractNumId="0" w15:restartNumberingAfterBreak="0">
     <w:nsid w:val="18E07F74"/>
     <w:multiLevelType w:val="multilevel"/>
@@ -13054,7 +13046,7 @@
 </file>
 
 <file path=word/people.xml><?xml version="1.0" encoding="utf-8"?>
-<w15:people xmlns:wpc="http://schemas.microsoft.com/office/word/2010/wordprocessingCanvas" xmlns:cx="http://schemas.microsoft.com/office/drawing/2014/chartex" xmlns:cx1="http://schemas.microsoft.com/office/drawing/2015/9/8/chartex" xmlns:cx2="http://schemas.microsoft.com/office/drawing/2015/10/21/chartex" xmlns:cx3="http://schemas.microsoft.com/office/drawing/2016/5/9/chartex" xmlns:cx4="http://schemas.microsoft.com/office/drawing/2016/5/10/chartex" xmlns:cx5="http://schemas.microsoft.com/office/drawing/2016/5/11/chartex" xmlns:cx6="http://schemas.microsoft.com/office/drawing/2016/5/12/chartex" xmlns:cx7="http://schemas.microsoft.com/office/drawing/2016/5/13/chartex" xmlns:cx8="http://schemas.microsoft.com/office/drawing/2016/5/14/chartex" xmlns:mc="http://schemas.openxmlformats.org/markup-compatibility/2006" xmlns:aink="http://schemas.microsoft.com/office/drawing/2016/ink" xmlns:am3d="http://schemas.microsoft.com/office/drawing/2017/model3d" xmlns:o="urn:schemas-microsoft-com:office:office" xmlns:r="http://schemas.openxmlformats.org/officeDocument/2006/relationships" xmlns:m="http://schemas.openxmlformats.org/officeDocument/2006/math" xmlns:v="urn:schemas-microsoft-com:vml" xmlns:wp14="http://schemas.microsoft.com/office/word/2010/wordprocessingDrawing" xmlns:wp="http://schemas.openxmlformats.org/drawingml/2006/wordprocessingDrawing" xmlns:w10="urn:schemas-microsoft-com:office:word" xmlns:w="http://schemas.openxmlformats.org/wordprocessingml/2006/main" xmlns:w14="http://schemas.microsoft.com/office/word/2010/wordml" xmlns:w15="http://schemas.microsoft.com/office/word/2012/wordml" xmlns:w16cex="http://schemas.microsoft.com/office/word/2018/wordml/cex" xmlns:w16cid="http://schemas.microsoft.com/office/word/2016/wordml/cid" xmlns:w16="http://schemas.microsoft.com/office/word/2018/wordml" xmlns:w16sdtdh="http://schemas.microsoft.com/office/word/2020/wordml/sdtdatahash" xmlns:w16se="http://schemas.microsoft.com/office/word/2015/wordml/symex" xmlns:wpg="http://schemas.microsoft.com/office/word/2010/wordprocessingGroup" xmlns:wpi="http://schemas.microsoft.com/office/word/2010/wordprocessingInk" xmlns:wne="http://schemas.microsoft.com/office/word/2006/wordml" xmlns:wps="http://schemas.microsoft.com/office/word/2010/wordprocessingShape" mc:Ignorable="w14 w15 w16se w16cid w16 w16cex w16sdtdh wp14">
+<w15:people xmlns:wpc="http://schemas.microsoft.com/office/word/2010/wordprocessingCanvas" xmlns:cx="http://schemas.microsoft.com/office/drawing/2014/chartex" xmlns:mc="http://schemas.openxmlformats.org/markup-compatibility/2006" xmlns:o="urn:schemas-microsoft-com:office:office" xmlns:r="http://schemas.openxmlformats.org/officeDocument/2006/relationships" xmlns:m="http://schemas.openxmlformats.org/officeDocument/2006/math" xmlns:v="urn:schemas-microsoft-com:vml" xmlns:wp14="http://schemas.microsoft.com/office/word/2010/wordprocessingDrawing" xmlns:wp="http://schemas.openxmlformats.org/drawingml/2006/wordprocessingDrawing" xmlns:w10="urn:schemas-microsoft-com:office:word" xmlns:w="http://schemas.openxmlformats.org/wordprocessingml/2006/main" xmlns:w14="http://schemas.microsoft.com/office/word/2010/wordml" xmlns:w15="http://schemas.microsoft.com/office/word/2012/wordml" xmlns:w16se="http://schemas.microsoft.com/office/word/2015/wordml/symex" xmlns:wpg="http://schemas.microsoft.com/office/word/2010/wordprocessingGroup" xmlns:wpi="http://schemas.microsoft.com/office/word/2010/wordprocessingInk" xmlns:wne="http://schemas.microsoft.com/office/word/2006/wordml" xmlns:wps="http://schemas.microsoft.com/office/word/2010/wordprocessingShape" mc:Ignorable="w14 w15 w16se wp14">
   <w15:person w15:author="Aleksey A. Kalentev">
     <w15:presenceInfo w15:providerId="AD" w15:userId="S-1-5-21-507921405-1993962763-1957994488-151096"/>
   </w15:person>
@@ -13062,7 +13054,7 @@
 </file>
 
 <file path=word/styles.xml><?xml version="1.0" encoding="utf-8"?>
-<w:styles xmlns:mc="http://schemas.openxmlformats.org/markup-compatibility/2006" xmlns:r="http://schemas.openxmlformats.org/officeDocument/2006/relationships" xmlns:w="http://schemas.openxmlformats.org/wordprocessingml/2006/main" xmlns:w14="http://schemas.microsoft.com/office/word/2010/wordml" xmlns:w15="http://schemas.microsoft.com/office/word/2012/wordml" xmlns:w16cex="http://schemas.microsoft.com/office/word/2018/wordml/cex" xmlns:w16cid="http://schemas.microsoft.com/office/word/2016/wordml/cid" xmlns:w16="http://schemas.microsoft.com/office/word/2018/wordml" xmlns:w16sdtdh="http://schemas.microsoft.com/office/word/2020/wordml/sdtdatahash" xmlns:w16se="http://schemas.microsoft.com/office/word/2015/wordml/symex" mc:Ignorable="w14 w15 w16se w16cid w16 w16cex w16sdtdh">
+<w:styles xmlns:mc="http://schemas.openxmlformats.org/markup-compatibility/2006" xmlns:r="http://schemas.openxmlformats.org/officeDocument/2006/relationships" xmlns:w="http://schemas.openxmlformats.org/wordprocessingml/2006/main" xmlns:w14="http://schemas.microsoft.com/office/word/2010/wordml" xmlns:w15="http://schemas.microsoft.com/office/word/2012/wordml" xmlns:w16se="http://schemas.microsoft.com/office/word/2015/wordml/symex" mc:Ignorable="w14 w15 w16se">
   <w:docDefaults>
     <w:rPrDefault>
       <w:rPr>
@@ -13072,7 +13064,7 @@
     </w:rPrDefault>
     <w:pPrDefault/>
   </w:docDefaults>
-  <w:latentStyles w:defLockedState="0" w:defUIPriority="99" w:defSemiHidden="0" w:defUnhideWhenUsed="0" w:defQFormat="0" w:count="376">
+  <w:latentStyles w:defLockedState="0" w:defUIPriority="99" w:defSemiHidden="0" w:defUnhideWhenUsed="0" w:defQFormat="0" w:count="371">
     <w:lsdException w:name="Normal" w:uiPriority="0" w:qFormat="1"/>
     <w:lsdException w:name="heading 1" w:uiPriority="9" w:qFormat="1"/>
     <w:lsdException w:name="heading 2" w:semiHidden="1" w:uiPriority="9" w:unhideWhenUsed="1" w:qFormat="1"/>
@@ -13444,11 +13436,6 @@
     <w:lsdException w:name="List Table 5 Dark Accent 6" w:uiPriority="50"/>
     <w:lsdException w:name="List Table 6 Colorful Accent 6" w:uiPriority="51"/>
     <w:lsdException w:name="List Table 7 Colorful Accent 6" w:uiPriority="52"/>
-    <w:lsdException w:name="Mention" w:semiHidden="1" w:unhideWhenUsed="1"/>
-    <w:lsdException w:name="Smart Hyperlink" w:semiHidden="1" w:unhideWhenUsed="1"/>
-    <w:lsdException w:name="Hashtag" w:semiHidden="1" w:unhideWhenUsed="1"/>
-    <w:lsdException w:name="Unresolved Mention" w:semiHidden="1" w:unhideWhenUsed="1"/>
-    <w:lsdException w:name="Smart Link" w:semiHidden="1" w:unhideWhenUsed="1"/>
   </w:latentStyles>
   <w:style w:type="paragraph" w:default="1" w:styleId="a0">
     <w:name w:val="Normal"/>
@@ -14736,7 +14723,7 @@
 </file>
 
 <file path=customXml/itemProps1.xml><?xml version="1.0" encoding="utf-8"?>
-<ds:datastoreItem xmlns:ds="http://schemas.openxmlformats.org/officeDocument/2006/customXml" ds:itemID="{C7BA42CD-4908-4DB2-A850-5C9C344B4704}">
+<ds:datastoreItem xmlns:ds="http://schemas.openxmlformats.org/officeDocument/2006/customXml" ds:itemID="{7B68B75E-1817-4A31-9CB7-BCDAC564AEA8}">
   <ds:schemaRefs>
     <ds:schemaRef ds:uri="http://schemas.openxmlformats.org/officeDocument/2006/bibliography"/>
   </ds:schemaRefs>

--- a/lb1/ЛР5_Склярук_А_Д.docx
+++ b/lb1/ЛР5_Склярук_А_Д.docx
@@ -1,6 +1,6 @@
 
 <file path=word/document.xml><?xml version="1.0" encoding="utf-8"?>
-<w:document xmlns:wpc="http://schemas.microsoft.com/office/word/2010/wordprocessingCanvas" xmlns:cx="http://schemas.microsoft.com/office/drawing/2014/chartex" xmlns:mc="http://schemas.openxmlformats.org/markup-compatibility/2006" xmlns:o="urn:schemas-microsoft-com:office:office" xmlns:r="http://schemas.openxmlformats.org/officeDocument/2006/relationships" xmlns:m="http://schemas.openxmlformats.org/officeDocument/2006/math" xmlns:v="urn:schemas-microsoft-com:vml" xmlns:wp14="http://schemas.microsoft.com/office/word/2010/wordprocessingDrawing" xmlns:wp="http://schemas.openxmlformats.org/drawingml/2006/wordprocessingDrawing" xmlns:w10="urn:schemas-microsoft-com:office:word" xmlns:w="http://schemas.openxmlformats.org/wordprocessingml/2006/main" xmlns:w14="http://schemas.microsoft.com/office/word/2010/wordml" xmlns:w15="http://schemas.microsoft.com/office/word/2012/wordml" xmlns:w16se="http://schemas.microsoft.com/office/word/2015/wordml/symex" xmlns:wpg="http://schemas.microsoft.com/office/word/2010/wordprocessingGroup" xmlns:wpi="http://schemas.microsoft.com/office/word/2010/wordprocessingInk" xmlns:wne="http://schemas.microsoft.com/office/word/2006/wordml" xmlns:wps="http://schemas.microsoft.com/office/word/2010/wordprocessingShape" mc:Ignorable="w14 w15 w16se wp14">
+<w:document xmlns:wpc="http://schemas.microsoft.com/office/word/2010/wordprocessingCanvas" xmlns:cx="http://schemas.microsoft.com/office/drawing/2014/chartex" xmlns:cx1="http://schemas.microsoft.com/office/drawing/2015/9/8/chartex" xmlns:cx2="http://schemas.microsoft.com/office/drawing/2015/10/21/chartex" xmlns:cx3="http://schemas.microsoft.com/office/drawing/2016/5/9/chartex" xmlns:cx4="http://schemas.microsoft.com/office/drawing/2016/5/10/chartex" xmlns:cx5="http://schemas.microsoft.com/office/drawing/2016/5/11/chartex" xmlns:cx6="http://schemas.microsoft.com/office/drawing/2016/5/12/chartex" xmlns:cx7="http://schemas.microsoft.com/office/drawing/2016/5/13/chartex" xmlns:cx8="http://schemas.microsoft.com/office/drawing/2016/5/14/chartex" xmlns:mc="http://schemas.openxmlformats.org/markup-compatibility/2006" xmlns:aink="http://schemas.microsoft.com/office/drawing/2016/ink" xmlns:am3d="http://schemas.microsoft.com/office/drawing/2017/model3d" xmlns:o="urn:schemas-microsoft-com:office:office" xmlns:r="http://schemas.openxmlformats.org/officeDocument/2006/relationships" xmlns:m="http://schemas.openxmlformats.org/officeDocument/2006/math" xmlns:v="urn:schemas-microsoft-com:vml" xmlns:wp14="http://schemas.microsoft.com/office/word/2010/wordprocessingDrawing" xmlns:wp="http://schemas.openxmlformats.org/drawingml/2006/wordprocessingDrawing" xmlns:w10="urn:schemas-microsoft-com:office:word" xmlns:w="http://schemas.openxmlformats.org/wordprocessingml/2006/main" xmlns:w14="http://schemas.microsoft.com/office/word/2010/wordml" xmlns:w15="http://schemas.microsoft.com/office/word/2012/wordml" xmlns:w16cex="http://schemas.microsoft.com/office/word/2018/wordml/cex" xmlns:w16cid="http://schemas.microsoft.com/office/word/2016/wordml/cid" xmlns:w16="http://schemas.microsoft.com/office/word/2018/wordml" xmlns:w16sdtdh="http://schemas.microsoft.com/office/word/2020/wordml/sdtdatahash" xmlns:w16se="http://schemas.microsoft.com/office/word/2015/wordml/symex" xmlns:wpg="http://schemas.microsoft.com/office/word/2010/wordprocessingGroup" xmlns:wpi="http://schemas.microsoft.com/office/word/2010/wordprocessingInk" xmlns:wne="http://schemas.microsoft.com/office/word/2006/wordml" xmlns:wps="http://schemas.microsoft.com/office/word/2010/wordprocessingShape" mc:Ignorable="w14 w15 w16se w16cid w16 w16cex w16sdtdh wp14">
   <w:body>
     <w:p>
       <w:pPr>
@@ -342,12 +342,12 @@
         <w:tblLook w:val="04A0" w:firstRow="1" w:lastRow="0" w:firstColumn="1" w:lastColumn="0" w:noHBand="0" w:noVBand="1"/>
       </w:tblPr>
       <w:tblGrid>
-        <w:gridCol w:w="2694"/>
-        <w:gridCol w:w="567"/>
-        <w:gridCol w:w="3260"/>
-        <w:gridCol w:w="2126"/>
-        <w:gridCol w:w="284"/>
-        <w:gridCol w:w="1764"/>
+        <w:gridCol w:w="2662"/>
+        <w:gridCol w:w="556"/>
+        <w:gridCol w:w="3166"/>
+        <w:gridCol w:w="2105"/>
+        <w:gridCol w:w="282"/>
+        <w:gridCol w:w="1924"/>
       </w:tblGrid>
       <w:tr>
         <w:trPr>
@@ -630,6 +630,7 @@
                 <w:lang w:eastAsia="en-US"/>
               </w:rPr>
             </w:pPr>
+            <w:commentRangeStart w:id="3"/>
             <w:r>
               <w:rPr>
                 <w:szCs w:val="28"/>
@@ -664,6 +665,14 @@
                 <w:lang w:eastAsia="en-US"/>
               </w:rPr>
               <w:t>.2026</w:t>
+            </w:r>
+            <w:commentRangeEnd w:id="3"/>
+            <w:r>
+              <w:rPr>
+                <w:rStyle w:val="af2"/>
+                <w:rFonts w:ascii="Calibri" w:eastAsia="Calibri" w:hAnsi="Calibri"/>
+              </w:rPr>
+              <w:commentReference w:id="3"/>
             </w:r>
           </w:p>
         </w:tc>
@@ -862,7 +871,6 @@
               </w:rPr>
               <w:t>д</w:t>
             </w:r>
-            <w:commentRangeStart w:id="3"/>
             <w:r>
               <w:rPr>
                 <w:szCs w:val="28"/>
@@ -883,14 +891,6 @@
                 <w:lang w:eastAsia="en-US"/>
               </w:rPr>
               <w:t xml:space="preserve"> </w:t>
-            </w:r>
-            <w:commentRangeEnd w:id="3"/>
-            <w:r>
-              <w:rPr>
-                <w:rStyle w:val="af2"/>
-                <w:rFonts w:ascii="Calibri" w:eastAsia="Calibri" w:hAnsi="Calibri"/>
-              </w:rPr>
-              <w:commentReference w:id="3"/>
             </w:r>
           </w:p>
         </w:tc>
@@ -3374,17 +3374,6 @@
           <w:lang w:val="en-US"/>
         </w:rPr>
       </w:pPr>
-      <w:commentRangeStart w:id="7"/>
-      <w:commentRangeEnd w:id="7"/>
-      <w:r>
-        <w:rPr>
-          <w:rStyle w:val="af2"/>
-          <w:rFonts w:ascii="Calibri" w:eastAsia="Calibri" w:hAnsi="Calibri"/>
-          <w:color w:val="auto"/>
-          <w:lang w:eastAsia="ru-RU"/>
-        </w:rPr>
-        <w:commentReference w:id="7"/>
-      </w:r>
       <w:r>
         <w:rPr>
           <w:noProof/>
@@ -3408,7 +3397,7 @@
                     </pic:cNvPicPr>
                   </pic:nvPicPr>
                   <pic:blipFill>
-                    <a:blip r:embed="rId11">
+                    <a:blip r:embed="rId13">
                       <a:extLst>
                         <a:ext uri="{28A0092B-C50C-407E-A947-70E740481C1C}">
                           <a14:useLocalDpi xmlns:a14="http://schemas.microsoft.com/office/drawing/2010/main" val="0"/>
@@ -3482,7 +3471,7 @@
           <w:lang w:val="en-US" w:eastAsia="en-US"/>
         </w:rPr>
       </w:pPr>
-      <w:bookmarkStart w:id="8" w:name="_Toc232256299"/>
+      <w:bookmarkStart w:id="7" w:name="_Toc232256299"/>
       <w:r>
         <w:rPr>
           <w:lang w:val="en-US" w:eastAsia="en-US"/>
@@ -3513,7 +3502,7 @@
         </w:rPr>
         <w:t>классов</w:t>
       </w:r>
-      <w:bookmarkEnd w:id="8"/>
+      <w:bookmarkEnd w:id="7"/>
     </w:p>
     <w:p>
       <w:pPr>
@@ -4001,7 +3990,7 @@
       <w:pPr>
         <w:pStyle w:val="aff3"/>
       </w:pPr>
-      <w:bookmarkStart w:id="9" w:name="_GoBack"/>
+      <w:commentRangeStart w:id="8"/>
       <w:r>
         <w:rPr>
           <w:noProof/>
@@ -4023,7 +4012,7 @@
                     <pic:cNvPicPr/>
                   </pic:nvPicPr>
                   <pic:blipFill>
-                    <a:blip r:embed="rId12"/>
+                    <a:blip r:embed="rId14"/>
                     <a:stretch>
                       <a:fillRect/>
                     </a:stretch>
@@ -4043,79 +4032,88 @@
           </wp:inline>
         </w:drawing>
       </w:r>
+      <w:commentRangeEnd w:id="8"/>
+      <w:r>
+        <w:rPr>
+          <w:rStyle w:val="af2"/>
+          <w:rFonts w:ascii="Calibri" w:eastAsia="Calibri" w:hAnsi="Calibri"/>
+          <w:color w:val="auto"/>
+          <w:lang w:eastAsia="ru-RU"/>
+        </w:rPr>
+        <w:commentReference w:id="8"/>
+      </w:r>
+    </w:p>
+    <w:p>
+      <w:pPr>
+        <w:pStyle w:val="aff3"/>
+        <w:rPr>
+          <w:lang w:val="en-US"/>
+        </w:rPr>
+      </w:pPr>
+      <w:r>
+        <w:tab/>
+      </w:r>
+      <w:r>
+        <w:t>Рисунок</w:t>
+      </w:r>
+      <w:r>
+        <w:rPr>
+          <w:lang w:val="en-US"/>
+        </w:rPr>
+        <w:t xml:space="preserve"> 2 – </w:t>
+      </w:r>
+      <w:r>
+        <w:rPr>
+          <w:lang w:val="en-US"/>
+        </w:rPr>
+        <w:t>UML</w:t>
+      </w:r>
+      <w:r>
+        <w:rPr>
+          <w:lang w:val="en-US"/>
+        </w:rPr>
+        <w:t xml:space="preserve"> </w:t>
+      </w:r>
+      <w:r>
+        <w:t>диаграмма</w:t>
+      </w:r>
+      <w:r>
+        <w:rPr>
+          <w:lang w:val="en-US"/>
+        </w:rPr>
+        <w:t xml:space="preserve"> </w:t>
+      </w:r>
+      <w:r>
+        <w:t>классов</w:t>
+      </w:r>
+    </w:p>
+    <w:p>
+      <w:pPr>
+        <w:pStyle w:val="2"/>
+        <w:rPr>
+          <w:lang w:val="en-US" w:eastAsia="en-US"/>
+        </w:rPr>
+      </w:pPr>
+      <w:bookmarkStart w:id="9" w:name="_Toc232256300"/>
+      <w:r>
+        <w:rPr>
+          <w:lang w:eastAsia="en-US"/>
+        </w:rPr>
+        <w:t>Описание</w:t>
+      </w:r>
+      <w:r>
+        <w:rPr>
+          <w:lang w:val="en-US" w:eastAsia="en-US"/>
+        </w:rPr>
+        <w:t xml:space="preserve"> </w:t>
+      </w:r>
+      <w:r>
+        <w:rPr>
+          <w:lang w:eastAsia="en-US"/>
+        </w:rPr>
+        <w:t>классов</w:t>
+      </w:r>
       <w:bookmarkEnd w:id="9"/>
-    </w:p>
-    <w:p>
-      <w:pPr>
-        <w:pStyle w:val="aff3"/>
-        <w:rPr>
-          <w:lang w:val="en-US"/>
-        </w:rPr>
-      </w:pPr>
-      <w:r>
-        <w:tab/>
-      </w:r>
-      <w:r>
-        <w:t>Рисунок</w:t>
-      </w:r>
-      <w:r>
-        <w:rPr>
-          <w:lang w:val="en-US"/>
-        </w:rPr>
-        <w:t xml:space="preserve"> 2 – </w:t>
-      </w:r>
-      <w:r>
-        <w:rPr>
-          <w:lang w:val="en-US"/>
-        </w:rPr>
-        <w:t>UML</w:t>
-      </w:r>
-      <w:r>
-        <w:rPr>
-          <w:lang w:val="en-US"/>
-        </w:rPr>
-        <w:t xml:space="preserve"> </w:t>
-      </w:r>
-      <w:r>
-        <w:t>диаграмма</w:t>
-      </w:r>
-      <w:r>
-        <w:rPr>
-          <w:lang w:val="en-US"/>
-        </w:rPr>
-        <w:t xml:space="preserve"> </w:t>
-      </w:r>
-      <w:r>
-        <w:t>классов</w:t>
-      </w:r>
-    </w:p>
-    <w:p>
-      <w:pPr>
-        <w:pStyle w:val="2"/>
-        <w:rPr>
-          <w:lang w:val="en-US" w:eastAsia="en-US"/>
-        </w:rPr>
-      </w:pPr>
-      <w:bookmarkStart w:id="10" w:name="_Toc232256300"/>
-      <w:r>
-        <w:rPr>
-          <w:lang w:eastAsia="en-US"/>
-        </w:rPr>
-        <w:t>Описание</w:t>
-      </w:r>
-      <w:r>
-        <w:rPr>
-          <w:lang w:val="en-US" w:eastAsia="en-US"/>
-        </w:rPr>
-        <w:t xml:space="preserve"> </w:t>
-      </w:r>
-      <w:r>
-        <w:rPr>
-          <w:lang w:eastAsia="en-US"/>
-        </w:rPr>
-        <w:t>классов</w:t>
-      </w:r>
-      <w:bookmarkEnd w:id="10"/>
     </w:p>
     <w:p>
       <w:pPr>
@@ -5873,17 +5871,8 @@
             <w:pPr>
               <w:pStyle w:val="aff7"/>
             </w:pPr>
-            <w:commentRangeStart w:id="11"/>
-            <w:r>
-              <w:t>Меоды</w:t>
-            </w:r>
-            <w:commentRangeEnd w:id="11"/>
-            <w:r>
-              <w:rPr>
-                <w:rStyle w:val="af2"/>
-                <w:rFonts w:ascii="Calibri" w:eastAsia="Calibri" w:hAnsi="Calibri"/>
-              </w:rPr>
-              <w:commentReference w:id="11"/>
+            <w:r>
+              <w:t>Методы</w:t>
             </w:r>
           </w:p>
         </w:tc>
@@ -6103,20 +6092,11 @@
             <w:pPr>
               <w:pStyle w:val="aff7"/>
             </w:pPr>
-            <w:commentRangeStart w:id="12"/>
             <w:r>
               <w:t>Класс, представляющий пирамиду с прямоугольным ос</w:t>
             </w:r>
             <w:r>
               <w:t>нованием. Наследует `ShapeBase`</w:t>
-            </w:r>
-            <w:commentRangeEnd w:id="12"/>
-            <w:r>
-              <w:rPr>
-                <w:rStyle w:val="af2"/>
-                <w:rFonts w:ascii="Calibri" w:eastAsia="Calibri" w:hAnsi="Calibri"/>
-              </w:rPr>
-              <w:commentReference w:id="12"/>
             </w:r>
           </w:p>
         </w:tc>
@@ -7333,14 +7313,14 @@
           <w:lang w:eastAsia="en-US"/>
         </w:rPr>
       </w:pPr>
-      <w:bookmarkStart w:id="13" w:name="_Toc232256301"/>
+      <w:bookmarkStart w:id="10" w:name="_Toc232256301"/>
       <w:r>
         <w:rPr>
           <w:lang w:eastAsia="en-US"/>
         </w:rPr>
         <w:t>Дерево ветвлений Git</w:t>
       </w:r>
-      <w:bookmarkEnd w:id="13"/>
+      <w:bookmarkEnd w:id="10"/>
     </w:p>
     <w:p>
       <w:pPr>
@@ -7383,7 +7363,7 @@
                     <pic:cNvPicPr/>
                   </pic:nvPicPr>
                   <pic:blipFill>
-                    <a:blip r:embed="rId13"/>
+                    <a:blip r:embed="rId15"/>
                     <a:stretch>
                       <a:fillRect/>
                     </a:stretch>
@@ -7432,7 +7412,7 @@
                     <pic:cNvPicPr/>
                   </pic:nvPicPr>
                   <pic:blipFill rotWithShape="1">
-                    <a:blip r:embed="rId14"/>
+                    <a:blip r:embed="rId16"/>
                     <a:srcRect l="271"/>
                     <a:stretch/>
                   </pic:blipFill>
@@ -7481,7 +7461,7 @@
           <w:lang w:eastAsia="en-US"/>
         </w:rPr>
       </w:pPr>
-      <w:bookmarkStart w:id="14" w:name="_Toc232256302"/>
+      <w:bookmarkStart w:id="11" w:name="_Toc232256302"/>
       <w:r>
         <w:rPr>
           <w:lang w:eastAsia="en-US"/>
@@ -7489,7 +7469,7 @@
         <w:lastRenderedPageBreak/>
         <w:t>Тестирование программы</w:t>
       </w:r>
-      <w:bookmarkEnd w:id="14"/>
+      <w:bookmarkEnd w:id="11"/>
     </w:p>
     <w:p>
       <w:r>
@@ -7510,192 +7490,6 @@
             <wp:extent cx="4818297" cy="2601229"/>
             <wp:effectExtent l="0" t="0" r="1905" b="8890"/>
             <wp:docPr id="2" name="Рисунок 2"/>
-            <wp:cNvGraphicFramePr>
-              <a:graphicFrameLocks xmlns:a="http://schemas.openxmlformats.org/drawingml/2006/main" noChangeAspect="1"/>
-            </wp:cNvGraphicFramePr>
-            <a:graphic xmlns:a="http://schemas.openxmlformats.org/drawingml/2006/main">
-              <a:graphicData uri="http://schemas.openxmlformats.org/drawingml/2006/picture">
-                <pic:pic xmlns:pic="http://schemas.openxmlformats.org/drawingml/2006/picture">
-                  <pic:nvPicPr>
-                    <pic:cNvPr id="1" name=""/>
-                    <pic:cNvPicPr/>
-                  </pic:nvPicPr>
-                  <pic:blipFill>
-                    <a:blip r:embed="rId15"/>
-                    <a:stretch>
-                      <a:fillRect/>
-                    </a:stretch>
-                  </pic:blipFill>
-                  <pic:spPr>
-                    <a:xfrm>
-                      <a:off x="0" y="0"/>
-                      <a:ext cx="4840218" cy="2613063"/>
-                    </a:xfrm>
-                    <a:prstGeom prst="rect">
-                      <a:avLst/>
-                    </a:prstGeom>
-                  </pic:spPr>
-                </pic:pic>
-              </a:graphicData>
-            </a:graphic>
-          </wp:inline>
-        </w:drawing>
-      </w:r>
-    </w:p>
-    <w:p>
-      <w:pPr>
-        <w:pStyle w:val="aff3"/>
-      </w:pPr>
-      <w:r>
-        <w:t>Рисунок 4 – Графический интерфейс</w:t>
-      </w:r>
-    </w:p>
-    <w:p>
-      <w:pPr>
-        <w:pStyle w:val="2"/>
-      </w:pPr>
-      <w:bookmarkStart w:id="15" w:name="_Toc228030590"/>
-      <w:bookmarkStart w:id="16" w:name="_Toc232256303"/>
-      <w:commentRangeStart w:id="17"/>
-      <w:r>
-        <w:t>Тест</w:t>
-      </w:r>
-      <w:commentRangeEnd w:id="17"/>
-      <w:r>
-        <w:rPr>
-          <w:rStyle w:val="af2"/>
-          <w:rFonts w:ascii="Calibri" w:eastAsia="Calibri" w:hAnsi="Calibri"/>
-          <w:b w:val="0"/>
-          <w:bCs w:val="0"/>
-        </w:rPr>
-        <w:commentReference w:id="17"/>
-      </w:r>
-      <w:r>
-        <w:t xml:space="preserve"> №1 – Добавление </w:t>
-      </w:r>
-      <w:bookmarkEnd w:id="15"/>
-      <w:r>
-        <w:t>фигуры</w:t>
-      </w:r>
-      <w:bookmarkEnd w:id="16"/>
-    </w:p>
-    <w:p>
-      <w:r>
-        <w:t xml:space="preserve">Для добавления </w:t>
-      </w:r>
-      <w:r>
-        <w:t xml:space="preserve">фигуры </w:t>
-      </w:r>
-      <w:r>
-        <w:t>необходимо вызвать соответствующую форму путём нажатия кнопки «Добави</w:t>
-      </w:r>
-      <w:r>
-        <w:t>ть фигуру</w:t>
-      </w:r>
-      <w:r>
-        <w:t>»</w:t>
-      </w:r>
-      <w:r>
-        <w:t xml:space="preserve">. </w:t>
-      </w:r>
-      <w:r>
-        <w:t xml:space="preserve">На рисунке </w:t>
-      </w:r>
-      <w:r>
-        <w:t>5</w:t>
-      </w:r>
-      <w:r>
-        <w:t xml:space="preserve"> изображено окно добавления </w:t>
-      </w:r>
-      <w:r>
-        <w:t>фигуры</w:t>
-      </w:r>
-      <w:r>
-        <w:t>.</w:t>
-      </w:r>
-    </w:p>
-    <w:p>
-      <w:pPr>
-        <w:pStyle w:val="aff3"/>
-      </w:pPr>
-      <w:r>
-        <w:rPr>
-          <w:noProof/>
-          <w:lang w:eastAsia="ru-RU"/>
-        </w:rPr>
-        <w:drawing>
-          <wp:inline distT="0" distB="0" distL="0" distR="0" wp14:anchorId="4CFB7BA8" wp14:editId="66C3BF9C">
-            <wp:extent cx="3877216" cy="2191056"/>
-            <wp:effectExtent l="0" t="0" r="9525" b="0"/>
-            <wp:docPr id="8" name="Рисунок 8"/>
-            <wp:cNvGraphicFramePr>
-              <a:graphicFrameLocks xmlns:a="http://schemas.openxmlformats.org/drawingml/2006/main" noChangeAspect="1"/>
-            </wp:cNvGraphicFramePr>
-            <a:graphic xmlns:a="http://schemas.openxmlformats.org/drawingml/2006/main">
-              <a:graphicData uri="http://schemas.openxmlformats.org/drawingml/2006/picture">
-                <pic:pic xmlns:pic="http://schemas.openxmlformats.org/drawingml/2006/picture">
-                  <pic:nvPicPr>
-                    <pic:cNvPr id="1" name=""/>
-                    <pic:cNvPicPr/>
-                  </pic:nvPicPr>
-                  <pic:blipFill>
-                    <a:blip r:embed="rId16"/>
-                    <a:stretch>
-                      <a:fillRect/>
-                    </a:stretch>
-                  </pic:blipFill>
-                  <pic:spPr>
-                    <a:xfrm>
-                      <a:off x="0" y="0"/>
-                      <a:ext cx="3877216" cy="2191056"/>
-                    </a:xfrm>
-                    <a:prstGeom prst="rect">
-                      <a:avLst/>
-                    </a:prstGeom>
-                  </pic:spPr>
-                </pic:pic>
-              </a:graphicData>
-            </a:graphic>
-          </wp:inline>
-        </w:drawing>
-      </w:r>
-    </w:p>
-    <w:p>
-      <w:pPr>
-        <w:pStyle w:val="aff3"/>
-      </w:pPr>
-      <w:r>
-        <w:t>Рисунок 5 – Форма для добавления фигуры</w:t>
-      </w:r>
-    </w:p>
-    <w:p>
-      <w:pPr>
-        <w:rPr>
-          <w:lang w:eastAsia="en-US"/>
-        </w:rPr>
-      </w:pPr>
-      <w:r>
-        <w:rPr>
-          <w:lang w:eastAsia="en-US"/>
-        </w:rPr>
-        <w:t>Пользователь может выбрать, какую конкретно фигуру необходимо добавить.</w:t>
-      </w:r>
-    </w:p>
-    <w:p>
-      <w:pPr>
-        <w:pStyle w:val="aff3"/>
-      </w:pPr>
-      <w:r>
-        <w:rPr>
-          <w:noProof/>
-          <w:lang w:eastAsia="ru-RU"/>
-        </w:rPr>
-        <w:lastRenderedPageBreak/>
-        <w:drawing>
-          <wp:inline distT="0" distB="0" distL="0" distR="0" wp14:anchorId="53EEBF27" wp14:editId="09281828">
-            <wp:extent cx="3877216" cy="2162477"/>
-            <wp:effectExtent l="0" t="0" r="9525" b="9525"/>
-            <wp:docPr id="10" name="Рисунок 10"/>
             <wp:cNvGraphicFramePr>
               <a:graphicFrameLocks xmlns:a="http://schemas.openxmlformats.org/drawingml/2006/main" noChangeAspect="1"/>
             </wp:cNvGraphicFramePr>
@@ -7715,7 +7509,7 @@
                   <pic:spPr>
                     <a:xfrm>
                       <a:off x="0" y="0"/>
-                      <a:ext cx="3877216" cy="2162477"/>
+                      <a:ext cx="4840218" cy="2613063"/>
                     </a:xfrm>
                     <a:prstGeom prst="rect">
                       <a:avLst/>
@@ -7727,16 +7521,63 @@
           </wp:inline>
         </w:drawing>
       </w:r>
-      <w:r>
-        <w:t xml:space="preserve"> </w:t>
-      </w:r>
     </w:p>
     <w:p>
       <w:pPr>
         <w:pStyle w:val="aff3"/>
       </w:pPr>
       <w:r>
-        <w:t xml:space="preserve">Рисунок 6 – Добавление фигуры «Пирамида» </w:t>
+        <w:t>Рисунок 4 – Графический интерфейс</w:t>
+      </w:r>
+    </w:p>
+    <w:p>
+      <w:pPr>
+        <w:pStyle w:val="2"/>
+      </w:pPr>
+      <w:bookmarkStart w:id="12" w:name="_Toc228030590"/>
+      <w:bookmarkStart w:id="13" w:name="_Toc232256303"/>
+      <w:r>
+        <w:t xml:space="preserve">Тест №1 – Добавление </w:t>
+      </w:r>
+      <w:bookmarkEnd w:id="12"/>
+      <w:r>
+        <w:t>фигуры</w:t>
+      </w:r>
+      <w:bookmarkEnd w:id="13"/>
+    </w:p>
+    <w:p>
+      <w:r>
+        <w:t xml:space="preserve">Для добавления </w:t>
+      </w:r>
+      <w:r>
+        <w:t xml:space="preserve">фигуры </w:t>
+      </w:r>
+      <w:r>
+        <w:t>необходимо вызвать соответствующую форму путём нажатия кнопки «Добави</w:t>
+      </w:r>
+      <w:r>
+        <w:t>ть фигуру</w:t>
+      </w:r>
+      <w:r>
+        <w:t>»</w:t>
+      </w:r>
+      <w:r>
+        <w:t xml:space="preserve">. </w:t>
+      </w:r>
+      <w:r>
+        <w:t xml:space="preserve">На рисунке </w:t>
+      </w:r>
+      <w:r>
+        <w:t>5</w:t>
+      </w:r>
+      <w:r>
+        <w:t xml:space="preserve"> изображено окно добавления </w:t>
+      </w:r>
+      <w:r>
+        <w:t>фигуры</w:t>
+      </w:r>
+      <w:r>
+        <w:t>.</w:t>
       </w:r>
     </w:p>
     <w:p>
@@ -7749,10 +7590,10 @@
           <w:lang w:eastAsia="ru-RU"/>
         </w:rPr>
         <w:drawing>
-          <wp:inline distT="0" distB="0" distL="0" distR="0" wp14:anchorId="6EE24252" wp14:editId="7917396C">
-            <wp:extent cx="3896269" cy="2143424"/>
-            <wp:effectExtent l="0" t="0" r="9525" b="9525"/>
-            <wp:docPr id="11" name="Рисунок 11"/>
+          <wp:inline distT="0" distB="0" distL="0" distR="0" wp14:anchorId="4CFB7BA8" wp14:editId="66C3BF9C">
+            <wp:extent cx="3877216" cy="2191056"/>
+            <wp:effectExtent l="0" t="0" r="9525" b="0"/>
+            <wp:docPr id="8" name="Рисунок 8"/>
             <wp:cNvGraphicFramePr>
               <a:graphicFrameLocks xmlns:a="http://schemas.openxmlformats.org/drawingml/2006/main" noChangeAspect="1"/>
             </wp:cNvGraphicFramePr>
@@ -7772,7 +7613,7 @@
                   <pic:spPr>
                     <a:xfrm>
                       <a:off x="0" y="0"/>
-                      <a:ext cx="3896269" cy="2143424"/>
+                      <a:ext cx="3877216" cy="2191056"/>
                     </a:xfrm>
                     <a:prstGeom prst="rect">
                       <a:avLst/>
@@ -7790,21 +7631,20 @@
         <w:pStyle w:val="aff3"/>
       </w:pPr>
       <w:r>
-        <w:t>Рисунок 7 – Добавление фигуры «Параллелепипед»</w:t>
-      </w:r>
-    </w:p>
-    <w:p>
-      <w:r>
-        <w:t xml:space="preserve">Пользователь должен внести корректные данные в каждое поле для продолжения. </w:t>
-      </w:r>
-      <w:r>
-        <w:t xml:space="preserve">Пример приведен на рисунке </w:t>
-      </w:r>
-      <w:r>
-        <w:t>8</w:t>
-      </w:r>
-      <w:r>
-        <w:t>.</w:t>
+        <w:t>Рисунок 5 – Форма для добавления фигуры</w:t>
+      </w:r>
+    </w:p>
+    <w:p>
+      <w:pPr>
+        <w:rPr>
+          <w:lang w:eastAsia="en-US"/>
+        </w:rPr>
+      </w:pPr>
+      <w:r>
+        <w:rPr>
+          <w:lang w:eastAsia="en-US"/>
+        </w:rPr>
+        <w:t>Пользователь может выбрать, какую конкретно фигуру необходимо добавить.</w:t>
       </w:r>
     </w:p>
     <w:p>
@@ -7816,11 +7656,12 @@
           <w:noProof/>
           <w:lang w:eastAsia="ru-RU"/>
         </w:rPr>
+        <w:lastRenderedPageBreak/>
         <w:drawing>
-          <wp:inline distT="0" distB="0" distL="0" distR="0" wp14:anchorId="1AE73E14" wp14:editId="34454E3F">
-            <wp:extent cx="3877216" cy="2133898"/>
-            <wp:effectExtent l="0" t="0" r="9525" b="0"/>
-            <wp:docPr id="12" name="Рисунок 12"/>
+          <wp:inline distT="0" distB="0" distL="0" distR="0" wp14:anchorId="53EEBF27" wp14:editId="09281828">
+            <wp:extent cx="3877216" cy="2162477"/>
+            <wp:effectExtent l="0" t="0" r="9525" b="9525"/>
+            <wp:docPr id="10" name="Рисунок 10"/>
             <wp:cNvGraphicFramePr>
               <a:graphicFrameLocks xmlns:a="http://schemas.openxmlformats.org/drawingml/2006/main" noChangeAspect="1"/>
             </wp:cNvGraphicFramePr>
@@ -7840,7 +7681,7 @@
                   <pic:spPr>
                     <a:xfrm>
                       <a:off x="0" y="0"/>
-                      <a:ext cx="3877216" cy="2133898"/>
+                      <a:ext cx="3877216" cy="2162477"/>
                     </a:xfrm>
                     <a:prstGeom prst="rect">
                       <a:avLst/>
@@ -7852,19 +7693,16 @@
           </wp:inline>
         </w:drawing>
       </w:r>
+      <w:r>
+        <w:t xml:space="preserve"> </w:t>
+      </w:r>
     </w:p>
     <w:p>
       <w:pPr>
         <w:pStyle w:val="aff3"/>
       </w:pPr>
       <w:r>
-        <w:t xml:space="preserve">Рисунок </w:t>
-      </w:r>
-      <w:r>
-        <w:t>8</w:t>
-      </w:r>
-      <w:r>
-        <w:t xml:space="preserve"> – Заполнение полей</w:t>
+        <w:t xml:space="preserve">Рисунок 6 – Добавление фигуры «Пирамида» </w:t>
       </w:r>
     </w:p>
     <w:p>
@@ -7876,12 +7714,11 @@
           <w:noProof/>
           <w:lang w:eastAsia="ru-RU"/>
         </w:rPr>
-        <w:lastRenderedPageBreak/>
         <w:drawing>
-          <wp:inline distT="0" distB="0" distL="0" distR="0" wp14:anchorId="7E34FEA5" wp14:editId="33A9B5FC">
-            <wp:extent cx="4836519" cy="2602292"/>
-            <wp:effectExtent l="0" t="0" r="2540" b="7620"/>
-            <wp:docPr id="20" name="Рисунок 20"/>
+          <wp:inline distT="0" distB="0" distL="0" distR="0" wp14:anchorId="6EE24252" wp14:editId="7917396C">
+            <wp:extent cx="3896269" cy="2143424"/>
+            <wp:effectExtent l="0" t="0" r="9525" b="9525"/>
+            <wp:docPr id="11" name="Рисунок 11"/>
             <wp:cNvGraphicFramePr>
               <a:graphicFrameLocks xmlns:a="http://schemas.openxmlformats.org/drawingml/2006/main" noChangeAspect="1"/>
             </wp:cNvGraphicFramePr>
@@ -7901,7 +7738,7 @@
                   <pic:spPr>
                     <a:xfrm>
                       <a:off x="0" y="0"/>
-                      <a:ext cx="4848218" cy="2608587"/>
+                      <a:ext cx="3896269" cy="2143424"/>
                     </a:xfrm>
                     <a:prstGeom prst="rect">
                       <a:avLst/>
@@ -7919,32 +7756,21 @@
         <w:pStyle w:val="aff3"/>
       </w:pPr>
       <w:r>
-        <w:t xml:space="preserve">Рисунок </w:t>
-      </w:r>
-      <w:r>
-        <w:t>9</w:t>
-      </w:r>
-      <w:r>
-        <w:t xml:space="preserve"> – Отображение добавленного элемента</w:t>
-      </w:r>
-    </w:p>
-    <w:p>
-      <w:pPr>
-        <w:rPr>
-          <w:lang w:val="en-US"/>
-        </w:rPr>
-      </w:pPr>
-      <w:r>
-        <w:t>В программе предусмотрена система обработки некорректного ввода данных пользователем.</w:t>
-      </w:r>
-      <w:r>
-        <w:t xml:space="preserve"> На рисунке </w:t>
-      </w:r>
-      <w:r>
-        <w:t>10</w:t>
-      </w:r>
-      <w:r>
-        <w:t xml:space="preserve"> приводится пример обработки пустого ввода.</w:t>
+        <w:t>Рисунок 7 – Добавление фигуры «Параллелепипед»</w:t>
+      </w:r>
+    </w:p>
+    <w:p>
+      <w:r>
+        <w:t xml:space="preserve">Пользователь должен внести корректные данные в каждое поле для продолжения. </w:t>
+      </w:r>
+      <w:r>
+        <w:t xml:space="preserve">Пример приведен на рисунке </w:t>
+      </w:r>
+      <w:r>
+        <w:t>8</w:t>
+      </w:r>
+      <w:r>
+        <w:t>.</w:t>
       </w:r>
     </w:p>
     <w:p>
@@ -7957,10 +7783,10 @@
           <w:lang w:eastAsia="ru-RU"/>
         </w:rPr>
         <w:drawing>
-          <wp:inline distT="0" distB="0" distL="0" distR="0" wp14:anchorId="70A7F567" wp14:editId="767E56B1">
-            <wp:extent cx="3886742" cy="2152950"/>
-            <wp:effectExtent l="0" t="0" r="0" b="0"/>
-            <wp:docPr id="21" name="Рисунок 21"/>
+          <wp:inline distT="0" distB="0" distL="0" distR="0" wp14:anchorId="1AE73E14" wp14:editId="34454E3F">
+            <wp:extent cx="3877216" cy="2133898"/>
+            <wp:effectExtent l="0" t="0" r="9525" b="0"/>
+            <wp:docPr id="12" name="Рисунок 12"/>
             <wp:cNvGraphicFramePr>
               <a:graphicFrameLocks xmlns:a="http://schemas.openxmlformats.org/drawingml/2006/main" noChangeAspect="1"/>
             </wp:cNvGraphicFramePr>
@@ -7980,7 +7806,7 @@
                   <pic:spPr>
                     <a:xfrm>
                       <a:off x="0" y="0"/>
-                      <a:ext cx="3886742" cy="2152950"/>
+                      <a:ext cx="3877216" cy="2133898"/>
                     </a:xfrm>
                     <a:prstGeom prst="rect">
                       <a:avLst/>
@@ -8001,24 +7827,10 @@
         <w:t xml:space="preserve">Рисунок </w:t>
       </w:r>
       <w:r>
-        <w:t>10</w:t>
-      </w:r>
-      <w:r>
-        <w:t xml:space="preserve"> – Попытка пустого ввода (Пример №1)</w:t>
-      </w:r>
-    </w:p>
-    <w:p>
-      <w:pPr>
-        <w:pStyle w:val="TNR"/>
-      </w:pPr>
-      <w:r>
-        <w:t>При попытки пустого ввода выводится сообщение об ошибке</w:t>
-      </w:r>
-      <w:r>
-        <w:t>, с просьбой заполнить все поля фигуры</w:t>
-      </w:r>
-      <w:r>
-        <w:t>.</w:t>
+        <w:t>8</w:t>
+      </w:r>
+      <w:r>
+        <w:t xml:space="preserve"> – Заполнение полей</w:t>
       </w:r>
     </w:p>
     <w:p>
@@ -8030,11 +7842,12 @@
           <w:noProof/>
           <w:lang w:eastAsia="ru-RU"/>
         </w:rPr>
+        <w:lastRenderedPageBreak/>
         <w:drawing>
-          <wp:inline distT="0" distB="0" distL="0" distR="0" wp14:anchorId="04AF7A53" wp14:editId="5AF47C5F">
-            <wp:extent cx="2486372" cy="1457528"/>
-            <wp:effectExtent l="0" t="0" r="9525" b="9525"/>
-            <wp:docPr id="22" name="Рисунок 22"/>
+          <wp:inline distT="0" distB="0" distL="0" distR="0" wp14:anchorId="7E34FEA5" wp14:editId="33A9B5FC">
+            <wp:extent cx="4836519" cy="2602292"/>
+            <wp:effectExtent l="0" t="0" r="2540" b="7620"/>
+            <wp:docPr id="20" name="Рисунок 20"/>
             <wp:cNvGraphicFramePr>
               <a:graphicFrameLocks xmlns:a="http://schemas.openxmlformats.org/drawingml/2006/main" noChangeAspect="1"/>
             </wp:cNvGraphicFramePr>
@@ -8054,7 +7867,7 @@
                   <pic:spPr>
                     <a:xfrm>
                       <a:off x="0" y="0"/>
-                      <a:ext cx="2486372" cy="1457528"/>
+                      <a:ext cx="4848218" cy="2608587"/>
                     </a:xfrm>
                     <a:prstGeom prst="rect">
                       <a:avLst/>
@@ -8075,24 +7888,29 @@
         <w:t xml:space="preserve">Рисунок </w:t>
       </w:r>
       <w:r>
-        <w:t>11</w:t>
-      </w:r>
-      <w:r>
-        <w:t xml:space="preserve"> – Сообщение об ошибке</w:t>
-      </w:r>
-    </w:p>
-    <w:p>
-      <w:pPr>
-        <w:pStyle w:val="TNR"/>
-      </w:pPr>
-      <w:r>
-        <w:t xml:space="preserve">Далее приведен пример обработки при </w:t>
-      </w:r>
-      <w:r>
-        <w:t>заполнении только части полей</w:t>
-      </w:r>
-      <w:r>
-        <w:t>.</w:t>
+        <w:t>9</w:t>
+      </w:r>
+      <w:r>
+        <w:t xml:space="preserve"> – Отображение добавленного элемента</w:t>
+      </w:r>
+    </w:p>
+    <w:p>
+      <w:pPr>
+        <w:rPr>
+          <w:lang w:val="en-US"/>
+        </w:rPr>
+      </w:pPr>
+      <w:r>
+        <w:t>В программе предусмотрена система обработки некорректного ввода данных пользователем.</w:t>
+      </w:r>
+      <w:r>
+        <w:t xml:space="preserve"> На рисунке </w:t>
+      </w:r>
+      <w:r>
+        <w:t>10</w:t>
+      </w:r>
+      <w:r>
+        <w:t xml:space="preserve"> приводится пример обработки пустого ввода.</w:t>
       </w:r>
     </w:p>
     <w:p>
@@ -8104,12 +7922,11 @@
           <w:noProof/>
           <w:lang w:eastAsia="ru-RU"/>
         </w:rPr>
-        <w:lastRenderedPageBreak/>
         <w:drawing>
-          <wp:inline distT="0" distB="0" distL="0" distR="0" wp14:anchorId="1EFBE769" wp14:editId="40E95A78">
-            <wp:extent cx="3867690" cy="2162477"/>
-            <wp:effectExtent l="0" t="0" r="0" b="9525"/>
-            <wp:docPr id="23" name="Рисунок 23"/>
+          <wp:inline distT="0" distB="0" distL="0" distR="0" wp14:anchorId="70A7F567" wp14:editId="767E56B1">
+            <wp:extent cx="3886742" cy="2152950"/>
+            <wp:effectExtent l="0" t="0" r="0" b="0"/>
+            <wp:docPr id="21" name="Рисунок 21"/>
             <wp:cNvGraphicFramePr>
               <a:graphicFrameLocks xmlns:a="http://schemas.openxmlformats.org/drawingml/2006/main" noChangeAspect="1"/>
             </wp:cNvGraphicFramePr>
@@ -8129,7 +7946,7 @@
                   <pic:spPr>
                     <a:xfrm>
                       <a:off x="0" y="0"/>
-                      <a:ext cx="3867690" cy="2162477"/>
+                      <a:ext cx="3886742" cy="2152950"/>
                     </a:xfrm>
                     <a:prstGeom prst="rect">
                       <a:avLst/>
@@ -8147,13 +7964,13 @@
         <w:pStyle w:val="aff3"/>
       </w:pPr>
       <w:r>
-        <w:t>Рисунок 1</w:t>
-      </w:r>
-      <w:r>
-        <w:t>2</w:t>
-      </w:r>
-      <w:r>
-        <w:t xml:space="preserve"> – Некорректный ввод (Пример №2)</w:t>
+        <w:t xml:space="preserve">Рисунок </w:t>
+      </w:r>
+      <w:r>
+        <w:t>10</w:t>
+      </w:r>
+      <w:r>
+        <w:t xml:space="preserve"> – Попытка пустого ввода (Пример №1)</w:t>
       </w:r>
     </w:p>
     <w:p>
@@ -8161,19 +7978,13 @@
         <w:pStyle w:val="TNR"/>
       </w:pPr>
       <w:r>
-        <w:t xml:space="preserve">Если </w:t>
-      </w:r>
-      <w:r>
-        <w:t>заполнены не все поля</w:t>
-      </w:r>
-      <w:r>
-        <w:t xml:space="preserve">, выводится ошибка с </w:t>
-      </w:r>
-      <w:r>
-        <w:t>аналогичным сообщением</w:t>
-      </w:r>
-      <w:r>
-        <w:t xml:space="preserve">. </w:t>
+        <w:t>При попытки пустого ввода выводится сообщение об ошибке</w:t>
+      </w:r>
+      <w:r>
+        <w:t>, с просьбой заполнить все поля фигуры</w:t>
+      </w:r>
+      <w:r>
+        <w:t>.</w:t>
       </w:r>
     </w:p>
     <w:p>
@@ -8186,10 +7997,10 @@
           <w:lang w:eastAsia="ru-RU"/>
         </w:rPr>
         <w:drawing>
-          <wp:inline distT="0" distB="0" distL="0" distR="0" wp14:anchorId="2716FFD2" wp14:editId="3860E64B">
-            <wp:extent cx="2495898" cy="1419423"/>
-            <wp:effectExtent l="0" t="0" r="0" b="9525"/>
-            <wp:docPr id="24" name="Рисунок 24"/>
+          <wp:inline distT="0" distB="0" distL="0" distR="0" wp14:anchorId="04AF7A53" wp14:editId="5AF47C5F">
+            <wp:extent cx="2486372" cy="1457528"/>
+            <wp:effectExtent l="0" t="0" r="9525" b="9525"/>
+            <wp:docPr id="22" name="Рисунок 22"/>
             <wp:cNvGraphicFramePr>
               <a:graphicFrameLocks xmlns:a="http://schemas.openxmlformats.org/drawingml/2006/main" noChangeAspect="1"/>
             </wp:cNvGraphicFramePr>
@@ -8209,7 +8020,7 @@
                   <pic:spPr>
                     <a:xfrm>
                       <a:off x="0" y="0"/>
-                      <a:ext cx="2495898" cy="1419423"/>
+                      <a:ext cx="2486372" cy="1457528"/>
                     </a:xfrm>
                     <a:prstGeom prst="rect">
                       <a:avLst/>
@@ -8227,10 +8038,10 @@
         <w:pStyle w:val="aff3"/>
       </w:pPr>
       <w:r>
-        <w:t>Рисунок 1</w:t>
-      </w:r>
-      <w:r>
-        <w:t>3</w:t>
+        <w:t xml:space="preserve">Рисунок </w:t>
+      </w:r>
+      <w:r>
+        <w:t>11</w:t>
       </w:r>
       <w:r>
         <w:t xml:space="preserve"> – Сообщение об ошибке</w:t>
@@ -8238,55 +8049,13 @@
     </w:p>
     <w:p>
       <w:pPr>
-        <w:pStyle w:val="2"/>
-      </w:pPr>
-      <w:bookmarkStart w:id="18" w:name="_Toc228030591"/>
-      <w:bookmarkStart w:id="19" w:name="_Toc232256304"/>
-      <w:r>
-        <w:t>Тест №</w:t>
-      </w:r>
-      <w:r>
-        <w:t>2 – Удаление элемента</w:t>
-      </w:r>
-      <w:bookmarkEnd w:id="18"/>
-      <w:bookmarkEnd w:id="19"/>
-    </w:p>
-    <w:p>
-      <w:pPr>
         <w:pStyle w:val="TNR"/>
       </w:pPr>
       <w:r>
-        <w:t xml:space="preserve">Для </w:t>
-      </w:r>
-      <w:r>
-        <w:t xml:space="preserve">удаления </w:t>
-      </w:r>
-      <w:r>
-        <w:t>фигуры</w:t>
-      </w:r>
-      <w:r>
-        <w:t xml:space="preserve"> необходимо в</w:t>
-      </w:r>
-      <w:r>
-        <w:t>ыбрать</w:t>
-      </w:r>
-      <w:r>
-        <w:t xml:space="preserve"> соответствующ</w:t>
-      </w:r>
-      <w:r>
-        <w:t xml:space="preserve">ее поле фигуры и нажать кнопку </w:t>
-      </w:r>
-      <w:r>
-        <w:t>«</w:t>
-      </w:r>
-      <w:r>
-        <w:t xml:space="preserve">Удалить </w:t>
-      </w:r>
-      <w:r>
-        <w:t>фигуру</w:t>
-      </w:r>
-      <w:r>
-        <w:t>»</w:t>
+        <w:t xml:space="preserve">Далее приведен пример обработки при </w:t>
+      </w:r>
+      <w:r>
+        <w:t>заполнении только части полей</w:t>
       </w:r>
       <w:r>
         <w:t>.</w:t>
@@ -8301,11 +8070,12 @@
           <w:noProof/>
           <w:lang w:eastAsia="ru-RU"/>
         </w:rPr>
+        <w:lastRenderedPageBreak/>
         <w:drawing>
-          <wp:inline distT="0" distB="0" distL="0" distR="0" wp14:anchorId="73E9077F" wp14:editId="5E2182A7">
-            <wp:extent cx="4812941" cy="2589121"/>
-            <wp:effectExtent l="0" t="0" r="6985" b="1905"/>
-            <wp:docPr id="27" name="Рисунок 27"/>
+          <wp:inline distT="0" distB="0" distL="0" distR="0" wp14:anchorId="1EFBE769" wp14:editId="40E95A78">
+            <wp:extent cx="3867690" cy="2162477"/>
+            <wp:effectExtent l="0" t="0" r="0" b="9525"/>
+            <wp:docPr id="23" name="Рисунок 23"/>
             <wp:cNvGraphicFramePr>
               <a:graphicFrameLocks xmlns:a="http://schemas.openxmlformats.org/drawingml/2006/main" noChangeAspect="1"/>
             </wp:cNvGraphicFramePr>
@@ -8325,7 +8095,7 @@
                   <pic:spPr>
                     <a:xfrm>
                       <a:off x="0" y="0"/>
-                      <a:ext cx="4818987" cy="2592373"/>
+                      <a:ext cx="3867690" cy="2162477"/>
                     </a:xfrm>
                     <a:prstGeom prst="rect">
                       <a:avLst/>
@@ -8346,16 +8116,30 @@
         <w:t>Рисунок 1</w:t>
       </w:r>
       <w:r>
-        <w:t>4</w:t>
-      </w:r>
-      <w:r>
-        <w:t xml:space="preserve"> – Выбор </w:t>
-      </w:r>
-      <w:r>
-        <w:t>фигуры</w:t>
-      </w:r>
-      <w:r>
-        <w:t xml:space="preserve"> в таблице</w:t>
+        <w:t>2</w:t>
+      </w:r>
+      <w:r>
+        <w:t xml:space="preserve"> – Некорректный ввод (Пример №2)</w:t>
+      </w:r>
+    </w:p>
+    <w:p>
+      <w:pPr>
+        <w:pStyle w:val="TNR"/>
+      </w:pPr>
+      <w:r>
+        <w:t xml:space="preserve">Если </w:t>
+      </w:r>
+      <w:r>
+        <w:t>заполнены не все поля</w:t>
+      </w:r>
+      <w:r>
+        <w:t xml:space="preserve">, выводится ошибка с </w:t>
+      </w:r>
+      <w:r>
+        <w:t>аналогичным сообщением</w:t>
+      </w:r>
+      <w:r>
+        <w:t xml:space="preserve">. </w:t>
       </w:r>
     </w:p>
     <w:p>
@@ -8367,12 +8151,11 @@
           <w:noProof/>
           <w:lang w:eastAsia="ru-RU"/>
         </w:rPr>
-        <w:lastRenderedPageBreak/>
         <w:drawing>
-          <wp:inline distT="0" distB="0" distL="0" distR="0" wp14:anchorId="5C93898D" wp14:editId="64B6B452">
-            <wp:extent cx="4812941" cy="2601734"/>
-            <wp:effectExtent l="0" t="0" r="6985" b="8255"/>
-            <wp:docPr id="28" name="Рисунок 28"/>
+          <wp:inline distT="0" distB="0" distL="0" distR="0" wp14:anchorId="2716FFD2" wp14:editId="3860E64B">
+            <wp:extent cx="2495898" cy="1419423"/>
+            <wp:effectExtent l="0" t="0" r="0" b="9525"/>
+            <wp:docPr id="24" name="Рисунок 24"/>
             <wp:cNvGraphicFramePr>
               <a:graphicFrameLocks xmlns:a="http://schemas.openxmlformats.org/drawingml/2006/main" noChangeAspect="1"/>
             </wp:cNvGraphicFramePr>
@@ -8392,7 +8175,7 @@
                   <pic:spPr>
                     <a:xfrm>
                       <a:off x="0" y="0"/>
-                      <a:ext cx="4827998" cy="2609873"/>
+                      <a:ext cx="2495898" cy="1419423"/>
                     </a:xfrm>
                     <a:prstGeom prst="rect">
                       <a:avLst/>
@@ -8413,24 +8196,60 @@
         <w:t>Рисунок 1</w:t>
       </w:r>
       <w:r>
-        <w:t>5</w:t>
-      </w:r>
-      <w:r>
-        <w:t xml:space="preserve"> – Результат удаления</w:t>
-      </w:r>
-    </w:p>
-    <w:p>
-      <w:r>
-        <w:rPr>
-          <w:lang w:eastAsia="en-US"/>
-        </w:rPr>
-        <w:t xml:space="preserve">Произведём удаление нескольких фигур сразу. Для этого выберем несколько полей фигур и нажмём кнопку </w:t>
+        <w:t>3</w:t>
+      </w:r>
+      <w:r>
+        <w:t xml:space="preserve"> – Сообщение об ошибке</w:t>
+      </w:r>
+    </w:p>
+    <w:p>
+      <w:pPr>
+        <w:pStyle w:val="2"/>
+      </w:pPr>
+      <w:bookmarkStart w:id="14" w:name="_Toc228030591"/>
+      <w:bookmarkStart w:id="15" w:name="_Toc232256304"/>
+      <w:r>
+        <w:t>Тест №</w:t>
+      </w:r>
+      <w:r>
+        <w:t>2 – Удаление элемента</w:t>
+      </w:r>
+      <w:bookmarkEnd w:id="14"/>
+      <w:bookmarkEnd w:id="15"/>
+    </w:p>
+    <w:p>
+      <w:pPr>
+        <w:pStyle w:val="TNR"/>
+      </w:pPr>
+      <w:r>
+        <w:t xml:space="preserve">Для </w:t>
+      </w:r>
+      <w:r>
+        <w:t xml:space="preserve">удаления </w:t>
+      </w:r>
+      <w:r>
+        <w:t>фигуры</w:t>
+      </w:r>
+      <w:r>
+        <w:t xml:space="preserve"> необходимо в</w:t>
+      </w:r>
+      <w:r>
+        <w:t>ыбрать</w:t>
+      </w:r>
+      <w:r>
+        <w:t xml:space="preserve"> соответствующ</w:t>
+      </w:r>
+      <w:r>
+        <w:t xml:space="preserve">ее поле фигуры и нажать кнопку </w:t>
       </w:r>
       <w:r>
         <w:t>«</w:t>
       </w:r>
       <w:r>
-        <w:t>Удалить фигуру</w:t>
+        <w:t xml:space="preserve">Удалить </w:t>
+      </w:r>
+      <w:r>
+        <w:t>фигуру</w:t>
       </w:r>
       <w:r>
         <w:t>»</w:t>
@@ -8449,10 +8268,10 @@
           <w:lang w:eastAsia="ru-RU"/>
         </w:rPr>
         <w:drawing>
-          <wp:inline distT="0" distB="0" distL="0" distR="0" wp14:anchorId="671D0777" wp14:editId="51EFEA4A">
-            <wp:extent cx="4852655" cy="2610485"/>
-            <wp:effectExtent l="0" t="0" r="5715" b="0"/>
-            <wp:docPr id="29" name="Рисунок 29"/>
+          <wp:inline distT="0" distB="0" distL="0" distR="0" wp14:anchorId="73E9077F" wp14:editId="5E2182A7">
+            <wp:extent cx="4812941" cy="2589121"/>
+            <wp:effectExtent l="0" t="0" r="6985" b="1905"/>
+            <wp:docPr id="27" name="Рисунок 27"/>
             <wp:cNvGraphicFramePr>
               <a:graphicFrameLocks xmlns:a="http://schemas.openxmlformats.org/drawingml/2006/main" noChangeAspect="1"/>
             </wp:cNvGraphicFramePr>
@@ -8472,7 +8291,7 @@
                   <pic:spPr>
                     <a:xfrm>
                       <a:off x="0" y="0"/>
-                      <a:ext cx="4884741" cy="2627746"/>
+                      <a:ext cx="4818987" cy="2592373"/>
                     </a:xfrm>
                     <a:prstGeom prst="rect">
                       <a:avLst/>
@@ -8490,20 +8309,19 @@
         <w:pStyle w:val="aff3"/>
       </w:pPr>
       <w:r>
-        <w:t>Рисунок 16 – Выбор фигуры в таблице</w:t>
-      </w:r>
-    </w:p>
-    <w:p>
-      <w:pPr>
-        <w:rPr>
-          <w:lang w:eastAsia="en-US"/>
-        </w:rPr>
-      </w:pPr>
-      <w:r>
-        <w:rPr>
-          <w:lang w:eastAsia="en-US"/>
-        </w:rPr>
-        <w:t>После удаления нескольких фигур, появляется сообщение о количестве удалённых фигур.</w:t>
+        <w:t>Рисунок 1</w:t>
+      </w:r>
+      <w:r>
+        <w:t>4</w:t>
+      </w:r>
+      <w:r>
+        <w:t xml:space="preserve"> – Выбор </w:t>
+      </w:r>
+      <w:r>
+        <w:t>фигуры</w:t>
+      </w:r>
+      <w:r>
+        <w:t xml:space="preserve"> в таблице</w:t>
       </w:r>
     </w:p>
     <w:p>
@@ -8515,11 +8333,12 @@
           <w:noProof/>
           <w:lang w:eastAsia="ru-RU"/>
         </w:rPr>
+        <w:lastRenderedPageBreak/>
         <w:drawing>
-          <wp:inline distT="0" distB="0" distL="0" distR="0" wp14:anchorId="529E1558" wp14:editId="15A5BF32">
-            <wp:extent cx="1790950" cy="1438476"/>
-            <wp:effectExtent l="0" t="0" r="0" b="9525"/>
-            <wp:docPr id="30" name="Рисунок 30"/>
+          <wp:inline distT="0" distB="0" distL="0" distR="0" wp14:anchorId="5C93898D" wp14:editId="64B6B452">
+            <wp:extent cx="4812941" cy="2601734"/>
+            <wp:effectExtent l="0" t="0" r="6985" b="8255"/>
+            <wp:docPr id="28" name="Рисунок 28"/>
             <wp:cNvGraphicFramePr>
               <a:graphicFrameLocks xmlns:a="http://schemas.openxmlformats.org/drawingml/2006/main" noChangeAspect="1"/>
             </wp:cNvGraphicFramePr>
@@ -8539,7 +8358,7 @@
                   <pic:spPr>
                     <a:xfrm>
                       <a:off x="0" y="0"/>
-                      <a:ext cx="1790950" cy="1438476"/>
+                      <a:ext cx="4827998" cy="2609873"/>
                     </a:xfrm>
                     <a:prstGeom prst="rect">
                       <a:avLst/>
@@ -8557,7 +8376,33 @@
         <w:pStyle w:val="aff3"/>
       </w:pPr>
       <w:r>
-        <w:t>Рисунок 17 – Сообщение о количестве удалённых фигур</w:t>
+        <w:t>Рисунок 1</w:t>
+      </w:r>
+      <w:r>
+        <w:t>5</w:t>
+      </w:r>
+      <w:r>
+        <w:t xml:space="preserve"> – Результат удаления</w:t>
+      </w:r>
+    </w:p>
+    <w:p>
+      <w:r>
+        <w:rPr>
+          <w:lang w:eastAsia="en-US"/>
+        </w:rPr>
+        <w:t xml:space="preserve">Произведём удаление нескольких фигур сразу. Для этого выберем несколько полей фигур и нажмём кнопку </w:t>
+      </w:r>
+      <w:r>
+        <w:t>«</w:t>
+      </w:r>
+      <w:r>
+        <w:t>Удалить фигуру</w:t>
+      </w:r>
+      <w:r>
+        <w:t>»</w:t>
+      </w:r>
+      <w:r>
+        <w:t>.</w:t>
       </w:r>
     </w:p>
     <w:p>
@@ -8569,12 +8414,11 @@
           <w:noProof/>
           <w:lang w:eastAsia="ru-RU"/>
         </w:rPr>
-        <w:lastRenderedPageBreak/>
         <w:drawing>
-          <wp:inline distT="0" distB="0" distL="0" distR="0" wp14:anchorId="34BAB425" wp14:editId="4C42982B">
-            <wp:extent cx="4859996" cy="2638927"/>
-            <wp:effectExtent l="0" t="0" r="0" b="9525"/>
-            <wp:docPr id="31" name="Рисунок 31"/>
+          <wp:inline distT="0" distB="0" distL="0" distR="0" wp14:anchorId="671D0777" wp14:editId="51EFEA4A">
+            <wp:extent cx="4852655" cy="2610485"/>
+            <wp:effectExtent l="0" t="0" r="5715" b="0"/>
+            <wp:docPr id="29" name="Рисунок 29"/>
             <wp:cNvGraphicFramePr>
               <a:graphicFrameLocks xmlns:a="http://schemas.openxmlformats.org/drawingml/2006/main" noChangeAspect="1"/>
             </wp:cNvGraphicFramePr>
@@ -8594,7 +8438,7 @@
                   <pic:spPr>
                     <a:xfrm>
                       <a:off x="0" y="0"/>
-                      <a:ext cx="4873176" cy="2646083"/>
+                      <a:ext cx="4884741" cy="2627746"/>
                     </a:xfrm>
                     <a:prstGeom prst="rect">
                       <a:avLst/>
@@ -8612,48 +8456,20 @@
         <w:pStyle w:val="aff3"/>
       </w:pPr>
       <w:r>
-        <w:t>Рисунок 18 – Результат удаления</w:t>
-      </w:r>
-    </w:p>
-    <w:p>
-      <w:pPr>
-        <w:pStyle w:val="2"/>
-      </w:pPr>
-      <w:bookmarkStart w:id="20" w:name="_Toc228030592"/>
-      <w:bookmarkStart w:id="21" w:name="_Toc232256305"/>
-      <w:r>
-        <w:t>Тест №</w:t>
-      </w:r>
-      <w:r>
-        <w:t xml:space="preserve">3 – Поиск </w:t>
-      </w:r>
-      <w:bookmarkEnd w:id="20"/>
-      <w:r>
-        <w:t>фигуры</w:t>
-      </w:r>
-      <w:bookmarkEnd w:id="21"/>
-    </w:p>
-    <w:p>
-      <w:pPr>
-        <w:pStyle w:val="TNR"/>
-      </w:pPr>
-      <w:r>
-        <w:t xml:space="preserve">Для </w:t>
-      </w:r>
-      <w:r>
-        <w:t>поиска фигур</w:t>
-      </w:r>
-      <w:r>
-        <w:t xml:space="preserve"> необходимо вызвать соответствующую форму путём нажатия кнопки «</w:t>
-      </w:r>
-      <w:r>
-        <w:t>Поиск фигуры</w:t>
-      </w:r>
-      <w:r>
-        <w:t>»</w:t>
-      </w:r>
-      <w:r>
-        <w:t>.</w:t>
+        <w:t>Рисунок 16 – Выбор фигуры в таблице</w:t>
+      </w:r>
+    </w:p>
+    <w:p>
+      <w:pPr>
+        <w:rPr>
+          <w:lang w:eastAsia="en-US"/>
+        </w:rPr>
+      </w:pPr>
+      <w:r>
+        <w:rPr>
+          <w:lang w:eastAsia="en-US"/>
+        </w:rPr>
+        <w:t>После удаления нескольких фигур, появляется сообщение о количестве удалённых фигур.</w:t>
       </w:r>
     </w:p>
     <w:p>
@@ -8666,10 +8482,10 @@
           <w:lang w:eastAsia="ru-RU"/>
         </w:rPr>
         <w:drawing>
-          <wp:inline distT="0" distB="0" distL="0" distR="0" wp14:anchorId="3E4C2BF1" wp14:editId="69AEE99E">
-            <wp:extent cx="6299835" cy="3376930"/>
-            <wp:effectExtent l="0" t="0" r="5715" b="0"/>
-            <wp:docPr id="34" name="Рисунок 34"/>
+          <wp:inline distT="0" distB="0" distL="0" distR="0" wp14:anchorId="529E1558" wp14:editId="15A5BF32">
+            <wp:extent cx="1790950" cy="1438476"/>
+            <wp:effectExtent l="0" t="0" r="0" b="9525"/>
+            <wp:docPr id="30" name="Рисунок 30"/>
             <wp:cNvGraphicFramePr>
               <a:graphicFrameLocks xmlns:a="http://schemas.openxmlformats.org/drawingml/2006/main" noChangeAspect="1"/>
             </wp:cNvGraphicFramePr>
@@ -8689,7 +8505,7 @@
                   <pic:spPr>
                     <a:xfrm>
                       <a:off x="0" y="0"/>
-                      <a:ext cx="6299835" cy="3376930"/>
+                      <a:ext cx="1790950" cy="1438476"/>
                     </a:xfrm>
                     <a:prstGeom prst="rect">
                       <a:avLst/>
@@ -8707,44 +8523,7 @@
         <w:pStyle w:val="aff3"/>
       </w:pPr>
       <w:r>
-        <w:t>Рисунок 1</w:t>
-      </w:r>
-      <w:r>
-        <w:t>9</w:t>
-      </w:r>
-      <w:r>
-        <w:t xml:space="preserve"> – Вызов формы </w:t>
-      </w:r>
-      <w:r>
-        <w:t>–</w:t>
-      </w:r>
-      <w:r>
-        <w:t xml:space="preserve"> </w:t>
-      </w:r>
-      <w:r>
-        <w:t>Поиск фигуры</w:t>
-      </w:r>
-    </w:p>
-    <w:p>
-      <w:pPr>
-        <w:pStyle w:val="TNR"/>
-      </w:pPr>
-      <w:r>
-        <w:t xml:space="preserve">Откроется соответствующая форма для поиска (рисунок </w:t>
-      </w:r>
-      <w:r>
-        <w:t>20</w:t>
-      </w:r>
-      <w:r>
-        <w:t>).</w:t>
-      </w:r>
-    </w:p>
-    <w:p>
-      <w:pPr>
-        <w:pStyle w:val="TNR"/>
-      </w:pPr>
-      <w:r>
-        <w:br w:type="page"/>
+        <w:t>Рисунок 17 – Сообщение о количестве удалённых фигур</w:t>
       </w:r>
     </w:p>
     <w:p>
@@ -8758,10 +8537,10 @@
         </w:rPr>
         <w:lastRenderedPageBreak/>
         <w:drawing>
-          <wp:inline distT="0" distB="0" distL="0" distR="0" wp14:anchorId="6D8FD51A" wp14:editId="15DF3058">
-            <wp:extent cx="4888002" cy="2401383"/>
-            <wp:effectExtent l="0" t="0" r="8255" b="0"/>
-            <wp:docPr id="35" name="Рисунок 35"/>
+          <wp:inline distT="0" distB="0" distL="0" distR="0" wp14:anchorId="34BAB425" wp14:editId="4C42982B">
+            <wp:extent cx="4859996" cy="2638927"/>
+            <wp:effectExtent l="0" t="0" r="0" b="9525"/>
+            <wp:docPr id="31" name="Рисунок 31"/>
             <wp:cNvGraphicFramePr>
               <a:graphicFrameLocks xmlns:a="http://schemas.openxmlformats.org/drawingml/2006/main" noChangeAspect="1"/>
             </wp:cNvGraphicFramePr>
@@ -8781,7 +8560,7 @@
                   <pic:spPr>
                     <a:xfrm>
                       <a:off x="0" y="0"/>
-                      <a:ext cx="4898880" cy="2406727"/>
+                      <a:ext cx="4873176" cy="2646083"/>
                     </a:xfrm>
                     <a:prstGeom prst="rect">
                       <a:avLst/>
@@ -8799,24 +8578,48 @@
         <w:pStyle w:val="aff3"/>
       </w:pPr>
       <w:r>
-        <w:t xml:space="preserve">Рисунок </w:t>
-      </w:r>
-      <w:r>
-        <w:t>20</w:t>
-      </w:r>
-      <w:r>
-        <w:t xml:space="preserve"> – Выбор типа поля для поиска</w:t>
-      </w:r>
-    </w:p>
-    <w:p>
-      <w:r>
-        <w:t xml:space="preserve">Далее пользователь выбирает параметры, по которым требуется найти </w:t>
-      </w:r>
-      <w:r>
-        <w:t>фигуру</w:t>
-      </w:r>
-      <w:r>
-        <w:t>, вводит значения этих параметров и нажимает кнопку «Найти».</w:t>
+        <w:t>Рисунок 18 – Результат удаления</w:t>
+      </w:r>
+    </w:p>
+    <w:p>
+      <w:pPr>
+        <w:pStyle w:val="2"/>
+      </w:pPr>
+      <w:bookmarkStart w:id="16" w:name="_Toc228030592"/>
+      <w:bookmarkStart w:id="17" w:name="_Toc232256305"/>
+      <w:r>
+        <w:t>Тест №</w:t>
+      </w:r>
+      <w:r>
+        <w:t xml:space="preserve">3 – Поиск </w:t>
+      </w:r>
+      <w:bookmarkEnd w:id="16"/>
+      <w:r>
+        <w:t>фигуры</w:t>
+      </w:r>
+      <w:bookmarkEnd w:id="17"/>
+    </w:p>
+    <w:p>
+      <w:pPr>
+        <w:pStyle w:val="TNR"/>
+      </w:pPr>
+      <w:r>
+        <w:t xml:space="preserve">Для </w:t>
+      </w:r>
+      <w:r>
+        <w:t>поиска фигур</w:t>
+      </w:r>
+      <w:r>
+        <w:t xml:space="preserve"> необходимо вызвать соответствующую форму путём нажатия кнопки «</w:t>
+      </w:r>
+      <w:r>
+        <w:t>Поиск фигуры</w:t>
+      </w:r>
+      <w:r>
+        <w:t>»</w:t>
+      </w:r>
+      <w:r>
+        <w:t>.</w:t>
       </w:r>
     </w:p>
     <w:p>
@@ -8829,10 +8632,10 @@
           <w:lang w:eastAsia="ru-RU"/>
         </w:rPr>
         <w:drawing>
-          <wp:inline distT="0" distB="0" distL="0" distR="0" wp14:anchorId="3FABED4F" wp14:editId="04E91A64">
-            <wp:extent cx="4843364" cy="2376036"/>
-            <wp:effectExtent l="0" t="0" r="0" b="5715"/>
-            <wp:docPr id="36" name="Рисунок 36"/>
+          <wp:inline distT="0" distB="0" distL="0" distR="0" wp14:anchorId="3E4C2BF1" wp14:editId="69AEE99E">
+            <wp:extent cx="6299835" cy="3376930"/>
+            <wp:effectExtent l="0" t="0" r="5715" b="0"/>
+            <wp:docPr id="34" name="Рисунок 34"/>
             <wp:cNvGraphicFramePr>
               <a:graphicFrameLocks xmlns:a="http://schemas.openxmlformats.org/drawingml/2006/main" noChangeAspect="1"/>
             </wp:cNvGraphicFramePr>
@@ -8852,7 +8655,7 @@
                   <pic:spPr>
                     <a:xfrm>
                       <a:off x="0" y="0"/>
-                      <a:ext cx="4855438" cy="2381959"/>
+                      <a:ext cx="6299835" cy="3376930"/>
                     </a:xfrm>
                     <a:prstGeom prst="rect">
                       <a:avLst/>
@@ -8870,16 +8673,44 @@
         <w:pStyle w:val="aff3"/>
       </w:pPr>
       <w:r>
-        <w:t xml:space="preserve">Рисунок </w:t>
-      </w:r>
-      <w:r>
-        <w:t>21</w:t>
-      </w:r>
-      <w:r>
-        <w:t xml:space="preserve"> – Поиск </w:t>
-      </w:r>
-      <w:r>
-        <w:t>фигуры</w:t>
+        <w:t>Рисунок 1</w:t>
+      </w:r>
+      <w:r>
+        <w:t>9</w:t>
+      </w:r>
+      <w:r>
+        <w:t xml:space="preserve"> – Вызов формы </w:t>
+      </w:r>
+      <w:r>
+        <w:t>–</w:t>
+      </w:r>
+      <w:r>
+        <w:t xml:space="preserve"> </w:t>
+      </w:r>
+      <w:r>
+        <w:t>Поиск фигуры</w:t>
+      </w:r>
+    </w:p>
+    <w:p>
+      <w:pPr>
+        <w:pStyle w:val="TNR"/>
+      </w:pPr>
+      <w:r>
+        <w:t xml:space="preserve">Откроется соответствующая форма для поиска (рисунок </w:t>
+      </w:r>
+      <w:r>
+        <w:t>20</w:t>
+      </w:r>
+      <w:r>
+        <w:t>).</w:t>
+      </w:r>
+    </w:p>
+    <w:p>
+      <w:pPr>
+        <w:pStyle w:val="TNR"/>
+      </w:pPr>
+      <w:r>
+        <w:br w:type="page"/>
       </w:r>
     </w:p>
     <w:p>
@@ -8891,11 +8722,12 @@
           <w:noProof/>
           <w:lang w:eastAsia="ru-RU"/>
         </w:rPr>
+        <w:lastRenderedPageBreak/>
         <w:drawing>
-          <wp:inline distT="0" distB="0" distL="0" distR="0" wp14:anchorId="597A0836" wp14:editId="0A27FA53">
-            <wp:extent cx="4894070" cy="2376738"/>
-            <wp:effectExtent l="0" t="0" r="1905" b="5080"/>
-            <wp:docPr id="39" name="Рисунок 39"/>
+          <wp:inline distT="0" distB="0" distL="0" distR="0" wp14:anchorId="6D8FD51A" wp14:editId="15DF3058">
+            <wp:extent cx="4888002" cy="2401383"/>
+            <wp:effectExtent l="0" t="0" r="8255" b="0"/>
+            <wp:docPr id="35" name="Рисунок 35"/>
             <wp:cNvGraphicFramePr>
               <a:graphicFrameLocks xmlns:a="http://schemas.openxmlformats.org/drawingml/2006/main" noChangeAspect="1"/>
             </wp:cNvGraphicFramePr>
@@ -8915,7 +8747,7 @@
                   <pic:spPr>
                     <a:xfrm>
                       <a:off x="0" y="0"/>
-                      <a:ext cx="4904241" cy="2381677"/>
+                      <a:ext cx="4898880" cy="2406727"/>
                     </a:xfrm>
                     <a:prstGeom prst="rect">
                       <a:avLst/>
@@ -8936,41 +8768,21 @@
         <w:t xml:space="preserve">Рисунок </w:t>
       </w:r>
       <w:r>
-        <w:t>22</w:t>
-      </w:r>
-      <w:r>
-        <w:t xml:space="preserve"> – Результат поиска</w:t>
-      </w:r>
-    </w:p>
-    <w:p>
-      <w:pPr>
-        <w:rPr>
-          <w:lang w:eastAsia="en-US"/>
-        </w:rPr>
-      </w:pPr>
-    </w:p>
-    <w:p>
-      <w:pPr>
-        <w:pStyle w:val="2"/>
-      </w:pPr>
-      <w:bookmarkStart w:id="22" w:name="_Toc228030593"/>
-      <w:bookmarkStart w:id="23" w:name="_Toc232256306"/>
-      <w:r>
-        <w:lastRenderedPageBreak/>
-        <w:t>Тест №</w:t>
-      </w:r>
-      <w:r>
-        <w:t>4 – Сохранение данных</w:t>
-      </w:r>
-      <w:bookmarkEnd w:id="22"/>
-      <w:bookmarkEnd w:id="23"/>
-    </w:p>
-    <w:p>
-      <w:r>
-        <w:t xml:space="preserve">Для </w:t>
-      </w:r>
-      <w:r>
-        <w:t xml:space="preserve">сохранения данных в таблице необходимо нажать кнопку «Сохранить». </w:t>
+        <w:t>20</w:t>
+      </w:r>
+      <w:r>
+        <w:t xml:space="preserve"> – Выбор типа поля для поиска</w:t>
+      </w:r>
+    </w:p>
+    <w:p>
+      <w:r>
+        <w:t xml:space="preserve">Далее пользователь выбирает параметры, по которым требуется найти </w:t>
+      </w:r>
+      <w:r>
+        <w:t>фигуру</w:t>
+      </w:r>
+      <w:r>
+        <w:t>, вводит значения этих параметров и нажимает кнопку «Найти».</w:t>
       </w:r>
     </w:p>
     <w:p>
@@ -8983,10 +8795,10 @@
           <w:lang w:eastAsia="ru-RU"/>
         </w:rPr>
         <w:drawing>
-          <wp:inline distT="0" distB="0" distL="0" distR="0" wp14:anchorId="65E1A9D2" wp14:editId="0C672CD0">
-            <wp:extent cx="4855355" cy="2621236"/>
-            <wp:effectExtent l="0" t="0" r="2540" b="8255"/>
-            <wp:docPr id="44" name="Рисунок 44"/>
+          <wp:inline distT="0" distB="0" distL="0" distR="0" wp14:anchorId="3FABED4F" wp14:editId="04E91A64">
+            <wp:extent cx="4843364" cy="2376036"/>
+            <wp:effectExtent l="0" t="0" r="0" b="5715"/>
+            <wp:docPr id="36" name="Рисунок 36"/>
             <wp:cNvGraphicFramePr>
               <a:graphicFrameLocks xmlns:a="http://schemas.openxmlformats.org/drawingml/2006/main" noChangeAspect="1"/>
             </wp:cNvGraphicFramePr>
@@ -9006,7 +8818,7 @@
                   <pic:spPr>
                     <a:xfrm>
                       <a:off x="0" y="0"/>
-                      <a:ext cx="4865028" cy="2626458"/>
+                      <a:ext cx="4855438" cy="2381959"/>
                     </a:xfrm>
                     <a:prstGeom prst="rect">
                       <a:avLst/>
@@ -9024,18 +8836,18 @@
         <w:pStyle w:val="aff3"/>
       </w:pPr>
       <w:r>
-        <w:t>Рисунок 23 – Переход к сохранению данных</w:t>
-      </w:r>
-    </w:p>
-    <w:p>
-      <w:r>
-        <w:t>Откроется системный диалог сохранения файла, где пользователь выбирает директорию и указывает имя файла</w:t>
-      </w:r>
-      <w:r>
-        <w:t xml:space="preserve"> (рисунок 24). </w:t>
-      </w:r>
-    </w:p>
-    <w:p/>
+        <w:t xml:space="preserve">Рисунок </w:t>
+      </w:r>
+      <w:r>
+        <w:t>21</w:t>
+      </w:r>
+      <w:r>
+        <w:t xml:space="preserve"> – Поиск </w:t>
+      </w:r>
+      <w:r>
+        <w:t>фигуры</w:t>
+      </w:r>
+    </w:p>
     <w:p>
       <w:pPr>
         <w:pStyle w:val="aff3"/>
@@ -9046,10 +8858,10 @@
           <w:lang w:eastAsia="ru-RU"/>
         </w:rPr>
         <w:drawing>
-          <wp:inline distT="0" distB="0" distL="0" distR="0" wp14:anchorId="22DD960C" wp14:editId="181FBEC5">
-            <wp:extent cx="4845145" cy="2750515"/>
-            <wp:effectExtent l="0" t="0" r="0" b="0"/>
-            <wp:docPr id="45" name="Рисунок 45"/>
+          <wp:inline distT="0" distB="0" distL="0" distR="0" wp14:anchorId="597A0836" wp14:editId="0A27FA53">
+            <wp:extent cx="4894070" cy="2376738"/>
+            <wp:effectExtent l="0" t="0" r="1905" b="5080"/>
+            <wp:docPr id="39" name="Рисунок 39"/>
             <wp:cNvGraphicFramePr>
               <a:graphicFrameLocks xmlns:a="http://schemas.openxmlformats.org/drawingml/2006/main" noChangeAspect="1"/>
             </wp:cNvGraphicFramePr>
@@ -9069,7 +8881,7 @@
                   <pic:spPr>
                     <a:xfrm>
                       <a:off x="0" y="0"/>
-                      <a:ext cx="4864505" cy="2761505"/>
+                      <a:ext cx="4904241" cy="2381677"/>
                     </a:xfrm>
                     <a:prstGeom prst="rect">
                       <a:avLst/>
@@ -9087,12 +8899,44 @@
         <w:pStyle w:val="aff3"/>
       </w:pPr>
       <w:r>
-        <w:t>Рисунок 24 – Сохранение файла</w:t>
-      </w:r>
-    </w:p>
-    <w:p>
-      <w:r>
-        <w:t>После сохранения данных в файл появится соответствующее сообщение (рисунок 25).</w:t>
+        <w:t xml:space="preserve">Рисунок </w:t>
+      </w:r>
+      <w:r>
+        <w:t>22</w:t>
+      </w:r>
+      <w:r>
+        <w:t xml:space="preserve"> – Результат поиска</w:t>
+      </w:r>
+    </w:p>
+    <w:p>
+      <w:pPr>
+        <w:rPr>
+          <w:lang w:eastAsia="en-US"/>
+        </w:rPr>
+      </w:pPr>
+    </w:p>
+    <w:p>
+      <w:pPr>
+        <w:pStyle w:val="2"/>
+      </w:pPr>
+      <w:bookmarkStart w:id="18" w:name="_Toc228030593"/>
+      <w:bookmarkStart w:id="19" w:name="_Toc232256306"/>
+      <w:r>
+        <w:lastRenderedPageBreak/>
+        <w:t>Тест №</w:t>
+      </w:r>
+      <w:r>
+        <w:t>4 – Сохранение данных</w:t>
+      </w:r>
+      <w:bookmarkEnd w:id="18"/>
+      <w:bookmarkEnd w:id="19"/>
+    </w:p>
+    <w:p>
+      <w:r>
+        <w:t xml:space="preserve">Для </w:t>
+      </w:r>
+      <w:r>
+        <w:t xml:space="preserve">сохранения данных в таблице необходимо нажать кнопку «Сохранить». </w:t>
       </w:r>
     </w:p>
     <w:p>
@@ -9104,12 +8948,11 @@
           <w:noProof/>
           <w:lang w:eastAsia="ru-RU"/>
         </w:rPr>
-        <w:lastRenderedPageBreak/>
         <w:drawing>
-          <wp:inline distT="0" distB="0" distL="0" distR="0" wp14:anchorId="46E2129B" wp14:editId="69F0AAE2">
-            <wp:extent cx="2762636" cy="1438476"/>
-            <wp:effectExtent l="0" t="0" r="0" b="9525"/>
-            <wp:docPr id="46" name="Рисунок 46"/>
+          <wp:inline distT="0" distB="0" distL="0" distR="0" wp14:anchorId="65E1A9D2" wp14:editId="0C672CD0">
+            <wp:extent cx="4855355" cy="2621236"/>
+            <wp:effectExtent l="0" t="0" r="2540" b="8255"/>
+            <wp:docPr id="44" name="Рисунок 44"/>
             <wp:cNvGraphicFramePr>
               <a:graphicFrameLocks xmlns:a="http://schemas.openxmlformats.org/drawingml/2006/main" noChangeAspect="1"/>
             </wp:cNvGraphicFramePr>
@@ -9129,7 +8972,7 @@
                   <pic:spPr>
                     <a:xfrm>
                       <a:off x="0" y="0"/>
-                      <a:ext cx="2762636" cy="1438476"/>
+                      <a:ext cx="4865028" cy="2626458"/>
                     </a:xfrm>
                     <a:prstGeom prst="rect">
                       <a:avLst/>
@@ -9147,9 +8990,18 @@
         <w:pStyle w:val="aff3"/>
       </w:pPr>
       <w:r>
-        <w:t>Рисунок 25 – Сообщение о сохранении файла</w:t>
-      </w:r>
-    </w:p>
+        <w:t>Рисунок 23 – Переход к сохранению данных</w:t>
+      </w:r>
+    </w:p>
+    <w:p>
+      <w:r>
+        <w:t>Откроется системный диалог сохранения файла, где пользователь выбирает директорию и указывает имя файла</w:t>
+      </w:r>
+      <w:r>
+        <w:t xml:space="preserve"> (рисунок 24). </w:t>
+      </w:r>
+    </w:p>
+    <w:p/>
     <w:p>
       <w:pPr>
         <w:pStyle w:val="aff3"/>
@@ -9160,10 +9012,10 @@
           <w:lang w:eastAsia="ru-RU"/>
         </w:rPr>
         <w:drawing>
-          <wp:inline distT="0" distB="0" distL="0" distR="0" wp14:anchorId="33279C84" wp14:editId="11AC4960">
-            <wp:extent cx="5830114" cy="247685"/>
+          <wp:inline distT="0" distB="0" distL="0" distR="0" wp14:anchorId="22DD960C" wp14:editId="181FBEC5">
+            <wp:extent cx="4845145" cy="2750515"/>
             <wp:effectExtent l="0" t="0" r="0" b="0"/>
-            <wp:docPr id="47" name="Рисунок 47"/>
+            <wp:docPr id="45" name="Рисунок 45"/>
             <wp:cNvGraphicFramePr>
               <a:graphicFrameLocks xmlns:a="http://schemas.openxmlformats.org/drawingml/2006/main" noChangeAspect="1"/>
             </wp:cNvGraphicFramePr>
@@ -9183,7 +9035,7 @@
                   <pic:spPr>
                     <a:xfrm>
                       <a:off x="0" y="0"/>
-                      <a:ext cx="5830114" cy="247685"/>
+                      <a:ext cx="4864505" cy="2761505"/>
                     </a:xfrm>
                     <a:prstGeom prst="rect">
                       <a:avLst/>
@@ -9201,54 +9053,12 @@
         <w:pStyle w:val="aff3"/>
       </w:pPr>
       <w:r>
-        <w:t xml:space="preserve">Рисунок </w:t>
-      </w:r>
-      <w:r>
-        <w:t>26</w:t>
-      </w:r>
-      <w:r>
-        <w:t xml:space="preserve"> – Результат сохранения</w:t>
-      </w:r>
-    </w:p>
-    <w:p>
-      <w:pPr>
-        <w:pStyle w:val="2"/>
-      </w:pPr>
-      <w:bookmarkStart w:id="24" w:name="_Toc228030594"/>
-      <w:bookmarkStart w:id="25" w:name="_Toc232256307"/>
-      <w:r>
-        <w:t>Тест №</w:t>
-      </w:r>
-      <w:r>
-        <w:t>5 – Загрузка данных</w:t>
-      </w:r>
-      <w:bookmarkEnd w:id="24"/>
-      <w:bookmarkEnd w:id="25"/>
-    </w:p>
-    <w:p>
-      <w:pPr>
-        <w:pStyle w:val="TNR"/>
-      </w:pPr>
-      <w:r>
-        <w:t xml:space="preserve">Для </w:t>
-      </w:r>
-      <w:r>
-        <w:t>загрузки</w:t>
-      </w:r>
-      <w:r>
-        <w:t xml:space="preserve"> данных в таблиц</w:t>
-      </w:r>
-      <w:r>
-        <w:t>у</w:t>
-      </w:r>
-      <w:r>
-        <w:t xml:space="preserve"> необходимо нажать кнопку «</w:t>
-      </w:r>
-      <w:r>
-        <w:t>Загрузить</w:t>
-      </w:r>
-      <w:r>
-        <w:t xml:space="preserve">». </w:t>
+        <w:t>Рисунок 24 – Сохранение файла</w:t>
+      </w:r>
+    </w:p>
+    <w:p>
+      <w:r>
+        <w:t>После сохранения данных в файл появится соответствующее сообщение (рисунок 25).</w:t>
       </w:r>
     </w:p>
     <w:p>
@@ -9260,11 +9070,12 @@
           <w:noProof/>
           <w:lang w:eastAsia="ru-RU"/>
         </w:rPr>
+        <w:lastRenderedPageBreak/>
         <w:drawing>
-          <wp:inline distT="0" distB="0" distL="0" distR="0" wp14:anchorId="34D983C7" wp14:editId="14A5A70A">
-            <wp:extent cx="4666809" cy="2519916"/>
-            <wp:effectExtent l="0" t="0" r="635" b="0"/>
-            <wp:docPr id="49" name="Рисунок 49"/>
+          <wp:inline distT="0" distB="0" distL="0" distR="0" wp14:anchorId="46E2129B" wp14:editId="69F0AAE2">
+            <wp:extent cx="2762636" cy="1438476"/>
+            <wp:effectExtent l="0" t="0" r="0" b="9525"/>
+            <wp:docPr id="46" name="Рисунок 46"/>
             <wp:cNvGraphicFramePr>
               <a:graphicFrameLocks xmlns:a="http://schemas.openxmlformats.org/drawingml/2006/main" noChangeAspect="1"/>
             </wp:cNvGraphicFramePr>
@@ -9284,7 +9095,7 @@
                   <pic:spPr>
                     <a:xfrm>
                       <a:off x="0" y="0"/>
-                      <a:ext cx="4674642" cy="2524145"/>
+                      <a:ext cx="2762636" cy="1438476"/>
                     </a:xfrm>
                     <a:prstGeom prst="rect">
                       <a:avLst/>
@@ -9302,12 +9113,7 @@
         <w:pStyle w:val="aff3"/>
       </w:pPr>
       <w:r>
-        <w:t>Рисунок 27 – Загрузка данных в таблицу</w:t>
-      </w:r>
-    </w:p>
-    <w:p>
-      <w:r>
-        <w:t>Далее откроется системный диалог загрузки файла.</w:t>
+        <w:t>Рисунок 25 – Сообщение о сохранении файла</w:t>
       </w:r>
     </w:p>
     <w:p>
@@ -9320,10 +9126,10 @@
           <w:lang w:eastAsia="ru-RU"/>
         </w:rPr>
         <w:drawing>
-          <wp:inline distT="0" distB="0" distL="0" distR="0" wp14:anchorId="6A781232" wp14:editId="5E9EB76D">
-            <wp:extent cx="4476750" cy="2525138"/>
-            <wp:effectExtent l="0" t="0" r="0" b="8890"/>
-            <wp:docPr id="50" name="Рисунок 50"/>
+          <wp:inline distT="0" distB="0" distL="0" distR="0" wp14:anchorId="33279C84" wp14:editId="11AC4960">
+            <wp:extent cx="5830114" cy="247685"/>
+            <wp:effectExtent l="0" t="0" r="0" b="0"/>
+            <wp:docPr id="47" name="Рисунок 47"/>
             <wp:cNvGraphicFramePr>
               <a:graphicFrameLocks xmlns:a="http://schemas.openxmlformats.org/drawingml/2006/main" noChangeAspect="1"/>
             </wp:cNvGraphicFramePr>
@@ -9343,7 +9149,7 @@
                   <pic:spPr>
                     <a:xfrm>
                       <a:off x="0" y="0"/>
-                      <a:ext cx="4489852" cy="2532528"/>
+                      <a:ext cx="5830114" cy="247685"/>
                     </a:xfrm>
                     <a:prstGeom prst="rect">
                       <a:avLst/>
@@ -9361,33 +9167,70 @@
         <w:pStyle w:val="aff3"/>
       </w:pPr>
       <w:r>
-        <w:t>Рисунок 28 – Выбор файла для загрузки</w:t>
-      </w:r>
+        <w:t xml:space="preserve">Рисунок </w:t>
+      </w:r>
+      <w:r>
+        <w:t>26</w:t>
+      </w:r>
+      <w:r>
+        <w:t xml:space="preserve"> – Результат сохранения</w:t>
+      </w:r>
+    </w:p>
+    <w:p>
+      <w:pPr>
+        <w:pStyle w:val="2"/>
+      </w:pPr>
+      <w:bookmarkStart w:id="20" w:name="_Toc228030594"/>
+      <w:bookmarkStart w:id="21" w:name="_Toc232256307"/>
+      <w:r>
+        <w:t>Тест №</w:t>
+      </w:r>
+      <w:r>
+        <w:t>5 – Загрузка данных</w:t>
+      </w:r>
+      <w:bookmarkEnd w:id="20"/>
+      <w:bookmarkEnd w:id="21"/>
     </w:p>
     <w:p>
       <w:pPr>
         <w:pStyle w:val="TNR"/>
       </w:pPr>
       <w:r>
-        <w:lastRenderedPageBreak/>
-        <w:t>После успешной загрузки появится сообщение (рисунок 29).</w:t>
-      </w:r>
-    </w:p>
-    <w:p>
-      <w:pPr>
-        <w:pStyle w:val="TNR"/>
-        <w:ind w:firstLine="0"/>
-        <w:jc w:val="center"/>
+        <w:t xml:space="preserve">Для </w:t>
+      </w:r>
+      <w:r>
+        <w:t>загрузки</w:t>
+      </w:r>
+      <w:r>
+        <w:t xml:space="preserve"> данных в таблиц</w:t>
+      </w:r>
+      <w:r>
+        <w:t>у</w:t>
+      </w:r>
+      <w:r>
+        <w:t xml:space="preserve"> необходимо нажать кнопку «</w:t>
+      </w:r>
+      <w:r>
+        <w:t>Загрузить</w:t>
+      </w:r>
+      <w:r>
+        <w:t xml:space="preserve">». </w:t>
+      </w:r>
+    </w:p>
+    <w:p>
+      <w:pPr>
+        <w:pStyle w:val="aff3"/>
       </w:pPr>
       <w:r>
         <w:rPr>
           <w:noProof/>
+          <w:lang w:eastAsia="ru-RU"/>
         </w:rPr>
         <w:drawing>
-          <wp:inline distT="0" distB="0" distL="0" distR="0" wp14:anchorId="160184B3" wp14:editId="534C8884">
-            <wp:extent cx="2381582" cy="1448002"/>
-            <wp:effectExtent l="0" t="0" r="0" b="0"/>
-            <wp:docPr id="51" name="Рисунок 51"/>
+          <wp:inline distT="0" distB="0" distL="0" distR="0" wp14:anchorId="34D983C7" wp14:editId="14A5A70A">
+            <wp:extent cx="4666809" cy="2519916"/>
+            <wp:effectExtent l="0" t="0" r="635" b="0"/>
+            <wp:docPr id="49" name="Рисунок 49"/>
             <wp:cNvGraphicFramePr>
               <a:graphicFrameLocks xmlns:a="http://schemas.openxmlformats.org/drawingml/2006/main" noChangeAspect="1"/>
             </wp:cNvGraphicFramePr>
@@ -9407,7 +9250,7 @@
                   <pic:spPr>
                     <a:xfrm>
                       <a:off x="0" y="0"/>
-                      <a:ext cx="2381582" cy="1448002"/>
+                      <a:ext cx="4674642" cy="2524145"/>
                     </a:xfrm>
                     <a:prstGeom prst="rect">
                       <a:avLst/>
@@ -9422,12 +9265,15 @@
     </w:p>
     <w:p>
       <w:pPr>
-        <w:pStyle w:val="TNR"/>
-        <w:ind w:firstLine="0"/>
-        <w:jc w:val="center"/>
-      </w:pPr>
-      <w:r>
-        <w:t>Рисунок 29 – Сообщение о загрузке файла</w:t>
+        <w:pStyle w:val="aff3"/>
+      </w:pPr>
+      <w:r>
+        <w:t>Рисунок 27 – Загрузка данных в таблицу</w:t>
+      </w:r>
+    </w:p>
+    <w:p>
+      <w:r>
+        <w:t>Далее откроется системный диалог загрузки файла.</w:t>
       </w:r>
     </w:p>
     <w:p>
@@ -9440,10 +9286,10 @@
           <w:lang w:eastAsia="ru-RU"/>
         </w:rPr>
         <w:drawing>
-          <wp:inline distT="0" distB="0" distL="0" distR="0" wp14:anchorId="7268345D" wp14:editId="25F658EC">
-            <wp:extent cx="4855453" cy="2608564"/>
-            <wp:effectExtent l="0" t="0" r="2540" b="1905"/>
-            <wp:docPr id="52" name="Рисунок 52"/>
+          <wp:inline distT="0" distB="0" distL="0" distR="0" wp14:anchorId="6A781232" wp14:editId="5E9EB76D">
+            <wp:extent cx="4476750" cy="2525138"/>
+            <wp:effectExtent l="0" t="0" r="0" b="8890"/>
+            <wp:docPr id="50" name="Рисунок 50"/>
             <wp:cNvGraphicFramePr>
               <a:graphicFrameLocks xmlns:a="http://schemas.openxmlformats.org/drawingml/2006/main" noChangeAspect="1"/>
             </wp:cNvGraphicFramePr>
@@ -9463,6 +9309,126 @@
                   <pic:spPr>
                     <a:xfrm>
                       <a:off x="0" y="0"/>
+                      <a:ext cx="4489852" cy="2532528"/>
+                    </a:xfrm>
+                    <a:prstGeom prst="rect">
+                      <a:avLst/>
+                    </a:prstGeom>
+                  </pic:spPr>
+                </pic:pic>
+              </a:graphicData>
+            </a:graphic>
+          </wp:inline>
+        </w:drawing>
+      </w:r>
+    </w:p>
+    <w:p>
+      <w:pPr>
+        <w:pStyle w:val="aff3"/>
+      </w:pPr>
+      <w:r>
+        <w:t>Рисунок 28 – Выбор файла для загрузки</w:t>
+      </w:r>
+    </w:p>
+    <w:p>
+      <w:pPr>
+        <w:pStyle w:val="TNR"/>
+      </w:pPr>
+      <w:r>
+        <w:lastRenderedPageBreak/>
+        <w:t>После успешной загрузки появится сообщение (рисунок 29).</w:t>
+      </w:r>
+    </w:p>
+    <w:p>
+      <w:pPr>
+        <w:pStyle w:val="TNR"/>
+        <w:ind w:firstLine="0"/>
+        <w:jc w:val="center"/>
+      </w:pPr>
+      <w:r>
+        <w:rPr>
+          <w:noProof/>
+        </w:rPr>
+        <w:drawing>
+          <wp:inline distT="0" distB="0" distL="0" distR="0" wp14:anchorId="160184B3" wp14:editId="534C8884">
+            <wp:extent cx="2381582" cy="1448002"/>
+            <wp:effectExtent l="0" t="0" r="0" b="0"/>
+            <wp:docPr id="51" name="Рисунок 51"/>
+            <wp:cNvGraphicFramePr>
+              <a:graphicFrameLocks xmlns:a="http://schemas.openxmlformats.org/drawingml/2006/main" noChangeAspect="1"/>
+            </wp:cNvGraphicFramePr>
+            <a:graphic xmlns:a="http://schemas.openxmlformats.org/drawingml/2006/main">
+              <a:graphicData uri="http://schemas.openxmlformats.org/drawingml/2006/picture">
+                <pic:pic xmlns:pic="http://schemas.openxmlformats.org/drawingml/2006/picture">
+                  <pic:nvPicPr>
+                    <pic:cNvPr id="1" name=""/>
+                    <pic:cNvPicPr/>
+                  </pic:nvPicPr>
+                  <pic:blipFill>
+                    <a:blip r:embed="rId42"/>
+                    <a:stretch>
+                      <a:fillRect/>
+                    </a:stretch>
+                  </pic:blipFill>
+                  <pic:spPr>
+                    <a:xfrm>
+                      <a:off x="0" y="0"/>
+                      <a:ext cx="2381582" cy="1448002"/>
+                    </a:xfrm>
+                    <a:prstGeom prst="rect">
+                      <a:avLst/>
+                    </a:prstGeom>
+                  </pic:spPr>
+                </pic:pic>
+              </a:graphicData>
+            </a:graphic>
+          </wp:inline>
+        </w:drawing>
+      </w:r>
+    </w:p>
+    <w:p>
+      <w:pPr>
+        <w:pStyle w:val="TNR"/>
+        <w:ind w:firstLine="0"/>
+        <w:jc w:val="center"/>
+      </w:pPr>
+      <w:r>
+        <w:t>Рисунок 29 – Сообщение о загрузке файла</w:t>
+      </w:r>
+    </w:p>
+    <w:p>
+      <w:pPr>
+        <w:pStyle w:val="aff3"/>
+      </w:pPr>
+      <w:r>
+        <w:rPr>
+          <w:noProof/>
+          <w:lang w:eastAsia="ru-RU"/>
+        </w:rPr>
+        <w:drawing>
+          <wp:inline distT="0" distB="0" distL="0" distR="0" wp14:anchorId="7268345D" wp14:editId="25F658EC">
+            <wp:extent cx="4855453" cy="2608564"/>
+            <wp:effectExtent l="0" t="0" r="2540" b="1905"/>
+            <wp:docPr id="52" name="Рисунок 52"/>
+            <wp:cNvGraphicFramePr>
+              <a:graphicFrameLocks xmlns:a="http://schemas.openxmlformats.org/drawingml/2006/main" noChangeAspect="1"/>
+            </wp:cNvGraphicFramePr>
+            <a:graphic xmlns:a="http://schemas.openxmlformats.org/drawingml/2006/main">
+              <a:graphicData uri="http://schemas.openxmlformats.org/drawingml/2006/picture">
+                <pic:pic xmlns:pic="http://schemas.openxmlformats.org/drawingml/2006/picture">
+                  <pic:nvPicPr>
+                    <pic:cNvPr id="1" name=""/>
+                    <pic:cNvPicPr/>
+                  </pic:nvPicPr>
+                  <pic:blipFill>
+                    <a:blip r:embed="rId43"/>
+                    <a:stretch>
+                      <a:fillRect/>
+                    </a:stretch>
+                  </pic:blipFill>
+                  <pic:spPr>
+                    <a:xfrm>
+                      <a:off x="0" y="0"/>
                       <a:ext cx="4873855" cy="2618450"/>
                     </a:xfrm>
                     <a:prstGeom prst="rect">
@@ -9578,8 +9544,8 @@
           <w:lang w:eastAsia="en-US"/>
         </w:rPr>
       </w:pPr>
-      <w:bookmarkStart w:id="26" w:name="_Toc225423988"/>
-      <w:bookmarkStart w:id="27" w:name="_Toc228030595"/>
+      <w:bookmarkStart w:id="22" w:name="_Toc225423988"/>
+      <w:bookmarkStart w:id="23" w:name="_Toc228030595"/>
     </w:p>
     <w:p>
       <w:pPr>
@@ -9589,7 +9555,7 @@
           <w:lang w:eastAsia="en-US"/>
         </w:rPr>
       </w:pPr>
-      <w:bookmarkStart w:id="28" w:name="_Toc232256308"/>
+      <w:bookmarkStart w:id="24" w:name="_Toc232256308"/>
       <w:r>
         <w:rPr>
           <w:lang w:eastAsia="en-US"/>
@@ -9597,9 +9563,9 @@
         <w:lastRenderedPageBreak/>
         <w:t>Приложение А</w:t>
       </w:r>
-      <w:bookmarkEnd w:id="26"/>
-      <w:bookmarkEnd w:id="27"/>
-      <w:bookmarkEnd w:id="28"/>
+      <w:bookmarkEnd w:id="22"/>
+      <w:bookmarkEnd w:id="23"/>
+      <w:bookmarkEnd w:id="24"/>
     </w:p>
     <w:p>
       <w:pPr>
@@ -9941,29 +9907,192 @@
         </w:numPr>
         <w:ind w:firstLine="709"/>
       </w:pPr>
-      <w:bookmarkStart w:id="29" w:name="_Toc228030596"/>
-      <w:bookmarkStart w:id="30" w:name="_Toc232256309"/>
+      <w:bookmarkStart w:id="25" w:name="_Toc228030596"/>
+      <w:bookmarkStart w:id="26" w:name="_Toc232256309"/>
       <w:r>
         <w:lastRenderedPageBreak/>
         <w:t>Общие сведения</w:t>
       </w:r>
+      <w:bookmarkEnd w:id="25"/>
+      <w:bookmarkEnd w:id="26"/>
+    </w:p>
+    <w:p>
+      <w:pPr>
+        <w:pStyle w:val="2"/>
+        <w:rPr>
+          <w:rFonts w:eastAsia="Calibri"/>
+        </w:rPr>
+      </w:pPr>
+      <w:bookmarkStart w:id="27" w:name="_Toc228030597"/>
+      <w:bookmarkStart w:id="28" w:name="_Toc232256310"/>
+      <w:r>
+        <w:rPr>
+          <w:rFonts w:eastAsia="Calibri"/>
+        </w:rPr>
+        <w:t>Полное наименование системы и её условное обозначение</w:t>
+      </w:r>
+      <w:bookmarkEnd w:id="27"/>
+      <w:bookmarkEnd w:id="28"/>
+    </w:p>
+    <w:p>
+      <w:pPr>
+        <w:rPr>
+          <w:rFonts w:eastAsia="Calibri"/>
+          <w:lang w:eastAsia="en-US"/>
+        </w:rPr>
+      </w:pPr>
+      <w:r>
+        <w:rPr>
+          <w:rFonts w:eastAsia="Calibri"/>
+        </w:rPr>
+        <w:t>Полное наименование: «</w:t>
+      </w:r>
+      <w:r>
+        <w:rPr>
+          <w:rFonts w:eastAsia="Calibri"/>
+          <w:lang w:eastAsia="en-US"/>
+        </w:rPr>
+        <w:t xml:space="preserve">Программа для </w:t>
+      </w:r>
+      <w:r>
+        <w:rPr>
+          <w:rFonts w:eastAsia="Calibri"/>
+          <w:lang w:eastAsia="en-US"/>
+        </w:rPr>
+        <w:t>работы с трёхмерными фигурами с различными реализациями расчёта объёма</w:t>
+      </w:r>
+      <w:r>
+        <w:rPr>
+          <w:rFonts w:eastAsia="Calibri"/>
+        </w:rPr>
+        <w:t>».</w:t>
+      </w:r>
+    </w:p>
+    <w:p>
+      <w:pPr>
+        <w:rPr>
+          <w:rFonts w:eastAsia="Calibri"/>
+        </w:rPr>
+      </w:pPr>
+      <w:r>
+        <w:rPr>
+          <w:rFonts w:eastAsia="Calibri"/>
+        </w:rPr>
+        <w:t>Условное обозначение: Система.</w:t>
+      </w:r>
+    </w:p>
+    <w:p>
+      <w:pPr>
+        <w:pStyle w:val="2"/>
+        <w:rPr>
+          <w:rFonts w:eastAsia="Calibri"/>
+        </w:rPr>
+      </w:pPr>
+      <w:bookmarkStart w:id="29" w:name="_Toc228030598"/>
+      <w:bookmarkStart w:id="30" w:name="_Toc232256311"/>
+      <w:r>
+        <w:rPr>
+          <w:rFonts w:eastAsia="Calibri"/>
+        </w:rPr>
+        <w:t>Наименование предприятий разработчика и заказчика системы</w:t>
+      </w:r>
       <w:bookmarkEnd w:id="29"/>
       <w:bookmarkEnd w:id="30"/>
     </w:p>
     <w:p>
       <w:pPr>
+        <w:rPr>
+          <w:rFonts w:eastAsia="Calibri"/>
+        </w:rPr>
+      </w:pPr>
+      <w:r>
+        <w:rPr>
+          <w:rFonts w:eastAsia="Calibri"/>
+        </w:rPr>
+        <w:t xml:space="preserve">Заказчик: </w:t>
+      </w:r>
+      <w:r>
+        <w:rPr>
+          <w:rFonts w:eastAsia="Calibri"/>
+        </w:rPr>
+        <w:t>к</w:t>
+      </w:r>
+      <w:r>
+        <w:rPr>
+          <w:rFonts w:eastAsia="Calibri"/>
+        </w:rPr>
+        <w:t>.т.</w:t>
+      </w:r>
+      <w:r>
+        <w:rPr>
+          <w:rFonts w:eastAsia="Calibri"/>
+        </w:rPr>
+        <w:t>н.</w:t>
+      </w:r>
+      <w:r>
+        <w:rPr>
+          <w:rFonts w:eastAsia="Calibri"/>
+        </w:rPr>
+        <w:t>, доцент Калентьев А. А.</w:t>
+      </w:r>
+    </w:p>
+    <w:p>
+      <w:pPr>
+        <w:rPr>
+          <w:rFonts w:eastAsia="Calibri"/>
+        </w:rPr>
+      </w:pPr>
+      <w:r>
+        <w:rPr>
+          <w:rFonts w:eastAsia="Calibri"/>
+        </w:rPr>
+        <w:t xml:space="preserve">Разработчик: </w:t>
+      </w:r>
+      <w:r>
+        <w:rPr>
+          <w:rFonts w:eastAsia="Calibri"/>
+        </w:rPr>
+        <w:t>с</w:t>
+      </w:r>
+      <w:r>
+        <w:rPr>
+          <w:rFonts w:eastAsia="Calibri"/>
+        </w:rPr>
+        <w:t>тудент гр. О-5КМ</w:t>
+      </w:r>
+      <w:r>
+        <w:rPr>
+          <w:rFonts w:eastAsia="Calibri"/>
+        </w:rPr>
+        <w:t>4</w:t>
+      </w:r>
+      <w:r>
+        <w:rPr>
+          <w:rFonts w:eastAsia="Calibri"/>
+        </w:rPr>
+        <w:t xml:space="preserve">1 НИ ТПУ </w:t>
+      </w:r>
+      <w:r>
+        <w:rPr>
+          <w:rFonts w:eastAsia="Calibri"/>
+        </w:rPr>
+        <w:t>Склярук А.Д.</w:t>
+      </w:r>
+    </w:p>
+    <w:p>
+      <w:pPr>
         <w:pStyle w:val="2"/>
         <w:rPr>
           <w:rFonts w:eastAsia="Calibri"/>
         </w:rPr>
       </w:pPr>
-      <w:bookmarkStart w:id="31" w:name="_Toc228030597"/>
-      <w:bookmarkStart w:id="32" w:name="_Toc232256310"/>
-      <w:r>
-        <w:rPr>
-          <w:rFonts w:eastAsia="Calibri"/>
-        </w:rPr>
-        <w:t>Полное наименование системы и её условное обозначение</w:t>
+      <w:bookmarkStart w:id="31" w:name="_Toc228030599"/>
+      <w:bookmarkStart w:id="32" w:name="_Toc232256312"/>
+      <w:r>
+        <w:rPr>
+          <w:rFonts w:eastAsia="Calibri"/>
+        </w:rPr>
+        <w:t>Плановые сроки начала и окончания работы по созданию системы</w:t>
       </w:r>
       <w:bookmarkEnd w:id="31"/>
       <w:bookmarkEnd w:id="32"/>
@@ -9972,48 +10101,109 @@
       <w:pPr>
         <w:rPr>
           <w:rFonts w:eastAsia="Calibri"/>
-          <w:lang w:eastAsia="en-US"/>
-        </w:rPr>
-      </w:pPr>
-      <w:r>
-        <w:rPr>
-          <w:rFonts w:eastAsia="Calibri"/>
-        </w:rPr>
-        <w:t>Полное наименование: «</w:t>
-      </w:r>
-      <w:r>
-        <w:rPr>
-          <w:rFonts w:eastAsia="Calibri"/>
-          <w:lang w:eastAsia="en-US"/>
-        </w:rPr>
-        <w:t xml:space="preserve">Программа для </w:t>
-      </w:r>
-      <w:r>
-        <w:rPr>
-          <w:rFonts w:eastAsia="Calibri"/>
-          <w:lang w:eastAsia="en-US"/>
-        </w:rPr>
-        <w:t>работы с трёхмерными фигурами с различными реализациями расчёта объёма</w:t>
-      </w:r>
-      <w:r>
-        <w:rPr>
-          <w:rFonts w:eastAsia="Calibri"/>
-        </w:rPr>
-        <w:t>».</w:t>
-      </w:r>
-    </w:p>
-    <w:p>
-      <w:pPr>
-        <w:rPr>
-          <w:rFonts w:eastAsia="Calibri"/>
-        </w:rPr>
-      </w:pPr>
-      <w:r>
-        <w:rPr>
-          <w:rFonts w:eastAsia="Calibri"/>
-        </w:rPr>
-        <w:t>Условное обозначение: Система.</w:t>
-      </w:r>
+        </w:rPr>
+      </w:pPr>
+      <w:r>
+        <w:rPr>
+          <w:rFonts w:eastAsia="Calibri"/>
+        </w:rPr>
+        <w:t xml:space="preserve">Начало работ: </w:t>
+      </w:r>
+      <w:r>
+        <w:rPr>
+          <w:rFonts w:eastAsia="Calibri"/>
+        </w:rPr>
+        <w:t>5</w:t>
+      </w:r>
+      <w:r>
+        <w:rPr>
+          <w:rFonts w:eastAsia="Calibri"/>
+        </w:rPr>
+        <w:t xml:space="preserve"> </w:t>
+      </w:r>
+      <w:r>
+        <w:rPr>
+          <w:rFonts w:eastAsia="Calibri"/>
+        </w:rPr>
+        <w:t>марта</w:t>
+      </w:r>
+      <w:r>
+        <w:rPr>
+          <w:rFonts w:eastAsia="Calibri"/>
+        </w:rPr>
+        <w:t xml:space="preserve"> 202</w:t>
+      </w:r>
+      <w:r>
+        <w:rPr>
+          <w:rFonts w:eastAsia="Calibri"/>
+        </w:rPr>
+        <w:t>6</w:t>
+      </w:r>
+      <w:r>
+        <w:rPr>
+          <w:rFonts w:eastAsia="Calibri"/>
+        </w:rPr>
+        <w:t xml:space="preserve"> г.</w:t>
+      </w:r>
+    </w:p>
+    <w:p>
+      <w:r>
+        <w:t>Окончание работ</w:t>
+      </w:r>
+      <w:commentRangeStart w:id="33"/>
+      <w:r>
+        <w:t xml:space="preserve">: </w:t>
+      </w:r>
+      <w:r>
+        <w:rPr>
+          <w:rFonts w:eastAsia="Calibri"/>
+        </w:rPr>
+        <w:t>13</w:t>
+      </w:r>
+      <w:r>
+        <w:t xml:space="preserve"> </w:t>
+      </w:r>
+      <w:r>
+        <w:rPr>
+          <w:rFonts w:eastAsia="Calibri"/>
+        </w:rPr>
+        <w:t>июня</w:t>
+      </w:r>
+      <w:r>
+        <w:t xml:space="preserve"> 202</w:t>
+      </w:r>
+      <w:r>
+        <w:rPr>
+          <w:rFonts w:eastAsia="Calibri"/>
+        </w:rPr>
+        <w:t>6</w:t>
+      </w:r>
+      <w:r>
+        <w:t xml:space="preserve"> г.</w:t>
+      </w:r>
+      <w:commentRangeEnd w:id="33"/>
+      <w:r>
+        <w:rPr>
+          <w:rStyle w:val="af2"/>
+          <w:rFonts w:ascii="Calibri" w:eastAsia="Calibri" w:hAnsi="Calibri"/>
+        </w:rPr>
+        <w:commentReference w:id="33"/>
+      </w:r>
+    </w:p>
+    <w:p>
+      <w:pPr>
+        <w:pStyle w:val="1"/>
+      </w:pPr>
+      <w:r>
+        <w:t xml:space="preserve"> </w:t>
+      </w:r>
+      <w:bookmarkStart w:id="34" w:name="_Toc228030600"/>
+      <w:bookmarkStart w:id="35" w:name="_Toc232256313"/>
+      <w:r>
+        <w:t>Назначение и цели создания системы</w:t>
+      </w:r>
+      <w:bookmarkEnd w:id="34"/>
+      <w:bookmarkEnd w:id="35"/>
     </w:p>
     <w:p>
       <w:pPr>
@@ -10022,95 +10212,28 @@
           <w:rFonts w:eastAsia="Calibri"/>
         </w:rPr>
       </w:pPr>
-      <w:bookmarkStart w:id="33" w:name="_Toc228030598"/>
-      <w:bookmarkStart w:id="34" w:name="_Toc232256311"/>
-      <w:r>
-        <w:rPr>
-          <w:rFonts w:eastAsia="Calibri"/>
-        </w:rPr>
-        <w:t>Наименование предприятий разработчика и заказчика системы</w:t>
-      </w:r>
-      <w:bookmarkEnd w:id="33"/>
-      <w:bookmarkEnd w:id="34"/>
-    </w:p>
-    <w:p>
-      <w:pPr>
-        <w:rPr>
-          <w:rFonts w:eastAsia="Calibri"/>
-        </w:rPr>
-      </w:pPr>
-      <w:r>
-        <w:rPr>
-          <w:rFonts w:eastAsia="Calibri"/>
-        </w:rPr>
-        <w:t xml:space="preserve">Заказчик: </w:t>
-      </w:r>
-      <w:r>
-        <w:rPr>
-          <w:rFonts w:eastAsia="Calibri"/>
-        </w:rPr>
-        <w:t>к</w:t>
-      </w:r>
-      <w:r>
-        <w:rPr>
-          <w:rFonts w:eastAsia="Calibri"/>
-        </w:rPr>
-        <w:t>.т.</w:t>
-      </w:r>
-      <w:r>
-        <w:rPr>
-          <w:rFonts w:eastAsia="Calibri"/>
-        </w:rPr>
-        <w:t>н.</w:t>
-      </w:r>
-      <w:r>
-        <w:rPr>
-          <w:rFonts w:eastAsia="Calibri"/>
-        </w:rPr>
-        <w:t>, доцент Калентьев А. А.</w:t>
-      </w:r>
-    </w:p>
-    <w:p>
-      <w:pPr>
-        <w:rPr>
-          <w:rFonts w:eastAsia="Calibri"/>
-        </w:rPr>
-      </w:pPr>
-      <w:r>
-        <w:rPr>
-          <w:rFonts w:eastAsia="Calibri"/>
-        </w:rPr>
-        <w:t xml:space="preserve">Разработчик: </w:t>
-      </w:r>
-      <w:r>
-        <w:rPr>
-          <w:rFonts w:eastAsia="Calibri"/>
-        </w:rPr>
-        <w:t>с</w:t>
-      </w:r>
-      <w:r>
-        <w:rPr>
-          <w:rFonts w:eastAsia="Calibri"/>
-        </w:rPr>
-        <w:t>тудент гр. О-5КМ</w:t>
-      </w:r>
-      <w:r>
-        <w:rPr>
-          <w:rFonts w:eastAsia="Calibri"/>
-        </w:rPr>
-        <w:t>4</w:t>
-      </w:r>
-      <w:r>
-        <w:rPr>
-          <w:rFonts w:eastAsia="Calibri"/>
-        </w:rPr>
-        <w:t xml:space="preserve">1 НИ ТПУ </w:t>
-      </w:r>
-      <w:r>
-        <w:rPr>
-          <w:rFonts w:eastAsia="Calibri"/>
-        </w:rPr>
-        <w:t>Склярук А.Д.</w:t>
+      <w:bookmarkStart w:id="36" w:name="_Toc228030601"/>
+      <w:bookmarkStart w:id="37" w:name="_Toc232256314"/>
+      <w:r>
+        <w:rPr>
+          <w:rFonts w:eastAsia="Calibri"/>
+        </w:rPr>
+        <w:t>Назначение системы</w:t>
+      </w:r>
+      <w:bookmarkEnd w:id="36"/>
+      <w:bookmarkEnd w:id="37"/>
+    </w:p>
+    <w:p>
+      <w:pPr>
+        <w:rPr>
+          <w:rFonts w:eastAsia="Calibri"/>
+        </w:rPr>
+      </w:pPr>
+      <w:r>
+        <w:rPr>
+          <w:rFonts w:eastAsia="Calibri"/>
+        </w:rPr>
+        <w:t>Система предназначена для управления списком трёхмерных фигур (шар, пирамида, параллелепипед), расчёта их объёма, а также сохранения и загрузки данных.</w:t>
       </w:r>
     </w:p>
     <w:p>
@@ -10120,34 +10243,53 @@
           <w:rFonts w:eastAsia="Calibri"/>
         </w:rPr>
       </w:pPr>
-      <w:bookmarkStart w:id="35" w:name="_Toc228030599"/>
-      <w:bookmarkStart w:id="36" w:name="_Toc232256312"/>
-      <w:r>
-        <w:rPr>
-          <w:rFonts w:eastAsia="Calibri"/>
-        </w:rPr>
-        <w:t>Плановые сроки начала и окончания работы по созданию системы</w:t>
-      </w:r>
-      <w:bookmarkEnd w:id="35"/>
-      <w:bookmarkEnd w:id="36"/>
-    </w:p>
-    <w:p>
-      <w:pPr>
-        <w:rPr>
-          <w:rFonts w:eastAsia="Calibri"/>
-        </w:rPr>
-      </w:pPr>
-      <w:r>
-        <w:rPr>
-          <w:rFonts w:eastAsia="Calibri"/>
-        </w:rPr>
-        <w:t xml:space="preserve">Начало работ: </w:t>
-      </w:r>
-      <w:r>
-        <w:rPr>
-          <w:rFonts w:eastAsia="Calibri"/>
-        </w:rPr>
-        <w:t>5</w:t>
+      <w:bookmarkStart w:id="38" w:name="_Toc228030602"/>
+      <w:bookmarkStart w:id="39" w:name="_Toc232256315"/>
+      <w:r>
+        <w:rPr>
+          <w:rFonts w:eastAsia="Calibri"/>
+        </w:rPr>
+        <w:t>Цели создания системы</w:t>
+      </w:r>
+      <w:bookmarkEnd w:id="38"/>
+      <w:bookmarkEnd w:id="39"/>
+    </w:p>
+    <w:p>
+      <w:pPr>
+        <w:rPr>
+          <w:rFonts w:eastAsia="Calibri"/>
+        </w:rPr>
+      </w:pPr>
+      <w:bookmarkStart w:id="40" w:name="_Toc228030603"/>
+      <w:r>
+        <w:rPr>
+          <w:rFonts w:eastAsia="Calibri"/>
+        </w:rPr>
+        <w:t>Система создаётся в целях сокращения трудозатрат персонала при обработке данных о трёхмерных фигурах и автоматизации процесса расчёта объёмов.</w:t>
+      </w:r>
+    </w:p>
+    <w:p>
+      <w:pPr>
+        <w:pStyle w:val="1"/>
+      </w:pPr>
+      <w:bookmarkStart w:id="41" w:name="_Toc232256316"/>
+      <w:r>
+        <w:t>Описание проблемы</w:t>
+      </w:r>
+      <w:bookmarkEnd w:id="40"/>
+      <w:bookmarkEnd w:id="41"/>
+    </w:p>
+    <w:p>
+      <w:pPr>
+        <w:rPr>
+          <w:rFonts w:eastAsia="Calibri"/>
+        </w:rPr>
+      </w:pPr>
+      <w:r>
+        <w:rPr>
+          <w:rFonts w:eastAsia="Calibri"/>
+        </w:rPr>
+        <w:t>Расчёт объёма трёхмерных фигур выполнялся вручную или с использованием калькулятора, что требовало значительных временных затрат и могло приводить к ошибкам при вводе данных</w:t>
       </w:r>
       <w:r>
         <w:rPr>
@@ -10159,57 +10301,37 @@
         <w:rPr>
           <w:rFonts w:eastAsia="Calibri"/>
         </w:rPr>
-        <w:t>марта</w:t>
-      </w:r>
-      <w:r>
-        <w:rPr>
-          <w:rFonts w:eastAsia="Calibri"/>
-        </w:rPr>
-        <w:t xml:space="preserve"> 202</w:t>
-      </w:r>
-      <w:r>
-        <w:rPr>
-          <w:rFonts w:eastAsia="Calibri"/>
-        </w:rPr>
-        <w:t>6</w:t>
-      </w:r>
-      <w:r>
-        <w:rPr>
-          <w:rFonts w:eastAsia="Calibri"/>
-        </w:rPr>
-        <w:t xml:space="preserve"> г.</w:t>
-      </w:r>
-    </w:p>
-    <w:p>
-      <w:r>
-        <w:t xml:space="preserve">Окончание работ: </w:t>
-      </w:r>
-      <w:r>
-        <w:rPr>
-          <w:rFonts w:eastAsia="Calibri"/>
-        </w:rPr>
-        <w:t>13</w:t>
-      </w:r>
-      <w:r>
-        <w:t xml:space="preserve"> </w:t>
-      </w:r>
-      <w:r>
-        <w:rPr>
-          <w:rFonts w:eastAsia="Calibri"/>
-        </w:rPr>
-        <w:t>июня</w:t>
-      </w:r>
-      <w:r>
-        <w:t xml:space="preserve"> 202</w:t>
-      </w:r>
-      <w:r>
-        <w:rPr>
-          <w:rFonts w:eastAsia="Calibri"/>
-        </w:rPr>
-        <w:t>6</w:t>
-      </w:r>
-      <w:r>
-        <w:t xml:space="preserve"> г.</w:t>
+        <w:t>или некорректному применению формул расчёта.</w:t>
+      </w:r>
+    </w:p>
+    <w:p>
+      <w:pPr>
+        <w:rPr>
+          <w:rFonts w:eastAsia="Calibri"/>
+        </w:rPr>
+      </w:pPr>
+      <w:r>
+        <w:rPr>
+          <w:rFonts w:eastAsia="Calibri"/>
+        </w:rPr>
+        <w:t>С целью автоматизации процесса расчёта объёмов трёхмерных фигур и повышения точности расчётов разрабатывается программное обеспечение с поддержкой различных типов фигур (шар, пирамида, параллелепипед).</w:t>
+      </w:r>
+    </w:p>
+    <w:p>
+      <w:pPr>
+        <w:spacing w:line="240" w:lineRule="auto"/>
+        <w:ind w:firstLine="0"/>
+        <w:jc w:val="left"/>
+        <w:rPr>
+          <w:rFonts w:eastAsia="Calibri"/>
+          <w:b/>
+          <w:szCs w:val="28"/>
+          <w:lang w:eastAsia="en-US"/>
+        </w:rPr>
+      </w:pPr>
+      <w:bookmarkStart w:id="42" w:name="_Toc232256317"/>
+      <w:r>
+        <w:br w:type="page"/>
       </w:r>
     </w:p>
     <w:p>
@@ -10217,63 +10339,9 @@
         <w:pStyle w:val="1"/>
       </w:pPr>
       <w:r>
-        <w:t xml:space="preserve"> </w:t>
-      </w:r>
-      <w:bookmarkStart w:id="37" w:name="_Toc228030600"/>
-      <w:bookmarkStart w:id="38" w:name="_Toc232256313"/>
-      <w:r>
-        <w:t>Назначение и цели создания системы</w:t>
-      </w:r>
-      <w:bookmarkEnd w:id="37"/>
-      <w:bookmarkEnd w:id="38"/>
-    </w:p>
-    <w:p>
-      <w:pPr>
-        <w:pStyle w:val="2"/>
-        <w:rPr>
-          <w:rFonts w:eastAsia="Calibri"/>
-        </w:rPr>
-      </w:pPr>
-      <w:bookmarkStart w:id="39" w:name="_Toc228030601"/>
-      <w:bookmarkStart w:id="40" w:name="_Toc232256314"/>
-      <w:r>
-        <w:rPr>
-          <w:rFonts w:eastAsia="Calibri"/>
-        </w:rPr>
-        <w:t>Назначение системы</w:t>
-      </w:r>
-      <w:bookmarkEnd w:id="39"/>
-      <w:bookmarkEnd w:id="40"/>
-    </w:p>
-    <w:p>
-      <w:pPr>
-        <w:rPr>
-          <w:rFonts w:eastAsia="Calibri"/>
-        </w:rPr>
-      </w:pPr>
-      <w:r>
-        <w:rPr>
-          <w:rFonts w:eastAsia="Calibri"/>
-        </w:rPr>
-        <w:t>Система предназначена для управления списком трёхмерных фигур (шар, пирамида, параллелепипед), расчёта их объёма, а также сохранения и загрузки данных.</w:t>
-      </w:r>
-    </w:p>
-    <w:p>
-      <w:pPr>
-        <w:pStyle w:val="2"/>
-        <w:rPr>
-          <w:rFonts w:eastAsia="Calibri"/>
-        </w:rPr>
-      </w:pPr>
-      <w:bookmarkStart w:id="41" w:name="_Toc228030602"/>
-      <w:bookmarkStart w:id="42" w:name="_Toc232256315"/>
-      <w:r>
-        <w:rPr>
-          <w:rFonts w:eastAsia="Calibri"/>
-        </w:rPr>
-        <w:t>Цели создания системы</w:t>
-      </w:r>
-      <w:bookmarkEnd w:id="41"/>
+        <w:lastRenderedPageBreak/>
+        <w:t>Требования к системе</w:t>
+      </w:r>
       <w:bookmarkEnd w:id="42"/>
     </w:p>
     <w:p>
@@ -10282,91 +10350,17 @@
           <w:rFonts w:eastAsia="Calibri"/>
         </w:rPr>
       </w:pPr>
-      <w:bookmarkStart w:id="43" w:name="_Toc228030603"/>
-      <w:r>
-        <w:rPr>
-          <w:rFonts w:eastAsia="Calibri"/>
-        </w:rPr>
-        <w:t>Система создаётся в целях сокращения трудозатрат персонала при обработке данных о трёхмерных фигурах и автоматизации процесса расчёта объёмов.</w:t>
-      </w:r>
-    </w:p>
-    <w:p>
-      <w:pPr>
-        <w:pStyle w:val="1"/>
-      </w:pPr>
-      <w:bookmarkStart w:id="44" w:name="_Toc232256316"/>
-      <w:r>
-        <w:t>Описание проблемы</w:t>
-      </w:r>
-      <w:bookmarkEnd w:id="43"/>
-      <w:bookmarkEnd w:id="44"/>
-    </w:p>
-    <w:p>
-      <w:pPr>
-        <w:rPr>
-          <w:rFonts w:eastAsia="Calibri"/>
-        </w:rPr>
-      </w:pPr>
-      <w:r>
-        <w:rPr>
-          <w:rFonts w:eastAsia="Calibri"/>
-        </w:rPr>
-        <w:t>Расчёт объёма трёхмерных фигур выполнялся вручную или с использованием калькулятора, что требовало значительных временных затрат и могло приводить к ошибкам при вводе данных</w:t>
-      </w:r>
-      <w:r>
-        <w:rPr>
-          <w:rFonts w:eastAsia="Calibri"/>
-        </w:rPr>
-        <w:t xml:space="preserve"> </w:t>
-      </w:r>
-      <w:r>
-        <w:rPr>
-          <w:rFonts w:eastAsia="Calibri"/>
-        </w:rPr>
-        <w:t>или некорректному применению формул расчёта.</w:t>
-      </w:r>
-    </w:p>
-    <w:p>
-      <w:pPr>
-        <w:rPr>
-          <w:rFonts w:eastAsia="Calibri"/>
-        </w:rPr>
-      </w:pPr>
-      <w:r>
-        <w:rPr>
-          <w:rFonts w:eastAsia="Calibri"/>
-        </w:rPr>
-        <w:t>С целью автоматизации процесса расчёта объёмов трёхмерных фигур и повышения точности расчётов разрабатывается программное обеспечение с поддержкой различных типов фигур (шар, пирамида, параллелепипед).</w:t>
-      </w:r>
-    </w:p>
-    <w:p>
-      <w:pPr>
-        <w:pStyle w:val="1"/>
-      </w:pPr>
-      <w:bookmarkStart w:id="45" w:name="_Toc232256317"/>
-      <w:r>
-        <w:t>Требования к системе</w:t>
-      </w:r>
-      <w:bookmarkEnd w:id="45"/>
-    </w:p>
-    <w:p>
-      <w:pPr>
-        <w:rPr>
-          <w:rFonts w:eastAsia="Calibri"/>
-        </w:rPr>
-      </w:pPr>
-    </w:p>
-    <w:p>
-      <w:pPr>
-        <w:rPr>
-          <w:rFonts w:eastAsia="Calibri"/>
-        </w:rPr>
-      </w:pPr>
-      <w:r>
-        <w:rPr>
-          <w:rFonts w:eastAsia="Calibri"/>
-        </w:rPr>
-        <w:lastRenderedPageBreak/>
+    </w:p>
+    <w:p>
+      <w:pPr>
+        <w:rPr>
+          <w:rFonts w:eastAsia="Calibri"/>
+        </w:rPr>
+      </w:pPr>
+      <w:r>
+        <w:rPr>
+          <w:rFonts w:eastAsia="Calibri"/>
+        </w:rPr>
         <w:t>Таблица 5 – Префиксы мнемонических идентификаторов требований и их расшифровка</w:t>
       </w:r>
     </w:p>
@@ -10747,14 +10741,14 @@
         </w:rPr>
         <w:tab/>
       </w:r>
-      <w:bookmarkStart w:id="46" w:name="_Toc232256318"/>
+      <w:bookmarkStart w:id="43" w:name="_Toc232256318"/>
       <w:r>
         <w:rPr>
           <w:rFonts w:eastAsia="Calibri"/>
         </w:rPr>
         <w:t>Требования к архитектуре</w:t>
       </w:r>
-      <w:bookmarkEnd w:id="46"/>
+      <w:bookmarkEnd w:id="43"/>
     </w:p>
     <w:p>
       <w:pPr>
@@ -10784,14 +10778,14 @@
           <w:rFonts w:eastAsia="Calibri"/>
         </w:rPr>
       </w:pPr>
-      <w:bookmarkStart w:id="47" w:name="_Toc232256319"/>
+      <w:bookmarkStart w:id="44" w:name="_Toc232256319"/>
       <w:r>
         <w:rPr>
           <w:rFonts w:eastAsia="Calibri"/>
         </w:rPr>
         <w:t>Требования к структуре данных</w:t>
       </w:r>
-      <w:bookmarkEnd w:id="47"/>
+      <w:bookmarkEnd w:id="44"/>
     </w:p>
     <w:p>
       <w:pPr>
@@ -10819,7 +10813,6 @@
         </w:rPr>
         <w:t>XML</w:t>
       </w:r>
-      <w:commentRangeStart w:id="48"/>
       <w:r>
         <w:t>-файле</w:t>
       </w:r>
@@ -10840,14 +10833,6 @@
           <w:rFonts w:eastAsia="Calibri"/>
         </w:rPr>
         <w:t>shapes.</w:t>
-      </w:r>
-      <w:commentRangeEnd w:id="48"/>
-      <w:r>
-        <w:rPr>
-          <w:rStyle w:val="af2"/>
-          <w:rFonts w:ascii="Calibri" w:eastAsia="Calibri" w:hAnsi="Calibri"/>
-        </w:rPr>
-        <w:commentReference w:id="48"/>
       </w:r>
     </w:p>
     <w:p>
@@ -11112,6 +11097,7 @@
           <w:rFonts w:eastAsia="Calibri"/>
           <w:lang w:val="en-US"/>
         </w:rPr>
+        <w:lastRenderedPageBreak/>
         <w:t>  &lt;ShapeData&gt;</w:t>
       </w:r>
     </w:p>
@@ -11155,7 +11141,6 @@
           <w:rFonts w:eastAsia="Calibri"/>
           <w:lang w:val="en-US"/>
         </w:rPr>
-        <w:lastRenderedPageBreak/>
         <w:t>    &lt;Length&gt;&lt;/Length&gt;</w:t>
       </w:r>
     </w:p>
@@ -11224,14 +11209,14 @@
           <w:rFonts w:eastAsia="Calibri"/>
         </w:rPr>
       </w:pPr>
-      <w:bookmarkStart w:id="49" w:name="_Toc232256320"/>
+      <w:bookmarkStart w:id="45" w:name="_Toc232256320"/>
       <w:r>
         <w:rPr>
           <w:rFonts w:eastAsia="Calibri"/>
         </w:rPr>
         <w:t>Функциональные требования</w:t>
       </w:r>
-      <w:bookmarkEnd w:id="49"/>
+      <w:bookmarkEnd w:id="45"/>
     </w:p>
     <w:p>
       <w:pPr>
@@ -11786,6 +11771,7 @@
         </w:rPr>
         <w:t xml:space="preserve"> </w:t>
       </w:r>
+      <w:commentRangeStart w:id="46"/>
       <w:r>
         <w:rPr>
           <w:rFonts w:eastAsia="Calibri"/>
@@ -11829,6 +11815,14 @@
           <w:rFonts w:eastAsia="Calibri"/>
         </w:rPr>
         <w:t>высота пирамиды.</w:t>
+      </w:r>
+      <w:commentRangeEnd w:id="46"/>
+      <w:r>
+        <w:rPr>
+          <w:rStyle w:val="af2"/>
+          <w:rFonts w:ascii="Calibri" w:eastAsia="Calibri" w:hAnsi="Calibri"/>
+        </w:rPr>
+        <w:commentReference w:id="46"/>
       </w:r>
     </w:p>
     <w:p>
@@ -11964,14 +11958,15 @@
           <w:rFonts w:eastAsia="Calibri"/>
         </w:rPr>
       </w:pPr>
-      <w:bookmarkStart w:id="50" w:name="_Toc232256321"/>
-      <w:r>
-        <w:rPr>
-          <w:rFonts w:eastAsia="Calibri"/>
-        </w:rPr>
+      <w:bookmarkStart w:id="47" w:name="_Toc232256321"/>
+      <w:r>
+        <w:rPr>
+          <w:rFonts w:eastAsia="Calibri"/>
+        </w:rPr>
+        <w:lastRenderedPageBreak/>
         <w:t>Требования к пользовательскому интерфейсу</w:t>
       </w:r>
-      <w:bookmarkEnd w:id="50"/>
+      <w:bookmarkEnd w:id="47"/>
     </w:p>
     <w:p>
       <w:pPr>
@@ -12006,7 +12001,6 @@
           <w:b/>
           <w:bCs/>
         </w:rPr>
-        <w:lastRenderedPageBreak/>
         <w:t>U2.</w:t>
       </w:r>
       <w:r>
@@ -12044,14 +12038,14 @@
           <w:rFonts w:eastAsia="Calibri"/>
         </w:rPr>
       </w:pPr>
-      <w:bookmarkStart w:id="51" w:name="_Toc232256322"/>
+      <w:bookmarkStart w:id="48" w:name="_Toc232256322"/>
       <w:r>
         <w:rPr>
           <w:rFonts w:eastAsia="Calibri"/>
         </w:rPr>
         <w:t>Требования к аппаратному и программному обеспечению</w:t>
       </w:r>
-      <w:bookmarkEnd w:id="51"/>
+      <w:bookmarkEnd w:id="48"/>
     </w:p>
     <w:p>
       <w:pPr>
@@ -12324,15 +12318,14 @@
           <w:rFonts w:eastAsia="Calibri"/>
         </w:rPr>
       </w:pPr>
-      <w:bookmarkStart w:id="52" w:name="_Toc232256323"/>
-      <w:r>
-        <w:rPr>
-          <w:rFonts w:eastAsia="Calibri"/>
-        </w:rPr>
-        <w:lastRenderedPageBreak/>
+      <w:bookmarkStart w:id="49" w:name="_Toc232256323"/>
+      <w:r>
+        <w:rPr>
+          <w:rFonts w:eastAsia="Calibri"/>
+        </w:rPr>
         <w:t>Список использованных источников</w:t>
       </w:r>
-      <w:bookmarkEnd w:id="52"/>
+      <w:bookmarkEnd w:id="49"/>
     </w:p>
     <w:p>
       <w:pPr>
@@ -12355,9 +12348,9 @@
       </w:r>
     </w:p>
     <w:sectPr>
-      <w:headerReference w:type="even" r:id="rId42"/>
-      <w:footerReference w:type="even" r:id="rId43"/>
-      <w:footerReference w:type="default" r:id="rId44"/>
+      <w:headerReference w:type="even" r:id="rId44"/>
+      <w:footerReference w:type="even" r:id="rId45"/>
+      <w:footerReference w:type="default" r:id="rId46"/>
       <w:pgSz w:w="11906" w:h="16838"/>
       <w:pgMar w:top="1134" w:right="851" w:bottom="1134" w:left="1134" w:header="709" w:footer="709" w:gutter="0"/>
       <w:pgNumType w:start="1"/>
@@ -12370,8 +12363,8 @@
 </file>
 
 <file path=word/comments.xml><?xml version="1.0" encoding="utf-8"?>
-<w:comments xmlns:wpc="http://schemas.microsoft.com/office/word/2010/wordprocessingCanvas" xmlns:cx="http://schemas.microsoft.com/office/drawing/2014/chartex" xmlns:mc="http://schemas.openxmlformats.org/markup-compatibility/2006" xmlns:o="urn:schemas-microsoft-com:office:office" xmlns:r="http://schemas.openxmlformats.org/officeDocument/2006/relationships" xmlns:m="http://schemas.openxmlformats.org/officeDocument/2006/math" xmlns:v="urn:schemas-microsoft-com:vml" xmlns:wp14="http://schemas.microsoft.com/office/word/2010/wordprocessingDrawing" xmlns:wp="http://schemas.openxmlformats.org/drawingml/2006/wordprocessingDrawing" xmlns:w10="urn:schemas-microsoft-com:office:word" xmlns:w="http://schemas.openxmlformats.org/wordprocessingml/2006/main" xmlns:w14="http://schemas.microsoft.com/office/word/2010/wordml" xmlns:w15="http://schemas.microsoft.com/office/word/2012/wordml" xmlns:w16se="http://schemas.microsoft.com/office/word/2015/wordml/symex" xmlns:wpg="http://schemas.microsoft.com/office/word/2010/wordprocessingGroup" xmlns:wpi="http://schemas.microsoft.com/office/word/2010/wordprocessingInk" xmlns:wne="http://schemas.microsoft.com/office/word/2006/wordml" xmlns:wps="http://schemas.microsoft.com/office/word/2010/wordprocessingShape" mc:Ignorable="w14 w15 w16se wp14">
-  <w:comment w:id="3" w:author="Aleksey A. Kalentev" w:date="2026-06-13T14:05:00Z" w:initials="AAK">
+<w:comments xmlns:wpc="http://schemas.microsoft.com/office/word/2010/wordprocessingCanvas" xmlns:cx="http://schemas.microsoft.com/office/drawing/2014/chartex" xmlns:cx1="http://schemas.microsoft.com/office/drawing/2015/9/8/chartex" xmlns:cx2="http://schemas.microsoft.com/office/drawing/2015/10/21/chartex" xmlns:cx3="http://schemas.microsoft.com/office/drawing/2016/5/9/chartex" xmlns:cx4="http://schemas.microsoft.com/office/drawing/2016/5/10/chartex" xmlns:cx5="http://schemas.microsoft.com/office/drawing/2016/5/11/chartex" xmlns:cx6="http://schemas.microsoft.com/office/drawing/2016/5/12/chartex" xmlns:cx7="http://schemas.microsoft.com/office/drawing/2016/5/13/chartex" xmlns:cx8="http://schemas.microsoft.com/office/drawing/2016/5/14/chartex" xmlns:mc="http://schemas.openxmlformats.org/markup-compatibility/2006" xmlns:aink="http://schemas.microsoft.com/office/drawing/2016/ink" xmlns:am3d="http://schemas.microsoft.com/office/drawing/2017/model3d" xmlns:o="urn:schemas-microsoft-com:office:office" xmlns:r="http://schemas.openxmlformats.org/officeDocument/2006/relationships" xmlns:m="http://schemas.openxmlformats.org/officeDocument/2006/math" xmlns:v="urn:schemas-microsoft-com:vml" xmlns:wp14="http://schemas.microsoft.com/office/word/2010/wordprocessingDrawing" xmlns:wp="http://schemas.openxmlformats.org/drawingml/2006/wordprocessingDrawing" xmlns:w10="urn:schemas-microsoft-com:office:word" xmlns:w="http://schemas.openxmlformats.org/wordprocessingml/2006/main" xmlns:w14="http://schemas.microsoft.com/office/word/2010/wordml" xmlns:w15="http://schemas.microsoft.com/office/word/2012/wordml" xmlns:w16cex="http://schemas.microsoft.com/office/word/2018/wordml/cex" xmlns:w16cid="http://schemas.microsoft.com/office/word/2016/wordml/cid" xmlns:w16="http://schemas.microsoft.com/office/word/2018/wordml" xmlns:w16sdtdh="http://schemas.microsoft.com/office/word/2020/wordml/sdtdatahash" xmlns:w16se="http://schemas.microsoft.com/office/word/2015/wordml/symex" xmlns:wpg="http://schemas.microsoft.com/office/word/2010/wordprocessingGroup" xmlns:wpi="http://schemas.microsoft.com/office/word/2010/wordprocessingInk" xmlns:wne="http://schemas.microsoft.com/office/word/2006/wordml" xmlns:wps="http://schemas.microsoft.com/office/word/2010/wordprocessingShape" mc:Ignorable="w14 w15 w16se w16cid w16 w16cex w16sdtdh wp14">
+  <w:comment w:id="3" w:author="Aleksey A. Kalentev" w:date="2026-06-20T13:05:00Z" w:initials="AAK">
     <w:p>
       <w:pPr>
         <w:pStyle w:val="af3"/>
@@ -12384,7 +12377,7 @@
       </w:r>
     </w:p>
   </w:comment>
-  <w:comment w:id="7" w:author="Aleksey A. Kalentev" w:date="2026-06-13T14:05:00Z" w:initials="AAK">
+  <w:comment w:id="8" w:author="Aleksey A. Kalentev" w:date="2026-06-20T13:07:00Z" w:initials="AAK">
     <w:p>
       <w:pPr>
         <w:pStyle w:val="af3"/>
@@ -12396,11 +12389,17 @@
         <w:annotationRef/>
       </w:r>
       <w:r>
-        <w:t>Это не диаграмма ВИ</w:t>
+        <w:t xml:space="preserve">Связь с </w:t>
+      </w:r>
+      <w:r>
+        <w:rPr>
+          <w:lang w:val="en-US"/>
+        </w:rPr>
+        <w:t>ShapeData</w:t>
       </w:r>
     </w:p>
   </w:comment>
-  <w:comment w:id="11" w:author="Aleksey A. Kalentev" w:date="2026-06-13T14:08:00Z" w:initials="AAK">
+  <w:comment w:id="33" w:author="Aleksey A. Kalentev" w:date="2026-06-20T13:09:00Z" w:initials="AAK">
     <w:p>
       <w:pPr>
         <w:pStyle w:val="af3"/>
@@ -12413,7 +12412,7 @@
       </w:r>
     </w:p>
   </w:comment>
-  <w:comment w:id="12" w:author="Aleksey A. Kalentev" w:date="2026-06-13T14:07:00Z" w:initials="AAK">
+  <w:comment w:id="46" w:author="Aleksey A. Kalentev" w:date="2026-06-20T13:10:00Z" w:initials="AAK">
     <w:p>
       <w:pPr>
         <w:pStyle w:val="af3"/>
@@ -12425,39 +12424,7 @@
         <w:annotationRef/>
       </w:r>
       <w:r>
-        <w:t>Ширина таблицы</w:t>
-      </w:r>
-    </w:p>
-  </w:comment>
-  <w:comment w:id="17" w:author="Aleksey A. Kalentev" w:date="2026-06-13T14:08:00Z" w:initials="AAK">
-    <w:p>
-      <w:pPr>
-        <w:pStyle w:val="af3"/>
-      </w:pPr>
-      <w:r>
-        <w:rPr>
-          <w:rStyle w:val="af2"/>
-        </w:rPr>
-        <w:annotationRef/>
-      </w:r>
-      <w:r>
-        <w:t>Подглавы, тут и ниже</w:t>
-      </w:r>
-    </w:p>
-  </w:comment>
-  <w:comment w:id="48" w:author="Aleksey A. Kalentev" w:date="2026-06-13T14:09:00Z" w:initials="AAK">
-    <w:p>
-      <w:pPr>
-        <w:pStyle w:val="af3"/>
-      </w:pPr>
-      <w:r>
-        <w:rPr>
-          <w:rStyle w:val="af2"/>
-        </w:rPr>
-        <w:annotationRef/>
-      </w:r>
-      <w:r>
-        <w:t>Структура файла?</w:t>
+        <w:t>Ограничения параметры</w:t>
       </w:r>
     </w:p>
   </w:comment>
@@ -12465,40 +12432,34 @@
 </file>
 
 <file path=word/commentsExtended.xml><?xml version="1.0" encoding="utf-8"?>
-<w15:commentsEx xmlns:wpc="http://schemas.microsoft.com/office/word/2010/wordprocessingCanvas" xmlns:cx="http://schemas.microsoft.com/office/drawing/2014/chartex" xmlns:mc="http://schemas.openxmlformats.org/markup-compatibility/2006" xmlns:o="urn:schemas-microsoft-com:office:office" xmlns:r="http://schemas.openxmlformats.org/officeDocument/2006/relationships" xmlns:m="http://schemas.openxmlformats.org/officeDocument/2006/math" xmlns:v="urn:schemas-microsoft-com:vml" xmlns:wp14="http://schemas.microsoft.com/office/word/2010/wordprocessingDrawing" xmlns:wp="http://schemas.openxmlformats.org/drawingml/2006/wordprocessingDrawing" xmlns:w10="urn:schemas-microsoft-com:office:word" xmlns:w="http://schemas.openxmlformats.org/wordprocessingml/2006/main" xmlns:w14="http://schemas.microsoft.com/office/word/2010/wordml" xmlns:w15="http://schemas.microsoft.com/office/word/2012/wordml" xmlns:w16se="http://schemas.microsoft.com/office/word/2015/wordml/symex" xmlns:wpg="http://schemas.microsoft.com/office/word/2010/wordprocessingGroup" xmlns:wpi="http://schemas.microsoft.com/office/word/2010/wordprocessingInk" xmlns:wne="http://schemas.microsoft.com/office/word/2006/wordml" xmlns:wps="http://schemas.microsoft.com/office/word/2010/wordprocessingShape" mc:Ignorable="w14 w15 w16se wp14">
-  <w15:commentEx w15:paraId="58D40497" w15:done="0"/>
-  <w15:commentEx w15:paraId="7B80E09E" w15:done="0"/>
-  <w15:commentEx w15:paraId="60371382" w15:done="0"/>
-  <w15:commentEx w15:paraId="36F1B8A6" w15:done="0"/>
-  <w15:commentEx w15:paraId="23D0C86D" w15:done="0"/>
-  <w15:commentEx w15:paraId="4B9B8C71" w15:done="0"/>
+<w15:commentsEx xmlns:wpc="http://schemas.microsoft.com/office/word/2010/wordprocessingCanvas" xmlns:cx="http://schemas.microsoft.com/office/drawing/2014/chartex" xmlns:cx1="http://schemas.microsoft.com/office/drawing/2015/9/8/chartex" xmlns:cx2="http://schemas.microsoft.com/office/drawing/2015/10/21/chartex" xmlns:cx3="http://schemas.microsoft.com/office/drawing/2016/5/9/chartex" xmlns:cx4="http://schemas.microsoft.com/office/drawing/2016/5/10/chartex" xmlns:cx5="http://schemas.microsoft.com/office/drawing/2016/5/11/chartex" xmlns:cx6="http://schemas.microsoft.com/office/drawing/2016/5/12/chartex" xmlns:cx7="http://schemas.microsoft.com/office/drawing/2016/5/13/chartex" xmlns:cx8="http://schemas.microsoft.com/office/drawing/2016/5/14/chartex" xmlns:mc="http://schemas.openxmlformats.org/markup-compatibility/2006" xmlns:aink="http://schemas.microsoft.com/office/drawing/2016/ink" xmlns:am3d="http://schemas.microsoft.com/office/drawing/2017/model3d" xmlns:o="urn:schemas-microsoft-com:office:office" xmlns:r="http://schemas.openxmlformats.org/officeDocument/2006/relationships" xmlns:m="http://schemas.openxmlformats.org/officeDocument/2006/math" xmlns:v="urn:schemas-microsoft-com:vml" xmlns:wp14="http://schemas.microsoft.com/office/word/2010/wordprocessingDrawing" xmlns:wp="http://schemas.openxmlformats.org/drawingml/2006/wordprocessingDrawing" xmlns:w10="urn:schemas-microsoft-com:office:word" xmlns:w="http://schemas.openxmlformats.org/wordprocessingml/2006/main" xmlns:w14="http://schemas.microsoft.com/office/word/2010/wordml" xmlns:w15="http://schemas.microsoft.com/office/word/2012/wordml" xmlns:w16cex="http://schemas.microsoft.com/office/word/2018/wordml/cex" xmlns:w16cid="http://schemas.microsoft.com/office/word/2016/wordml/cid" xmlns:w16="http://schemas.microsoft.com/office/word/2018/wordml" xmlns:w16sdtdh="http://schemas.microsoft.com/office/word/2020/wordml/sdtdatahash" xmlns:w16se="http://schemas.microsoft.com/office/word/2015/wordml/symex" xmlns:wpg="http://schemas.microsoft.com/office/word/2010/wordprocessingGroup" xmlns:wpi="http://schemas.microsoft.com/office/word/2010/wordprocessingInk" xmlns:wne="http://schemas.microsoft.com/office/word/2006/wordml" xmlns:wps="http://schemas.microsoft.com/office/word/2010/wordprocessingShape" mc:Ignorable="w14 w15 w16se w16cid w16 w16cex w16sdtdh wp14">
+  <w15:commentEx w15:paraId="3ACD2D0B" w15:done="0"/>
+  <w15:commentEx w15:paraId="4B5DA0CA" w15:done="0"/>
+  <w15:commentEx w15:paraId="2D8F7E44" w15:done="0"/>
+  <w15:commentEx w15:paraId="3097AC97" w15:done="0"/>
 </w15:commentsEx>
 </file>
 
 <file path=word/commentsExtensible.xml><?xml version="1.0" encoding="utf-8"?>
 <w16cex:commentsExtensible xmlns:wpc="http://schemas.microsoft.com/office/word/2010/wordprocessingCanvas" xmlns:cx="http://schemas.microsoft.com/office/drawing/2014/chartex" xmlns:cx1="http://schemas.microsoft.com/office/drawing/2015/9/8/chartex" xmlns:cx2="http://schemas.microsoft.com/office/drawing/2015/10/21/chartex" xmlns:cx3="http://schemas.microsoft.com/office/drawing/2016/5/9/chartex" xmlns:cx4="http://schemas.microsoft.com/office/drawing/2016/5/10/chartex" xmlns:cx5="http://schemas.microsoft.com/office/drawing/2016/5/11/chartex" xmlns:cx6="http://schemas.microsoft.com/office/drawing/2016/5/12/chartex" xmlns:cx7="http://schemas.microsoft.com/office/drawing/2016/5/13/chartex" xmlns:cx8="http://schemas.microsoft.com/office/drawing/2016/5/14/chartex" xmlns:mc="http://schemas.openxmlformats.org/markup-compatibility/2006" xmlns:aink="http://schemas.microsoft.com/office/drawing/2016/ink" xmlns:am3d="http://schemas.microsoft.com/office/drawing/2017/model3d" xmlns:o="urn:schemas-microsoft-com:office:office" xmlns:r="http://schemas.openxmlformats.org/officeDocument/2006/relationships" xmlns:m="http://schemas.openxmlformats.org/officeDocument/2006/math" xmlns:v="urn:schemas-microsoft-com:vml" xmlns:wp14="http://schemas.microsoft.com/office/word/2010/wordprocessingDrawing" xmlns:wp="http://schemas.openxmlformats.org/drawingml/2006/wordprocessingDrawing" xmlns:w10="urn:schemas-microsoft-com:office:word" xmlns:w="http://schemas.openxmlformats.org/wordprocessingml/2006/main" xmlns:w14="http://schemas.microsoft.com/office/word/2010/wordml" xmlns:w15="http://schemas.microsoft.com/office/word/2012/wordml" xmlns:w16cex="http://schemas.microsoft.com/office/word/2018/wordml/cex" xmlns:w16cid="http://schemas.microsoft.com/office/word/2016/wordml/cid" xmlns:w16="http://schemas.microsoft.com/office/word/2018/wordml" xmlns:w16sdtdh="http://schemas.microsoft.com/office/word/2020/wordml/sdtdatahash" xmlns:w16se="http://schemas.microsoft.com/office/word/2015/wordml/symex" xmlns:wpg="http://schemas.microsoft.com/office/word/2010/wordprocessingGroup" xmlns:wpi="http://schemas.microsoft.com/office/word/2010/wordprocessingInk" xmlns:wne="http://schemas.microsoft.com/office/word/2006/wordml" xmlns:wps="http://schemas.microsoft.com/office/word/2010/wordprocessingShape" mc:Ignorable="w14 w15 w16se w16cid w16 w16cex w16sdtdh wp14">
-  <w16cex:commentExtensible w16cex:durableId="2DD7E20C" w16cex:dateUtc="2026-06-13T07:05:00Z"/>
-  <w16cex:commentExtensible w16cex:durableId="2DD7E221" w16cex:dateUtc="2026-06-13T07:05:00Z"/>
-  <w16cex:commentExtensible w16cex:durableId="2DD7E2C9" w16cex:dateUtc="2026-06-13T07:08:00Z"/>
-  <w16cex:commentExtensible w16cex:durableId="2DD7E2BF" w16cex:dateUtc="2026-06-13T07:07:00Z"/>
-  <w16cex:commentExtensible w16cex:durableId="2DD7E2E3" w16cex:dateUtc="2026-06-13T07:08:00Z"/>
-  <w16cex:commentExtensible w16cex:durableId="2DD7E32A" w16cex:dateUtc="2026-06-13T07:09:00Z"/>
+  <w16cex:commentExtensible w16cex:durableId="2DE10EB0" w16cex:dateUtc="2026-06-20T06:05:00Z"/>
+  <w16cex:commentExtensible w16cex:durableId="2DE10F18" w16cex:dateUtc="2026-06-20T06:07:00Z"/>
+  <w16cex:commentExtensible w16cex:durableId="2DE10F9C" w16cex:dateUtc="2026-06-20T06:09:00Z"/>
+  <w16cex:commentExtensible w16cex:durableId="2DE10FD6" w16cex:dateUtc="2026-06-20T06:10:00Z"/>
 </w16cex:commentsExtensible>
 </file>
 
 <file path=word/commentsIds.xml><?xml version="1.0" encoding="utf-8"?>
 <w16cid:commentsIds xmlns:wpc="http://schemas.microsoft.com/office/word/2010/wordprocessingCanvas" xmlns:cx="http://schemas.microsoft.com/office/drawing/2014/chartex" xmlns:cx1="http://schemas.microsoft.com/office/drawing/2015/9/8/chartex" xmlns:cx2="http://schemas.microsoft.com/office/drawing/2015/10/21/chartex" xmlns:cx3="http://schemas.microsoft.com/office/drawing/2016/5/9/chartex" xmlns:cx4="http://schemas.microsoft.com/office/drawing/2016/5/10/chartex" xmlns:cx5="http://schemas.microsoft.com/office/drawing/2016/5/11/chartex" xmlns:cx6="http://schemas.microsoft.com/office/drawing/2016/5/12/chartex" xmlns:cx7="http://schemas.microsoft.com/office/drawing/2016/5/13/chartex" xmlns:cx8="http://schemas.microsoft.com/office/drawing/2016/5/14/chartex" xmlns:mc="http://schemas.openxmlformats.org/markup-compatibility/2006" xmlns:aink="http://schemas.microsoft.com/office/drawing/2016/ink" xmlns:am3d="http://schemas.microsoft.com/office/drawing/2017/model3d" xmlns:o="urn:schemas-microsoft-com:office:office" xmlns:r="http://schemas.openxmlformats.org/officeDocument/2006/relationships" xmlns:m="http://schemas.openxmlformats.org/officeDocument/2006/math" xmlns:v="urn:schemas-microsoft-com:vml" xmlns:wp14="http://schemas.microsoft.com/office/word/2010/wordprocessingDrawing" xmlns:wp="http://schemas.openxmlformats.org/drawingml/2006/wordprocessingDrawing" xmlns:w10="urn:schemas-microsoft-com:office:word" xmlns:w="http://schemas.openxmlformats.org/wordprocessingml/2006/main" xmlns:w14="http://schemas.microsoft.com/office/word/2010/wordml" xmlns:w15="http://schemas.microsoft.com/office/word/2012/wordml" xmlns:w16cex="http://schemas.microsoft.com/office/word/2018/wordml/cex" xmlns:w16cid="http://schemas.microsoft.com/office/word/2016/wordml/cid" xmlns:w16="http://schemas.microsoft.com/office/word/2018/wordml" xmlns:w16sdtdh="http://schemas.microsoft.com/office/word/2020/wordml/sdtdatahash" xmlns:w16se="http://schemas.microsoft.com/office/word/2015/wordml/symex" xmlns:wpg="http://schemas.microsoft.com/office/word/2010/wordprocessingGroup" xmlns:wpi="http://schemas.microsoft.com/office/word/2010/wordprocessingInk" xmlns:wne="http://schemas.microsoft.com/office/word/2006/wordml" xmlns:wps="http://schemas.microsoft.com/office/word/2010/wordprocessingShape" mc:Ignorable="w14 w15 w16se w16cid w16 w16cex w16sdtdh wp14">
-  <w16cid:commentId w16cid:paraId="58D40497" w16cid:durableId="2DD7E20C"/>
-  <w16cid:commentId w16cid:paraId="7B80E09E" w16cid:durableId="2DD7E221"/>
-  <w16cid:commentId w16cid:paraId="60371382" w16cid:durableId="2DD7E2C9"/>
-  <w16cid:commentId w16cid:paraId="36F1B8A6" w16cid:durableId="2DD7E2BF"/>
-  <w16cid:commentId w16cid:paraId="23D0C86D" w16cid:durableId="2DD7E2E3"/>
-  <w16cid:commentId w16cid:paraId="4B9B8C71" w16cid:durableId="2DD7E32A"/>
+  <w16cid:commentId w16cid:paraId="3ACD2D0B" w16cid:durableId="2DE10EB0"/>
+  <w16cid:commentId w16cid:paraId="4B5DA0CA" w16cid:durableId="2DE10F18"/>
+  <w16cid:commentId w16cid:paraId="2D8F7E44" w16cid:durableId="2DE10F9C"/>
+  <w16cid:commentId w16cid:paraId="3097AC97" w16cid:durableId="2DE10FD6"/>
 </w16cid:commentsIds>
 </file>
 
 <file path=word/endnotes.xml><?xml version="1.0" encoding="utf-8"?>
-<w:endnotes xmlns:wpc="http://schemas.microsoft.com/office/word/2010/wordprocessingCanvas" xmlns:cx="http://schemas.microsoft.com/office/drawing/2014/chartex" xmlns:mc="http://schemas.openxmlformats.org/markup-compatibility/2006" xmlns:o="urn:schemas-microsoft-com:office:office" xmlns:r="http://schemas.openxmlformats.org/officeDocument/2006/relationships" xmlns:m="http://schemas.openxmlformats.org/officeDocument/2006/math" xmlns:v="urn:schemas-microsoft-com:vml" xmlns:wp14="http://schemas.microsoft.com/office/word/2010/wordprocessingDrawing" xmlns:wp="http://schemas.openxmlformats.org/drawingml/2006/wordprocessingDrawing" xmlns:w10="urn:schemas-microsoft-com:office:word" xmlns:w="http://schemas.openxmlformats.org/wordprocessingml/2006/main" xmlns:w14="http://schemas.microsoft.com/office/word/2010/wordml" xmlns:w15="http://schemas.microsoft.com/office/word/2012/wordml" xmlns:w16se="http://schemas.microsoft.com/office/word/2015/wordml/symex" xmlns:wpg="http://schemas.microsoft.com/office/word/2010/wordprocessingGroup" xmlns:wpi="http://schemas.microsoft.com/office/word/2010/wordprocessingInk" xmlns:wne="http://schemas.microsoft.com/office/word/2006/wordml" xmlns:wps="http://schemas.microsoft.com/office/word/2010/wordprocessingShape" mc:Ignorable="w14 w15 w16se wp14">
+<w:endnotes xmlns:wpc="http://schemas.microsoft.com/office/word/2010/wordprocessingCanvas" xmlns:cx="http://schemas.microsoft.com/office/drawing/2014/chartex" xmlns:cx1="http://schemas.microsoft.com/office/drawing/2015/9/8/chartex" xmlns:cx2="http://schemas.microsoft.com/office/drawing/2015/10/21/chartex" xmlns:cx3="http://schemas.microsoft.com/office/drawing/2016/5/9/chartex" xmlns:cx4="http://schemas.microsoft.com/office/drawing/2016/5/10/chartex" xmlns:cx5="http://schemas.microsoft.com/office/drawing/2016/5/11/chartex" xmlns:cx6="http://schemas.microsoft.com/office/drawing/2016/5/12/chartex" xmlns:cx7="http://schemas.microsoft.com/office/drawing/2016/5/13/chartex" xmlns:cx8="http://schemas.microsoft.com/office/drawing/2016/5/14/chartex" xmlns:mc="http://schemas.openxmlformats.org/markup-compatibility/2006" xmlns:aink="http://schemas.microsoft.com/office/drawing/2016/ink" xmlns:am3d="http://schemas.microsoft.com/office/drawing/2017/model3d" xmlns:o="urn:schemas-microsoft-com:office:office" xmlns:r="http://schemas.openxmlformats.org/officeDocument/2006/relationships" xmlns:m="http://schemas.openxmlformats.org/officeDocument/2006/math" xmlns:v="urn:schemas-microsoft-com:vml" xmlns:wp14="http://schemas.microsoft.com/office/word/2010/wordprocessingDrawing" xmlns:wp="http://schemas.openxmlformats.org/drawingml/2006/wordprocessingDrawing" xmlns:w10="urn:schemas-microsoft-com:office:word" xmlns:w="http://schemas.openxmlformats.org/wordprocessingml/2006/main" xmlns:w14="http://schemas.microsoft.com/office/word/2010/wordml" xmlns:w15="http://schemas.microsoft.com/office/word/2012/wordml" xmlns:w16cex="http://schemas.microsoft.com/office/word/2018/wordml/cex" xmlns:w16cid="http://schemas.microsoft.com/office/word/2016/wordml/cid" xmlns:w16="http://schemas.microsoft.com/office/word/2018/wordml" xmlns:w16sdtdh="http://schemas.microsoft.com/office/word/2020/wordml/sdtdatahash" xmlns:w16se="http://schemas.microsoft.com/office/word/2015/wordml/symex" xmlns:wpg="http://schemas.microsoft.com/office/word/2010/wordprocessingGroup" xmlns:wpi="http://schemas.microsoft.com/office/word/2010/wordprocessingInk" xmlns:wne="http://schemas.microsoft.com/office/word/2006/wordml" xmlns:wps="http://schemas.microsoft.com/office/word/2010/wordprocessingShape" mc:Ignorable="w14 w15 w16se w16cid w16 w16cex w16sdtdh wp14">
   <w:endnote w:type="separator" w:id="-1">
     <w:p>
       <w:r>
@@ -12519,7 +12480,7 @@
 </file>
 
 <file path=word/footer1.xml><?xml version="1.0" encoding="utf-8"?>
-<w:ftr xmlns:wpc="http://schemas.microsoft.com/office/word/2010/wordprocessingCanvas" xmlns:cx="http://schemas.microsoft.com/office/drawing/2014/chartex" xmlns:mc="http://schemas.openxmlformats.org/markup-compatibility/2006" xmlns:o="urn:schemas-microsoft-com:office:office" xmlns:r="http://schemas.openxmlformats.org/officeDocument/2006/relationships" xmlns:m="http://schemas.openxmlformats.org/officeDocument/2006/math" xmlns:v="urn:schemas-microsoft-com:vml" xmlns:wp14="http://schemas.microsoft.com/office/word/2010/wordprocessingDrawing" xmlns:wp="http://schemas.openxmlformats.org/drawingml/2006/wordprocessingDrawing" xmlns:w10="urn:schemas-microsoft-com:office:word" xmlns:w="http://schemas.openxmlformats.org/wordprocessingml/2006/main" xmlns:w14="http://schemas.microsoft.com/office/word/2010/wordml" xmlns:w15="http://schemas.microsoft.com/office/word/2012/wordml" xmlns:w16se="http://schemas.microsoft.com/office/word/2015/wordml/symex" xmlns:wpg="http://schemas.microsoft.com/office/word/2010/wordprocessingGroup" xmlns:wpi="http://schemas.microsoft.com/office/word/2010/wordprocessingInk" xmlns:wne="http://schemas.microsoft.com/office/word/2006/wordml" xmlns:wps="http://schemas.microsoft.com/office/word/2010/wordprocessingShape" mc:Ignorable="w14 w15 w16se wp14">
+<w:ftr xmlns:wpc="http://schemas.microsoft.com/office/word/2010/wordprocessingCanvas" xmlns:cx="http://schemas.microsoft.com/office/drawing/2014/chartex" xmlns:cx1="http://schemas.microsoft.com/office/drawing/2015/9/8/chartex" xmlns:cx2="http://schemas.microsoft.com/office/drawing/2015/10/21/chartex" xmlns:cx3="http://schemas.microsoft.com/office/drawing/2016/5/9/chartex" xmlns:cx4="http://schemas.microsoft.com/office/drawing/2016/5/10/chartex" xmlns:cx5="http://schemas.microsoft.com/office/drawing/2016/5/11/chartex" xmlns:cx6="http://schemas.microsoft.com/office/drawing/2016/5/12/chartex" xmlns:cx7="http://schemas.microsoft.com/office/drawing/2016/5/13/chartex" xmlns:cx8="http://schemas.microsoft.com/office/drawing/2016/5/14/chartex" xmlns:mc="http://schemas.openxmlformats.org/markup-compatibility/2006" xmlns:aink="http://schemas.microsoft.com/office/drawing/2016/ink" xmlns:am3d="http://schemas.microsoft.com/office/drawing/2017/model3d" xmlns:o="urn:schemas-microsoft-com:office:office" xmlns:r="http://schemas.openxmlformats.org/officeDocument/2006/relationships" xmlns:m="http://schemas.openxmlformats.org/officeDocument/2006/math" xmlns:v="urn:schemas-microsoft-com:vml" xmlns:wp14="http://schemas.microsoft.com/office/word/2010/wordprocessingDrawing" xmlns:wp="http://schemas.openxmlformats.org/drawingml/2006/wordprocessingDrawing" xmlns:w10="urn:schemas-microsoft-com:office:word" xmlns:w="http://schemas.openxmlformats.org/wordprocessingml/2006/main" xmlns:w14="http://schemas.microsoft.com/office/word/2010/wordml" xmlns:w15="http://schemas.microsoft.com/office/word/2012/wordml" xmlns:w16cex="http://schemas.microsoft.com/office/word/2018/wordml/cex" xmlns:w16cid="http://schemas.microsoft.com/office/word/2016/wordml/cid" xmlns:w16="http://schemas.microsoft.com/office/word/2018/wordml" xmlns:w16sdtdh="http://schemas.microsoft.com/office/word/2020/wordml/sdtdatahash" xmlns:w16se="http://schemas.microsoft.com/office/word/2015/wordml/symex" xmlns:wpg="http://schemas.microsoft.com/office/word/2010/wordprocessingGroup" xmlns:wpi="http://schemas.microsoft.com/office/word/2010/wordprocessingInk" xmlns:wne="http://schemas.microsoft.com/office/word/2006/wordml" xmlns:wps="http://schemas.microsoft.com/office/word/2010/wordprocessingShape" mc:Ignorable="w14 w15 w16se w16cid w16 w16cex w16sdtdh wp14">
   <w:p>
     <w:pPr>
       <w:pStyle w:val="ac"/>
@@ -12533,7 +12494,7 @@
 </file>
 
 <file path=word/footer2.xml><?xml version="1.0" encoding="utf-8"?>
-<w:ftr xmlns:wpc="http://schemas.microsoft.com/office/word/2010/wordprocessingCanvas" xmlns:cx="http://schemas.microsoft.com/office/drawing/2014/chartex" xmlns:mc="http://schemas.openxmlformats.org/markup-compatibility/2006" xmlns:o="urn:schemas-microsoft-com:office:office" xmlns:r="http://schemas.openxmlformats.org/officeDocument/2006/relationships" xmlns:m="http://schemas.openxmlformats.org/officeDocument/2006/math" xmlns:v="urn:schemas-microsoft-com:vml" xmlns:wp14="http://schemas.microsoft.com/office/word/2010/wordprocessingDrawing" xmlns:wp="http://schemas.openxmlformats.org/drawingml/2006/wordprocessingDrawing" xmlns:w10="urn:schemas-microsoft-com:office:word" xmlns:w="http://schemas.openxmlformats.org/wordprocessingml/2006/main" xmlns:w14="http://schemas.microsoft.com/office/word/2010/wordml" xmlns:w15="http://schemas.microsoft.com/office/word/2012/wordml" xmlns:w16se="http://schemas.microsoft.com/office/word/2015/wordml/symex" xmlns:wpg="http://schemas.microsoft.com/office/word/2010/wordprocessingGroup" xmlns:wpi="http://schemas.microsoft.com/office/word/2010/wordprocessingInk" xmlns:wne="http://schemas.microsoft.com/office/word/2006/wordml" xmlns:wps="http://schemas.microsoft.com/office/word/2010/wordprocessingShape" mc:Ignorable="w14 w15 w16se wp14">
+<w:ftr xmlns:wpc="http://schemas.microsoft.com/office/word/2010/wordprocessingCanvas" xmlns:cx="http://schemas.microsoft.com/office/drawing/2014/chartex" xmlns:cx1="http://schemas.microsoft.com/office/drawing/2015/9/8/chartex" xmlns:cx2="http://schemas.microsoft.com/office/drawing/2015/10/21/chartex" xmlns:cx3="http://schemas.microsoft.com/office/drawing/2016/5/9/chartex" xmlns:cx4="http://schemas.microsoft.com/office/drawing/2016/5/10/chartex" xmlns:cx5="http://schemas.microsoft.com/office/drawing/2016/5/11/chartex" xmlns:cx6="http://schemas.microsoft.com/office/drawing/2016/5/12/chartex" xmlns:cx7="http://schemas.microsoft.com/office/drawing/2016/5/13/chartex" xmlns:cx8="http://schemas.microsoft.com/office/drawing/2016/5/14/chartex" xmlns:mc="http://schemas.openxmlformats.org/markup-compatibility/2006" xmlns:aink="http://schemas.microsoft.com/office/drawing/2016/ink" xmlns:am3d="http://schemas.microsoft.com/office/drawing/2017/model3d" xmlns:o="urn:schemas-microsoft-com:office:office" xmlns:r="http://schemas.openxmlformats.org/officeDocument/2006/relationships" xmlns:m="http://schemas.openxmlformats.org/officeDocument/2006/math" xmlns:v="urn:schemas-microsoft-com:vml" xmlns:wp14="http://schemas.microsoft.com/office/word/2010/wordprocessingDrawing" xmlns:wp="http://schemas.openxmlformats.org/drawingml/2006/wordprocessingDrawing" xmlns:w10="urn:schemas-microsoft-com:office:word" xmlns:w="http://schemas.openxmlformats.org/wordprocessingml/2006/main" xmlns:w14="http://schemas.microsoft.com/office/word/2010/wordml" xmlns:w15="http://schemas.microsoft.com/office/word/2012/wordml" xmlns:w16cex="http://schemas.microsoft.com/office/word/2018/wordml/cex" xmlns:w16cid="http://schemas.microsoft.com/office/word/2016/wordml/cid" xmlns:w16="http://schemas.microsoft.com/office/word/2018/wordml" xmlns:w16sdtdh="http://schemas.microsoft.com/office/word/2020/wordml/sdtdatahash" xmlns:w16se="http://schemas.microsoft.com/office/word/2015/wordml/symex" xmlns:wpg="http://schemas.microsoft.com/office/word/2010/wordprocessingGroup" xmlns:wpi="http://schemas.microsoft.com/office/word/2010/wordprocessingInk" xmlns:wne="http://schemas.microsoft.com/office/word/2006/wordml" xmlns:wps="http://schemas.microsoft.com/office/word/2010/wordprocessingShape" mc:Ignorable="w14 w15 w16se w16cid w16 w16cex w16sdtdh wp14">
   <w:sdt>
     <w:sdtPr>
       <w:id w:val="-1892494797"/>
@@ -12574,7 +12535,7 @@
 </file>
 
 <file path=word/footnotes.xml><?xml version="1.0" encoding="utf-8"?>
-<w:footnotes xmlns:wpc="http://schemas.microsoft.com/office/word/2010/wordprocessingCanvas" xmlns:cx="http://schemas.microsoft.com/office/drawing/2014/chartex" xmlns:mc="http://schemas.openxmlformats.org/markup-compatibility/2006" xmlns:o="urn:schemas-microsoft-com:office:office" xmlns:r="http://schemas.openxmlformats.org/officeDocument/2006/relationships" xmlns:m="http://schemas.openxmlformats.org/officeDocument/2006/math" xmlns:v="urn:schemas-microsoft-com:vml" xmlns:wp14="http://schemas.microsoft.com/office/word/2010/wordprocessingDrawing" xmlns:wp="http://schemas.openxmlformats.org/drawingml/2006/wordprocessingDrawing" xmlns:w10="urn:schemas-microsoft-com:office:word" xmlns:w="http://schemas.openxmlformats.org/wordprocessingml/2006/main" xmlns:w14="http://schemas.microsoft.com/office/word/2010/wordml" xmlns:w15="http://schemas.microsoft.com/office/word/2012/wordml" xmlns:w16se="http://schemas.microsoft.com/office/word/2015/wordml/symex" xmlns:wpg="http://schemas.microsoft.com/office/word/2010/wordprocessingGroup" xmlns:wpi="http://schemas.microsoft.com/office/word/2010/wordprocessingInk" xmlns:wne="http://schemas.microsoft.com/office/word/2006/wordml" xmlns:wps="http://schemas.microsoft.com/office/word/2010/wordprocessingShape" mc:Ignorable="w14 w15 w16se wp14">
+<w:footnotes xmlns:wpc="http://schemas.microsoft.com/office/word/2010/wordprocessingCanvas" xmlns:cx="http://schemas.microsoft.com/office/drawing/2014/chartex" xmlns:cx1="http://schemas.microsoft.com/office/drawing/2015/9/8/chartex" xmlns:cx2="http://schemas.microsoft.com/office/drawing/2015/10/21/chartex" xmlns:cx3="http://schemas.microsoft.com/office/drawing/2016/5/9/chartex" xmlns:cx4="http://schemas.microsoft.com/office/drawing/2016/5/10/chartex" xmlns:cx5="http://schemas.microsoft.com/office/drawing/2016/5/11/chartex" xmlns:cx6="http://schemas.microsoft.com/office/drawing/2016/5/12/chartex" xmlns:cx7="http://schemas.microsoft.com/office/drawing/2016/5/13/chartex" xmlns:cx8="http://schemas.microsoft.com/office/drawing/2016/5/14/chartex" xmlns:mc="http://schemas.openxmlformats.org/markup-compatibility/2006" xmlns:aink="http://schemas.microsoft.com/office/drawing/2016/ink" xmlns:am3d="http://schemas.microsoft.com/office/drawing/2017/model3d" xmlns:o="urn:schemas-microsoft-com:office:office" xmlns:r="http://schemas.openxmlformats.org/officeDocument/2006/relationships" xmlns:m="http://schemas.openxmlformats.org/officeDocument/2006/math" xmlns:v="urn:schemas-microsoft-com:vml" xmlns:wp14="http://schemas.microsoft.com/office/word/2010/wordprocessingDrawing" xmlns:wp="http://schemas.openxmlformats.org/drawingml/2006/wordprocessingDrawing" xmlns:w10="urn:schemas-microsoft-com:office:word" xmlns:w="http://schemas.openxmlformats.org/wordprocessingml/2006/main" xmlns:w14="http://schemas.microsoft.com/office/word/2010/wordml" xmlns:w15="http://schemas.microsoft.com/office/word/2012/wordml" xmlns:w16cex="http://schemas.microsoft.com/office/word/2018/wordml/cex" xmlns:w16cid="http://schemas.microsoft.com/office/word/2016/wordml/cid" xmlns:w16="http://schemas.microsoft.com/office/word/2018/wordml" xmlns:w16sdtdh="http://schemas.microsoft.com/office/word/2020/wordml/sdtdatahash" xmlns:w16se="http://schemas.microsoft.com/office/word/2015/wordml/symex" xmlns:wpg="http://schemas.microsoft.com/office/word/2010/wordprocessingGroup" xmlns:wpi="http://schemas.microsoft.com/office/word/2010/wordprocessingInk" xmlns:wne="http://schemas.microsoft.com/office/word/2006/wordml" xmlns:wps="http://schemas.microsoft.com/office/word/2010/wordprocessingShape" mc:Ignorable="w14 w15 w16se w16cid w16 w16cex w16sdtdh wp14">
   <w:footnote w:type="separator" w:id="-1">
     <w:p>
       <w:r>
@@ -12595,7 +12556,7 @@
 </file>
 
 <file path=word/header1.xml><?xml version="1.0" encoding="utf-8"?>
-<w:hdr xmlns:wpc="http://schemas.microsoft.com/office/word/2010/wordprocessingCanvas" xmlns:cx="http://schemas.microsoft.com/office/drawing/2014/chartex" xmlns:mc="http://schemas.openxmlformats.org/markup-compatibility/2006" xmlns:o="urn:schemas-microsoft-com:office:office" xmlns:r="http://schemas.openxmlformats.org/officeDocument/2006/relationships" xmlns:m="http://schemas.openxmlformats.org/officeDocument/2006/math" xmlns:v="urn:schemas-microsoft-com:vml" xmlns:wp14="http://schemas.microsoft.com/office/word/2010/wordprocessingDrawing" xmlns:wp="http://schemas.openxmlformats.org/drawingml/2006/wordprocessingDrawing" xmlns:w10="urn:schemas-microsoft-com:office:word" xmlns:w="http://schemas.openxmlformats.org/wordprocessingml/2006/main" xmlns:w14="http://schemas.microsoft.com/office/word/2010/wordml" xmlns:w15="http://schemas.microsoft.com/office/word/2012/wordml" xmlns:w16se="http://schemas.microsoft.com/office/word/2015/wordml/symex" xmlns:wpg="http://schemas.microsoft.com/office/word/2010/wordprocessingGroup" xmlns:wpi="http://schemas.microsoft.com/office/word/2010/wordprocessingInk" xmlns:wne="http://schemas.microsoft.com/office/word/2006/wordml" xmlns:wps="http://schemas.microsoft.com/office/word/2010/wordprocessingShape" mc:Ignorable="w14 w15 w16se wp14">
+<w:hdr xmlns:wpc="http://schemas.microsoft.com/office/word/2010/wordprocessingCanvas" xmlns:cx="http://schemas.microsoft.com/office/drawing/2014/chartex" xmlns:cx1="http://schemas.microsoft.com/office/drawing/2015/9/8/chartex" xmlns:cx2="http://schemas.microsoft.com/office/drawing/2015/10/21/chartex" xmlns:cx3="http://schemas.microsoft.com/office/drawing/2016/5/9/chartex" xmlns:cx4="http://schemas.microsoft.com/office/drawing/2016/5/10/chartex" xmlns:cx5="http://schemas.microsoft.com/office/drawing/2016/5/11/chartex" xmlns:cx6="http://schemas.microsoft.com/office/drawing/2016/5/12/chartex" xmlns:cx7="http://schemas.microsoft.com/office/drawing/2016/5/13/chartex" xmlns:cx8="http://schemas.microsoft.com/office/drawing/2016/5/14/chartex" xmlns:mc="http://schemas.openxmlformats.org/markup-compatibility/2006" xmlns:aink="http://schemas.microsoft.com/office/drawing/2016/ink" xmlns:am3d="http://schemas.microsoft.com/office/drawing/2017/model3d" xmlns:o="urn:schemas-microsoft-com:office:office" xmlns:r="http://schemas.openxmlformats.org/officeDocument/2006/relationships" xmlns:m="http://schemas.openxmlformats.org/officeDocument/2006/math" xmlns:v="urn:schemas-microsoft-com:vml" xmlns:wp14="http://schemas.microsoft.com/office/word/2010/wordprocessingDrawing" xmlns:wp="http://schemas.openxmlformats.org/drawingml/2006/wordprocessingDrawing" xmlns:w10="urn:schemas-microsoft-com:office:word" xmlns:w="http://schemas.openxmlformats.org/wordprocessingml/2006/main" xmlns:w14="http://schemas.microsoft.com/office/word/2010/wordml" xmlns:w15="http://schemas.microsoft.com/office/word/2012/wordml" xmlns:w16cex="http://schemas.microsoft.com/office/word/2018/wordml/cex" xmlns:w16cid="http://schemas.microsoft.com/office/word/2016/wordml/cid" xmlns:w16="http://schemas.microsoft.com/office/word/2018/wordml" xmlns:w16sdtdh="http://schemas.microsoft.com/office/word/2020/wordml/sdtdatahash" xmlns:w16se="http://schemas.microsoft.com/office/word/2015/wordml/symex" xmlns:wpg="http://schemas.microsoft.com/office/word/2010/wordprocessingGroup" xmlns:wpi="http://schemas.microsoft.com/office/word/2010/wordprocessingInk" xmlns:wne="http://schemas.microsoft.com/office/word/2006/wordml" xmlns:wps="http://schemas.microsoft.com/office/word/2010/wordprocessingShape" mc:Ignorable="w14 w15 w16se w16cid w16 w16cex w16sdtdh wp14">
   <w:p>
     <w:pPr>
       <w:pStyle w:val="aa"/>
@@ -12620,7 +12581,7 @@
 </file>
 
 <file path=word/numbering.xml><?xml version="1.0" encoding="utf-8"?>
-<w:numbering xmlns:wpc="http://schemas.microsoft.com/office/word/2010/wordprocessingCanvas" xmlns:cx="http://schemas.microsoft.com/office/drawing/2014/chartex" xmlns:mc="http://schemas.openxmlformats.org/markup-compatibility/2006" xmlns:o="urn:schemas-microsoft-com:office:office" xmlns:r="http://schemas.openxmlformats.org/officeDocument/2006/relationships" xmlns:m="http://schemas.openxmlformats.org/officeDocument/2006/math" xmlns:v="urn:schemas-microsoft-com:vml" xmlns:wp14="http://schemas.microsoft.com/office/word/2010/wordprocessingDrawing" xmlns:wp="http://schemas.openxmlformats.org/drawingml/2006/wordprocessingDrawing" xmlns:w10="urn:schemas-microsoft-com:office:word" xmlns:w="http://schemas.openxmlformats.org/wordprocessingml/2006/main" xmlns:w14="http://schemas.microsoft.com/office/word/2010/wordml" xmlns:w15="http://schemas.microsoft.com/office/word/2012/wordml" xmlns:w16se="http://schemas.microsoft.com/office/word/2015/wordml/symex" xmlns:wpg="http://schemas.microsoft.com/office/word/2010/wordprocessingGroup" xmlns:wpi="http://schemas.microsoft.com/office/word/2010/wordprocessingInk" xmlns:wne="http://schemas.microsoft.com/office/word/2006/wordml" xmlns:wps="http://schemas.microsoft.com/office/word/2010/wordprocessingShape" mc:Ignorable="w14 w15 w16se wp14">
+<w:numbering xmlns:wpc="http://schemas.microsoft.com/office/word/2010/wordprocessingCanvas" xmlns:cx="http://schemas.microsoft.com/office/drawing/2014/chartex" xmlns:cx1="http://schemas.microsoft.com/office/drawing/2015/9/8/chartex" xmlns:cx2="http://schemas.microsoft.com/office/drawing/2015/10/21/chartex" xmlns:cx3="http://schemas.microsoft.com/office/drawing/2016/5/9/chartex" xmlns:cx4="http://schemas.microsoft.com/office/drawing/2016/5/10/chartex" xmlns:cx5="http://schemas.microsoft.com/office/drawing/2016/5/11/chartex" xmlns:cx6="http://schemas.microsoft.com/office/drawing/2016/5/12/chartex" xmlns:cx7="http://schemas.microsoft.com/office/drawing/2016/5/13/chartex" xmlns:cx8="http://schemas.microsoft.com/office/drawing/2016/5/14/chartex" xmlns:mc="http://schemas.openxmlformats.org/markup-compatibility/2006" xmlns:aink="http://schemas.microsoft.com/office/drawing/2016/ink" xmlns:am3d="http://schemas.microsoft.com/office/drawing/2017/model3d" xmlns:o="urn:schemas-microsoft-com:office:office" xmlns:r="http://schemas.openxmlformats.org/officeDocument/2006/relationships" xmlns:m="http://schemas.openxmlformats.org/officeDocument/2006/math" xmlns:v="urn:schemas-microsoft-com:vml" xmlns:wp14="http://schemas.microsoft.com/office/word/2010/wordprocessingDrawing" xmlns:wp="http://schemas.openxmlformats.org/drawingml/2006/wordprocessingDrawing" xmlns:w10="urn:schemas-microsoft-com:office:word" xmlns:w="http://schemas.openxmlformats.org/wordprocessingml/2006/main" xmlns:w14="http://schemas.microsoft.com/office/word/2010/wordml" xmlns:w15="http://schemas.microsoft.com/office/word/2012/wordml" xmlns:w16cex="http://schemas.microsoft.com/office/word/2018/wordml/cex" xmlns:w16cid="http://schemas.microsoft.com/office/word/2016/wordml/cid" xmlns:w16="http://schemas.microsoft.com/office/word/2018/wordml" xmlns:w16sdtdh="http://schemas.microsoft.com/office/word/2020/wordml/sdtdatahash" xmlns:w16se="http://schemas.microsoft.com/office/word/2015/wordml/symex" xmlns:wpg="http://schemas.microsoft.com/office/word/2010/wordprocessingGroup" xmlns:wpi="http://schemas.microsoft.com/office/word/2010/wordprocessingInk" xmlns:wne="http://schemas.microsoft.com/office/word/2006/wordml" xmlns:wps="http://schemas.microsoft.com/office/word/2010/wordprocessingShape" mc:Ignorable="w14 w15 w16se w16cid w16 w16cex w16sdtdh wp14">
   <w:abstractNum w:abstractNumId="0" w15:restartNumberingAfterBreak="0">
     <w:nsid w:val="18E07F74"/>
     <w:multiLevelType w:val="multilevel"/>
@@ -13046,7 +13007,7 @@
 </file>
 
 <file path=word/people.xml><?xml version="1.0" encoding="utf-8"?>
-<w15:people xmlns:wpc="http://schemas.microsoft.com/office/word/2010/wordprocessingCanvas" xmlns:cx="http://schemas.microsoft.com/office/drawing/2014/chartex" xmlns:mc="http://schemas.openxmlformats.org/markup-compatibility/2006" xmlns:o="urn:schemas-microsoft-com:office:office" xmlns:r="http://schemas.openxmlformats.org/officeDocument/2006/relationships" xmlns:m="http://schemas.openxmlformats.org/officeDocument/2006/math" xmlns:v="urn:schemas-microsoft-com:vml" xmlns:wp14="http://schemas.microsoft.com/office/word/2010/wordprocessingDrawing" xmlns:wp="http://schemas.openxmlformats.org/drawingml/2006/wordprocessingDrawing" xmlns:w10="urn:schemas-microsoft-com:office:word" xmlns:w="http://schemas.openxmlformats.org/wordprocessingml/2006/main" xmlns:w14="http://schemas.microsoft.com/office/word/2010/wordml" xmlns:w15="http://schemas.microsoft.com/office/word/2012/wordml" xmlns:w16se="http://schemas.microsoft.com/office/word/2015/wordml/symex" xmlns:wpg="http://schemas.microsoft.com/office/word/2010/wordprocessingGroup" xmlns:wpi="http://schemas.microsoft.com/office/word/2010/wordprocessingInk" xmlns:wne="http://schemas.microsoft.com/office/word/2006/wordml" xmlns:wps="http://schemas.microsoft.com/office/word/2010/wordprocessingShape" mc:Ignorable="w14 w15 w16se wp14">
+<w15:people xmlns:wpc="http://schemas.microsoft.com/office/word/2010/wordprocessingCanvas" xmlns:cx="http://schemas.microsoft.com/office/drawing/2014/chartex" xmlns:cx1="http://schemas.microsoft.com/office/drawing/2015/9/8/chartex" xmlns:cx2="http://schemas.microsoft.com/office/drawing/2015/10/21/chartex" xmlns:cx3="http://schemas.microsoft.com/office/drawing/2016/5/9/chartex" xmlns:cx4="http://schemas.microsoft.com/office/drawing/2016/5/10/chartex" xmlns:cx5="http://schemas.microsoft.com/office/drawing/2016/5/11/chartex" xmlns:cx6="http://schemas.microsoft.com/office/drawing/2016/5/12/chartex" xmlns:cx7="http://schemas.microsoft.com/office/drawing/2016/5/13/chartex" xmlns:cx8="http://schemas.microsoft.com/office/drawing/2016/5/14/chartex" xmlns:mc="http://schemas.openxmlformats.org/markup-compatibility/2006" xmlns:aink="http://schemas.microsoft.com/office/drawing/2016/ink" xmlns:am3d="http://schemas.microsoft.com/office/drawing/2017/model3d" xmlns:o="urn:schemas-microsoft-com:office:office" xmlns:r="http://schemas.openxmlformats.org/officeDocument/2006/relationships" xmlns:m="http://schemas.openxmlformats.org/officeDocument/2006/math" xmlns:v="urn:schemas-microsoft-com:vml" xmlns:wp14="http://schemas.microsoft.com/office/word/2010/wordprocessingDrawing" xmlns:wp="http://schemas.openxmlformats.org/drawingml/2006/wordprocessingDrawing" xmlns:w10="urn:schemas-microsoft-com:office:word" xmlns:w="http://schemas.openxmlformats.org/wordprocessingml/2006/main" xmlns:w14="http://schemas.microsoft.com/office/word/2010/wordml" xmlns:w15="http://schemas.microsoft.com/office/word/2012/wordml" xmlns:w16cex="http://schemas.microsoft.com/office/word/2018/wordml/cex" xmlns:w16cid="http://schemas.microsoft.com/office/word/2016/wordml/cid" xmlns:w16="http://schemas.microsoft.com/office/word/2018/wordml" xmlns:w16sdtdh="http://schemas.microsoft.com/office/word/2020/wordml/sdtdatahash" xmlns:w16se="http://schemas.microsoft.com/office/word/2015/wordml/symex" xmlns:wpg="http://schemas.microsoft.com/office/word/2010/wordprocessingGroup" xmlns:wpi="http://schemas.microsoft.com/office/word/2010/wordprocessingInk" xmlns:wne="http://schemas.microsoft.com/office/word/2006/wordml" xmlns:wps="http://schemas.microsoft.com/office/word/2010/wordprocessingShape" mc:Ignorable="w14 w15 w16se w16cid w16 w16cex w16sdtdh wp14">
   <w15:person w15:author="Aleksey A. Kalentev">
     <w15:presenceInfo w15:providerId="AD" w15:userId="S-1-5-21-507921405-1993962763-1957994488-151096"/>
   </w15:person>
@@ -13054,7 +13015,7 @@
 </file>
 
 <file path=word/styles.xml><?xml version="1.0" encoding="utf-8"?>
-<w:styles xmlns:mc="http://schemas.openxmlformats.org/markup-compatibility/2006" xmlns:r="http://schemas.openxmlformats.org/officeDocument/2006/relationships" xmlns:w="http://schemas.openxmlformats.org/wordprocessingml/2006/main" xmlns:w14="http://schemas.microsoft.com/office/word/2010/wordml" xmlns:w15="http://schemas.microsoft.com/office/word/2012/wordml" xmlns:w16se="http://schemas.microsoft.com/office/word/2015/wordml/symex" mc:Ignorable="w14 w15 w16se">
+<w:styles xmlns:mc="http://schemas.openxmlformats.org/markup-compatibility/2006" xmlns:r="http://schemas.openxmlformats.org/officeDocument/2006/relationships" xmlns:w="http://schemas.openxmlformats.org/wordprocessingml/2006/main" xmlns:w14="http://schemas.microsoft.com/office/word/2010/wordml" xmlns:w15="http://schemas.microsoft.com/office/word/2012/wordml" xmlns:w16cex="http://schemas.microsoft.com/office/word/2018/wordml/cex" xmlns:w16cid="http://schemas.microsoft.com/office/word/2016/wordml/cid" xmlns:w16="http://schemas.microsoft.com/office/word/2018/wordml" xmlns:w16sdtdh="http://schemas.microsoft.com/office/word/2020/wordml/sdtdatahash" xmlns:w16se="http://schemas.microsoft.com/office/word/2015/wordml/symex" mc:Ignorable="w14 w15 w16se w16cid w16 w16cex w16sdtdh">
   <w:docDefaults>
     <w:rPrDefault>
       <w:rPr>
@@ -13064,7 +13025,7 @@
     </w:rPrDefault>
     <w:pPrDefault/>
   </w:docDefaults>
-  <w:latentStyles w:defLockedState="0" w:defUIPriority="99" w:defSemiHidden="0" w:defUnhideWhenUsed="0" w:defQFormat="0" w:count="371">
+  <w:latentStyles w:defLockedState="0" w:defUIPriority="99" w:defSemiHidden="0" w:defUnhideWhenUsed="0" w:defQFormat="0" w:count="376">
     <w:lsdException w:name="Normal" w:uiPriority="0" w:qFormat="1"/>
     <w:lsdException w:name="heading 1" w:uiPriority="9" w:qFormat="1"/>
     <w:lsdException w:name="heading 2" w:semiHidden="1" w:uiPriority="9" w:unhideWhenUsed="1" w:qFormat="1"/>
@@ -13170,7 +13131,6 @@
     <w:lsdException w:name="HTML Sample" w:semiHidden="1" w:unhideWhenUsed="1"/>
     <w:lsdException w:name="HTML Typewriter" w:semiHidden="1" w:unhideWhenUsed="1"/>
     <w:lsdException w:name="HTML Variable" w:semiHidden="1" w:unhideWhenUsed="1"/>
-    <w:lsdException w:name="Normal Table" w:semiHidden="1" w:unhideWhenUsed="1"/>
     <w:lsdException w:name="annotation subject" w:semiHidden="1" w:unhideWhenUsed="1"/>
     <w:lsdException w:name="No List" w:semiHidden="1" w:unhideWhenUsed="1"/>
     <w:lsdException w:name="Outline List 1" w:semiHidden="1" w:unhideWhenUsed="1"/>
@@ -13213,11 +13173,8 @@
     <w:lsdException w:name="Table Contemporary" w:semiHidden="1" w:unhideWhenUsed="1"/>
     <w:lsdException w:name="Table Elegant" w:semiHidden="1" w:unhideWhenUsed="1"/>
     <w:lsdException w:name="Table Professional" w:semiHidden="1" w:unhideWhenUsed="1"/>
-    <w:lsdException w:name="Table Subtle 1" w:semiHidden="1" w:unhideWhenUsed="1"/>
     <w:lsdException w:name="Table Subtle 2" w:semiHidden="1" w:unhideWhenUsed="1"/>
     <w:lsdException w:name="Table Web 1" w:semiHidden="1" w:unhideWhenUsed="1"/>
-    <w:lsdException w:name="Table Web 2" w:semiHidden="1" w:unhideWhenUsed="1"/>
-    <w:lsdException w:name="Table Web 3" w:semiHidden="1" w:unhideWhenUsed="1"/>
     <w:lsdException w:name="Balloon Text" w:semiHidden="1" w:unhideWhenUsed="1"/>
     <w:lsdException w:name="Table Grid" w:uiPriority="39"/>
     <w:lsdException w:name="Table Theme" w:semiHidden="1" w:unhideWhenUsed="1"/>
@@ -13436,6 +13393,11 @@
     <w:lsdException w:name="List Table 5 Dark Accent 6" w:uiPriority="50"/>
     <w:lsdException w:name="List Table 6 Colorful Accent 6" w:uiPriority="51"/>
     <w:lsdException w:name="List Table 7 Colorful Accent 6" w:uiPriority="52"/>
+    <w:lsdException w:name="Mention" w:semiHidden="1" w:unhideWhenUsed="1"/>
+    <w:lsdException w:name="Smart Hyperlink" w:semiHidden="1" w:unhideWhenUsed="1"/>
+    <w:lsdException w:name="Hashtag" w:semiHidden="1" w:unhideWhenUsed="1"/>
+    <w:lsdException w:name="Unresolved Mention" w:semiHidden="1" w:unhideWhenUsed="1"/>
+    <w:lsdException w:name="Smart Link" w:semiHidden="1" w:unhideWhenUsed="1"/>
   </w:latentStyles>
   <w:style w:type="paragraph" w:default="1" w:styleId="a0">
     <w:name w:val="Normal"/>

--- a/lb1/ЛР5_Склярук_А_Д.docx
+++ b/lb1/ЛР5_Склярук_А_Д.docx
@@ -548,12 +548,21 @@
                 <w:lang w:eastAsia="en-US"/>
               </w:rPr>
             </w:pPr>
+            <w:proofErr w:type="spellStart"/>
             <w:r>
               <w:rPr>
                 <w:szCs w:val="28"/>
                 <w:lang w:eastAsia="en-US"/>
               </w:rPr>
-              <w:t>Склярук А.Д.</w:t>
+              <w:t>Склярук</w:t>
+            </w:r>
+            <w:proofErr w:type="spellEnd"/>
+            <w:r>
+              <w:rPr>
+                <w:szCs w:val="28"/>
+                <w:lang w:eastAsia="en-US"/>
+              </w:rPr>
+              <w:t xml:space="preserve"> А.Д.</w:t>
             </w:r>
           </w:p>
           <w:p>
@@ -630,21 +639,14 @@
                 <w:lang w:eastAsia="en-US"/>
               </w:rPr>
             </w:pPr>
-            <w:commentRangeStart w:id="3"/>
-            <w:r>
-              <w:rPr>
-                <w:szCs w:val="28"/>
-                <w:lang w:eastAsia="en-US"/>
-              </w:rPr>
-              <w:t>1</w:t>
-            </w:r>
             <w:r>
               <w:rPr>
                 <w:szCs w:val="28"/>
                 <w:lang w:val="en-US" w:eastAsia="en-US"/>
               </w:rPr>
-              <w:t>3</w:t>
-            </w:r>
+              <w:t>20</w:t>
+            </w:r>
+            <w:commentRangeStart w:id="3"/>
             <w:r>
               <w:rPr>
                 <w:szCs w:val="28"/>
@@ -944,11 +946,19 @@
                 <w:lang w:eastAsia="en-US"/>
               </w:rPr>
             </w:pPr>
+            <w:proofErr w:type="spellStart"/>
             <w:r>
               <w:rPr>
                 <w:szCs w:val="28"/>
               </w:rPr>
-              <w:t>Калентьев А.А.</w:t>
+              <w:t>Калентьев</w:t>
+            </w:r>
+            <w:proofErr w:type="spellEnd"/>
+            <w:r>
+              <w:rPr>
+                <w:szCs w:val="28"/>
+              </w:rPr>
+              <w:t xml:space="preserve"> А.А.</w:t>
             </w:r>
           </w:p>
         </w:tc>
@@ -2597,7 +2607,7 @@
               <w:rPr>
                 <w:webHidden/>
               </w:rPr>
-              <w:t>22</w:t>
+              <w:t>23</w:t>
             </w:r>
             <w:r>
               <w:rPr>
@@ -2841,7 +2851,7 @@
               <w:rPr>
                 <w:webHidden/>
               </w:rPr>
-              <w:t>24</w:t>
+              <w:t>25</w:t>
             </w:r>
             <w:r>
               <w:rPr>
@@ -3991,16 +4001,26 @@
         <w:pStyle w:val="aff3"/>
       </w:pPr>
       <w:commentRangeStart w:id="8"/>
+      <w:commentRangeEnd w:id="8"/>
+      <w:r>
+        <w:rPr>
+          <w:rStyle w:val="af2"/>
+          <w:rFonts w:ascii="Calibri" w:eastAsia="Calibri" w:hAnsi="Calibri"/>
+          <w:color w:val="auto"/>
+          <w:lang w:eastAsia="ru-RU"/>
+        </w:rPr>
+        <w:lastRenderedPageBreak/>
+        <w:commentReference w:id="8"/>
+      </w:r>
       <w:r>
         <w:rPr>
           <w:noProof/>
         </w:rPr>
-        <w:lastRenderedPageBreak/>
         <w:drawing>
-          <wp:inline distT="0" distB="0" distL="0" distR="0" wp14:anchorId="73FBC88F" wp14:editId="3D33238D">
-            <wp:extent cx="5632558" cy="5454286"/>
-            <wp:effectExtent l="0" t="0" r="6350" b="0"/>
-            <wp:docPr id="1" name="Рисунок 1"/>
+          <wp:inline distT="0" distB="0" distL="0" distR="0" wp14:anchorId="7DD35685" wp14:editId="3D59785F">
+            <wp:extent cx="5697206" cy="5390866"/>
+            <wp:effectExtent l="0" t="0" r="0" b="635"/>
+            <wp:docPr id="4" name="Рисунок 4"/>
             <wp:cNvGraphicFramePr>
               <a:graphicFrameLocks xmlns:a="http://schemas.openxmlformats.org/drawingml/2006/main" noChangeAspect="1"/>
             </wp:cNvGraphicFramePr>
@@ -4008,23 +4028,33 @@
               <a:graphicData uri="http://schemas.openxmlformats.org/drawingml/2006/picture">
                 <pic:pic xmlns:pic="http://schemas.openxmlformats.org/drawingml/2006/picture">
                   <pic:nvPicPr>
-                    <pic:cNvPr id="1" name=""/>
-                    <pic:cNvPicPr/>
+                    <pic:cNvPr id="0" name="Picture 2"/>
+                    <pic:cNvPicPr>
+                      <a:picLocks noChangeAspect="1" noChangeArrowheads="1"/>
+                    </pic:cNvPicPr>
                   </pic:nvPicPr>
                   <pic:blipFill>
-                    <a:blip r:embed="rId14"/>
+                    <a:blip r:embed="rId14" cstate="print">
+                      <a:extLst>
+                        <a:ext uri="{28A0092B-C50C-407E-A947-70E740481C1C}">
+                          <a14:useLocalDpi xmlns:a14="http://schemas.microsoft.com/office/drawing/2010/main" val="0"/>
+                        </a:ext>
+                      </a:extLst>
+                    </a:blip>
+                    <a:srcRect/>
                     <a:stretch>
                       <a:fillRect/>
                     </a:stretch>
                   </pic:blipFill>
-                  <pic:spPr>
+                  <pic:spPr bwMode="auto">
                     <a:xfrm>
                       <a:off x="0" y="0"/>
-                      <a:ext cx="5643408" cy="5464793"/>
+                      <a:ext cx="5707481" cy="5400589"/>
                     </a:xfrm>
                     <a:prstGeom prst="rect">
                       <a:avLst/>
                     </a:prstGeom>
+                    <a:noFill/>
                   </pic:spPr>
                 </pic:pic>
               </a:graphicData>
@@ -4032,16 +4062,6 @@
           </wp:inline>
         </w:drawing>
       </w:r>
-      <w:commentRangeEnd w:id="8"/>
-      <w:r>
-        <w:rPr>
-          <w:rStyle w:val="af2"/>
-          <w:rFonts w:ascii="Calibri" w:eastAsia="Calibri" w:hAnsi="Calibri"/>
-          <w:color w:val="auto"/>
-          <w:lang w:eastAsia="ru-RU"/>
-        </w:rPr>
-        <w:commentReference w:id="8"/>
-      </w:r>
     </w:p>
     <w:p>
       <w:pPr>
@@ -4146,8 +4166,16 @@
         <w:rPr>
           <w:lang w:val="en-US"/>
         </w:rPr>
-        <w:t xml:space="preserve"> IShape</w:t>
-      </w:r>
+        <w:t xml:space="preserve"> </w:t>
+      </w:r>
+      <w:proofErr w:type="spellStart"/>
+      <w:r>
+        <w:rPr>
+          <w:lang w:val="en-US"/>
+        </w:rPr>
+        <w:t>IShape</w:t>
+      </w:r>
+      <w:proofErr w:type="spellEnd"/>
     </w:p>
     <w:tbl>
       <w:tblPr>
@@ -4376,9 +4404,11 @@
             <w:pPr>
               <w:pStyle w:val="aff7"/>
             </w:pPr>
+            <w:proofErr w:type="spellStart"/>
             <w:r>
               <w:t>string</w:t>
             </w:r>
+            <w:proofErr w:type="spellEnd"/>
           </w:p>
         </w:tc>
         <w:tc>
@@ -4410,8 +4440,13 @@
               <w:pStyle w:val="aff7"/>
             </w:pPr>
             <w:r>
-              <w:t>+ Length</w:t>
-            </w:r>
+              <w:t xml:space="preserve">+ </w:t>
+            </w:r>
+            <w:proofErr w:type="spellStart"/>
+            <w:r>
+              <w:t>Length</w:t>
+            </w:r>
+            <w:proofErr w:type="spellEnd"/>
           </w:p>
         </w:tc>
         <w:tc>
@@ -4423,9 +4458,11 @@
             <w:pPr>
               <w:pStyle w:val="aff7"/>
             </w:pPr>
+            <w:proofErr w:type="spellStart"/>
             <w:r>
               <w:t>double</w:t>
             </w:r>
+            <w:proofErr w:type="spellEnd"/>
           </w:p>
         </w:tc>
         <w:tc>
@@ -4457,8 +4494,13 @@
               <w:pStyle w:val="aff7"/>
             </w:pPr>
             <w:r>
-              <w:t>+ Width</w:t>
-            </w:r>
+              <w:t xml:space="preserve">+ </w:t>
+            </w:r>
+            <w:proofErr w:type="spellStart"/>
+            <w:r>
+              <w:t>Width</w:t>
+            </w:r>
+            <w:proofErr w:type="spellEnd"/>
           </w:p>
         </w:tc>
         <w:tc>
@@ -4470,9 +4512,11 @@
             <w:pPr>
               <w:pStyle w:val="aff7"/>
             </w:pPr>
+            <w:proofErr w:type="spellStart"/>
             <w:r>
               <w:t>double</w:t>
             </w:r>
+            <w:proofErr w:type="spellEnd"/>
           </w:p>
         </w:tc>
         <w:tc>
@@ -4504,8 +4548,13 @@
               <w:pStyle w:val="aff7"/>
             </w:pPr>
             <w:r>
-              <w:t>+ Height</w:t>
-            </w:r>
+              <w:t xml:space="preserve">+ </w:t>
+            </w:r>
+            <w:proofErr w:type="spellStart"/>
+            <w:r>
+              <w:t>Height</w:t>
+            </w:r>
+            <w:proofErr w:type="spellEnd"/>
           </w:p>
         </w:tc>
         <w:tc>
@@ -4517,9 +4566,11 @@
             <w:pPr>
               <w:pStyle w:val="aff7"/>
             </w:pPr>
+            <w:proofErr w:type="spellStart"/>
             <w:r>
               <w:t>double</w:t>
             </w:r>
+            <w:proofErr w:type="spellEnd"/>
           </w:p>
         </w:tc>
         <w:tc>
@@ -4552,8 +4603,13 @@
               <w:pStyle w:val="aff7"/>
             </w:pPr>
             <w:r>
-              <w:t>+ Radius</w:t>
-            </w:r>
+              <w:t xml:space="preserve">+ </w:t>
+            </w:r>
+            <w:proofErr w:type="spellStart"/>
+            <w:r>
+              <w:t>Radius</w:t>
+            </w:r>
+            <w:proofErr w:type="spellEnd"/>
           </w:p>
         </w:tc>
         <w:tc>
@@ -4565,9 +4621,11 @@
             <w:pPr>
               <w:pStyle w:val="aff7"/>
             </w:pPr>
+            <w:proofErr w:type="spellStart"/>
             <w:r>
               <w:t>double</w:t>
             </w:r>
+            <w:proofErr w:type="spellEnd"/>
           </w:p>
         </w:tc>
         <w:tc>
@@ -4599,8 +4657,13 @@
               <w:pStyle w:val="aff7"/>
             </w:pPr>
             <w:r>
-              <w:t>+ Parameters</w:t>
-            </w:r>
+              <w:t xml:space="preserve">+ </w:t>
+            </w:r>
+            <w:proofErr w:type="spellStart"/>
+            <w:r>
+              <w:t>Parameters</w:t>
+            </w:r>
+            <w:proofErr w:type="spellEnd"/>
           </w:p>
         </w:tc>
         <w:tc>
@@ -4612,9 +4675,11 @@
             <w:pPr>
               <w:pStyle w:val="aff7"/>
             </w:pPr>
+            <w:proofErr w:type="spellStart"/>
             <w:r>
               <w:t>string</w:t>
             </w:r>
+            <w:proofErr w:type="spellEnd"/>
           </w:p>
         </w:tc>
         <w:tc>
@@ -4647,8 +4712,13 @@
             </w:pPr>
             <w:r>
               <w:lastRenderedPageBreak/>
-              <w:t>+ Volume</w:t>
-            </w:r>
+              <w:t xml:space="preserve">+ </w:t>
+            </w:r>
+            <w:proofErr w:type="spellStart"/>
+            <w:r>
+              <w:t>Volume</w:t>
+            </w:r>
+            <w:proofErr w:type="spellEnd"/>
           </w:p>
         </w:tc>
         <w:tc>
@@ -4660,9 +4730,11 @@
             <w:pPr>
               <w:pStyle w:val="aff7"/>
             </w:pPr>
+            <w:proofErr w:type="spellStart"/>
             <w:r>
               <w:t>double</w:t>
             </w:r>
+            <w:proofErr w:type="spellEnd"/>
           </w:p>
         </w:tc>
         <w:tc>
@@ -4717,7 +4789,29 @@
               <w:rPr>
                 <w:rStyle w:val="qwen-markdown-text"/>
               </w:rPr>
-              <w:t>+ CalculateVolume()</w:t>
+              <w:t xml:space="preserve">+ </w:t>
+            </w:r>
+            <w:proofErr w:type="spellStart"/>
+            <w:proofErr w:type="gramStart"/>
+            <w:r>
+              <w:rPr>
+                <w:rStyle w:val="qwen-markdown-text"/>
+              </w:rPr>
+              <w:t>CalculateVolume</w:t>
+            </w:r>
+            <w:proofErr w:type="spellEnd"/>
+            <w:r>
+              <w:rPr>
+                <w:rStyle w:val="qwen-markdown-text"/>
+              </w:rPr>
+              <w:t>(</w:t>
+            </w:r>
+            <w:proofErr w:type="gramEnd"/>
+            <w:r>
+              <w:rPr>
+                <w:rStyle w:val="qwen-markdown-text"/>
+              </w:rPr>
+              <w:t>)</w:t>
             </w:r>
           </w:p>
         </w:tc>
@@ -4730,12 +4824,14 @@
             <w:pPr>
               <w:pStyle w:val="aff7"/>
             </w:pPr>
+            <w:proofErr w:type="spellStart"/>
             <w:r>
               <w:rPr>
                 <w:rStyle w:val="qwen-markdown-text"/>
               </w:rPr>
               <w:t>double</w:t>
             </w:r>
+            <w:proofErr w:type="spellEnd"/>
           </w:p>
         </w:tc>
         <w:tc>
@@ -4776,7 +4872,29 @@
               <w:rPr>
                 <w:rStyle w:val="qwen-markdown-text"/>
               </w:rPr>
-              <w:t>+ GetInfo()</w:t>
+              <w:t xml:space="preserve">+ </w:t>
+            </w:r>
+            <w:proofErr w:type="spellStart"/>
+            <w:proofErr w:type="gramStart"/>
+            <w:r>
+              <w:rPr>
+                <w:rStyle w:val="qwen-markdown-text"/>
+              </w:rPr>
+              <w:t>GetInfo</w:t>
+            </w:r>
+            <w:proofErr w:type="spellEnd"/>
+            <w:r>
+              <w:rPr>
+                <w:rStyle w:val="qwen-markdown-text"/>
+              </w:rPr>
+              <w:t>(</w:t>
+            </w:r>
+            <w:proofErr w:type="gramEnd"/>
+            <w:r>
+              <w:rPr>
+                <w:rStyle w:val="qwen-markdown-text"/>
+              </w:rPr>
+              <w:t>)</w:t>
             </w:r>
           </w:p>
         </w:tc>
@@ -4789,12 +4907,14 @@
             <w:pPr>
               <w:pStyle w:val="aff7"/>
             </w:pPr>
+            <w:proofErr w:type="spellStart"/>
             <w:r>
               <w:rPr>
                 <w:rStyle w:val="qwen-markdown-text"/>
               </w:rPr>
               <w:t>string</w:t>
             </w:r>
+            <w:proofErr w:type="spellEnd"/>
           </w:p>
         </w:tc>
         <w:tc>
@@ -4836,9 +4956,11 @@
       <w:r>
         <w:t xml:space="preserve">Описание класса </w:t>
       </w:r>
+      <w:proofErr w:type="spellStart"/>
       <w:r>
         <w:t>ShapeBase</w:t>
       </w:r>
+      <w:proofErr w:type="spellEnd"/>
     </w:p>
     <w:tbl>
       <w:tblPr>
@@ -4934,7 +5056,15 @@
               <w:pStyle w:val="aff7"/>
             </w:pPr>
             <w:r>
-              <w:t>Абстрактный базовый класс, реализующий интерфейс `IShape`. Содержит общую логику валидации входных данных и значения по умолчанию для свойств, не применимых к конкретной фигуре</w:t>
+              <w:t>Абстрактный базовый класс, реализующий интерфейс `</w:t>
+            </w:r>
+            <w:proofErr w:type="spellStart"/>
+            <w:r>
+              <w:t>IShape</w:t>
+            </w:r>
+            <w:proofErr w:type="spellEnd"/>
+            <w:r>
+              <w:t>`. Содержит общую логику валидации входных данных и значения по умолчанию для свойств, не применимых к конкретной фигуре</w:t>
             </w:r>
           </w:p>
         </w:tc>
@@ -4973,7 +5103,15 @@
               <w:pStyle w:val="aff7"/>
             </w:pPr>
             <w:r>
-              <w:t>+ {abstract} Name</w:t>
+              <w:t>+ {</w:t>
+            </w:r>
+            <w:proofErr w:type="spellStart"/>
+            <w:r>
+              <w:t>abstract</w:t>
+            </w:r>
+            <w:proofErr w:type="spellEnd"/>
+            <w:r>
+              <w:t>} Name</w:t>
             </w:r>
           </w:p>
         </w:tc>
@@ -4986,9 +5124,11 @@
             <w:pPr>
               <w:pStyle w:val="aff7"/>
             </w:pPr>
+            <w:proofErr w:type="spellStart"/>
             <w:r>
               <w:t>string</w:t>
             </w:r>
+            <w:proofErr w:type="spellEnd"/>
           </w:p>
         </w:tc>
         <w:tc>
@@ -5020,8 +5160,21 @@
               <w:pStyle w:val="aff7"/>
             </w:pPr>
             <w:r>
-              <w:t>+ {abstract} Parameters</w:t>
-            </w:r>
+              <w:t>+ {</w:t>
+            </w:r>
+            <w:proofErr w:type="spellStart"/>
+            <w:r>
+              <w:t>abstract</w:t>
+            </w:r>
+            <w:proofErr w:type="spellEnd"/>
+            <w:r>
+              <w:t xml:space="preserve">} </w:t>
+            </w:r>
+            <w:proofErr w:type="spellStart"/>
+            <w:r>
+              <w:t>Parameters</w:t>
+            </w:r>
+            <w:proofErr w:type="spellEnd"/>
           </w:p>
         </w:tc>
         <w:tc>
@@ -5033,9 +5186,11 @@
             <w:pPr>
               <w:pStyle w:val="aff7"/>
             </w:pPr>
+            <w:proofErr w:type="spellStart"/>
             <w:r>
               <w:t>string</w:t>
             </w:r>
+            <w:proofErr w:type="spellEnd"/>
           </w:p>
         </w:tc>
         <w:tc>
@@ -5067,8 +5222,21 @@
               <w:pStyle w:val="aff7"/>
             </w:pPr>
             <w:r>
-              <w:t>+ {virtual} Length</w:t>
-            </w:r>
+              <w:t>+ {</w:t>
+            </w:r>
+            <w:proofErr w:type="spellStart"/>
+            <w:r>
+              <w:t>virtual</w:t>
+            </w:r>
+            <w:proofErr w:type="spellEnd"/>
+            <w:r>
+              <w:t xml:space="preserve">} </w:t>
+            </w:r>
+            <w:proofErr w:type="spellStart"/>
+            <w:r>
+              <w:t>Length</w:t>
+            </w:r>
+            <w:proofErr w:type="spellEnd"/>
           </w:p>
         </w:tc>
         <w:tc>
@@ -5080,9 +5248,11 @@
             <w:pPr>
               <w:pStyle w:val="aff7"/>
             </w:pPr>
+            <w:proofErr w:type="spellStart"/>
             <w:r>
               <w:t>double</w:t>
             </w:r>
+            <w:proofErr w:type="spellEnd"/>
           </w:p>
         </w:tc>
         <w:tc>
@@ -5114,8 +5284,21 @@
               <w:pStyle w:val="aff7"/>
             </w:pPr>
             <w:r>
-              <w:t>+ {virtual} Width</w:t>
-            </w:r>
+              <w:t>+ {</w:t>
+            </w:r>
+            <w:proofErr w:type="spellStart"/>
+            <w:r>
+              <w:t>virtual</w:t>
+            </w:r>
+            <w:proofErr w:type="spellEnd"/>
+            <w:r>
+              <w:t xml:space="preserve">} </w:t>
+            </w:r>
+            <w:proofErr w:type="spellStart"/>
+            <w:r>
+              <w:t>Width</w:t>
+            </w:r>
+            <w:proofErr w:type="spellEnd"/>
           </w:p>
         </w:tc>
         <w:tc>
@@ -5127,9 +5310,11 @@
             <w:pPr>
               <w:pStyle w:val="aff7"/>
             </w:pPr>
+            <w:proofErr w:type="spellStart"/>
             <w:r>
               <w:t>double</w:t>
             </w:r>
+            <w:proofErr w:type="spellEnd"/>
           </w:p>
         </w:tc>
         <w:tc>
@@ -5161,8 +5346,21 @@
               <w:pStyle w:val="aff7"/>
             </w:pPr>
             <w:r>
-              <w:t>+ {virtual} Height</w:t>
-            </w:r>
+              <w:t>+ {</w:t>
+            </w:r>
+            <w:proofErr w:type="spellStart"/>
+            <w:r>
+              <w:t>virtual</w:t>
+            </w:r>
+            <w:proofErr w:type="spellEnd"/>
+            <w:r>
+              <w:t xml:space="preserve">} </w:t>
+            </w:r>
+            <w:proofErr w:type="spellStart"/>
+            <w:r>
+              <w:t>Height</w:t>
+            </w:r>
+            <w:proofErr w:type="spellEnd"/>
           </w:p>
         </w:tc>
         <w:tc>
@@ -5174,9 +5372,11 @@
             <w:pPr>
               <w:pStyle w:val="aff7"/>
             </w:pPr>
+            <w:proofErr w:type="spellStart"/>
             <w:r>
               <w:t>double</w:t>
             </w:r>
+            <w:proofErr w:type="spellEnd"/>
           </w:p>
         </w:tc>
         <w:tc>
@@ -5208,8 +5408,21 @@
               <w:pStyle w:val="aff7"/>
             </w:pPr>
             <w:r>
-              <w:t>+ {virtual} Radius</w:t>
-            </w:r>
+              <w:t>+ {</w:t>
+            </w:r>
+            <w:proofErr w:type="spellStart"/>
+            <w:r>
+              <w:t>virtual</w:t>
+            </w:r>
+            <w:proofErr w:type="spellEnd"/>
+            <w:r>
+              <w:t xml:space="preserve">} </w:t>
+            </w:r>
+            <w:proofErr w:type="spellStart"/>
+            <w:r>
+              <w:t>Radius</w:t>
+            </w:r>
+            <w:proofErr w:type="spellEnd"/>
           </w:p>
         </w:tc>
         <w:tc>
@@ -5221,9 +5434,11 @@
             <w:pPr>
               <w:pStyle w:val="aff7"/>
             </w:pPr>
+            <w:proofErr w:type="spellStart"/>
             <w:r>
               <w:t>double</w:t>
             </w:r>
+            <w:proofErr w:type="spellEnd"/>
           </w:p>
         </w:tc>
         <w:tc>
@@ -5255,8 +5470,13 @@
               <w:pStyle w:val="aff7"/>
             </w:pPr>
             <w:r>
-              <w:t>+ Volume</w:t>
-            </w:r>
+              <w:t xml:space="preserve">+ </w:t>
+            </w:r>
+            <w:proofErr w:type="spellStart"/>
+            <w:r>
+              <w:t>Volume</w:t>
+            </w:r>
+            <w:proofErr w:type="spellEnd"/>
           </w:p>
         </w:tc>
         <w:tc>
@@ -5268,9 +5488,11 @@
             <w:pPr>
               <w:pStyle w:val="aff7"/>
             </w:pPr>
+            <w:proofErr w:type="spellStart"/>
             <w:r>
               <w:t>double</w:t>
             </w:r>
+            <w:proofErr w:type="spellEnd"/>
           </w:p>
         </w:tc>
         <w:tc>
@@ -5283,7 +5505,20 @@
               <w:pStyle w:val="aff7"/>
             </w:pPr>
             <w:r>
-              <w:t>Вычисляемое свойство объёма. Вызывает метод `CalculateVolume()`</w:t>
+              <w:t>Вычисляемое свойство объёма. Вызывает метод `</w:t>
+            </w:r>
+            <w:proofErr w:type="spellStart"/>
+            <w:proofErr w:type="gramStart"/>
+            <w:r>
+              <w:t>CalculateVolume</w:t>
+            </w:r>
+            <w:proofErr w:type="spellEnd"/>
+            <w:r>
+              <w:t>(</w:t>
+            </w:r>
+            <w:proofErr w:type="gramEnd"/>
+            <w:r>
+              <w:t>)`</w:t>
             </w:r>
           </w:p>
         </w:tc>
@@ -5322,7 +5557,28 @@
               <w:pStyle w:val="aff7"/>
             </w:pPr>
             <w:r>
-              <w:t>+ {abstract} CalculateVolume()</w:t>
+              <w:t>+ {</w:t>
+            </w:r>
+            <w:proofErr w:type="spellStart"/>
+            <w:r>
+              <w:t>abstract</w:t>
+            </w:r>
+            <w:proofErr w:type="spellEnd"/>
+            <w:r>
+              <w:t xml:space="preserve">} </w:t>
+            </w:r>
+            <w:proofErr w:type="spellStart"/>
+            <w:proofErr w:type="gramStart"/>
+            <w:r>
+              <w:t>CalculateVolume</w:t>
+            </w:r>
+            <w:proofErr w:type="spellEnd"/>
+            <w:r>
+              <w:t>(</w:t>
+            </w:r>
+            <w:proofErr w:type="gramEnd"/>
+            <w:r>
+              <w:t>)</w:t>
             </w:r>
           </w:p>
         </w:tc>
@@ -5335,9 +5591,11 @@
             <w:pPr>
               <w:pStyle w:val="aff7"/>
             </w:pPr>
+            <w:proofErr w:type="spellStart"/>
             <w:r>
               <w:t>double</w:t>
             </w:r>
+            <w:proofErr w:type="spellEnd"/>
           </w:p>
         </w:tc>
         <w:tc>
@@ -5372,7 +5630,28 @@
               <w:pStyle w:val="aff7"/>
             </w:pPr>
             <w:r>
-              <w:t>+ {abstract} GetInfo()</w:t>
+              <w:t>+ {</w:t>
+            </w:r>
+            <w:proofErr w:type="spellStart"/>
+            <w:r>
+              <w:t>abstract</w:t>
+            </w:r>
+            <w:proofErr w:type="spellEnd"/>
+            <w:r>
+              <w:t xml:space="preserve">} </w:t>
+            </w:r>
+            <w:proofErr w:type="spellStart"/>
+            <w:proofErr w:type="gramStart"/>
+            <w:r>
+              <w:t>GetInfo</w:t>
+            </w:r>
+            <w:proofErr w:type="spellEnd"/>
+            <w:r>
+              <w:t>(</w:t>
+            </w:r>
+            <w:proofErr w:type="gramEnd"/>
+            <w:r>
+              <w:t>)</w:t>
             </w:r>
           </w:p>
         </w:tc>
@@ -5385,9 +5664,11 @@
             <w:pPr>
               <w:pStyle w:val="aff7"/>
             </w:pPr>
+            <w:proofErr w:type="spellStart"/>
             <w:r>
               <w:t>string</w:t>
             </w:r>
+            <w:proofErr w:type="spellEnd"/>
           </w:p>
         </w:tc>
         <w:tc>
@@ -5428,7 +5709,43 @@
               <w:rPr>
                 <w:lang w:val="en-US"/>
               </w:rPr>
-              <w:t># ValidatePositiveNumber(double value, string parameterName)</w:t>
+              <w:t xml:space="preserve"># </w:t>
+            </w:r>
+            <w:proofErr w:type="spellStart"/>
+            <w:proofErr w:type="gramStart"/>
+            <w:r>
+              <w:rPr>
+                <w:lang w:val="en-US"/>
+              </w:rPr>
+              <w:t>ValidatePositiveNumber</w:t>
+            </w:r>
+            <w:proofErr w:type="spellEnd"/>
+            <w:r>
+              <w:rPr>
+                <w:lang w:val="en-US"/>
+              </w:rPr>
+              <w:t>(</w:t>
+            </w:r>
+            <w:proofErr w:type="gramEnd"/>
+            <w:r>
+              <w:rPr>
+                <w:lang w:val="en-US"/>
+              </w:rPr>
+              <w:t xml:space="preserve">double value, string </w:t>
+            </w:r>
+            <w:proofErr w:type="spellStart"/>
+            <w:r>
+              <w:rPr>
+                <w:lang w:val="en-US"/>
+              </w:rPr>
+              <w:t>parameterName</w:t>
+            </w:r>
+            <w:proofErr w:type="spellEnd"/>
+            <w:r>
+              <w:rPr>
+                <w:lang w:val="en-US"/>
+              </w:rPr>
+              <w:t>)</w:t>
             </w:r>
           </w:p>
         </w:tc>
@@ -5441,9 +5758,11 @@
             <w:pPr>
               <w:pStyle w:val="aff7"/>
             </w:pPr>
+            <w:proofErr w:type="spellStart"/>
             <w:r>
               <w:t>void</w:t>
             </w:r>
+            <w:proofErr w:type="spellEnd"/>
           </w:p>
         </w:tc>
         <w:tc>
@@ -5459,10 +5778,26 @@
               <w:t>М</w:t>
             </w:r>
             <w:r>
-              <w:t>етод валидации. Генерирует `ArgumentException`, если значение меньше или равно 0,</w:t>
-            </w:r>
-            <w:r>
-              <w:t xml:space="preserve"> либо является `NaN`/`Infinity`</w:t>
+              <w:t>етод валидации. Генерирует `</w:t>
+            </w:r>
+            <w:proofErr w:type="spellStart"/>
+            <w:r>
+              <w:t>ArgumentException</w:t>
+            </w:r>
+            <w:proofErr w:type="spellEnd"/>
+            <w:r>
+              <w:t>`, если значение меньше или равно 0,</w:t>
+            </w:r>
+            <w:r>
+              <w:t xml:space="preserve"> либо является `</w:t>
+            </w:r>
+            <w:proofErr w:type="spellStart"/>
+            <w:r>
+              <w:t>NaN</w:t>
+            </w:r>
+            <w:proofErr w:type="spellEnd"/>
+            <w:r>
+              <w:t>`/`Infinity`</w:t>
             </w:r>
           </w:p>
         </w:tc>
@@ -5482,9 +5817,11 @@
       <w:r>
         <w:t xml:space="preserve">Таблица 3 – Описание класса </w:t>
       </w:r>
+      <w:proofErr w:type="spellStart"/>
       <w:r>
         <w:t>Sphere</w:t>
       </w:r>
+      <w:proofErr w:type="spellEnd"/>
     </w:p>
     <w:tbl>
       <w:tblPr>
@@ -5584,8 +5921,13 @@
               <w:t>Класс, представ</w:t>
             </w:r>
             <w:r>
-              <w:t>ляющий шар. Наследует ShapeBase</w:t>
-            </w:r>
+              <w:t xml:space="preserve">ляющий шар. Наследует </w:t>
+            </w:r>
+            <w:proofErr w:type="spellStart"/>
+            <w:r>
+              <w:t>ShapeBase</w:t>
+            </w:r>
+            <w:proofErr w:type="spellEnd"/>
           </w:p>
         </w:tc>
       </w:tr>
@@ -5627,8 +5969,13 @@
               </w:rPr>
             </w:pPr>
             <w:r>
-              <w:t>- _radius</w:t>
-            </w:r>
+              <w:t>- _</w:t>
+            </w:r>
+            <w:proofErr w:type="spellStart"/>
+            <w:r>
+              <w:t>radius</w:t>
+            </w:r>
+            <w:proofErr w:type="spellEnd"/>
           </w:p>
         </w:tc>
         <w:tc>
@@ -5643,9 +5990,11 @@
                 <w:szCs w:val="24"/>
               </w:rPr>
             </w:pPr>
+            <w:proofErr w:type="spellStart"/>
             <w:r>
               <w:t>double</w:t>
             </w:r>
+            <w:proofErr w:type="spellEnd"/>
           </w:p>
         </w:tc>
         <w:tc>
@@ -5709,7 +6058,15 @@
               </w:rPr>
             </w:pPr>
             <w:r>
-              <w:t>+ override Name</w:t>
+              <w:t xml:space="preserve">+ </w:t>
+            </w:r>
+            <w:proofErr w:type="spellStart"/>
+            <w:r>
+              <w:t>override</w:t>
+            </w:r>
+            <w:proofErr w:type="spellEnd"/>
+            <w:r>
+              <w:t xml:space="preserve"> Name</w:t>
             </w:r>
           </w:p>
         </w:tc>
@@ -5725,9 +6082,11 @@
                 <w:szCs w:val="24"/>
               </w:rPr>
             </w:pPr>
+            <w:proofErr w:type="spellStart"/>
             <w:r>
               <w:t>string</w:t>
             </w:r>
+            <w:proofErr w:type="spellEnd"/>
           </w:p>
         </w:tc>
         <w:tc>
@@ -5765,8 +6124,21 @@
               </w:rPr>
             </w:pPr>
             <w:r>
-              <w:t>+ override Radius</w:t>
-            </w:r>
+              <w:t xml:space="preserve">+ </w:t>
+            </w:r>
+            <w:proofErr w:type="spellStart"/>
+            <w:r>
+              <w:t>override</w:t>
+            </w:r>
+            <w:proofErr w:type="spellEnd"/>
+            <w:r>
+              <w:t xml:space="preserve"> </w:t>
+            </w:r>
+            <w:proofErr w:type="spellStart"/>
+            <w:r>
+              <w:t>Radius</w:t>
+            </w:r>
+            <w:proofErr w:type="spellEnd"/>
           </w:p>
         </w:tc>
         <w:tc>
@@ -5781,9 +6153,11 @@
                 <w:szCs w:val="24"/>
               </w:rPr>
             </w:pPr>
+            <w:proofErr w:type="spellStart"/>
             <w:r>
               <w:t>double</w:t>
             </w:r>
+            <w:proofErr w:type="spellEnd"/>
           </w:p>
         </w:tc>
         <w:tc>
@@ -5799,7 +6173,15 @@
               </w:rPr>
             </w:pPr>
             <w:r>
-              <w:t>Возвращает значение поля `_radius`</w:t>
+              <w:t>Возвращает значение поля `_</w:t>
+            </w:r>
+            <w:proofErr w:type="spellStart"/>
+            <w:r>
+              <w:t>radius</w:t>
+            </w:r>
+            <w:proofErr w:type="spellEnd"/>
+            <w:r>
+              <w:t>`</w:t>
             </w:r>
           </w:p>
         </w:tc>
@@ -5818,8 +6200,21 @@
               <w:pStyle w:val="aff7"/>
             </w:pPr>
             <w:r>
-              <w:t>+ override Parameters</w:t>
-            </w:r>
+              <w:t xml:space="preserve">+ </w:t>
+            </w:r>
+            <w:proofErr w:type="spellStart"/>
+            <w:r>
+              <w:t>override</w:t>
+            </w:r>
+            <w:proofErr w:type="spellEnd"/>
+            <w:r>
+              <w:t xml:space="preserve"> </w:t>
+            </w:r>
+            <w:proofErr w:type="spellStart"/>
+            <w:r>
+              <w:t>Parameters</w:t>
+            </w:r>
+            <w:proofErr w:type="spellEnd"/>
           </w:p>
         </w:tc>
         <w:tc>
@@ -5833,8 +6228,12 @@
             </w:pPr>
             <w:r>
               <w:br/>
+            </w:r>
+            <w:proofErr w:type="spellStart"/>
+            <w:r>
               <w:t>string</w:t>
             </w:r>
+            <w:proofErr w:type="spellEnd"/>
           </w:p>
           <w:p>
             <w:pPr>
@@ -5894,7 +6293,28 @@
               </w:rPr>
             </w:pPr>
             <w:r>
-              <w:t>+ override CalculateVolume()</w:t>
+              <w:t xml:space="preserve">+ </w:t>
+            </w:r>
+            <w:proofErr w:type="spellStart"/>
+            <w:r>
+              <w:t>override</w:t>
+            </w:r>
+            <w:proofErr w:type="spellEnd"/>
+            <w:r>
+              <w:t xml:space="preserve"> </w:t>
+            </w:r>
+            <w:proofErr w:type="spellStart"/>
+            <w:proofErr w:type="gramStart"/>
+            <w:r>
+              <w:t>CalculateVolume</w:t>
+            </w:r>
+            <w:proofErr w:type="spellEnd"/>
+            <w:r>
+              <w:t>(</w:t>
+            </w:r>
+            <w:proofErr w:type="gramEnd"/>
+            <w:r>
+              <w:t>)</w:t>
             </w:r>
           </w:p>
         </w:tc>
@@ -5910,9 +6330,11 @@
                 <w:szCs w:val="24"/>
               </w:rPr>
             </w:pPr>
+            <w:proofErr w:type="spellStart"/>
             <w:r>
               <w:t>double</w:t>
             </w:r>
+            <w:proofErr w:type="spellEnd"/>
           </w:p>
         </w:tc>
         <w:tc>
@@ -5950,7 +6372,28 @@
               </w:rPr>
             </w:pPr>
             <w:r>
-              <w:t>+ override GetInfo()</w:t>
+              <w:t xml:space="preserve">+ </w:t>
+            </w:r>
+            <w:proofErr w:type="spellStart"/>
+            <w:r>
+              <w:t>override</w:t>
+            </w:r>
+            <w:proofErr w:type="spellEnd"/>
+            <w:r>
+              <w:t xml:space="preserve"> </w:t>
+            </w:r>
+            <w:proofErr w:type="spellStart"/>
+            <w:proofErr w:type="gramStart"/>
+            <w:r>
+              <w:t>GetInfo</w:t>
+            </w:r>
+            <w:proofErr w:type="spellEnd"/>
+            <w:r>
+              <w:t>(</w:t>
+            </w:r>
+            <w:proofErr w:type="gramEnd"/>
+            <w:r>
+              <w:t>)</w:t>
             </w:r>
           </w:p>
         </w:tc>
@@ -5966,9 +6409,11 @@
                 <w:szCs w:val="24"/>
               </w:rPr>
             </w:pPr>
+            <w:proofErr w:type="spellStart"/>
             <w:r>
               <w:t>string</w:t>
             </w:r>
+            <w:proofErr w:type="spellEnd"/>
           </w:p>
         </w:tc>
         <w:tc>
@@ -6000,9 +6445,11 @@
       <w:r>
         <w:t xml:space="preserve">Таблица 4 – Описание класса </w:t>
       </w:r>
+      <w:proofErr w:type="spellStart"/>
       <w:r>
         <w:t>Pyramid</w:t>
       </w:r>
+      <w:proofErr w:type="spellEnd"/>
     </w:p>
     <w:tbl>
       <w:tblPr>
@@ -6096,7 +6543,15 @@
               <w:t>Класс, представляющий пирамиду с прямоугольным ос</w:t>
             </w:r>
             <w:r>
-              <w:t>нованием. Наследует `ShapeBase`</w:t>
+              <w:t>нованием. Наследует `</w:t>
+            </w:r>
+            <w:proofErr w:type="spellStart"/>
+            <w:r>
+              <w:t>ShapeBase</w:t>
+            </w:r>
+            <w:proofErr w:type="spellEnd"/>
+            <w:r>
+              <w:t>`</w:t>
             </w:r>
           </w:p>
         </w:tc>
@@ -6134,8 +6589,13 @@
               <w:pStyle w:val="aff7"/>
             </w:pPr>
             <w:r>
-              <w:t>- _length</w:t>
-            </w:r>
+              <w:t>- _</w:t>
+            </w:r>
+            <w:proofErr w:type="spellStart"/>
+            <w:r>
+              <w:t>length</w:t>
+            </w:r>
+            <w:proofErr w:type="spellEnd"/>
           </w:p>
         </w:tc>
         <w:tc>
@@ -6147,9 +6607,11 @@
             <w:pPr>
               <w:pStyle w:val="aff7"/>
             </w:pPr>
+            <w:proofErr w:type="spellStart"/>
             <w:r>
               <w:t>double</w:t>
             </w:r>
+            <w:proofErr w:type="spellEnd"/>
           </w:p>
         </w:tc>
         <w:tc>
@@ -6181,8 +6643,13 @@
               <w:pStyle w:val="aff7"/>
             </w:pPr>
             <w:r>
-              <w:t>- _width</w:t>
-            </w:r>
+              <w:t>- _</w:t>
+            </w:r>
+            <w:proofErr w:type="spellStart"/>
+            <w:r>
+              <w:t>width</w:t>
+            </w:r>
+            <w:proofErr w:type="spellEnd"/>
           </w:p>
         </w:tc>
         <w:tc>
@@ -6194,9 +6661,11 @@
             <w:pPr>
               <w:pStyle w:val="aff7"/>
             </w:pPr>
+            <w:proofErr w:type="spellStart"/>
             <w:r>
               <w:t>double</w:t>
             </w:r>
+            <w:proofErr w:type="spellEnd"/>
           </w:p>
         </w:tc>
         <w:tc>
@@ -6228,8 +6697,13 @@
               <w:pStyle w:val="aff7"/>
             </w:pPr>
             <w:r>
-              <w:t>- _height</w:t>
-            </w:r>
+              <w:t>- _</w:t>
+            </w:r>
+            <w:proofErr w:type="spellStart"/>
+            <w:r>
+              <w:t>height</w:t>
+            </w:r>
+            <w:proofErr w:type="spellEnd"/>
           </w:p>
         </w:tc>
         <w:tc>
@@ -6241,9 +6715,11 @@
             <w:pPr>
               <w:pStyle w:val="aff7"/>
             </w:pPr>
+            <w:proofErr w:type="spellStart"/>
             <w:r>
               <w:t>double</w:t>
             </w:r>
+            <w:proofErr w:type="spellEnd"/>
           </w:p>
         </w:tc>
         <w:tc>
@@ -6294,7 +6770,15 @@
               <w:pStyle w:val="aff7"/>
             </w:pPr>
             <w:r>
-              <w:t>+ override Name</w:t>
+              <w:t xml:space="preserve">+ </w:t>
+            </w:r>
+            <w:proofErr w:type="spellStart"/>
+            <w:r>
+              <w:t>override</w:t>
+            </w:r>
+            <w:proofErr w:type="spellEnd"/>
+            <w:r>
+              <w:t xml:space="preserve"> Name</w:t>
             </w:r>
           </w:p>
         </w:tc>
@@ -6307,9 +6791,11 @@
             <w:pPr>
               <w:pStyle w:val="aff7"/>
             </w:pPr>
+            <w:proofErr w:type="spellStart"/>
             <w:r>
               <w:t>string</w:t>
             </w:r>
+            <w:proofErr w:type="spellEnd"/>
           </w:p>
         </w:tc>
         <w:tc>
@@ -6341,8 +6827,21 @@
               <w:pStyle w:val="aff7"/>
             </w:pPr>
             <w:r>
-              <w:t>+ override Length</w:t>
-            </w:r>
+              <w:t xml:space="preserve">+ </w:t>
+            </w:r>
+            <w:proofErr w:type="spellStart"/>
+            <w:r>
+              <w:t>override</w:t>
+            </w:r>
+            <w:proofErr w:type="spellEnd"/>
+            <w:r>
+              <w:t xml:space="preserve"> </w:t>
+            </w:r>
+            <w:proofErr w:type="spellStart"/>
+            <w:r>
+              <w:t>Length</w:t>
+            </w:r>
+            <w:proofErr w:type="spellEnd"/>
           </w:p>
         </w:tc>
         <w:tc>
@@ -6354,9 +6853,11 @@
             <w:pPr>
               <w:pStyle w:val="aff7"/>
             </w:pPr>
+            <w:proofErr w:type="spellStart"/>
             <w:r>
               <w:t>double</w:t>
             </w:r>
+            <w:proofErr w:type="spellEnd"/>
           </w:p>
         </w:tc>
         <w:tc>
@@ -6369,7 +6870,15 @@
               <w:pStyle w:val="aff7"/>
             </w:pPr>
             <w:r>
-              <w:t>Возвращает значение поля `_length`.</w:t>
+              <w:t>Возвращает значение поля `_</w:t>
+            </w:r>
+            <w:proofErr w:type="spellStart"/>
+            <w:r>
+              <w:t>length</w:t>
+            </w:r>
+            <w:proofErr w:type="spellEnd"/>
+            <w:r>
+              <w:t>`.</w:t>
             </w:r>
           </w:p>
         </w:tc>
@@ -6388,8 +6897,21 @@
               <w:pStyle w:val="aff7"/>
             </w:pPr>
             <w:r>
-              <w:t>+ override Width</w:t>
-            </w:r>
+              <w:t xml:space="preserve">+ </w:t>
+            </w:r>
+            <w:proofErr w:type="spellStart"/>
+            <w:r>
+              <w:t>override</w:t>
+            </w:r>
+            <w:proofErr w:type="spellEnd"/>
+            <w:r>
+              <w:t xml:space="preserve"> </w:t>
+            </w:r>
+            <w:proofErr w:type="spellStart"/>
+            <w:r>
+              <w:t>Width</w:t>
+            </w:r>
+            <w:proofErr w:type="spellEnd"/>
           </w:p>
         </w:tc>
         <w:tc>
@@ -6401,9 +6923,11 @@
             <w:pPr>
               <w:pStyle w:val="aff7"/>
             </w:pPr>
+            <w:proofErr w:type="spellStart"/>
             <w:r>
               <w:t>double</w:t>
             </w:r>
+            <w:proofErr w:type="spellEnd"/>
           </w:p>
         </w:tc>
         <w:tc>
@@ -6416,7 +6940,15 @@
               <w:pStyle w:val="aff7"/>
             </w:pPr>
             <w:r>
-              <w:t>Возвращает значение поля `_width`.</w:t>
+              <w:t>Возвращает значение поля `_</w:t>
+            </w:r>
+            <w:proofErr w:type="spellStart"/>
+            <w:r>
+              <w:t>width</w:t>
+            </w:r>
+            <w:proofErr w:type="spellEnd"/>
+            <w:r>
+              <w:t>`.</w:t>
             </w:r>
           </w:p>
         </w:tc>
@@ -6436,8 +6968,21 @@
             </w:pPr>
             <w:r>
               <w:lastRenderedPageBreak/>
-              <w:t>+ override Height</w:t>
-            </w:r>
+              <w:t xml:space="preserve">+ </w:t>
+            </w:r>
+            <w:proofErr w:type="spellStart"/>
+            <w:r>
+              <w:t>override</w:t>
+            </w:r>
+            <w:proofErr w:type="spellEnd"/>
+            <w:r>
+              <w:t xml:space="preserve"> </w:t>
+            </w:r>
+            <w:proofErr w:type="spellStart"/>
+            <w:r>
+              <w:t>Height</w:t>
+            </w:r>
+            <w:proofErr w:type="spellEnd"/>
           </w:p>
         </w:tc>
         <w:tc>
@@ -6449,9 +6994,11 @@
             <w:pPr>
               <w:pStyle w:val="aff7"/>
             </w:pPr>
+            <w:proofErr w:type="spellStart"/>
             <w:r>
               <w:t>double</w:t>
             </w:r>
+            <w:proofErr w:type="spellEnd"/>
           </w:p>
         </w:tc>
         <w:tc>
@@ -6464,7 +7011,15 @@
               <w:pStyle w:val="aff7"/>
             </w:pPr>
             <w:r>
-              <w:t>Возвращает значение поля `_height`.</w:t>
+              <w:t>Возвращает значение поля `_</w:t>
+            </w:r>
+            <w:proofErr w:type="spellStart"/>
+            <w:r>
+              <w:t>height</w:t>
+            </w:r>
+            <w:proofErr w:type="spellEnd"/>
+            <w:r>
+              <w:t>`.</w:t>
             </w:r>
           </w:p>
         </w:tc>
@@ -6483,8 +7038,21 @@
               <w:pStyle w:val="aff7"/>
             </w:pPr>
             <w:r>
-              <w:t>+ override Parameters</w:t>
-            </w:r>
+              <w:t xml:space="preserve">+ </w:t>
+            </w:r>
+            <w:proofErr w:type="spellStart"/>
+            <w:r>
+              <w:t>override</w:t>
+            </w:r>
+            <w:proofErr w:type="spellEnd"/>
+            <w:r>
+              <w:t xml:space="preserve"> </w:t>
+            </w:r>
+            <w:proofErr w:type="spellStart"/>
+            <w:r>
+              <w:t>Parameters</w:t>
+            </w:r>
+            <w:proofErr w:type="spellEnd"/>
           </w:p>
         </w:tc>
         <w:tc>
@@ -6496,9 +7064,11 @@
             <w:pPr>
               <w:pStyle w:val="aff7"/>
             </w:pPr>
+            <w:proofErr w:type="spellStart"/>
             <w:r>
               <w:t>string</w:t>
             </w:r>
+            <w:proofErr w:type="spellEnd"/>
           </w:p>
         </w:tc>
         <w:tc>
@@ -6550,7 +7120,28 @@
               <w:pStyle w:val="aff7"/>
             </w:pPr>
             <w:r>
-              <w:t>+ override CalculateVolume()</w:t>
+              <w:t xml:space="preserve">+ </w:t>
+            </w:r>
+            <w:proofErr w:type="spellStart"/>
+            <w:r>
+              <w:t>override</w:t>
+            </w:r>
+            <w:proofErr w:type="spellEnd"/>
+            <w:r>
+              <w:t xml:space="preserve"> </w:t>
+            </w:r>
+            <w:proofErr w:type="spellStart"/>
+            <w:proofErr w:type="gramStart"/>
+            <w:r>
+              <w:t>CalculateVolume</w:t>
+            </w:r>
+            <w:proofErr w:type="spellEnd"/>
+            <w:r>
+              <w:t>(</w:t>
+            </w:r>
+            <w:proofErr w:type="gramEnd"/>
+            <w:r>
+              <w:t>)</w:t>
             </w:r>
           </w:p>
         </w:tc>
@@ -6563,9 +7154,11 @@
             <w:pPr>
               <w:pStyle w:val="aff7"/>
             </w:pPr>
+            <w:proofErr w:type="spellStart"/>
             <w:r>
               <w:t>double</w:t>
             </w:r>
+            <w:proofErr w:type="spellEnd"/>
           </w:p>
         </w:tc>
         <w:tc>
@@ -6597,7 +7190,28 @@
               <w:pStyle w:val="aff7"/>
             </w:pPr>
             <w:r>
-              <w:t>+ override GetInfo()</w:t>
+              <w:t xml:space="preserve">+ </w:t>
+            </w:r>
+            <w:proofErr w:type="spellStart"/>
+            <w:r>
+              <w:t>override</w:t>
+            </w:r>
+            <w:proofErr w:type="spellEnd"/>
+            <w:r>
+              <w:t xml:space="preserve"> </w:t>
+            </w:r>
+            <w:proofErr w:type="spellStart"/>
+            <w:proofErr w:type="gramStart"/>
+            <w:r>
+              <w:t>GetInfo</w:t>
+            </w:r>
+            <w:proofErr w:type="spellEnd"/>
+            <w:r>
+              <w:t>(</w:t>
+            </w:r>
+            <w:proofErr w:type="gramEnd"/>
+            <w:r>
+              <w:t>)</w:t>
             </w:r>
           </w:p>
         </w:tc>
@@ -6610,9 +7224,11 @@
             <w:pPr>
               <w:pStyle w:val="aff7"/>
             </w:pPr>
+            <w:proofErr w:type="spellStart"/>
             <w:r>
               <w:t>string</w:t>
             </w:r>
+            <w:proofErr w:type="spellEnd"/>
           </w:p>
         </w:tc>
         <w:tc>
@@ -6641,9 +7257,11 @@
       <w:r>
         <w:t xml:space="preserve">Таблица 5 – Описание класса </w:t>
       </w:r>
+      <w:proofErr w:type="spellStart"/>
       <w:r>
         <w:t>Parallelepiped</w:t>
       </w:r>
+      <w:proofErr w:type="spellEnd"/>
     </w:p>
     <w:tbl>
       <w:tblPr>
@@ -6734,7 +7352,15 @@
               <w:pStyle w:val="aff7"/>
             </w:pPr>
             <w:r>
-              <w:t>Класс, представляющий прямоугольный параллелепипед. Наследует `ShapeBase`</w:t>
+              <w:t>Класс, представляющий прямоугольный параллелепипед. Наследует `</w:t>
+            </w:r>
+            <w:proofErr w:type="spellStart"/>
+            <w:r>
+              <w:t>ShapeBase</w:t>
+            </w:r>
+            <w:proofErr w:type="spellEnd"/>
+            <w:r>
+              <w:t>`</w:t>
             </w:r>
           </w:p>
         </w:tc>
@@ -6772,8 +7398,13 @@
               <w:pStyle w:val="aff7"/>
             </w:pPr>
             <w:r>
-              <w:t>- _length</w:t>
-            </w:r>
+              <w:t>- _</w:t>
+            </w:r>
+            <w:proofErr w:type="spellStart"/>
+            <w:r>
+              <w:t>length</w:t>
+            </w:r>
+            <w:proofErr w:type="spellEnd"/>
           </w:p>
         </w:tc>
         <w:tc>
@@ -6785,9 +7416,11 @@
             <w:pPr>
               <w:pStyle w:val="aff7"/>
             </w:pPr>
+            <w:proofErr w:type="spellStart"/>
             <w:r>
               <w:t>double</w:t>
             </w:r>
+            <w:proofErr w:type="spellEnd"/>
           </w:p>
         </w:tc>
         <w:tc>
@@ -6819,8 +7452,13 @@
               <w:pStyle w:val="aff7"/>
             </w:pPr>
             <w:r>
-              <w:t>- _width</w:t>
-            </w:r>
+              <w:t>- _</w:t>
+            </w:r>
+            <w:proofErr w:type="spellStart"/>
+            <w:r>
+              <w:t>width</w:t>
+            </w:r>
+            <w:proofErr w:type="spellEnd"/>
           </w:p>
         </w:tc>
         <w:tc>
@@ -6832,9 +7470,11 @@
             <w:pPr>
               <w:pStyle w:val="aff7"/>
             </w:pPr>
+            <w:proofErr w:type="spellStart"/>
             <w:r>
               <w:t>double</w:t>
             </w:r>
+            <w:proofErr w:type="spellEnd"/>
           </w:p>
         </w:tc>
         <w:tc>
@@ -6869,8 +7509,13 @@
               <w:pStyle w:val="aff7"/>
             </w:pPr>
             <w:r>
-              <w:t>- _height</w:t>
-            </w:r>
+              <w:t>- _</w:t>
+            </w:r>
+            <w:proofErr w:type="spellStart"/>
+            <w:r>
+              <w:t>height</w:t>
+            </w:r>
+            <w:proofErr w:type="spellEnd"/>
           </w:p>
         </w:tc>
         <w:tc>
@@ -6882,9 +7527,11 @@
             <w:pPr>
               <w:pStyle w:val="aff7"/>
             </w:pPr>
+            <w:proofErr w:type="spellStart"/>
             <w:r>
               <w:t>double</w:t>
             </w:r>
+            <w:proofErr w:type="spellEnd"/>
           </w:p>
         </w:tc>
         <w:tc>
@@ -6941,7 +7588,15 @@
               <w:pStyle w:val="aff7"/>
             </w:pPr>
             <w:r>
-              <w:t>+ override Name</w:t>
+              <w:t xml:space="preserve">+ </w:t>
+            </w:r>
+            <w:proofErr w:type="spellStart"/>
+            <w:r>
+              <w:t>override</w:t>
+            </w:r>
+            <w:proofErr w:type="spellEnd"/>
+            <w:r>
+              <w:t xml:space="preserve"> Name</w:t>
             </w:r>
           </w:p>
         </w:tc>
@@ -6954,9 +7609,11 @@
             <w:pPr>
               <w:pStyle w:val="aff7"/>
             </w:pPr>
+            <w:proofErr w:type="spellStart"/>
             <w:r>
               <w:t>string</w:t>
             </w:r>
+            <w:proofErr w:type="spellEnd"/>
           </w:p>
         </w:tc>
         <w:tc>
@@ -6991,8 +7648,21 @@
               <w:pStyle w:val="aff7"/>
             </w:pPr>
             <w:r>
-              <w:t>+ override Length</w:t>
-            </w:r>
+              <w:t xml:space="preserve">+ </w:t>
+            </w:r>
+            <w:proofErr w:type="spellStart"/>
+            <w:r>
+              <w:t>override</w:t>
+            </w:r>
+            <w:proofErr w:type="spellEnd"/>
+            <w:r>
+              <w:t xml:space="preserve"> </w:t>
+            </w:r>
+            <w:proofErr w:type="spellStart"/>
+            <w:r>
+              <w:t>Length</w:t>
+            </w:r>
+            <w:proofErr w:type="spellEnd"/>
           </w:p>
         </w:tc>
         <w:tc>
@@ -7004,9 +7674,11 @@
             <w:pPr>
               <w:pStyle w:val="aff7"/>
             </w:pPr>
+            <w:proofErr w:type="spellStart"/>
             <w:r>
               <w:t>double</w:t>
             </w:r>
+            <w:proofErr w:type="spellEnd"/>
           </w:p>
         </w:tc>
         <w:tc>
@@ -7022,7 +7694,15 @@
               <w:t>Воз</w:t>
             </w:r>
             <w:r>
-              <w:t>вращает значение поля `_length`</w:t>
+              <w:t>вращает значение поля `_</w:t>
+            </w:r>
+            <w:proofErr w:type="spellStart"/>
+            <w:r>
+              <w:t>length</w:t>
+            </w:r>
+            <w:proofErr w:type="spellEnd"/>
+            <w:r>
+              <w:t>`</w:t>
             </w:r>
           </w:p>
         </w:tc>
@@ -7041,8 +7721,21 @@
               <w:pStyle w:val="aff7"/>
             </w:pPr>
             <w:r>
-              <w:t>+ override Width</w:t>
-            </w:r>
+              <w:t xml:space="preserve">+ </w:t>
+            </w:r>
+            <w:proofErr w:type="spellStart"/>
+            <w:r>
+              <w:t>override</w:t>
+            </w:r>
+            <w:proofErr w:type="spellEnd"/>
+            <w:r>
+              <w:t xml:space="preserve"> </w:t>
+            </w:r>
+            <w:proofErr w:type="spellStart"/>
+            <w:r>
+              <w:t>Width</w:t>
+            </w:r>
+            <w:proofErr w:type="spellEnd"/>
           </w:p>
         </w:tc>
         <w:tc>
@@ -7054,9 +7747,11 @@
             <w:pPr>
               <w:pStyle w:val="aff7"/>
             </w:pPr>
+            <w:proofErr w:type="spellStart"/>
             <w:r>
               <w:t>double</w:t>
             </w:r>
+            <w:proofErr w:type="spellEnd"/>
           </w:p>
         </w:tc>
         <w:tc>
@@ -7069,10 +7764,18 @@
               <w:pStyle w:val="aff7"/>
             </w:pPr>
             <w:r>
-              <w:t>Возвращает значение поля `_widt</w:t>
-            </w:r>
-            <w:r>
-              <w:t>h`</w:t>
+              <w:t>Возвращает значение поля `_</w:t>
+            </w:r>
+            <w:proofErr w:type="spellStart"/>
+            <w:r>
+              <w:t>widt</w:t>
+            </w:r>
+            <w:r>
+              <w:t>h</w:t>
+            </w:r>
+            <w:proofErr w:type="spellEnd"/>
+            <w:r>
+              <w:t>`</w:t>
             </w:r>
           </w:p>
         </w:tc>
@@ -7091,8 +7794,21 @@
               <w:pStyle w:val="aff7"/>
             </w:pPr>
             <w:r>
-              <w:t>+ override Height</w:t>
-            </w:r>
+              <w:t xml:space="preserve">+ </w:t>
+            </w:r>
+            <w:proofErr w:type="spellStart"/>
+            <w:r>
+              <w:t>override</w:t>
+            </w:r>
+            <w:proofErr w:type="spellEnd"/>
+            <w:r>
+              <w:t xml:space="preserve"> </w:t>
+            </w:r>
+            <w:proofErr w:type="spellStart"/>
+            <w:r>
+              <w:t>Height</w:t>
+            </w:r>
+            <w:proofErr w:type="spellEnd"/>
           </w:p>
         </w:tc>
         <w:tc>
@@ -7104,9 +7820,11 @@
             <w:pPr>
               <w:pStyle w:val="aff7"/>
             </w:pPr>
+            <w:proofErr w:type="spellStart"/>
             <w:r>
               <w:t>double</w:t>
             </w:r>
+            <w:proofErr w:type="spellEnd"/>
           </w:p>
         </w:tc>
         <w:tc>
@@ -7122,7 +7840,15 @@
               <w:t>Воз</w:t>
             </w:r>
             <w:r>
-              <w:t>вращает значение поля `_height`</w:t>
+              <w:t>вращает значение поля `_</w:t>
+            </w:r>
+            <w:proofErr w:type="spellStart"/>
+            <w:r>
+              <w:t>height</w:t>
+            </w:r>
+            <w:proofErr w:type="spellEnd"/>
+            <w:r>
+              <w:t>`</w:t>
             </w:r>
           </w:p>
         </w:tc>
@@ -7142,8 +7868,21 @@
             </w:pPr>
             <w:r>
               <w:lastRenderedPageBreak/>
-              <w:t>+ override Parameters</w:t>
-            </w:r>
+              <w:t xml:space="preserve">+ </w:t>
+            </w:r>
+            <w:proofErr w:type="spellStart"/>
+            <w:r>
+              <w:t>override</w:t>
+            </w:r>
+            <w:proofErr w:type="spellEnd"/>
+            <w:r>
+              <w:t xml:space="preserve"> </w:t>
+            </w:r>
+            <w:proofErr w:type="spellStart"/>
+            <w:r>
+              <w:t>Parameters</w:t>
+            </w:r>
+            <w:proofErr w:type="spellEnd"/>
           </w:p>
         </w:tc>
         <w:tc>
@@ -7155,9 +7894,11 @@
             <w:pPr>
               <w:pStyle w:val="aff7"/>
             </w:pPr>
+            <w:proofErr w:type="spellStart"/>
             <w:r>
               <w:t>string</w:t>
             </w:r>
+            <w:proofErr w:type="spellEnd"/>
           </w:p>
         </w:tc>
         <w:tc>
@@ -7212,7 +7953,28 @@
               <w:pStyle w:val="aff7"/>
             </w:pPr>
             <w:r>
-              <w:t>+ override CalculateVolume()</w:t>
+              <w:t xml:space="preserve">+ </w:t>
+            </w:r>
+            <w:proofErr w:type="spellStart"/>
+            <w:r>
+              <w:t>override</w:t>
+            </w:r>
+            <w:proofErr w:type="spellEnd"/>
+            <w:r>
+              <w:t xml:space="preserve"> </w:t>
+            </w:r>
+            <w:proofErr w:type="spellStart"/>
+            <w:proofErr w:type="gramStart"/>
+            <w:r>
+              <w:t>CalculateVolume</w:t>
+            </w:r>
+            <w:proofErr w:type="spellEnd"/>
+            <w:r>
+              <w:t>(</w:t>
+            </w:r>
+            <w:proofErr w:type="gramEnd"/>
+            <w:r>
+              <w:t>)</w:t>
             </w:r>
           </w:p>
         </w:tc>
@@ -7225,9 +7987,11 @@
             <w:pPr>
               <w:pStyle w:val="aff7"/>
             </w:pPr>
+            <w:proofErr w:type="spellStart"/>
             <w:r>
               <w:t>double</w:t>
             </w:r>
+            <w:proofErr w:type="spellEnd"/>
           </w:p>
         </w:tc>
         <w:tc>
@@ -7259,7 +8023,28 @@
               <w:pStyle w:val="aff7"/>
             </w:pPr>
             <w:r>
-              <w:t>+ override GetInfo()</w:t>
+              <w:t xml:space="preserve">+ </w:t>
+            </w:r>
+            <w:proofErr w:type="spellStart"/>
+            <w:r>
+              <w:t>override</w:t>
+            </w:r>
+            <w:proofErr w:type="spellEnd"/>
+            <w:r>
+              <w:t xml:space="preserve"> </w:t>
+            </w:r>
+            <w:proofErr w:type="spellStart"/>
+            <w:proofErr w:type="gramStart"/>
+            <w:r>
+              <w:t>GetInfo</w:t>
+            </w:r>
+            <w:proofErr w:type="spellEnd"/>
+            <w:r>
+              <w:t>(</w:t>
+            </w:r>
+            <w:proofErr w:type="gramEnd"/>
+            <w:r>
+              <w:t>)</w:t>
             </w:r>
           </w:p>
         </w:tc>
@@ -7272,9 +8057,11 @@
             <w:pPr>
               <w:pStyle w:val="aff7"/>
             </w:pPr>
+            <w:proofErr w:type="spellStart"/>
             <w:r>
               <w:t>string</w:t>
             </w:r>
+            <w:proofErr w:type="spellEnd"/>
           </w:p>
         </w:tc>
         <w:tc>
@@ -7318,21 +8105,43 @@
         <w:rPr>
           <w:lang w:eastAsia="en-US"/>
         </w:rPr>
-        <w:t>Дерево ветвлений Git</w:t>
+        <w:t xml:space="preserve">Дерево ветвлений </w:t>
+      </w:r>
+      <w:proofErr w:type="spellStart"/>
+      <w:r>
+        <w:rPr>
+          <w:lang w:eastAsia="en-US"/>
+        </w:rPr>
+        <w:t>Git</w:t>
       </w:r>
       <w:bookmarkEnd w:id="10"/>
-    </w:p>
-    <w:p>
-      <w:pPr>
-        <w:rPr>
-          <w:lang w:eastAsia="en-US"/>
-        </w:rPr>
-      </w:pPr>
-      <w:r>
-        <w:rPr>
-          <w:lang w:eastAsia="en-US"/>
-        </w:rPr>
-        <w:t>На рисунке 3 представлено дерево ветвлений Git, полученное по окончании работы с проектом.</w:t>
+      <w:proofErr w:type="spellEnd"/>
+    </w:p>
+    <w:p>
+      <w:pPr>
+        <w:rPr>
+          <w:lang w:eastAsia="en-US"/>
+        </w:rPr>
+      </w:pPr>
+      <w:r>
+        <w:rPr>
+          <w:lang w:eastAsia="en-US"/>
+        </w:rPr>
+        <w:t xml:space="preserve">На рисунке 3 представлено дерево ветвлений </w:t>
+      </w:r>
+      <w:proofErr w:type="spellStart"/>
+      <w:r>
+        <w:rPr>
+          <w:lang w:eastAsia="en-US"/>
+        </w:rPr>
+        <w:t>Git</w:t>
+      </w:r>
+      <w:proofErr w:type="spellEnd"/>
+      <w:r>
+        <w:rPr>
+          <w:lang w:eastAsia="en-US"/>
+        </w:rPr>
+        <w:t>, полученное по окончании работы с проектом.</w:t>
       </w:r>
     </w:p>
     <w:p>
@@ -9678,6 +10487,7 @@
         </w:rPr>
         <w:t xml:space="preserve">Разработчик: студент гр. О-5КМ41 </w:t>
       </w:r>
+      <w:proofErr w:type="spellStart"/>
       <w:r>
         <w:rPr>
           <w:rFonts w:eastAsia="Calibri"/>
@@ -9685,27 +10495,57 @@
           <w:szCs w:val="28"/>
           <w:lang w:eastAsia="en-US"/>
         </w:rPr>
-        <w:t>Склярук А.Д.</w:t>
-      </w:r>
-    </w:p>
-    <w:p>
-      <w:pPr>
-        <w:ind w:firstLine="0"/>
+        <w:t>Склярук</w:t>
+      </w:r>
+      <w:proofErr w:type="spellEnd"/>
+      <w:r>
         <w:rPr>
           <w:rFonts w:eastAsia="Calibri"/>
           <w:iCs/>
           <w:szCs w:val="28"/>
           <w:lang w:eastAsia="en-US"/>
         </w:rPr>
-      </w:pPr>
-      <w:r>
+        <w:t xml:space="preserve"> А.Д.</w:t>
+      </w:r>
+    </w:p>
+    <w:p>
+      <w:pPr>
+        <w:ind w:firstLine="0"/>
         <w:rPr>
           <w:rFonts w:eastAsia="Calibri"/>
           <w:iCs/>
           <w:szCs w:val="28"/>
           <w:lang w:eastAsia="en-US"/>
         </w:rPr>
-        <w:t>Заказчик: к.т.н., доцент Калентьев А.А.</w:t>
+      </w:pPr>
+      <w:r>
+        <w:rPr>
+          <w:rFonts w:eastAsia="Calibri"/>
+          <w:iCs/>
+          <w:szCs w:val="28"/>
+          <w:lang w:eastAsia="en-US"/>
+        </w:rPr>
+        <w:t xml:space="preserve">Заказчик: к.т.н., доцент </w:t>
+      </w:r>
+      <w:proofErr w:type="spellStart"/>
+      <w:r>
+        <w:rPr>
+          <w:rFonts w:eastAsia="Calibri"/>
+          <w:iCs/>
+          <w:szCs w:val="28"/>
+          <w:lang w:eastAsia="en-US"/>
+        </w:rPr>
+        <w:t>Калентьев</w:t>
+      </w:r>
+      <w:proofErr w:type="spellEnd"/>
+      <w:r>
+        <w:rPr>
+          <w:rFonts w:eastAsia="Calibri"/>
+          <w:iCs/>
+          <w:szCs w:val="28"/>
+          <w:lang w:eastAsia="en-US"/>
+        </w:rPr>
+        <w:t xml:space="preserve"> А.А.</w:t>
       </w:r>
     </w:p>
     <w:p>
@@ -10033,7 +10873,21 @@
         <w:rPr>
           <w:rFonts w:eastAsia="Calibri"/>
         </w:rPr>
-        <w:t>, доцент Калентьев А. А.</w:t>
+        <w:t xml:space="preserve">, доцент </w:t>
+      </w:r>
+      <w:proofErr w:type="spellStart"/>
+      <w:r>
+        <w:rPr>
+          <w:rFonts w:eastAsia="Calibri"/>
+        </w:rPr>
+        <w:t>Калентьев</w:t>
+      </w:r>
+      <w:proofErr w:type="spellEnd"/>
+      <w:r>
+        <w:rPr>
+          <w:rFonts w:eastAsia="Calibri"/>
+        </w:rPr>
+        <w:t xml:space="preserve"> А. А.</w:t>
       </w:r>
     </w:p>
     <w:p>
@@ -10072,11 +10926,19 @@
         </w:rPr>
         <w:t xml:space="preserve">1 НИ ТПУ </w:t>
       </w:r>
-      <w:r>
-        <w:rPr>
-          <w:rFonts w:eastAsia="Calibri"/>
-        </w:rPr>
-        <w:t>Склярук А.Д.</w:t>
+      <w:proofErr w:type="spellStart"/>
+      <w:r>
+        <w:rPr>
+          <w:rFonts w:eastAsia="Calibri"/>
+        </w:rPr>
+        <w:t>Склярук</w:t>
+      </w:r>
+      <w:proofErr w:type="spellEnd"/>
+      <w:r>
+        <w:rPr>
+          <w:rFonts w:eastAsia="Calibri"/>
+        </w:rPr>
+        <w:t xml:space="preserve"> А.Д.</w:t>
       </w:r>
     </w:p>
     <w:p>
@@ -10157,8 +11019,9 @@
       <w:r>
         <w:rPr>
           <w:rFonts w:eastAsia="Calibri"/>
-        </w:rPr>
-        <w:t>13</w:t>
+          <w:lang w:val="en-US"/>
+        </w:rPr>
+        <w:t>20</w:t>
       </w:r>
       <w:r>
         <w:t xml:space="preserve"> </w:t>
@@ -10343,13 +11206,6 @@
         <w:t>Требования к системе</w:t>
       </w:r>
       <w:bookmarkEnd w:id="42"/>
-    </w:p>
-    <w:p>
-      <w:pPr>
-        <w:rPr>
-          <w:rFonts w:eastAsia="Calibri"/>
-        </w:rPr>
-      </w:pPr>
     </w:p>
     <w:p>
       <w:pPr>
@@ -10822,17 +11678,27 @@
         </w:rPr>
         <w:t xml:space="preserve"> с расширением </w:t>
       </w:r>
+      <w:proofErr w:type="gramStart"/>
       <w:r>
         <w:rPr>
           <w:rFonts w:eastAsia="Calibri"/>
         </w:rPr>
         <w:t>*.</w:t>
       </w:r>
-      <w:r>
-        <w:rPr>
-          <w:rFonts w:eastAsia="Calibri"/>
-        </w:rPr>
-        <w:t>shapes.</w:t>
+      <w:proofErr w:type="spellStart"/>
+      <w:r>
+        <w:rPr>
+          <w:rFonts w:eastAsia="Calibri"/>
+        </w:rPr>
+        <w:t>shapes</w:t>
+      </w:r>
+      <w:proofErr w:type="spellEnd"/>
+      <w:proofErr w:type="gramEnd"/>
+      <w:r>
+        <w:rPr>
+          <w:rFonts w:eastAsia="Calibri"/>
+        </w:rPr>
+        <w:t>.</w:t>
       </w:r>
     </w:p>
     <w:p>
@@ -10899,37 +11765,119 @@
           <w:rFonts w:eastAsia="Calibri"/>
           <w:lang w:val="en-US"/>
         </w:rPr>
-        <w:t>&lt;ArrayOfShapeData xmlns:xsi="http://www.w3.org/2001/XMLSchema-instance" xmlns:xsd="http://www.w3.org/2001/XMLSchema"&gt;</w:t>
-      </w:r>
-    </w:p>
-    <w:p>
-      <w:pPr>
+        <w:t>&lt;</w:t>
+      </w:r>
+      <w:proofErr w:type="spellStart"/>
+      <w:r>
         <w:rPr>
           <w:rFonts w:eastAsia="Calibri"/>
           <w:lang w:val="en-US"/>
         </w:rPr>
-      </w:pPr>
+        <w:t>ArrayOfShapeData</w:t>
+      </w:r>
+      <w:proofErr w:type="spellEnd"/>
       <w:r>
         <w:rPr>
           <w:rFonts w:eastAsia="Calibri"/>
           <w:lang w:val="en-US"/>
         </w:rPr>
-        <w:t>  &lt;ShapeData&gt;</w:t>
-      </w:r>
-    </w:p>
-    <w:p>
-      <w:pPr>
+        <w:t xml:space="preserve"> </w:t>
+      </w:r>
+      <w:proofErr w:type="spellStart"/>
+      <w:proofErr w:type="gramStart"/>
+      <w:r>
         <w:rPr>
           <w:rFonts w:eastAsia="Calibri"/>
           <w:lang w:val="en-US"/>
         </w:rPr>
-      </w:pPr>
+        <w:t>xmlns:xsi</w:t>
+      </w:r>
+      <w:proofErr w:type="spellEnd"/>
+      <w:proofErr w:type="gramEnd"/>
       <w:r>
         <w:rPr>
           <w:rFonts w:eastAsia="Calibri"/>
           <w:lang w:val="en-US"/>
         </w:rPr>
-        <w:t>    &lt;ShapeType&gt;</w:t>
+        <w:t xml:space="preserve">="http://www.w3.org/2001/XMLSchema-instance" </w:t>
+      </w:r>
+      <w:proofErr w:type="spellStart"/>
+      <w:r>
+        <w:rPr>
+          <w:rFonts w:eastAsia="Calibri"/>
+          <w:lang w:val="en-US"/>
+        </w:rPr>
+        <w:t>xmlns:xsd</w:t>
+      </w:r>
+      <w:proofErr w:type="spellEnd"/>
+      <w:r>
+        <w:rPr>
+          <w:rFonts w:eastAsia="Calibri"/>
+          <w:lang w:val="en-US"/>
+        </w:rPr>
+        <w:t>="http://www.w3.org/2001/XMLSchema"&gt;</w:t>
+      </w:r>
+    </w:p>
+    <w:p>
+      <w:pPr>
+        <w:rPr>
+          <w:rFonts w:eastAsia="Calibri"/>
+          <w:lang w:val="en-US"/>
+        </w:rPr>
+      </w:pPr>
+      <w:r>
+        <w:rPr>
+          <w:rFonts w:eastAsia="Calibri"/>
+          <w:lang w:val="en-US"/>
+        </w:rPr>
+        <w:t>  &lt;</w:t>
+      </w:r>
+      <w:proofErr w:type="spellStart"/>
+      <w:r>
+        <w:rPr>
+          <w:rFonts w:eastAsia="Calibri"/>
+          <w:lang w:val="en-US"/>
+        </w:rPr>
+        <w:t>ShapeData</w:t>
+      </w:r>
+      <w:proofErr w:type="spellEnd"/>
+      <w:r>
+        <w:rPr>
+          <w:rFonts w:eastAsia="Calibri"/>
+          <w:lang w:val="en-US"/>
+        </w:rPr>
+        <w:t>&gt;</w:t>
+      </w:r>
+    </w:p>
+    <w:p>
+      <w:pPr>
+        <w:rPr>
+          <w:rFonts w:eastAsia="Calibri"/>
+          <w:lang w:val="en-US"/>
+        </w:rPr>
+      </w:pPr>
+      <w:r>
+        <w:rPr>
+          <w:rFonts w:eastAsia="Calibri"/>
+          <w:lang w:val="en-US"/>
+        </w:rPr>
+        <w:t>    &lt;</w:t>
+      </w:r>
+      <w:proofErr w:type="spellStart"/>
+      <w:r>
+        <w:rPr>
+          <w:rFonts w:eastAsia="Calibri"/>
+          <w:lang w:val="en-US"/>
+        </w:rPr>
+        <w:t>ShapeType</w:t>
+      </w:r>
+      <w:proofErr w:type="spellEnd"/>
+      <w:r>
+        <w:rPr>
+          <w:rFonts w:eastAsia="Calibri"/>
+          <w:lang w:val="en-US"/>
+        </w:rPr>
+        <w:t>&gt;</w:t>
       </w:r>
       <w:r>
         <w:rPr>
@@ -10942,21 +11890,37 @@
           <w:rFonts w:eastAsia="Calibri"/>
           <w:lang w:val="en-US"/>
         </w:rPr>
-        <w:t>&lt;/ShapeType&gt;</w:t>
-      </w:r>
-    </w:p>
-    <w:p>
-      <w:pPr>
+        <w:t>&lt;/</w:t>
+      </w:r>
+      <w:proofErr w:type="spellStart"/>
+      <w:r>
         <w:rPr>
           <w:rFonts w:eastAsia="Calibri"/>
           <w:lang w:val="en-US"/>
         </w:rPr>
-      </w:pPr>
+        <w:t>ShapeType</w:t>
+      </w:r>
+      <w:proofErr w:type="spellEnd"/>
       <w:r>
         <w:rPr>
           <w:rFonts w:eastAsia="Calibri"/>
           <w:lang w:val="en-US"/>
         </w:rPr>
+        <w:t>&gt;</w:t>
+      </w:r>
+    </w:p>
+    <w:p>
+      <w:pPr>
+        <w:rPr>
+          <w:rFonts w:eastAsia="Calibri"/>
+          <w:lang w:val="en-US"/>
+        </w:rPr>
+      </w:pPr>
+      <w:r>
+        <w:rPr>
+          <w:rFonts w:eastAsia="Calibri"/>
+          <w:lang w:val="en-US"/>
+        </w:rPr>
         <w:t>    &lt;Radius&gt;&lt;/Radius&gt;</w:t>
       </w:r>
     </w:p>
@@ -10979,22 +11943,23 @@
           <w:rFonts w:eastAsia="Calibri"/>
           <w:lang w:val="en-US"/>
         </w:rPr>
-        <w:t>&lt;/ShapeData&gt;</w:t>
-      </w:r>
-    </w:p>
-    <w:p>
-      <w:pPr>
+        <w:t>&lt;/</w:t>
+      </w:r>
+      <w:proofErr w:type="spellStart"/>
+      <w:r>
         <w:rPr>
           <w:rFonts w:eastAsia="Calibri"/>
           <w:lang w:val="en-US"/>
         </w:rPr>
-      </w:pPr>
+        <w:t>ShapeData</w:t>
+      </w:r>
+      <w:proofErr w:type="spellEnd"/>
       <w:r>
         <w:rPr>
           <w:rFonts w:eastAsia="Calibri"/>
           <w:lang w:val="en-US"/>
         </w:rPr>
-        <w:t>  &lt;ShapeData&gt;</w:t>
+        <w:t>&gt;</w:t>
       </w:r>
     </w:p>
     <w:p>
@@ -11009,7 +11974,54 @@
           <w:rFonts w:eastAsia="Calibri"/>
           <w:lang w:val="en-US"/>
         </w:rPr>
-        <w:t>    &lt;ShapeType&gt;</w:t>
+        <w:t>  &lt;</w:t>
+      </w:r>
+      <w:proofErr w:type="spellStart"/>
+      <w:r>
+        <w:rPr>
+          <w:rFonts w:eastAsia="Calibri"/>
+          <w:lang w:val="en-US"/>
+        </w:rPr>
+        <w:t>ShapeData</w:t>
+      </w:r>
+      <w:proofErr w:type="spellEnd"/>
+      <w:r>
+        <w:rPr>
+          <w:rFonts w:eastAsia="Calibri"/>
+          <w:lang w:val="en-US"/>
+        </w:rPr>
+        <w:t>&gt;</w:t>
+      </w:r>
+    </w:p>
+    <w:p>
+      <w:pPr>
+        <w:rPr>
+          <w:rFonts w:eastAsia="Calibri"/>
+          <w:lang w:val="en-US"/>
+        </w:rPr>
+      </w:pPr>
+      <w:r>
+        <w:rPr>
+          <w:rFonts w:eastAsia="Calibri"/>
+          <w:lang w:val="en-US"/>
+        </w:rPr>
+        <w:t>    &lt;</w:t>
+      </w:r>
+      <w:proofErr w:type="spellStart"/>
+      <w:r>
+        <w:rPr>
+          <w:rFonts w:eastAsia="Calibri"/>
+          <w:lang w:val="en-US"/>
+        </w:rPr>
+        <w:t>ShapeType</w:t>
+      </w:r>
+      <w:proofErr w:type="spellEnd"/>
+      <w:r>
+        <w:rPr>
+          <w:rFonts w:eastAsia="Calibri"/>
+          <w:lang w:val="en-US"/>
+        </w:rPr>
+        <w:t>&gt;</w:t>
       </w:r>
       <w:r>
         <w:rPr>
@@ -11022,21 +12034,37 @@
           <w:rFonts w:eastAsia="Calibri"/>
           <w:lang w:val="en-US"/>
         </w:rPr>
-        <w:t>&lt;/ShapeType&gt;</w:t>
-      </w:r>
-    </w:p>
-    <w:p>
-      <w:pPr>
+        <w:t>&lt;/</w:t>
+      </w:r>
+      <w:proofErr w:type="spellStart"/>
+      <w:r>
         <w:rPr>
           <w:rFonts w:eastAsia="Calibri"/>
           <w:lang w:val="en-US"/>
         </w:rPr>
-      </w:pPr>
+        <w:t>ShapeType</w:t>
+      </w:r>
+      <w:proofErr w:type="spellEnd"/>
       <w:r>
         <w:rPr>
           <w:rFonts w:eastAsia="Calibri"/>
           <w:lang w:val="en-US"/>
         </w:rPr>
+        <w:t>&gt;</w:t>
+      </w:r>
+    </w:p>
+    <w:p>
+      <w:pPr>
+        <w:rPr>
+          <w:rFonts w:eastAsia="Calibri"/>
+          <w:lang w:val="en-US"/>
+        </w:rPr>
+      </w:pPr>
+      <w:r>
+        <w:rPr>
+          <w:rFonts w:eastAsia="Calibri"/>
+          <w:lang w:val="en-US"/>
+        </w:rPr>
         <w:t>    &lt;Length&gt;&lt;/Length&gt;</w:t>
       </w:r>
     </w:p>
@@ -11082,38 +12110,86 @@
           <w:rFonts w:eastAsia="Calibri"/>
           <w:lang w:val="en-US"/>
         </w:rPr>
-        <w:t>  &lt;/ShapeData&gt;</w:t>
-      </w:r>
-    </w:p>
-    <w:p>
-      <w:pPr>
+        <w:t>  &lt;/</w:t>
+      </w:r>
+      <w:proofErr w:type="spellStart"/>
+      <w:r>
         <w:rPr>
           <w:rFonts w:eastAsia="Calibri"/>
           <w:lang w:val="en-US"/>
         </w:rPr>
-      </w:pPr>
+        <w:t>ShapeData</w:t>
+      </w:r>
+      <w:proofErr w:type="spellEnd"/>
       <w:r>
         <w:rPr>
           <w:rFonts w:eastAsia="Calibri"/>
           <w:lang w:val="en-US"/>
         </w:rPr>
+        <w:t>&gt;</w:t>
+      </w:r>
+    </w:p>
+    <w:p>
+      <w:pPr>
+        <w:rPr>
+          <w:rFonts w:eastAsia="Calibri"/>
+          <w:lang w:val="en-US"/>
+        </w:rPr>
+      </w:pPr>
+      <w:r>
+        <w:rPr>
+          <w:rFonts w:eastAsia="Calibri"/>
+          <w:lang w:val="en-US"/>
+        </w:rPr>
+        <w:t>  &lt;</w:t>
+      </w:r>
+      <w:proofErr w:type="spellStart"/>
+      <w:r>
+        <w:rPr>
+          <w:rFonts w:eastAsia="Calibri"/>
+          <w:lang w:val="en-US"/>
+        </w:rPr>
+        <w:t>ShapeData</w:t>
+      </w:r>
+      <w:proofErr w:type="spellEnd"/>
+      <w:r>
+        <w:rPr>
+          <w:rFonts w:eastAsia="Calibri"/>
+          <w:lang w:val="en-US"/>
+        </w:rPr>
+        <w:t>&gt;</w:t>
+      </w:r>
+    </w:p>
+    <w:p>
+      <w:pPr>
+        <w:rPr>
+          <w:rFonts w:eastAsia="Calibri"/>
+          <w:lang w:val="en-US"/>
+        </w:rPr>
+      </w:pPr>
+      <w:r>
+        <w:rPr>
+          <w:rFonts w:eastAsia="Calibri"/>
+          <w:lang w:val="en-US"/>
+        </w:rPr>
         <w:lastRenderedPageBreak/>
-        <w:t>  &lt;ShapeData&gt;</w:t>
-      </w:r>
-    </w:p>
-    <w:p>
-      <w:pPr>
+        <w:t>    &lt;</w:t>
+      </w:r>
+      <w:proofErr w:type="spellStart"/>
+      <w:r>
         <w:rPr>
           <w:rFonts w:eastAsia="Calibri"/>
           <w:lang w:val="en-US"/>
         </w:rPr>
-      </w:pPr>
+        <w:t>ShapeType</w:t>
+      </w:r>
+      <w:proofErr w:type="spellEnd"/>
       <w:r>
         <w:rPr>
           <w:rFonts w:eastAsia="Calibri"/>
           <w:lang w:val="en-US"/>
         </w:rPr>
-        <w:t>    &lt;ShapeType&gt;</w:t>
+        <w:t>&gt;</w:t>
       </w:r>
       <w:r>
         <w:rPr>
@@ -11126,21 +12202,37 @@
           <w:rFonts w:eastAsia="Calibri"/>
           <w:lang w:val="en-US"/>
         </w:rPr>
-        <w:t>&lt;/ShapeType&gt;</w:t>
-      </w:r>
-    </w:p>
-    <w:p>
-      <w:pPr>
+        <w:t>&lt;/</w:t>
+      </w:r>
+      <w:proofErr w:type="spellStart"/>
+      <w:r>
         <w:rPr>
           <w:rFonts w:eastAsia="Calibri"/>
           <w:lang w:val="en-US"/>
         </w:rPr>
-      </w:pPr>
+        <w:t>ShapeType</w:t>
+      </w:r>
+      <w:proofErr w:type="spellEnd"/>
       <w:r>
         <w:rPr>
           <w:rFonts w:eastAsia="Calibri"/>
           <w:lang w:val="en-US"/>
         </w:rPr>
+        <w:t>&gt;</w:t>
+      </w:r>
+    </w:p>
+    <w:p>
+      <w:pPr>
+        <w:rPr>
+          <w:rFonts w:eastAsia="Calibri"/>
+          <w:lang w:val="en-US"/>
+        </w:rPr>
+      </w:pPr>
+      <w:r>
+        <w:rPr>
+          <w:rFonts w:eastAsia="Calibri"/>
+          <w:lang w:val="en-US"/>
+        </w:rPr>
         <w:t>    &lt;Length&gt;&lt;/Length&gt;</w:t>
       </w:r>
     </w:p>
@@ -11186,20 +12278,50 @@
           <w:rFonts w:eastAsia="Calibri"/>
           <w:lang w:val="en-US"/>
         </w:rPr>
-        <w:t>  &lt;/ShapeData&gt;</w:t>
-      </w:r>
-    </w:p>
-    <w:p>
-      <w:pPr>
-        <w:rPr>
-          <w:rFonts w:eastAsia="Calibri"/>
-        </w:rPr>
-      </w:pPr>
-      <w:r>
-        <w:rPr>
-          <w:rFonts w:eastAsia="Calibri"/>
-        </w:rPr>
-        <w:t>&lt;/ArrayOfShapeData&gt;</w:t>
+        <w:t>  &lt;/</w:t>
+      </w:r>
+      <w:proofErr w:type="spellStart"/>
+      <w:r>
+        <w:rPr>
+          <w:rFonts w:eastAsia="Calibri"/>
+          <w:lang w:val="en-US"/>
+        </w:rPr>
+        <w:t>ShapeData</w:t>
+      </w:r>
+      <w:proofErr w:type="spellEnd"/>
+      <w:r>
+        <w:rPr>
+          <w:rFonts w:eastAsia="Calibri"/>
+          <w:lang w:val="en-US"/>
+        </w:rPr>
+        <w:t>&gt;</w:t>
+      </w:r>
+    </w:p>
+    <w:p>
+      <w:pPr>
+        <w:rPr>
+          <w:rFonts w:eastAsia="Calibri"/>
+        </w:rPr>
+      </w:pPr>
+      <w:r>
+        <w:rPr>
+          <w:rFonts w:eastAsia="Calibri"/>
+        </w:rPr>
+        <w:t>&lt;/</w:t>
+      </w:r>
+      <w:proofErr w:type="spellStart"/>
+      <w:r>
+        <w:rPr>
+          <w:rFonts w:eastAsia="Calibri"/>
+        </w:rPr>
+        <w:t>ArrayOfShapeData</w:t>
+      </w:r>
+      <w:proofErr w:type="spellEnd"/>
+      <w:r>
+        <w:rPr>
+          <w:rFonts w:eastAsia="Calibri"/>
+        </w:rPr>
+        <w:t>&gt;</w:t>
       </w:r>
     </w:p>
     <w:p>
@@ -11473,7 +12595,32 @@
         <w:rPr>
           <w:rFonts w:eastAsia="Calibri"/>
         </w:rPr>
-        <w:t>радиус шара.</w:t>
+        <w:t>радиус шара</w:t>
+      </w:r>
+      <w:r>
+        <w:rPr>
+          <w:rFonts w:eastAsia="Calibri"/>
+        </w:rPr>
+        <w:t xml:space="preserve"> (</w:t>
+      </w:r>
+      <w:r>
+        <w:rPr>
+          <w:rFonts w:eastAsia="Calibri"/>
+          <w:lang w:val="en-US"/>
+        </w:rPr>
+        <w:t>F</w:t>
+      </w:r>
+      <w:r>
+        <w:rPr>
+          <w:rFonts w:eastAsia="Calibri"/>
+        </w:rPr>
+        <w:t>8)</w:t>
+      </w:r>
+      <w:r>
+        <w:rPr>
+          <w:rFonts w:eastAsia="Calibri"/>
+        </w:rPr>
+        <w:t>.</w:t>
       </w:r>
     </w:p>
     <w:p>
@@ -11654,6 +12801,31 @@
           <w:rFonts w:eastAsia="Calibri"/>
         </w:rPr>
         <w:t>высота пирамиды</w:t>
+      </w:r>
+      <w:r>
+        <w:rPr>
+          <w:rFonts w:eastAsia="Calibri"/>
+        </w:rPr>
+        <w:t xml:space="preserve"> </w:t>
+      </w:r>
+      <w:r>
+        <w:rPr>
+          <w:rFonts w:eastAsia="Calibri"/>
+        </w:rPr>
+        <w:t>(</w:t>
+      </w:r>
+      <w:r>
+        <w:rPr>
+          <w:rFonts w:eastAsia="Calibri"/>
+          <w:lang w:val="en-US"/>
+        </w:rPr>
+        <w:t>F</w:t>
+      </w:r>
+      <w:r>
+        <w:rPr>
+          <w:rFonts w:eastAsia="Calibri"/>
+        </w:rPr>
+        <w:t>8)</w:t>
       </w:r>
       <w:r>
         <w:rPr>
@@ -11814,7 +12986,38 @@
         <w:rPr>
           <w:rFonts w:eastAsia="Calibri"/>
         </w:rPr>
-        <w:t>высота пирамиды.</w:t>
+        <w:t>высота пирамиды</w:t>
+      </w:r>
+      <w:r>
+        <w:rPr>
+          <w:rFonts w:eastAsia="Calibri"/>
+        </w:rPr>
+        <w:t xml:space="preserve"> </w:t>
+      </w:r>
+      <w:r>
+        <w:rPr>
+          <w:rFonts w:eastAsia="Calibri"/>
+        </w:rPr>
+        <w:t>(</w:t>
+      </w:r>
+      <w:r>
+        <w:rPr>
+          <w:rFonts w:eastAsia="Calibri"/>
+          <w:lang w:val="en-US"/>
+        </w:rPr>
+        <w:t>F</w:t>
+      </w:r>
+      <w:r>
+        <w:rPr>
+          <w:rFonts w:eastAsia="Calibri"/>
+        </w:rPr>
+        <w:t>8)</w:t>
+      </w:r>
+      <w:r>
+        <w:rPr>
+          <w:rFonts w:eastAsia="Calibri"/>
+        </w:rPr>
+        <w:t>.</w:t>
       </w:r>
       <w:commentRangeEnd w:id="46"/>
       <w:r>
@@ -11953,23 +13156,6 @@
     </w:p>
     <w:p>
       <w:pPr>
-        <w:pStyle w:val="2"/>
-        <w:rPr>
-          <w:rFonts w:eastAsia="Calibri"/>
-        </w:rPr>
-      </w:pPr>
-      <w:bookmarkStart w:id="47" w:name="_Toc232256321"/>
-      <w:r>
-        <w:rPr>
-          <w:rFonts w:eastAsia="Calibri"/>
-        </w:rPr>
-        <w:lastRenderedPageBreak/>
-        <w:t>Требования к пользовательскому интерфейсу</w:t>
-      </w:r>
-      <w:bookmarkEnd w:id="47"/>
-    </w:p>
-    <w:p>
-      <w:pPr>
         <w:rPr>
           <w:rFonts w:eastAsia="Calibri"/>
         </w:rPr>
@@ -11980,14 +13166,111 @@
           <w:b/>
           <w:bCs/>
         </w:rPr>
-        <w:t>U1.</w:t>
-      </w:r>
-      <w:r>
-        <w:rPr>
-          <w:rFonts w:eastAsia="Calibri"/>
-        </w:rPr>
-        <w:t xml:space="preserve"> Система должна иметь графический интерфейс пользователя.</w:t>
-      </w:r>
+        <w:t>F8.</w:t>
+      </w:r>
+      <w:r>
+        <w:rPr>
+          <w:rFonts w:eastAsia="Calibri"/>
+        </w:rPr>
+        <w:t xml:space="preserve"> Все параметры фигур должны удовлетворять следующим ограничениям:</w:t>
+      </w:r>
+    </w:p>
+    <w:p>
+      <w:pPr>
+        <w:pStyle w:val="a1"/>
+        <w:numPr>
+          <w:ilvl w:val="0"/>
+          <w:numId w:val="4"/>
+        </w:numPr>
+        <w:tabs>
+          <w:tab w:val="left" w:pos="993"/>
+        </w:tabs>
+        <w:spacing w:line="360" w:lineRule="auto"/>
+        <w:ind w:left="426" w:firstLine="284"/>
+        <w:rPr>
+          <w:rFonts w:ascii="Times New Roman" w:hAnsi="Times New Roman"/>
+          <w:sz w:val="28"/>
+          <w:szCs w:val="28"/>
+        </w:rPr>
+      </w:pPr>
+      <w:r>
+        <w:rPr>
+          <w:rFonts w:ascii="Times New Roman" w:hAnsi="Times New Roman"/>
+          <w:sz w:val="28"/>
+          <w:szCs w:val="28"/>
+        </w:rPr>
+        <w:lastRenderedPageBreak/>
+        <w:t>значения должны быть положительными числами;</w:t>
+      </w:r>
+    </w:p>
+    <w:p>
+      <w:pPr>
+        <w:pStyle w:val="a1"/>
+        <w:numPr>
+          <w:ilvl w:val="0"/>
+          <w:numId w:val="4"/>
+        </w:numPr>
+        <w:tabs>
+          <w:tab w:val="left" w:pos="993"/>
+        </w:tabs>
+        <w:spacing w:after="0" w:line="360" w:lineRule="auto"/>
+        <w:ind w:left="426" w:firstLine="284"/>
+        <w:rPr>
+          <w:rFonts w:ascii="Times New Roman" w:hAnsi="Times New Roman"/>
+          <w:sz w:val="28"/>
+          <w:szCs w:val="28"/>
+        </w:rPr>
+      </w:pPr>
+      <w:r>
+        <w:rPr>
+          <w:rFonts w:ascii="Times New Roman" w:hAnsi="Times New Roman"/>
+          <w:sz w:val="28"/>
+          <w:szCs w:val="28"/>
+        </w:rPr>
+        <w:t xml:space="preserve">значения не должны быть </w:t>
+      </w:r>
+      <w:proofErr w:type="spellStart"/>
+      <w:r>
+        <w:rPr>
+          <w:rFonts w:ascii="Times New Roman" w:hAnsi="Times New Roman"/>
+          <w:sz w:val="28"/>
+          <w:szCs w:val="28"/>
+        </w:rPr>
+        <w:t>NaN</w:t>
+      </w:r>
+      <w:proofErr w:type="spellEnd"/>
+      <w:r>
+        <w:rPr>
+          <w:rFonts w:ascii="Times New Roman" w:hAnsi="Times New Roman"/>
+          <w:sz w:val="28"/>
+          <w:szCs w:val="28"/>
+        </w:rPr>
+        <w:t xml:space="preserve"> </w:t>
+      </w:r>
+      <w:r>
+        <w:rPr>
+          <w:rFonts w:ascii="Times New Roman" w:hAnsi="Times New Roman"/>
+          <w:sz w:val="28"/>
+          <w:szCs w:val="28"/>
+        </w:rPr>
+        <w:t>или бесконечностью.</w:t>
+      </w:r>
+    </w:p>
+    <w:p>
+      <w:pPr>
+        <w:pStyle w:val="2"/>
+        <w:rPr>
+          <w:rFonts w:eastAsia="Calibri"/>
+        </w:rPr>
+      </w:pPr>
+      <w:bookmarkStart w:id="47" w:name="_Toc232256321"/>
+      <w:r>
+        <w:rPr>
+          <w:rFonts w:eastAsia="Calibri"/>
+        </w:rPr>
+        <w:t>Требования к пользовательскому интерфейсу</w:t>
+      </w:r>
+      <w:bookmarkEnd w:id="47"/>
     </w:p>
     <w:p>
       <w:pPr>
@@ -12001,13 +13284,13 @@
           <w:b/>
           <w:bCs/>
         </w:rPr>
-        <w:t>U2.</w:t>
-      </w:r>
-      <w:r>
-        <w:rPr>
-          <w:rFonts w:eastAsia="Calibri"/>
-        </w:rPr>
-        <w:t xml:space="preserve"> Данные должны быть представлены в табличном виде.</w:t>
+        <w:t>U1.</w:t>
+      </w:r>
+      <w:r>
+        <w:rPr>
+          <w:rFonts w:eastAsia="Calibri"/>
+        </w:rPr>
+        <w:t xml:space="preserve"> Система должна иметь графический интерфейс пользователя.</w:t>
       </w:r>
     </w:p>
     <w:p>
@@ -12022,30 +13305,14 @@
           <w:b/>
           <w:bCs/>
         </w:rPr>
-        <w:t>U3.</w:t>
-      </w:r>
-      <w:r>
-        <w:rPr>
-          <w:rFonts w:eastAsia="Calibri"/>
-        </w:rPr>
-        <w:t xml:space="preserve"> В системе должна быть реализована система обработки ошибок.</w:t>
-      </w:r>
-    </w:p>
-    <w:p>
-      <w:pPr>
-        <w:pStyle w:val="2"/>
-        <w:rPr>
-          <w:rFonts w:eastAsia="Calibri"/>
-        </w:rPr>
-      </w:pPr>
-      <w:bookmarkStart w:id="48" w:name="_Toc232256322"/>
-      <w:r>
-        <w:rPr>
-          <w:rFonts w:eastAsia="Calibri"/>
-        </w:rPr>
-        <w:t>Требования к аппаратному и программному обеспечению</w:t>
-      </w:r>
-      <w:bookmarkEnd w:id="48"/>
+        <w:t>U2.</w:t>
+      </w:r>
+      <w:r>
+        <w:rPr>
+          <w:rFonts w:eastAsia="Calibri"/>
+        </w:rPr>
+        <w:t xml:space="preserve"> Данные должны быть представлены в табличном виде.</w:t>
+      </w:r>
     </w:p>
     <w:p>
       <w:pPr>
@@ -12059,14 +13326,30 @@
           <w:b/>
           <w:bCs/>
         </w:rPr>
-        <w:t>C1.</w:t>
-      </w:r>
-      <w:r>
-        <w:rPr>
-          <w:rFonts w:eastAsia="Calibri"/>
-        </w:rPr>
-        <w:t xml:space="preserve"> Система должна работать на операционной системе Windows 10 Pro 22H2 (x64). Работоспособность на других выпусках и версиях не гарантируется.</w:t>
-      </w:r>
+        <w:t>U3.</w:t>
+      </w:r>
+      <w:r>
+        <w:rPr>
+          <w:rFonts w:eastAsia="Calibri"/>
+        </w:rPr>
+        <w:t xml:space="preserve"> В системе должна быть реализована система обработки ошибок.</w:t>
+      </w:r>
+    </w:p>
+    <w:p>
+      <w:pPr>
+        <w:pStyle w:val="2"/>
+        <w:rPr>
+          <w:rFonts w:eastAsia="Calibri"/>
+        </w:rPr>
+      </w:pPr>
+      <w:bookmarkStart w:id="48" w:name="_Toc232256322"/>
+      <w:r>
+        <w:rPr>
+          <w:rFonts w:eastAsia="Calibri"/>
+        </w:rPr>
+        <w:t>Требования к аппаратному и программному обеспечению</w:t>
+      </w:r>
+      <w:bookmarkEnd w:id="48"/>
     </w:p>
     <w:p>
       <w:pPr>
@@ -12080,13 +13363,13 @@
           <w:b/>
           <w:bCs/>
         </w:rPr>
-        <w:t>C2.</w:t>
-      </w:r>
-      <w:r>
-        <w:rPr>
-          <w:rFonts w:eastAsia="Calibri"/>
-        </w:rPr>
-        <w:t xml:space="preserve"> На рабочей станции должен быть установлен .NET 8.0.</w:t>
+        <w:t>C1.</w:t>
+      </w:r>
+      <w:r>
+        <w:rPr>
+          <w:rFonts w:eastAsia="Calibri"/>
+        </w:rPr>
+        <w:t xml:space="preserve"> Система должна работать на операционной системе Windows 10 Pro 22H2 (x64). Работоспособность на других выпусках и версиях не гарантируется.</w:t>
       </w:r>
     </w:p>
     <w:p>
@@ -12101,13 +13384,13 @@
           <w:b/>
           <w:bCs/>
         </w:rPr>
-        <w:t>C3.</w:t>
-      </w:r>
-      <w:r>
-        <w:rPr>
-          <w:rFonts w:eastAsia="Calibri"/>
-        </w:rPr>
-        <w:t xml:space="preserve"> Процессор – не менее 1 гигагерц (ГГц) или выше.</w:t>
+        <w:t>C2.</w:t>
+      </w:r>
+      <w:r>
+        <w:rPr>
+          <w:rFonts w:eastAsia="Calibri"/>
+        </w:rPr>
+        <w:t xml:space="preserve"> На рабочей станции должен быть установлен .NET 8.0.</w:t>
       </w:r>
     </w:p>
     <w:p>
@@ -12122,13 +13405,13 @@
           <w:b/>
           <w:bCs/>
         </w:rPr>
-        <w:t>C4.</w:t>
-      </w:r>
-      <w:r>
-        <w:rPr>
-          <w:rFonts w:eastAsia="Calibri"/>
-        </w:rPr>
-        <w:t xml:space="preserve"> ОЗУ: 2 ГБ для 64-разрядных систем.</w:t>
+        <w:t>C3.</w:t>
+      </w:r>
+      <w:r>
+        <w:rPr>
+          <w:rFonts w:eastAsia="Calibri"/>
+        </w:rPr>
+        <w:t xml:space="preserve"> Процессор – не менее 1 гигагерц (ГГц) или выше.</w:t>
       </w:r>
     </w:p>
     <w:p>
@@ -12143,6 +13426,27 @@
           <w:b/>
           <w:bCs/>
         </w:rPr>
+        <w:t>C4.</w:t>
+      </w:r>
+      <w:r>
+        <w:rPr>
+          <w:rFonts w:eastAsia="Calibri"/>
+        </w:rPr>
+        <w:t xml:space="preserve"> ОЗУ: 2 ГБ для 64-разрядных систем.</w:t>
+      </w:r>
+    </w:p>
+    <w:p>
+      <w:pPr>
+        <w:rPr>
+          <w:rFonts w:eastAsia="Calibri"/>
+        </w:rPr>
+      </w:pPr>
+      <w:r>
+        <w:rPr>
+          <w:rFonts w:eastAsia="Calibri"/>
+          <w:b/>
+          <w:bCs/>
+        </w:rPr>
         <w:t>C5.</w:t>
       </w:r>
       <w:r>
@@ -12283,46 +13587,17 @@
     </w:p>
     <w:p>
       <w:pPr>
-        <w:rPr>
-          <w:rFonts w:eastAsia="Calibri"/>
-        </w:rPr>
-      </w:pPr>
-    </w:p>
-    <w:p>
-      <w:pPr>
-        <w:rPr>
-          <w:rFonts w:eastAsia="Calibri"/>
-        </w:rPr>
-      </w:pPr>
-    </w:p>
-    <w:p>
-      <w:pPr>
         <w:pStyle w:val="-"/>
         <w:rPr>
           <w:rFonts w:eastAsia="Calibri"/>
         </w:rPr>
       </w:pPr>
-    </w:p>
-    <w:p>
-      <w:pPr>
-        <w:pStyle w:val="-"/>
-        <w:rPr>
-          <w:rFonts w:eastAsia="Calibri"/>
-        </w:rPr>
-      </w:pPr>
-    </w:p>
-    <w:p>
-      <w:pPr>
-        <w:pStyle w:val="-"/>
-        <w:rPr>
-          <w:rFonts w:eastAsia="Calibri"/>
-        </w:rPr>
-      </w:pPr>
       <w:bookmarkStart w:id="49" w:name="_Toc232256323"/>
       <w:r>
         <w:rPr>
           <w:rFonts w:eastAsia="Calibri"/>
         </w:rPr>
+        <w:lastRenderedPageBreak/>
         <w:t>Список использованных источников</w:t>
       </w:r>
       <w:bookmarkEnd w:id="49"/>
@@ -12344,7 +13619,90 @@
           <w:rFonts w:eastAsia="Calibri"/>
         </w:rPr>
         <w:tab/>
-        <w:t>Калентьев, А. А. Новые технологии в программировании : учебное пособие / А. А. Калентьев, Д. В. Гарайс, А. Е. Гориянов. – Томск : Эль Контент, 2014. – 176 с. – ISBN 978-5-4332-0185-9.</w:t>
+      </w:r>
+      <w:proofErr w:type="spellStart"/>
+      <w:r>
+        <w:rPr>
+          <w:rFonts w:eastAsia="Calibri"/>
+        </w:rPr>
+        <w:t>Калентьев</w:t>
+      </w:r>
+      <w:proofErr w:type="spellEnd"/>
+      <w:r>
+        <w:rPr>
+          <w:rFonts w:eastAsia="Calibri"/>
+        </w:rPr>
+        <w:t xml:space="preserve">, А. А. Новые технологии в </w:t>
+      </w:r>
+      <w:proofErr w:type="gramStart"/>
+      <w:r>
+        <w:rPr>
+          <w:rFonts w:eastAsia="Calibri"/>
+        </w:rPr>
+        <w:t>программировании :</w:t>
+      </w:r>
+      <w:proofErr w:type="gramEnd"/>
+      <w:r>
+        <w:rPr>
+          <w:rFonts w:eastAsia="Calibri"/>
+        </w:rPr>
+        <w:t xml:space="preserve"> учебное пособие / А. А. </w:t>
+      </w:r>
+      <w:proofErr w:type="spellStart"/>
+      <w:r>
+        <w:rPr>
+          <w:rFonts w:eastAsia="Calibri"/>
+        </w:rPr>
+        <w:t>Калентьев</w:t>
+      </w:r>
+      <w:proofErr w:type="spellEnd"/>
+      <w:r>
+        <w:rPr>
+          <w:rFonts w:eastAsia="Calibri"/>
+        </w:rPr>
+        <w:t xml:space="preserve">, Д. В. </w:t>
+      </w:r>
+      <w:proofErr w:type="spellStart"/>
+      <w:r>
+        <w:rPr>
+          <w:rFonts w:eastAsia="Calibri"/>
+        </w:rPr>
+        <w:t>Гарайс</w:t>
+      </w:r>
+      <w:proofErr w:type="spellEnd"/>
+      <w:r>
+        <w:rPr>
+          <w:rFonts w:eastAsia="Calibri"/>
+        </w:rPr>
+        <w:t xml:space="preserve">, А. Е. </w:t>
+      </w:r>
+      <w:proofErr w:type="spellStart"/>
+      <w:r>
+        <w:rPr>
+          <w:rFonts w:eastAsia="Calibri"/>
+        </w:rPr>
+        <w:t>Гориянов</w:t>
+      </w:r>
+      <w:proofErr w:type="spellEnd"/>
+      <w:r>
+        <w:rPr>
+          <w:rFonts w:eastAsia="Calibri"/>
+        </w:rPr>
+        <w:t xml:space="preserve">. – </w:t>
+      </w:r>
+      <w:proofErr w:type="gramStart"/>
+      <w:r>
+        <w:rPr>
+          <w:rFonts w:eastAsia="Calibri"/>
+        </w:rPr>
+        <w:t>Томск :</w:t>
+      </w:r>
+      <w:proofErr w:type="gramEnd"/>
+      <w:r>
+        <w:rPr>
+          <w:rFonts w:eastAsia="Calibri"/>
+        </w:rPr>
+        <w:t xml:space="preserve"> Эль Контент, 2014. – 176 с. – ISBN 978-5-4332-0185-9.</w:t>
       </w:r>
     </w:p>
     <w:sectPr>
@@ -12391,12 +13749,14 @@
       <w:r>
         <w:t xml:space="preserve">Связь с </w:t>
       </w:r>
+      <w:proofErr w:type="spellStart"/>
       <w:r>
         <w:rPr>
           <w:lang w:val="en-US"/>
         </w:rPr>
         <w:t>ShapeData</w:t>
       </w:r>
+      <w:proofErr w:type="spellEnd"/>
     </w:p>
   </w:comment>
   <w:comment w:id="33" w:author="Aleksey A. Kalentev" w:date="2026-06-20T13:09:00Z" w:initials="AAK">
@@ -12963,6 +14323,155 @@
       </w:rPr>
     </w:lvl>
   </w:abstractNum>
+  <w:abstractNum w:abstractNumId="3" w15:restartNumberingAfterBreak="0">
+    <w:nsid w:val="7F3F66BB"/>
+    <w:multiLevelType w:val="multilevel"/>
+    <w:tmpl w:val="A970A8C0"/>
+    <w:lvl w:ilvl="0">
+      <w:start w:val="1"/>
+      <w:numFmt w:val="bullet"/>
+      <w:lvlText w:val=""/>
+      <w:lvlJc w:val="left"/>
+      <w:pPr>
+        <w:tabs>
+          <w:tab w:val="num" w:pos="720"/>
+        </w:tabs>
+        <w:ind w:left="720" w:hanging="360"/>
+      </w:pPr>
+      <w:rPr>
+        <w:rFonts w:ascii="Symbol" w:hAnsi="Symbol" w:hint="default"/>
+        <w:sz w:val="20"/>
+      </w:rPr>
+    </w:lvl>
+    <w:lvl w:ilvl="1" w:tentative="1">
+      <w:start w:val="1"/>
+      <w:numFmt w:val="bullet"/>
+      <w:lvlText w:val="o"/>
+      <w:lvlJc w:val="left"/>
+      <w:pPr>
+        <w:tabs>
+          <w:tab w:val="num" w:pos="1440"/>
+        </w:tabs>
+        <w:ind w:left="1440" w:hanging="360"/>
+      </w:pPr>
+      <w:rPr>
+        <w:rFonts w:ascii="Courier New" w:hAnsi="Courier New" w:hint="default"/>
+        <w:sz w:val="20"/>
+      </w:rPr>
+    </w:lvl>
+    <w:lvl w:ilvl="2" w:tentative="1">
+      <w:start w:val="1"/>
+      <w:numFmt w:val="bullet"/>
+      <w:lvlText w:val=""/>
+      <w:lvlJc w:val="left"/>
+      <w:pPr>
+        <w:tabs>
+          <w:tab w:val="num" w:pos="2160"/>
+        </w:tabs>
+        <w:ind w:left="2160" w:hanging="360"/>
+      </w:pPr>
+      <w:rPr>
+        <w:rFonts w:ascii="Wingdings" w:hAnsi="Wingdings" w:hint="default"/>
+        <w:sz w:val="20"/>
+      </w:rPr>
+    </w:lvl>
+    <w:lvl w:ilvl="3" w:tentative="1">
+      <w:start w:val="1"/>
+      <w:numFmt w:val="bullet"/>
+      <w:lvlText w:val=""/>
+      <w:lvlJc w:val="left"/>
+      <w:pPr>
+        <w:tabs>
+          <w:tab w:val="num" w:pos="2880"/>
+        </w:tabs>
+        <w:ind w:left="2880" w:hanging="360"/>
+      </w:pPr>
+      <w:rPr>
+        <w:rFonts w:ascii="Wingdings" w:hAnsi="Wingdings" w:hint="default"/>
+        <w:sz w:val="20"/>
+      </w:rPr>
+    </w:lvl>
+    <w:lvl w:ilvl="4" w:tentative="1">
+      <w:start w:val="1"/>
+      <w:numFmt w:val="bullet"/>
+      <w:lvlText w:val=""/>
+      <w:lvlJc w:val="left"/>
+      <w:pPr>
+        <w:tabs>
+          <w:tab w:val="num" w:pos="3600"/>
+        </w:tabs>
+        <w:ind w:left="3600" w:hanging="360"/>
+      </w:pPr>
+      <w:rPr>
+        <w:rFonts w:ascii="Wingdings" w:hAnsi="Wingdings" w:hint="default"/>
+        <w:sz w:val="20"/>
+      </w:rPr>
+    </w:lvl>
+    <w:lvl w:ilvl="5" w:tentative="1">
+      <w:start w:val="1"/>
+      <w:numFmt w:val="bullet"/>
+      <w:lvlText w:val=""/>
+      <w:lvlJc w:val="left"/>
+      <w:pPr>
+        <w:tabs>
+          <w:tab w:val="num" w:pos="4320"/>
+        </w:tabs>
+        <w:ind w:left="4320" w:hanging="360"/>
+      </w:pPr>
+      <w:rPr>
+        <w:rFonts w:ascii="Wingdings" w:hAnsi="Wingdings" w:hint="default"/>
+        <w:sz w:val="20"/>
+      </w:rPr>
+    </w:lvl>
+    <w:lvl w:ilvl="6" w:tentative="1">
+      <w:start w:val="1"/>
+      <w:numFmt w:val="bullet"/>
+      <w:lvlText w:val=""/>
+      <w:lvlJc w:val="left"/>
+      <w:pPr>
+        <w:tabs>
+          <w:tab w:val="num" w:pos="5040"/>
+        </w:tabs>
+        <w:ind w:left="5040" w:hanging="360"/>
+      </w:pPr>
+      <w:rPr>
+        <w:rFonts w:ascii="Wingdings" w:hAnsi="Wingdings" w:hint="default"/>
+        <w:sz w:val="20"/>
+      </w:rPr>
+    </w:lvl>
+    <w:lvl w:ilvl="7" w:tentative="1">
+      <w:start w:val="1"/>
+      <w:numFmt w:val="bullet"/>
+      <w:lvlText w:val=""/>
+      <w:lvlJc w:val="left"/>
+      <w:pPr>
+        <w:tabs>
+          <w:tab w:val="num" w:pos="5760"/>
+        </w:tabs>
+        <w:ind w:left="5760" w:hanging="360"/>
+      </w:pPr>
+      <w:rPr>
+        <w:rFonts w:ascii="Wingdings" w:hAnsi="Wingdings" w:hint="default"/>
+        <w:sz w:val="20"/>
+      </w:rPr>
+    </w:lvl>
+    <w:lvl w:ilvl="8" w:tentative="1">
+      <w:start w:val="1"/>
+      <w:numFmt w:val="bullet"/>
+      <w:lvlText w:val=""/>
+      <w:lvlJc w:val="left"/>
+      <w:pPr>
+        <w:tabs>
+          <w:tab w:val="num" w:pos="6480"/>
+        </w:tabs>
+        <w:ind w:left="6480" w:hanging="360"/>
+      </w:pPr>
+      <w:rPr>
+        <w:rFonts w:ascii="Wingdings" w:hAnsi="Wingdings" w:hint="default"/>
+        <w:sz w:val="20"/>
+      </w:rPr>
+    </w:lvl>
+  </w:abstractNum>
   <w:num w:numId="1">
     <w:abstractNumId w:val="1"/>
   </w:num>
@@ -13001,6 +14510,9 @@
   </w:num>
   <w:num w:numId="4">
     <w:abstractNumId w:val="2"/>
+  </w:num>
+  <w:num w:numId="5">
+    <w:abstractNumId w:val="3"/>
   </w:num>
   <w:numIdMacAtCleanup w:val="4"/>
 </w:numbering>
@@ -13131,6 +14643,7 @@
     <w:lsdException w:name="HTML Sample" w:semiHidden="1" w:unhideWhenUsed="1"/>
     <w:lsdException w:name="HTML Typewriter" w:semiHidden="1" w:unhideWhenUsed="1"/>
     <w:lsdException w:name="HTML Variable" w:semiHidden="1" w:unhideWhenUsed="1"/>
+    <w:lsdException w:name="Normal Table" w:semiHidden="1" w:unhideWhenUsed="1"/>
     <w:lsdException w:name="annotation subject" w:semiHidden="1" w:unhideWhenUsed="1"/>
     <w:lsdException w:name="No List" w:semiHidden="1" w:unhideWhenUsed="1"/>
     <w:lsdException w:name="Outline List 1" w:semiHidden="1" w:unhideWhenUsed="1"/>
@@ -13173,8 +14686,11 @@
     <w:lsdException w:name="Table Contemporary" w:semiHidden="1" w:unhideWhenUsed="1"/>
     <w:lsdException w:name="Table Elegant" w:semiHidden="1" w:unhideWhenUsed="1"/>
     <w:lsdException w:name="Table Professional" w:semiHidden="1" w:unhideWhenUsed="1"/>
+    <w:lsdException w:name="Table Subtle 1" w:semiHidden="1" w:unhideWhenUsed="1"/>
     <w:lsdException w:name="Table Subtle 2" w:semiHidden="1" w:unhideWhenUsed="1"/>
     <w:lsdException w:name="Table Web 1" w:semiHidden="1" w:unhideWhenUsed="1"/>
+    <w:lsdException w:name="Table Web 2" w:semiHidden="1" w:unhideWhenUsed="1"/>
+    <w:lsdException w:name="Table Web 3" w:semiHidden="1" w:unhideWhenUsed="1"/>
     <w:lsdException w:name="Balloon Text" w:semiHidden="1" w:unhideWhenUsed="1"/>
     <w:lsdException w:name="Table Grid" w:uiPriority="39"/>
     <w:lsdException w:name="Table Theme" w:semiHidden="1" w:unhideWhenUsed="1"/>

--- a/lb1/ЛР5_Склярук_А_Д.docx
+++ b/lb1/ЛР5_Склярук_А_Д.docx
@@ -342,12 +342,12 @@
         <w:tblLook w:val="04A0" w:firstRow="1" w:lastRow="0" w:firstColumn="1" w:lastColumn="0" w:noHBand="0" w:noVBand="1"/>
       </w:tblPr>
       <w:tblGrid>
-        <w:gridCol w:w="2662"/>
-        <w:gridCol w:w="556"/>
-        <w:gridCol w:w="3166"/>
-        <w:gridCol w:w="2105"/>
-        <w:gridCol w:w="282"/>
-        <w:gridCol w:w="1924"/>
+        <w:gridCol w:w="2694"/>
+        <w:gridCol w:w="567"/>
+        <w:gridCol w:w="3260"/>
+        <w:gridCol w:w="2126"/>
+        <w:gridCol w:w="284"/>
+        <w:gridCol w:w="1764"/>
       </w:tblGrid>
       <w:tr>
         <w:trPr>
@@ -646,7 +646,6 @@
               </w:rPr>
               <w:t>20</w:t>
             </w:r>
-            <w:commentRangeStart w:id="3"/>
             <w:r>
               <w:rPr>
                 <w:szCs w:val="28"/>
@@ -667,14 +666,6 @@
                 <w:lang w:eastAsia="en-US"/>
               </w:rPr>
               <w:t>.2026</w:t>
-            </w:r>
-            <w:commentRangeEnd w:id="3"/>
-            <w:r>
-              <w:rPr>
-                <w:rStyle w:val="af2"/>
-                <w:rFonts w:ascii="Calibri" w:eastAsia="Calibri" w:hAnsi="Calibri"/>
-              </w:rPr>
-              <w:commentReference w:id="3"/>
             </w:r>
           </w:p>
         </w:tc>
@@ -3033,12 +3024,12 @@
       <w:pPr>
         <w:pStyle w:val="-"/>
       </w:pPr>
-      <w:bookmarkStart w:id="4" w:name="_Toc232256296"/>
+      <w:bookmarkStart w:id="3" w:name="_Toc232256296"/>
       <w:r>
         <w:lastRenderedPageBreak/>
         <w:t>Введение</w:t>
       </w:r>
-      <w:bookmarkEnd w:id="4"/>
+      <w:bookmarkEnd w:id="3"/>
     </w:p>
     <w:p>
       <w:pPr>
@@ -3304,28 +3295,28 @@
       <w:pPr>
         <w:pStyle w:val="1"/>
       </w:pPr>
-      <w:bookmarkStart w:id="5" w:name="_Toc232256297"/>
+      <w:bookmarkStart w:id="4" w:name="_Toc232256297"/>
       <w:r>
         <w:lastRenderedPageBreak/>
         <w:t>Основная часть</w:t>
       </w:r>
+      <w:bookmarkEnd w:id="4"/>
+    </w:p>
+    <w:p>
+      <w:pPr>
+        <w:pStyle w:val="2"/>
+        <w:rPr>
+          <w:lang w:val="en-US" w:eastAsia="en-US"/>
+        </w:rPr>
+      </w:pPr>
+      <w:bookmarkStart w:id="5" w:name="_Toc232256298"/>
+      <w:r>
+        <w:rPr>
+          <w:lang w:val="en-US" w:eastAsia="en-US"/>
+        </w:rPr>
+        <w:t>Use case</w:t>
+      </w:r>
       <w:bookmarkEnd w:id="5"/>
-    </w:p>
-    <w:p>
-      <w:pPr>
-        <w:pStyle w:val="2"/>
-        <w:rPr>
-          <w:lang w:val="en-US" w:eastAsia="en-US"/>
-        </w:rPr>
-      </w:pPr>
-      <w:bookmarkStart w:id="6" w:name="_Toc232256298"/>
-      <w:r>
-        <w:rPr>
-          <w:lang w:val="en-US" w:eastAsia="en-US"/>
-        </w:rPr>
-        <w:t>Use case</w:t>
-      </w:r>
-      <w:bookmarkEnd w:id="6"/>
     </w:p>
     <w:p>
       <w:pPr>
@@ -3407,7 +3398,7 @@
                     </pic:cNvPicPr>
                   </pic:nvPicPr>
                   <pic:blipFill>
-                    <a:blip r:embed="rId13">
+                    <a:blip r:embed="rId9">
                       <a:extLst>
                         <a:ext uri="{28A0092B-C50C-407E-A947-70E740481C1C}">
                           <a14:useLocalDpi xmlns:a14="http://schemas.microsoft.com/office/drawing/2010/main" val="0"/>
@@ -3481,7 +3472,7 @@
           <w:lang w:val="en-US" w:eastAsia="en-US"/>
         </w:rPr>
       </w:pPr>
-      <w:bookmarkStart w:id="7" w:name="_Toc232256299"/>
+      <w:bookmarkStart w:id="6" w:name="_Toc232256299"/>
       <w:r>
         <w:rPr>
           <w:lang w:val="en-US" w:eastAsia="en-US"/>
@@ -3512,7 +3503,7 @@
         </w:rPr>
         <w:t>классов</w:t>
       </w:r>
-      <w:bookmarkEnd w:id="7"/>
+      <w:bookmarkEnd w:id="6"/>
     </w:p>
     <w:p>
       <w:pPr>
@@ -4000,22 +3991,11 @@
       <w:pPr>
         <w:pStyle w:val="aff3"/>
       </w:pPr>
-      <w:commentRangeStart w:id="8"/>
-      <w:commentRangeEnd w:id="8"/>
-      <w:r>
-        <w:rPr>
-          <w:rStyle w:val="af2"/>
-          <w:rFonts w:ascii="Calibri" w:eastAsia="Calibri" w:hAnsi="Calibri"/>
-          <w:color w:val="auto"/>
-          <w:lang w:eastAsia="ru-RU"/>
+      <w:r>
+        <w:rPr>
+          <w:noProof/>
         </w:rPr>
         <w:lastRenderedPageBreak/>
-        <w:commentReference w:id="8"/>
-      </w:r>
-      <w:r>
-        <w:rPr>
-          <w:noProof/>
-        </w:rPr>
         <w:drawing>
           <wp:inline distT="0" distB="0" distL="0" distR="0" wp14:anchorId="7DD35685" wp14:editId="3D59785F">
             <wp:extent cx="5697206" cy="5390866"/>
@@ -4034,7 +4014,7 @@
                     </pic:cNvPicPr>
                   </pic:nvPicPr>
                   <pic:blipFill>
-                    <a:blip r:embed="rId14" cstate="print">
+                    <a:blip r:embed="rId10" cstate="print">
                       <a:extLst>
                         <a:ext uri="{28A0092B-C50C-407E-A947-70E740481C1C}">
                           <a14:useLocalDpi xmlns:a14="http://schemas.microsoft.com/office/drawing/2010/main" val="0"/>
@@ -4114,7 +4094,7 @@
           <w:lang w:val="en-US" w:eastAsia="en-US"/>
         </w:rPr>
       </w:pPr>
-      <w:bookmarkStart w:id="9" w:name="_Toc232256300"/>
+      <w:bookmarkStart w:id="7" w:name="_Toc232256300"/>
       <w:r>
         <w:rPr>
           <w:lang w:eastAsia="en-US"/>
@@ -4133,7 +4113,7 @@
         </w:rPr>
         <w:t>классов</w:t>
       </w:r>
-      <w:bookmarkEnd w:id="9"/>
+      <w:bookmarkEnd w:id="7"/>
     </w:p>
     <w:p>
       <w:pPr>
@@ -8100,7 +8080,7 @@
           <w:lang w:eastAsia="en-US"/>
         </w:rPr>
       </w:pPr>
-      <w:bookmarkStart w:id="10" w:name="_Toc232256301"/>
+      <w:bookmarkStart w:id="8" w:name="_Toc232256301"/>
       <w:r>
         <w:rPr>
           <w:lang w:eastAsia="en-US"/>
@@ -8114,7 +8094,7 @@
         </w:rPr>
         <w:t>Git</w:t>
       </w:r>
-      <w:bookmarkEnd w:id="10"/>
+      <w:bookmarkEnd w:id="8"/>
       <w:proofErr w:type="spellEnd"/>
     </w:p>
     <w:p>
@@ -8172,7 +8152,7 @@
                     <pic:cNvPicPr/>
                   </pic:nvPicPr>
                   <pic:blipFill>
-                    <a:blip r:embed="rId15"/>
+                    <a:blip r:embed="rId11"/>
                     <a:stretch>
                       <a:fillRect/>
                     </a:stretch>
@@ -8221,7 +8201,7 @@
                     <pic:cNvPicPr/>
                   </pic:nvPicPr>
                   <pic:blipFill rotWithShape="1">
-                    <a:blip r:embed="rId16"/>
+                    <a:blip r:embed="rId12"/>
                     <a:srcRect l="271"/>
                     <a:stretch/>
                   </pic:blipFill>
@@ -8270,7 +8250,7 @@
           <w:lang w:eastAsia="en-US"/>
         </w:rPr>
       </w:pPr>
-      <w:bookmarkStart w:id="11" w:name="_Toc232256302"/>
+      <w:bookmarkStart w:id="9" w:name="_Toc232256302"/>
       <w:r>
         <w:rPr>
           <w:lang w:eastAsia="en-US"/>
@@ -8278,7 +8258,7 @@
         <w:lastRenderedPageBreak/>
         <w:t>Тестирование программы</w:t>
       </w:r>
-      <w:bookmarkEnd w:id="11"/>
+      <w:bookmarkEnd w:id="9"/>
     </w:p>
     <w:p>
       <w:r>
@@ -8299,6 +8279,303 @@
             <wp:extent cx="4818297" cy="2601229"/>
             <wp:effectExtent l="0" t="0" r="1905" b="8890"/>
             <wp:docPr id="2" name="Рисунок 2"/>
+            <wp:cNvGraphicFramePr>
+              <a:graphicFrameLocks xmlns:a="http://schemas.openxmlformats.org/drawingml/2006/main" noChangeAspect="1"/>
+            </wp:cNvGraphicFramePr>
+            <a:graphic xmlns:a="http://schemas.openxmlformats.org/drawingml/2006/main">
+              <a:graphicData uri="http://schemas.openxmlformats.org/drawingml/2006/picture">
+                <pic:pic xmlns:pic="http://schemas.openxmlformats.org/drawingml/2006/picture">
+                  <pic:nvPicPr>
+                    <pic:cNvPr id="1" name=""/>
+                    <pic:cNvPicPr/>
+                  </pic:nvPicPr>
+                  <pic:blipFill>
+                    <a:blip r:embed="rId13"/>
+                    <a:stretch>
+                      <a:fillRect/>
+                    </a:stretch>
+                  </pic:blipFill>
+                  <pic:spPr>
+                    <a:xfrm>
+                      <a:off x="0" y="0"/>
+                      <a:ext cx="4840218" cy="2613063"/>
+                    </a:xfrm>
+                    <a:prstGeom prst="rect">
+                      <a:avLst/>
+                    </a:prstGeom>
+                  </pic:spPr>
+                </pic:pic>
+              </a:graphicData>
+            </a:graphic>
+          </wp:inline>
+        </w:drawing>
+      </w:r>
+    </w:p>
+    <w:p>
+      <w:pPr>
+        <w:pStyle w:val="aff3"/>
+      </w:pPr>
+      <w:r>
+        <w:t>Рисунок 4 – Графический интерфейс</w:t>
+      </w:r>
+    </w:p>
+    <w:p>
+      <w:pPr>
+        <w:pStyle w:val="2"/>
+      </w:pPr>
+      <w:bookmarkStart w:id="10" w:name="_Toc228030590"/>
+      <w:bookmarkStart w:id="11" w:name="_Toc232256303"/>
+      <w:r>
+        <w:t xml:space="preserve">Тест №1 – Добавление </w:t>
+      </w:r>
+      <w:bookmarkEnd w:id="10"/>
+      <w:r>
+        <w:t>фигуры</w:t>
+      </w:r>
+      <w:bookmarkEnd w:id="11"/>
+    </w:p>
+    <w:p>
+      <w:r>
+        <w:t xml:space="preserve">Для добавления </w:t>
+      </w:r>
+      <w:r>
+        <w:t xml:space="preserve">фигуры </w:t>
+      </w:r>
+      <w:r>
+        <w:t>необходимо вызвать соответствующую форму путём нажатия кнопки «Добави</w:t>
+      </w:r>
+      <w:r>
+        <w:t>ть фигуру</w:t>
+      </w:r>
+      <w:r>
+        <w:t>»</w:t>
+      </w:r>
+      <w:r>
+        <w:t xml:space="preserve">. </w:t>
+      </w:r>
+      <w:r>
+        <w:t xml:space="preserve">На рисунке </w:t>
+      </w:r>
+      <w:r>
+        <w:t>5</w:t>
+      </w:r>
+      <w:r>
+        <w:t xml:space="preserve"> изображено окно добавления </w:t>
+      </w:r>
+      <w:r>
+        <w:t>фигуры</w:t>
+      </w:r>
+      <w:r>
+        <w:t>.</w:t>
+      </w:r>
+    </w:p>
+    <w:p>
+      <w:pPr>
+        <w:pStyle w:val="aff3"/>
+      </w:pPr>
+      <w:r>
+        <w:rPr>
+          <w:noProof/>
+          <w:lang w:eastAsia="ru-RU"/>
+        </w:rPr>
+        <w:drawing>
+          <wp:inline distT="0" distB="0" distL="0" distR="0" wp14:anchorId="4CFB7BA8" wp14:editId="66C3BF9C">
+            <wp:extent cx="3877216" cy="2191056"/>
+            <wp:effectExtent l="0" t="0" r="9525" b="0"/>
+            <wp:docPr id="8" name="Рисунок 8"/>
+            <wp:cNvGraphicFramePr>
+              <a:graphicFrameLocks xmlns:a="http://schemas.openxmlformats.org/drawingml/2006/main" noChangeAspect="1"/>
+            </wp:cNvGraphicFramePr>
+            <a:graphic xmlns:a="http://schemas.openxmlformats.org/drawingml/2006/main">
+              <a:graphicData uri="http://schemas.openxmlformats.org/drawingml/2006/picture">
+                <pic:pic xmlns:pic="http://schemas.openxmlformats.org/drawingml/2006/picture">
+                  <pic:nvPicPr>
+                    <pic:cNvPr id="1" name=""/>
+                    <pic:cNvPicPr/>
+                  </pic:nvPicPr>
+                  <pic:blipFill>
+                    <a:blip r:embed="rId14"/>
+                    <a:stretch>
+                      <a:fillRect/>
+                    </a:stretch>
+                  </pic:blipFill>
+                  <pic:spPr>
+                    <a:xfrm>
+                      <a:off x="0" y="0"/>
+                      <a:ext cx="3877216" cy="2191056"/>
+                    </a:xfrm>
+                    <a:prstGeom prst="rect">
+                      <a:avLst/>
+                    </a:prstGeom>
+                  </pic:spPr>
+                </pic:pic>
+              </a:graphicData>
+            </a:graphic>
+          </wp:inline>
+        </w:drawing>
+      </w:r>
+    </w:p>
+    <w:p>
+      <w:pPr>
+        <w:pStyle w:val="aff3"/>
+      </w:pPr>
+      <w:r>
+        <w:t>Рисунок 5 – Форма для добавления фигуры</w:t>
+      </w:r>
+    </w:p>
+    <w:p>
+      <w:pPr>
+        <w:rPr>
+          <w:lang w:eastAsia="en-US"/>
+        </w:rPr>
+      </w:pPr>
+      <w:r>
+        <w:rPr>
+          <w:lang w:eastAsia="en-US"/>
+        </w:rPr>
+        <w:t>Пользователь может выбрать, какую конкретно фигуру необходимо добавить.</w:t>
+      </w:r>
+    </w:p>
+    <w:p>
+      <w:pPr>
+        <w:pStyle w:val="aff3"/>
+      </w:pPr>
+      <w:r>
+        <w:rPr>
+          <w:noProof/>
+          <w:lang w:eastAsia="ru-RU"/>
+        </w:rPr>
+        <w:lastRenderedPageBreak/>
+        <w:drawing>
+          <wp:inline distT="0" distB="0" distL="0" distR="0" wp14:anchorId="53EEBF27" wp14:editId="09281828">
+            <wp:extent cx="3877216" cy="2162477"/>
+            <wp:effectExtent l="0" t="0" r="9525" b="9525"/>
+            <wp:docPr id="10" name="Рисунок 10"/>
+            <wp:cNvGraphicFramePr>
+              <a:graphicFrameLocks xmlns:a="http://schemas.openxmlformats.org/drawingml/2006/main" noChangeAspect="1"/>
+            </wp:cNvGraphicFramePr>
+            <a:graphic xmlns:a="http://schemas.openxmlformats.org/drawingml/2006/main">
+              <a:graphicData uri="http://schemas.openxmlformats.org/drawingml/2006/picture">
+                <pic:pic xmlns:pic="http://schemas.openxmlformats.org/drawingml/2006/picture">
+                  <pic:nvPicPr>
+                    <pic:cNvPr id="1" name=""/>
+                    <pic:cNvPicPr/>
+                  </pic:nvPicPr>
+                  <pic:blipFill>
+                    <a:blip r:embed="rId15"/>
+                    <a:stretch>
+                      <a:fillRect/>
+                    </a:stretch>
+                  </pic:blipFill>
+                  <pic:spPr>
+                    <a:xfrm>
+                      <a:off x="0" y="0"/>
+                      <a:ext cx="3877216" cy="2162477"/>
+                    </a:xfrm>
+                    <a:prstGeom prst="rect">
+                      <a:avLst/>
+                    </a:prstGeom>
+                  </pic:spPr>
+                </pic:pic>
+              </a:graphicData>
+            </a:graphic>
+          </wp:inline>
+        </w:drawing>
+      </w:r>
+      <w:r>
+        <w:t xml:space="preserve"> </w:t>
+      </w:r>
+    </w:p>
+    <w:p>
+      <w:pPr>
+        <w:pStyle w:val="aff3"/>
+      </w:pPr>
+      <w:r>
+        <w:t xml:space="preserve">Рисунок 6 – Добавление фигуры «Пирамида» </w:t>
+      </w:r>
+    </w:p>
+    <w:p>
+      <w:pPr>
+        <w:pStyle w:val="aff3"/>
+      </w:pPr>
+      <w:r>
+        <w:rPr>
+          <w:noProof/>
+          <w:lang w:eastAsia="ru-RU"/>
+        </w:rPr>
+        <w:drawing>
+          <wp:inline distT="0" distB="0" distL="0" distR="0" wp14:anchorId="6EE24252" wp14:editId="7917396C">
+            <wp:extent cx="3896269" cy="2143424"/>
+            <wp:effectExtent l="0" t="0" r="9525" b="9525"/>
+            <wp:docPr id="11" name="Рисунок 11"/>
+            <wp:cNvGraphicFramePr>
+              <a:graphicFrameLocks xmlns:a="http://schemas.openxmlformats.org/drawingml/2006/main" noChangeAspect="1"/>
+            </wp:cNvGraphicFramePr>
+            <a:graphic xmlns:a="http://schemas.openxmlformats.org/drawingml/2006/main">
+              <a:graphicData uri="http://schemas.openxmlformats.org/drawingml/2006/picture">
+                <pic:pic xmlns:pic="http://schemas.openxmlformats.org/drawingml/2006/picture">
+                  <pic:nvPicPr>
+                    <pic:cNvPr id="1" name=""/>
+                    <pic:cNvPicPr/>
+                  </pic:nvPicPr>
+                  <pic:blipFill>
+                    <a:blip r:embed="rId16"/>
+                    <a:stretch>
+                      <a:fillRect/>
+                    </a:stretch>
+                  </pic:blipFill>
+                  <pic:spPr>
+                    <a:xfrm>
+                      <a:off x="0" y="0"/>
+                      <a:ext cx="3896269" cy="2143424"/>
+                    </a:xfrm>
+                    <a:prstGeom prst="rect">
+                      <a:avLst/>
+                    </a:prstGeom>
+                  </pic:spPr>
+                </pic:pic>
+              </a:graphicData>
+            </a:graphic>
+          </wp:inline>
+        </w:drawing>
+      </w:r>
+    </w:p>
+    <w:p>
+      <w:pPr>
+        <w:pStyle w:val="aff3"/>
+      </w:pPr>
+      <w:r>
+        <w:t>Рисунок 7 – Добавление фигуры «Параллелепипед»</w:t>
+      </w:r>
+    </w:p>
+    <w:p>
+      <w:r>
+        <w:t xml:space="preserve">Пользователь должен внести корректные данные в каждое поле для продолжения. </w:t>
+      </w:r>
+      <w:r>
+        <w:t xml:space="preserve">Пример приведен на рисунке </w:t>
+      </w:r>
+      <w:r>
+        <w:t>8</w:t>
+      </w:r>
+      <w:r>
+        <w:t>.</w:t>
+      </w:r>
+    </w:p>
+    <w:p>
+      <w:pPr>
+        <w:pStyle w:val="aff3"/>
+      </w:pPr>
+      <w:r>
+        <w:rPr>
+          <w:noProof/>
+          <w:lang w:eastAsia="ru-RU"/>
+        </w:rPr>
+        <w:drawing>
+          <wp:inline distT="0" distB="0" distL="0" distR="0" wp14:anchorId="1AE73E14" wp14:editId="34454E3F">
+            <wp:extent cx="3877216" cy="2133898"/>
+            <wp:effectExtent l="0" t="0" r="9525" b="0"/>
+            <wp:docPr id="12" name="Рисунок 12"/>
             <wp:cNvGraphicFramePr>
               <a:graphicFrameLocks xmlns:a="http://schemas.openxmlformats.org/drawingml/2006/main" noChangeAspect="1"/>
             </wp:cNvGraphicFramePr>
@@ -8318,7 +8595,7 @@
                   <pic:spPr>
                     <a:xfrm>
                       <a:off x="0" y="0"/>
-                      <a:ext cx="4840218" cy="2613063"/>
+                      <a:ext cx="3877216" cy="2133898"/>
                     </a:xfrm>
                     <a:prstGeom prst="rect">
                       <a:avLst/>
@@ -8336,57 +8613,13 @@
         <w:pStyle w:val="aff3"/>
       </w:pPr>
       <w:r>
-        <w:t>Рисунок 4 – Графический интерфейс</w:t>
-      </w:r>
-    </w:p>
-    <w:p>
-      <w:pPr>
-        <w:pStyle w:val="2"/>
-      </w:pPr>
-      <w:bookmarkStart w:id="12" w:name="_Toc228030590"/>
-      <w:bookmarkStart w:id="13" w:name="_Toc232256303"/>
-      <w:r>
-        <w:t xml:space="preserve">Тест №1 – Добавление </w:t>
-      </w:r>
-      <w:bookmarkEnd w:id="12"/>
-      <w:r>
-        <w:t>фигуры</w:t>
-      </w:r>
-      <w:bookmarkEnd w:id="13"/>
-    </w:p>
-    <w:p>
-      <w:r>
-        <w:t xml:space="preserve">Для добавления </w:t>
-      </w:r>
-      <w:r>
-        <w:t xml:space="preserve">фигуры </w:t>
-      </w:r>
-      <w:r>
-        <w:t>необходимо вызвать соответствующую форму путём нажатия кнопки «Добави</w:t>
-      </w:r>
-      <w:r>
-        <w:t>ть фигуру</w:t>
-      </w:r>
-      <w:r>
-        <w:t>»</w:t>
-      </w:r>
-      <w:r>
-        <w:t xml:space="preserve">. </w:t>
-      </w:r>
-      <w:r>
-        <w:t xml:space="preserve">На рисунке </w:t>
-      </w:r>
-      <w:r>
-        <w:t>5</w:t>
-      </w:r>
-      <w:r>
-        <w:t xml:space="preserve"> изображено окно добавления </w:t>
-      </w:r>
-      <w:r>
-        <w:t>фигуры</w:t>
-      </w:r>
-      <w:r>
-        <w:t>.</w:t>
+        <w:t xml:space="preserve">Рисунок </w:t>
+      </w:r>
+      <w:r>
+        <w:t>8</w:t>
+      </w:r>
+      <w:r>
+        <w:t xml:space="preserve"> – Заполнение полей</w:t>
       </w:r>
     </w:p>
     <w:p>
@@ -8398,11 +8631,12 @@
           <w:noProof/>
           <w:lang w:eastAsia="ru-RU"/>
         </w:rPr>
+        <w:lastRenderedPageBreak/>
         <w:drawing>
-          <wp:inline distT="0" distB="0" distL="0" distR="0" wp14:anchorId="4CFB7BA8" wp14:editId="66C3BF9C">
-            <wp:extent cx="3877216" cy="2191056"/>
-            <wp:effectExtent l="0" t="0" r="9525" b="0"/>
-            <wp:docPr id="8" name="Рисунок 8"/>
+          <wp:inline distT="0" distB="0" distL="0" distR="0" wp14:anchorId="7E34FEA5" wp14:editId="33A9B5FC">
+            <wp:extent cx="4836519" cy="2602292"/>
+            <wp:effectExtent l="0" t="0" r="2540" b="7620"/>
+            <wp:docPr id="20" name="Рисунок 20"/>
             <wp:cNvGraphicFramePr>
               <a:graphicFrameLocks xmlns:a="http://schemas.openxmlformats.org/drawingml/2006/main" noChangeAspect="1"/>
             </wp:cNvGraphicFramePr>
@@ -8422,7 +8656,7 @@
                   <pic:spPr>
                     <a:xfrm>
                       <a:off x="0" y="0"/>
-                      <a:ext cx="3877216" cy="2191056"/>
+                      <a:ext cx="4848218" cy="2608587"/>
                     </a:xfrm>
                     <a:prstGeom prst="rect">
                       <a:avLst/>
@@ -8440,20 +8674,32 @@
         <w:pStyle w:val="aff3"/>
       </w:pPr>
       <w:r>
-        <w:t>Рисунок 5 – Форма для добавления фигуры</w:t>
-      </w:r>
-    </w:p>
-    <w:p>
-      <w:pPr>
-        <w:rPr>
-          <w:lang w:eastAsia="en-US"/>
-        </w:rPr>
-      </w:pPr>
-      <w:r>
-        <w:rPr>
-          <w:lang w:eastAsia="en-US"/>
-        </w:rPr>
-        <w:t>Пользователь может выбрать, какую конкретно фигуру необходимо добавить.</w:t>
+        <w:t xml:space="preserve">Рисунок </w:t>
+      </w:r>
+      <w:r>
+        <w:t>9</w:t>
+      </w:r>
+      <w:r>
+        <w:t xml:space="preserve"> – Отображение добавленного элемента</w:t>
+      </w:r>
+    </w:p>
+    <w:p>
+      <w:pPr>
+        <w:rPr>
+          <w:lang w:val="en-US"/>
+        </w:rPr>
+      </w:pPr>
+      <w:r>
+        <w:t>В программе предусмотрена система обработки некорректного ввода данных пользователем.</w:t>
+      </w:r>
+      <w:r>
+        <w:t xml:space="preserve"> На рисунке </w:t>
+      </w:r>
+      <w:r>
+        <w:t>10</w:t>
+      </w:r>
+      <w:r>
+        <w:t xml:space="preserve"> приводится пример обработки пустого ввода.</w:t>
       </w:r>
     </w:p>
     <w:p>
@@ -8465,12 +8711,11 @@
           <w:noProof/>
           <w:lang w:eastAsia="ru-RU"/>
         </w:rPr>
-        <w:lastRenderedPageBreak/>
         <w:drawing>
-          <wp:inline distT="0" distB="0" distL="0" distR="0" wp14:anchorId="53EEBF27" wp14:editId="09281828">
-            <wp:extent cx="3877216" cy="2162477"/>
-            <wp:effectExtent l="0" t="0" r="9525" b="9525"/>
-            <wp:docPr id="10" name="Рисунок 10"/>
+          <wp:inline distT="0" distB="0" distL="0" distR="0" wp14:anchorId="70A7F567" wp14:editId="767E56B1">
+            <wp:extent cx="3886742" cy="2152950"/>
+            <wp:effectExtent l="0" t="0" r="0" b="0"/>
+            <wp:docPr id="21" name="Рисунок 21"/>
             <wp:cNvGraphicFramePr>
               <a:graphicFrameLocks xmlns:a="http://schemas.openxmlformats.org/drawingml/2006/main" noChangeAspect="1"/>
             </wp:cNvGraphicFramePr>
@@ -8490,7 +8735,7 @@
                   <pic:spPr>
                     <a:xfrm>
                       <a:off x="0" y="0"/>
-                      <a:ext cx="3877216" cy="2162477"/>
+                      <a:ext cx="3886742" cy="2152950"/>
                     </a:xfrm>
                     <a:prstGeom prst="rect">
                       <a:avLst/>
@@ -8502,16 +8747,33 @@
           </wp:inline>
         </w:drawing>
       </w:r>
-      <w:r>
-        <w:t xml:space="preserve"> </w:t>
-      </w:r>
     </w:p>
     <w:p>
       <w:pPr>
         <w:pStyle w:val="aff3"/>
       </w:pPr>
       <w:r>
-        <w:t xml:space="preserve">Рисунок 6 – Добавление фигуры «Пирамида» </w:t>
+        <w:t xml:space="preserve">Рисунок </w:t>
+      </w:r>
+      <w:r>
+        <w:t>10</w:t>
+      </w:r>
+      <w:r>
+        <w:t xml:space="preserve"> – Попытка пустого ввода (Пример №1)</w:t>
+      </w:r>
+    </w:p>
+    <w:p>
+      <w:pPr>
+        <w:pStyle w:val="TNR"/>
+      </w:pPr>
+      <w:r>
+        <w:t>При попытки пустого ввода выводится сообщение об ошибке</w:t>
+      </w:r>
+      <w:r>
+        <w:t>, с просьбой заполнить все поля фигуры</w:t>
+      </w:r>
+      <w:r>
+        <w:t>.</w:t>
       </w:r>
     </w:p>
     <w:p>
@@ -8524,10 +8786,10 @@
           <w:lang w:eastAsia="ru-RU"/>
         </w:rPr>
         <w:drawing>
-          <wp:inline distT="0" distB="0" distL="0" distR="0" wp14:anchorId="6EE24252" wp14:editId="7917396C">
-            <wp:extent cx="3896269" cy="2143424"/>
+          <wp:inline distT="0" distB="0" distL="0" distR="0" wp14:anchorId="04AF7A53" wp14:editId="5AF47C5F">
+            <wp:extent cx="2486372" cy="1457528"/>
             <wp:effectExtent l="0" t="0" r="9525" b="9525"/>
-            <wp:docPr id="11" name="Рисунок 11"/>
+            <wp:docPr id="22" name="Рисунок 22"/>
             <wp:cNvGraphicFramePr>
               <a:graphicFrameLocks xmlns:a="http://schemas.openxmlformats.org/drawingml/2006/main" noChangeAspect="1"/>
             </wp:cNvGraphicFramePr>
@@ -8547,7 +8809,7 @@
                   <pic:spPr>
                     <a:xfrm>
                       <a:off x="0" y="0"/>
-                      <a:ext cx="3896269" cy="2143424"/>
+                      <a:ext cx="2486372" cy="1457528"/>
                     </a:xfrm>
                     <a:prstGeom prst="rect">
                       <a:avLst/>
@@ -8565,18 +8827,24 @@
         <w:pStyle w:val="aff3"/>
       </w:pPr>
       <w:r>
-        <w:t>Рисунок 7 – Добавление фигуры «Параллелепипед»</w:t>
-      </w:r>
-    </w:p>
-    <w:p>
-      <w:r>
-        <w:t xml:space="preserve">Пользователь должен внести корректные данные в каждое поле для продолжения. </w:t>
-      </w:r>
-      <w:r>
-        <w:t xml:space="preserve">Пример приведен на рисунке </w:t>
-      </w:r>
-      <w:r>
-        <w:t>8</w:t>
+        <w:t xml:space="preserve">Рисунок </w:t>
+      </w:r>
+      <w:r>
+        <w:t>11</w:t>
+      </w:r>
+      <w:r>
+        <w:t xml:space="preserve"> – Сообщение об ошибке</w:t>
+      </w:r>
+    </w:p>
+    <w:p>
+      <w:pPr>
+        <w:pStyle w:val="TNR"/>
+      </w:pPr>
+      <w:r>
+        <w:t xml:space="preserve">Далее приведен пример обработки при </w:t>
+      </w:r>
+      <w:r>
+        <w:t>заполнении только части полей</w:t>
       </w:r>
       <w:r>
         <w:t>.</w:t>
@@ -8591,11 +8859,12 @@
           <w:noProof/>
           <w:lang w:eastAsia="ru-RU"/>
         </w:rPr>
+        <w:lastRenderedPageBreak/>
         <w:drawing>
-          <wp:inline distT="0" distB="0" distL="0" distR="0" wp14:anchorId="1AE73E14" wp14:editId="34454E3F">
-            <wp:extent cx="3877216" cy="2133898"/>
-            <wp:effectExtent l="0" t="0" r="9525" b="0"/>
-            <wp:docPr id="12" name="Рисунок 12"/>
+          <wp:inline distT="0" distB="0" distL="0" distR="0" wp14:anchorId="1EFBE769" wp14:editId="40E95A78">
+            <wp:extent cx="3867690" cy="2162477"/>
+            <wp:effectExtent l="0" t="0" r="0" b="9525"/>
+            <wp:docPr id="23" name="Рисунок 23"/>
             <wp:cNvGraphicFramePr>
               <a:graphicFrameLocks xmlns:a="http://schemas.openxmlformats.org/drawingml/2006/main" noChangeAspect="1"/>
             </wp:cNvGraphicFramePr>
@@ -8615,7 +8884,7 @@
                   <pic:spPr>
                     <a:xfrm>
                       <a:off x="0" y="0"/>
-                      <a:ext cx="3877216" cy="2133898"/>
+                      <a:ext cx="3867690" cy="2162477"/>
                     </a:xfrm>
                     <a:prstGeom prst="rect">
                       <a:avLst/>
@@ -8633,13 +8902,33 @@
         <w:pStyle w:val="aff3"/>
       </w:pPr>
       <w:r>
-        <w:t xml:space="preserve">Рисунок </w:t>
-      </w:r>
-      <w:r>
-        <w:t>8</w:t>
-      </w:r>
-      <w:r>
-        <w:t xml:space="preserve"> – Заполнение полей</w:t>
+        <w:t>Рисунок 1</w:t>
+      </w:r>
+      <w:r>
+        <w:t>2</w:t>
+      </w:r>
+      <w:r>
+        <w:t xml:space="preserve"> – Некорректный ввод (Пример №2)</w:t>
+      </w:r>
+    </w:p>
+    <w:p>
+      <w:pPr>
+        <w:pStyle w:val="TNR"/>
+      </w:pPr>
+      <w:r>
+        <w:t xml:space="preserve">Если </w:t>
+      </w:r>
+      <w:r>
+        <w:t>заполнены не все поля</w:t>
+      </w:r>
+      <w:r>
+        <w:t xml:space="preserve">, выводится ошибка с </w:t>
+      </w:r>
+      <w:r>
+        <w:t>аналогичным сообщением</w:t>
+      </w:r>
+      <w:r>
+        <w:t xml:space="preserve">. </w:t>
       </w:r>
     </w:p>
     <w:p>
@@ -8651,12 +8940,11 @@
           <w:noProof/>
           <w:lang w:eastAsia="ru-RU"/>
         </w:rPr>
-        <w:lastRenderedPageBreak/>
         <w:drawing>
-          <wp:inline distT="0" distB="0" distL="0" distR="0" wp14:anchorId="7E34FEA5" wp14:editId="33A9B5FC">
-            <wp:extent cx="4836519" cy="2602292"/>
-            <wp:effectExtent l="0" t="0" r="2540" b="7620"/>
-            <wp:docPr id="20" name="Рисунок 20"/>
+          <wp:inline distT="0" distB="0" distL="0" distR="0" wp14:anchorId="2716FFD2" wp14:editId="3860E64B">
+            <wp:extent cx="2495898" cy="1419423"/>
+            <wp:effectExtent l="0" t="0" r="0" b="9525"/>
+            <wp:docPr id="24" name="Рисунок 24"/>
             <wp:cNvGraphicFramePr>
               <a:graphicFrameLocks xmlns:a="http://schemas.openxmlformats.org/drawingml/2006/main" noChangeAspect="1"/>
             </wp:cNvGraphicFramePr>
@@ -8676,7 +8964,7 @@
                   <pic:spPr>
                     <a:xfrm>
                       <a:off x="0" y="0"/>
-                      <a:ext cx="4848218" cy="2608587"/>
+                      <a:ext cx="2495898" cy="1419423"/>
                     </a:xfrm>
                     <a:prstGeom prst="rect">
                       <a:avLst/>
@@ -8694,32 +8982,69 @@
         <w:pStyle w:val="aff3"/>
       </w:pPr>
       <w:r>
-        <w:t xml:space="preserve">Рисунок </w:t>
-      </w:r>
-      <w:r>
-        <w:t>9</w:t>
-      </w:r>
-      <w:r>
-        <w:t xml:space="preserve"> – Отображение добавленного элемента</w:t>
-      </w:r>
-    </w:p>
-    <w:p>
-      <w:pPr>
-        <w:rPr>
-          <w:lang w:val="en-US"/>
-        </w:rPr>
-      </w:pPr>
-      <w:r>
-        <w:t>В программе предусмотрена система обработки некорректного ввода данных пользователем.</w:t>
-      </w:r>
-      <w:r>
-        <w:t xml:space="preserve"> На рисунке </w:t>
-      </w:r>
-      <w:r>
-        <w:t>10</w:t>
-      </w:r>
-      <w:r>
-        <w:t xml:space="preserve"> приводится пример обработки пустого ввода.</w:t>
+        <w:t>Рисунок 1</w:t>
+      </w:r>
+      <w:r>
+        <w:t>3</w:t>
+      </w:r>
+      <w:r>
+        <w:t xml:space="preserve"> – Сообщение об ошибке</w:t>
+      </w:r>
+    </w:p>
+    <w:p>
+      <w:pPr>
+        <w:pStyle w:val="2"/>
+      </w:pPr>
+      <w:bookmarkStart w:id="12" w:name="_Toc228030591"/>
+      <w:bookmarkStart w:id="13" w:name="_Toc232256304"/>
+      <w:r>
+        <w:t>Тест №</w:t>
+      </w:r>
+      <w:r>
+        <w:t>2 – Удаление элемента</w:t>
+      </w:r>
+      <w:bookmarkEnd w:id="12"/>
+      <w:bookmarkEnd w:id="13"/>
+    </w:p>
+    <w:p>
+      <w:pPr>
+        <w:pStyle w:val="TNR"/>
+      </w:pPr>
+      <w:r>
+        <w:t xml:space="preserve">Для </w:t>
+      </w:r>
+      <w:r>
+        <w:t xml:space="preserve">удаления </w:t>
+      </w:r>
+      <w:r>
+        <w:t>фигуры</w:t>
+      </w:r>
+      <w:r>
+        <w:t xml:space="preserve"> необходимо в</w:t>
+      </w:r>
+      <w:r>
+        <w:t>ыбрать</w:t>
+      </w:r>
+      <w:r>
+        <w:t xml:space="preserve"> соответствующ</w:t>
+      </w:r>
+      <w:r>
+        <w:t xml:space="preserve">ее поле фигуры и нажать кнопку </w:t>
+      </w:r>
+      <w:r>
+        <w:t>«</w:t>
+      </w:r>
+      <w:r>
+        <w:t xml:space="preserve">Удалить </w:t>
+      </w:r>
+      <w:r>
+        <w:t>фигуру</w:t>
+      </w:r>
+      <w:r>
+        <w:t>»</w:t>
+      </w:r>
+      <w:r>
+        <w:t>.</w:t>
       </w:r>
     </w:p>
     <w:p>
@@ -8732,10 +9057,10 @@
           <w:lang w:eastAsia="ru-RU"/>
         </w:rPr>
         <w:drawing>
-          <wp:inline distT="0" distB="0" distL="0" distR="0" wp14:anchorId="70A7F567" wp14:editId="767E56B1">
-            <wp:extent cx="3886742" cy="2152950"/>
-            <wp:effectExtent l="0" t="0" r="0" b="0"/>
-            <wp:docPr id="21" name="Рисунок 21"/>
+          <wp:inline distT="0" distB="0" distL="0" distR="0" wp14:anchorId="73E9077F" wp14:editId="5E2182A7">
+            <wp:extent cx="4812941" cy="2589121"/>
+            <wp:effectExtent l="0" t="0" r="6985" b="1905"/>
+            <wp:docPr id="27" name="Рисунок 27"/>
             <wp:cNvGraphicFramePr>
               <a:graphicFrameLocks xmlns:a="http://schemas.openxmlformats.org/drawingml/2006/main" noChangeAspect="1"/>
             </wp:cNvGraphicFramePr>
@@ -8755,7 +9080,7 @@
                   <pic:spPr>
                     <a:xfrm>
                       <a:off x="0" y="0"/>
-                      <a:ext cx="3886742" cy="2152950"/>
+                      <a:ext cx="4818987" cy="2592373"/>
                     </a:xfrm>
                     <a:prstGeom prst="rect">
                       <a:avLst/>
@@ -8773,27 +9098,19 @@
         <w:pStyle w:val="aff3"/>
       </w:pPr>
       <w:r>
-        <w:t xml:space="preserve">Рисунок </w:t>
-      </w:r>
-      <w:r>
-        <w:t>10</w:t>
-      </w:r>
-      <w:r>
-        <w:t xml:space="preserve"> – Попытка пустого ввода (Пример №1)</w:t>
-      </w:r>
-    </w:p>
-    <w:p>
-      <w:pPr>
-        <w:pStyle w:val="TNR"/>
-      </w:pPr>
-      <w:r>
-        <w:t>При попытки пустого ввода выводится сообщение об ошибке</w:t>
-      </w:r>
-      <w:r>
-        <w:t>, с просьбой заполнить все поля фигуры</w:t>
-      </w:r>
-      <w:r>
-        <w:t>.</w:t>
+        <w:t>Рисунок 1</w:t>
+      </w:r>
+      <w:r>
+        <w:t>4</w:t>
+      </w:r>
+      <w:r>
+        <w:t xml:space="preserve"> – Выбор </w:t>
+      </w:r>
+      <w:r>
+        <w:t>фигуры</w:t>
+      </w:r>
+      <w:r>
+        <w:t xml:space="preserve"> в таблице</w:t>
       </w:r>
     </w:p>
     <w:p>
@@ -8805,11 +9122,12 @@
           <w:noProof/>
           <w:lang w:eastAsia="ru-RU"/>
         </w:rPr>
+        <w:lastRenderedPageBreak/>
         <w:drawing>
-          <wp:inline distT="0" distB="0" distL="0" distR="0" wp14:anchorId="04AF7A53" wp14:editId="5AF47C5F">
-            <wp:extent cx="2486372" cy="1457528"/>
-            <wp:effectExtent l="0" t="0" r="9525" b="9525"/>
-            <wp:docPr id="22" name="Рисунок 22"/>
+          <wp:inline distT="0" distB="0" distL="0" distR="0" wp14:anchorId="5C93898D" wp14:editId="64B6B452">
+            <wp:extent cx="4812941" cy="2601734"/>
+            <wp:effectExtent l="0" t="0" r="6985" b="8255"/>
+            <wp:docPr id="28" name="Рисунок 28"/>
             <wp:cNvGraphicFramePr>
               <a:graphicFrameLocks xmlns:a="http://schemas.openxmlformats.org/drawingml/2006/main" noChangeAspect="1"/>
             </wp:cNvGraphicFramePr>
@@ -8829,7 +9147,7 @@
                   <pic:spPr>
                     <a:xfrm>
                       <a:off x="0" y="0"/>
-                      <a:ext cx="2486372" cy="1457528"/>
+                      <a:ext cx="4827998" cy="2609873"/>
                     </a:xfrm>
                     <a:prstGeom prst="rect">
                       <a:avLst/>
@@ -8847,24 +9165,30 @@
         <w:pStyle w:val="aff3"/>
       </w:pPr>
       <w:r>
-        <w:t xml:space="preserve">Рисунок </w:t>
-      </w:r>
-      <w:r>
-        <w:t>11</w:t>
-      </w:r>
-      <w:r>
-        <w:t xml:space="preserve"> – Сообщение об ошибке</w:t>
-      </w:r>
-    </w:p>
-    <w:p>
-      <w:pPr>
-        <w:pStyle w:val="TNR"/>
-      </w:pPr>
-      <w:r>
-        <w:t xml:space="preserve">Далее приведен пример обработки при </w:t>
-      </w:r>
-      <w:r>
-        <w:t>заполнении только части полей</w:t>
+        <w:t>Рисунок 1</w:t>
+      </w:r>
+      <w:r>
+        <w:t>5</w:t>
+      </w:r>
+      <w:r>
+        <w:t xml:space="preserve"> – Результат удаления</w:t>
+      </w:r>
+    </w:p>
+    <w:p>
+      <w:r>
+        <w:rPr>
+          <w:lang w:eastAsia="en-US"/>
+        </w:rPr>
+        <w:t xml:space="preserve">Произведём удаление нескольких фигур сразу. Для этого выберем несколько полей фигур и нажмём кнопку </w:t>
+      </w:r>
+      <w:r>
+        <w:t>«</w:t>
+      </w:r>
+      <w:r>
+        <w:t>Удалить фигуру</w:t>
+      </w:r>
+      <w:r>
+        <w:t>»</w:t>
       </w:r>
       <w:r>
         <w:t>.</w:t>
@@ -8879,12 +9203,11 @@
           <w:noProof/>
           <w:lang w:eastAsia="ru-RU"/>
         </w:rPr>
-        <w:lastRenderedPageBreak/>
         <w:drawing>
-          <wp:inline distT="0" distB="0" distL="0" distR="0" wp14:anchorId="1EFBE769" wp14:editId="40E95A78">
-            <wp:extent cx="3867690" cy="2162477"/>
-            <wp:effectExtent l="0" t="0" r="0" b="9525"/>
-            <wp:docPr id="23" name="Рисунок 23"/>
+          <wp:inline distT="0" distB="0" distL="0" distR="0" wp14:anchorId="671D0777" wp14:editId="51EFEA4A">
+            <wp:extent cx="4852655" cy="2610485"/>
+            <wp:effectExtent l="0" t="0" r="5715" b="0"/>
+            <wp:docPr id="29" name="Рисунок 29"/>
             <wp:cNvGraphicFramePr>
               <a:graphicFrameLocks xmlns:a="http://schemas.openxmlformats.org/drawingml/2006/main" noChangeAspect="1"/>
             </wp:cNvGraphicFramePr>
@@ -8904,7 +9227,7 @@
                   <pic:spPr>
                     <a:xfrm>
                       <a:off x="0" y="0"/>
-                      <a:ext cx="3867690" cy="2162477"/>
+                      <a:ext cx="4884741" cy="2627746"/>
                     </a:xfrm>
                     <a:prstGeom prst="rect">
                       <a:avLst/>
@@ -8922,33 +9245,20 @@
         <w:pStyle w:val="aff3"/>
       </w:pPr>
       <w:r>
-        <w:t>Рисунок 1</w:t>
-      </w:r>
-      <w:r>
-        <w:t>2</w:t>
-      </w:r>
-      <w:r>
-        <w:t xml:space="preserve"> – Некорректный ввод (Пример №2)</w:t>
-      </w:r>
-    </w:p>
-    <w:p>
-      <w:pPr>
-        <w:pStyle w:val="TNR"/>
-      </w:pPr>
-      <w:r>
-        <w:t xml:space="preserve">Если </w:t>
-      </w:r>
-      <w:r>
-        <w:t>заполнены не все поля</w:t>
-      </w:r>
-      <w:r>
-        <w:t xml:space="preserve">, выводится ошибка с </w:t>
-      </w:r>
-      <w:r>
-        <w:t>аналогичным сообщением</w:t>
-      </w:r>
-      <w:r>
-        <w:t xml:space="preserve">. </w:t>
+        <w:t>Рисунок 16 – Выбор фигуры в таблице</w:t>
+      </w:r>
+    </w:p>
+    <w:p>
+      <w:pPr>
+        <w:rPr>
+          <w:lang w:eastAsia="en-US"/>
+        </w:rPr>
+      </w:pPr>
+      <w:r>
+        <w:rPr>
+          <w:lang w:eastAsia="en-US"/>
+        </w:rPr>
+        <w:t>После удаления нескольких фигур, появляется сообщение о количестве удалённых фигур.</w:t>
       </w:r>
     </w:p>
     <w:p>
@@ -8961,10 +9271,10 @@
           <w:lang w:eastAsia="ru-RU"/>
         </w:rPr>
         <w:drawing>
-          <wp:inline distT="0" distB="0" distL="0" distR="0" wp14:anchorId="2716FFD2" wp14:editId="3860E64B">
-            <wp:extent cx="2495898" cy="1419423"/>
+          <wp:inline distT="0" distB="0" distL="0" distR="0" wp14:anchorId="529E1558" wp14:editId="15A5BF32">
+            <wp:extent cx="1790950" cy="1438476"/>
             <wp:effectExtent l="0" t="0" r="0" b="9525"/>
-            <wp:docPr id="24" name="Рисунок 24"/>
+            <wp:docPr id="30" name="Рисунок 30"/>
             <wp:cNvGraphicFramePr>
               <a:graphicFrameLocks xmlns:a="http://schemas.openxmlformats.org/drawingml/2006/main" noChangeAspect="1"/>
             </wp:cNvGraphicFramePr>
@@ -8984,7 +9294,7 @@
                   <pic:spPr>
                     <a:xfrm>
                       <a:off x="0" y="0"/>
-                      <a:ext cx="2495898" cy="1419423"/>
+                      <a:ext cx="1790950" cy="1438476"/>
                     </a:xfrm>
                     <a:prstGeom prst="rect">
                       <a:avLst/>
@@ -9002,69 +9312,7 @@
         <w:pStyle w:val="aff3"/>
       </w:pPr>
       <w:r>
-        <w:t>Рисунок 1</w:t>
-      </w:r>
-      <w:r>
-        <w:t>3</w:t>
-      </w:r>
-      <w:r>
-        <w:t xml:space="preserve"> – Сообщение об ошибке</w:t>
-      </w:r>
-    </w:p>
-    <w:p>
-      <w:pPr>
-        <w:pStyle w:val="2"/>
-      </w:pPr>
-      <w:bookmarkStart w:id="14" w:name="_Toc228030591"/>
-      <w:bookmarkStart w:id="15" w:name="_Toc232256304"/>
-      <w:r>
-        <w:t>Тест №</w:t>
-      </w:r>
-      <w:r>
-        <w:t>2 – Удаление элемента</w:t>
-      </w:r>
-      <w:bookmarkEnd w:id="14"/>
-      <w:bookmarkEnd w:id="15"/>
-    </w:p>
-    <w:p>
-      <w:pPr>
-        <w:pStyle w:val="TNR"/>
-      </w:pPr>
-      <w:r>
-        <w:t xml:space="preserve">Для </w:t>
-      </w:r>
-      <w:r>
-        <w:t xml:space="preserve">удаления </w:t>
-      </w:r>
-      <w:r>
-        <w:t>фигуры</w:t>
-      </w:r>
-      <w:r>
-        <w:t xml:space="preserve"> необходимо в</w:t>
-      </w:r>
-      <w:r>
-        <w:t>ыбрать</w:t>
-      </w:r>
-      <w:r>
-        <w:t xml:space="preserve"> соответствующ</w:t>
-      </w:r>
-      <w:r>
-        <w:t xml:space="preserve">ее поле фигуры и нажать кнопку </w:t>
-      </w:r>
-      <w:r>
-        <w:t>«</w:t>
-      </w:r>
-      <w:r>
-        <w:t xml:space="preserve">Удалить </w:t>
-      </w:r>
-      <w:r>
-        <w:t>фигуру</w:t>
-      </w:r>
-      <w:r>
-        <w:t>»</w:t>
-      </w:r>
-      <w:r>
-        <w:t>.</w:t>
+        <w:t>Рисунок 17 – Сообщение о количестве удалённых фигур</w:t>
       </w:r>
     </w:p>
     <w:p>
@@ -9076,11 +9324,12 @@
           <w:noProof/>
           <w:lang w:eastAsia="ru-RU"/>
         </w:rPr>
+        <w:lastRenderedPageBreak/>
         <w:drawing>
-          <wp:inline distT="0" distB="0" distL="0" distR="0" wp14:anchorId="73E9077F" wp14:editId="5E2182A7">
-            <wp:extent cx="4812941" cy="2589121"/>
-            <wp:effectExtent l="0" t="0" r="6985" b="1905"/>
-            <wp:docPr id="27" name="Рисунок 27"/>
+          <wp:inline distT="0" distB="0" distL="0" distR="0" wp14:anchorId="34BAB425" wp14:editId="4C42982B">
+            <wp:extent cx="4859996" cy="2638927"/>
+            <wp:effectExtent l="0" t="0" r="0" b="9525"/>
+            <wp:docPr id="31" name="Рисунок 31"/>
             <wp:cNvGraphicFramePr>
               <a:graphicFrameLocks xmlns:a="http://schemas.openxmlformats.org/drawingml/2006/main" noChangeAspect="1"/>
             </wp:cNvGraphicFramePr>
@@ -9100,7 +9349,7 @@
                   <pic:spPr>
                     <a:xfrm>
                       <a:off x="0" y="0"/>
-                      <a:ext cx="4818987" cy="2592373"/>
+                      <a:ext cx="4873176" cy="2646083"/>
                     </a:xfrm>
                     <a:prstGeom prst="rect">
                       <a:avLst/>
@@ -9118,19 +9367,48 @@
         <w:pStyle w:val="aff3"/>
       </w:pPr>
       <w:r>
-        <w:t>Рисунок 1</w:t>
-      </w:r>
-      <w:r>
-        <w:t>4</w:t>
-      </w:r>
-      <w:r>
-        <w:t xml:space="preserve"> – Выбор </w:t>
-      </w:r>
+        <w:t>Рисунок 18 – Результат удаления</w:t>
+      </w:r>
+    </w:p>
+    <w:p>
+      <w:pPr>
+        <w:pStyle w:val="2"/>
+      </w:pPr>
+      <w:bookmarkStart w:id="14" w:name="_Toc228030592"/>
+      <w:bookmarkStart w:id="15" w:name="_Toc232256305"/>
+      <w:r>
+        <w:t>Тест №</w:t>
+      </w:r>
+      <w:r>
+        <w:t xml:space="preserve">3 – Поиск </w:t>
+      </w:r>
+      <w:bookmarkEnd w:id="14"/>
       <w:r>
         <w:t>фигуры</w:t>
       </w:r>
-      <w:r>
-        <w:t xml:space="preserve"> в таблице</w:t>
+      <w:bookmarkEnd w:id="15"/>
+    </w:p>
+    <w:p>
+      <w:pPr>
+        <w:pStyle w:val="TNR"/>
+      </w:pPr>
+      <w:r>
+        <w:t xml:space="preserve">Для </w:t>
+      </w:r>
+      <w:r>
+        <w:t>поиска фигур</w:t>
+      </w:r>
+      <w:r>
+        <w:t xml:space="preserve"> необходимо вызвать соответствующую форму путём нажатия кнопки «</w:t>
+      </w:r>
+      <w:r>
+        <w:t>Поиск фигуры</w:t>
+      </w:r>
+      <w:r>
+        <w:t>»</w:t>
+      </w:r>
+      <w:r>
+        <w:t>.</w:t>
       </w:r>
     </w:p>
     <w:p>
@@ -9142,12 +9420,11 @@
           <w:noProof/>
           <w:lang w:eastAsia="ru-RU"/>
         </w:rPr>
-        <w:lastRenderedPageBreak/>
         <w:drawing>
-          <wp:inline distT="0" distB="0" distL="0" distR="0" wp14:anchorId="5C93898D" wp14:editId="64B6B452">
-            <wp:extent cx="4812941" cy="2601734"/>
-            <wp:effectExtent l="0" t="0" r="6985" b="8255"/>
-            <wp:docPr id="28" name="Рисунок 28"/>
+          <wp:inline distT="0" distB="0" distL="0" distR="0" wp14:anchorId="3E4C2BF1" wp14:editId="69AEE99E">
+            <wp:extent cx="6299835" cy="3376930"/>
+            <wp:effectExtent l="0" t="0" r="5715" b="0"/>
+            <wp:docPr id="34" name="Рисунок 34"/>
             <wp:cNvGraphicFramePr>
               <a:graphicFrameLocks xmlns:a="http://schemas.openxmlformats.org/drawingml/2006/main" noChangeAspect="1"/>
             </wp:cNvGraphicFramePr>
@@ -9167,7 +9444,7 @@
                   <pic:spPr>
                     <a:xfrm>
                       <a:off x="0" y="0"/>
-                      <a:ext cx="4827998" cy="2609873"/>
+                      <a:ext cx="6299835" cy="3376930"/>
                     </a:xfrm>
                     <a:prstGeom prst="rect">
                       <a:avLst/>
@@ -9188,30 +9465,41 @@
         <w:t>Рисунок 1</w:t>
       </w:r>
       <w:r>
-        <w:t>5</w:t>
-      </w:r>
-      <w:r>
-        <w:t xml:space="preserve"> – Результат удаления</w:t>
-      </w:r>
-    </w:p>
-    <w:p>
-      <w:r>
-        <w:rPr>
-          <w:lang w:eastAsia="en-US"/>
-        </w:rPr>
-        <w:t xml:space="preserve">Произведём удаление нескольких фигур сразу. Для этого выберем несколько полей фигур и нажмём кнопку </w:t>
-      </w:r>
-      <w:r>
-        <w:t>«</w:t>
-      </w:r>
-      <w:r>
-        <w:t>Удалить фигуру</w:t>
-      </w:r>
-      <w:r>
-        <w:t>»</w:t>
-      </w:r>
-      <w:r>
-        <w:t>.</w:t>
+        <w:t>9</w:t>
+      </w:r>
+      <w:r>
+        <w:t xml:space="preserve"> – Вызов формы </w:t>
+      </w:r>
+      <w:r>
+        <w:t>–</w:t>
+      </w:r>
+      <w:r>
+        <w:t xml:space="preserve"> </w:t>
+      </w:r>
+      <w:r>
+        <w:t>Поиск фигуры</w:t>
+      </w:r>
+    </w:p>
+    <w:p>
+      <w:pPr>
+        <w:pStyle w:val="TNR"/>
+      </w:pPr>
+      <w:r>
+        <w:t xml:space="preserve">Откроется соответствующая форма для поиска (рисунок </w:t>
+      </w:r>
+      <w:r>
+        <w:t>20</w:t>
+      </w:r>
+      <w:r>
+        <w:t>).</w:t>
+      </w:r>
+    </w:p>
+    <w:p>
+      <w:pPr>
+        <w:pStyle w:val="TNR"/>
+      </w:pPr>
+      <w:r>
+        <w:br w:type="page"/>
       </w:r>
     </w:p>
     <w:p>
@@ -9223,11 +9511,12 @@
           <w:noProof/>
           <w:lang w:eastAsia="ru-RU"/>
         </w:rPr>
+        <w:lastRenderedPageBreak/>
         <w:drawing>
-          <wp:inline distT="0" distB="0" distL="0" distR="0" wp14:anchorId="671D0777" wp14:editId="51EFEA4A">
-            <wp:extent cx="4852655" cy="2610485"/>
-            <wp:effectExtent l="0" t="0" r="5715" b="0"/>
-            <wp:docPr id="29" name="Рисунок 29"/>
+          <wp:inline distT="0" distB="0" distL="0" distR="0" wp14:anchorId="6D8FD51A" wp14:editId="15DF3058">
+            <wp:extent cx="4888002" cy="2401383"/>
+            <wp:effectExtent l="0" t="0" r="8255" b="0"/>
+            <wp:docPr id="35" name="Рисунок 35"/>
             <wp:cNvGraphicFramePr>
               <a:graphicFrameLocks xmlns:a="http://schemas.openxmlformats.org/drawingml/2006/main" noChangeAspect="1"/>
             </wp:cNvGraphicFramePr>
@@ -9247,7 +9536,7 @@
                   <pic:spPr>
                     <a:xfrm>
                       <a:off x="0" y="0"/>
-                      <a:ext cx="4884741" cy="2627746"/>
+                      <a:ext cx="4898880" cy="2406727"/>
                     </a:xfrm>
                     <a:prstGeom prst="rect">
                       <a:avLst/>
@@ -9265,20 +9554,24 @@
         <w:pStyle w:val="aff3"/>
       </w:pPr>
       <w:r>
-        <w:t>Рисунок 16 – Выбор фигуры в таблице</w:t>
-      </w:r>
-    </w:p>
-    <w:p>
-      <w:pPr>
-        <w:rPr>
-          <w:lang w:eastAsia="en-US"/>
-        </w:rPr>
-      </w:pPr>
-      <w:r>
-        <w:rPr>
-          <w:lang w:eastAsia="en-US"/>
-        </w:rPr>
-        <w:t>После удаления нескольких фигур, появляется сообщение о количестве удалённых фигур.</w:t>
+        <w:t xml:space="preserve">Рисунок </w:t>
+      </w:r>
+      <w:r>
+        <w:t>20</w:t>
+      </w:r>
+      <w:r>
+        <w:t xml:space="preserve"> – Выбор типа поля для поиска</w:t>
+      </w:r>
+    </w:p>
+    <w:p>
+      <w:r>
+        <w:t xml:space="preserve">Далее пользователь выбирает параметры, по которым требуется найти </w:t>
+      </w:r>
+      <w:r>
+        <w:t>фигуру</w:t>
+      </w:r>
+      <w:r>
+        <w:t>, вводит значения этих параметров и нажимает кнопку «Найти».</w:t>
       </w:r>
     </w:p>
     <w:p>
@@ -9291,10 +9584,10 @@
           <w:lang w:eastAsia="ru-RU"/>
         </w:rPr>
         <w:drawing>
-          <wp:inline distT="0" distB="0" distL="0" distR="0" wp14:anchorId="529E1558" wp14:editId="15A5BF32">
-            <wp:extent cx="1790950" cy="1438476"/>
-            <wp:effectExtent l="0" t="0" r="0" b="9525"/>
-            <wp:docPr id="30" name="Рисунок 30"/>
+          <wp:inline distT="0" distB="0" distL="0" distR="0" wp14:anchorId="3FABED4F" wp14:editId="04E91A64">
+            <wp:extent cx="4843364" cy="2376036"/>
+            <wp:effectExtent l="0" t="0" r="0" b="5715"/>
+            <wp:docPr id="36" name="Рисунок 36"/>
             <wp:cNvGraphicFramePr>
               <a:graphicFrameLocks xmlns:a="http://schemas.openxmlformats.org/drawingml/2006/main" noChangeAspect="1"/>
             </wp:cNvGraphicFramePr>
@@ -9314,7 +9607,7 @@
                   <pic:spPr>
                     <a:xfrm>
                       <a:off x="0" y="0"/>
-                      <a:ext cx="1790950" cy="1438476"/>
+                      <a:ext cx="4855438" cy="2381959"/>
                     </a:xfrm>
                     <a:prstGeom prst="rect">
                       <a:avLst/>
@@ -9332,7 +9625,16 @@
         <w:pStyle w:val="aff3"/>
       </w:pPr>
       <w:r>
-        <w:t>Рисунок 17 – Сообщение о количестве удалённых фигур</w:t>
+        <w:t xml:space="preserve">Рисунок </w:t>
+      </w:r>
+      <w:r>
+        <w:t>21</w:t>
+      </w:r>
+      <w:r>
+        <w:t xml:space="preserve"> – Поиск </w:t>
+      </w:r>
+      <w:r>
+        <w:t>фигуры</w:t>
       </w:r>
     </w:p>
     <w:p>
@@ -9344,12 +9646,11 @@
           <w:noProof/>
           <w:lang w:eastAsia="ru-RU"/>
         </w:rPr>
-        <w:lastRenderedPageBreak/>
         <w:drawing>
-          <wp:inline distT="0" distB="0" distL="0" distR="0" wp14:anchorId="34BAB425" wp14:editId="4C42982B">
-            <wp:extent cx="4859996" cy="2638927"/>
-            <wp:effectExtent l="0" t="0" r="0" b="9525"/>
-            <wp:docPr id="31" name="Рисунок 31"/>
+          <wp:inline distT="0" distB="0" distL="0" distR="0" wp14:anchorId="597A0836" wp14:editId="0A27FA53">
+            <wp:extent cx="4894070" cy="2376738"/>
+            <wp:effectExtent l="0" t="0" r="1905" b="5080"/>
+            <wp:docPr id="39" name="Рисунок 39"/>
             <wp:cNvGraphicFramePr>
               <a:graphicFrameLocks xmlns:a="http://schemas.openxmlformats.org/drawingml/2006/main" noChangeAspect="1"/>
             </wp:cNvGraphicFramePr>
@@ -9369,7 +9670,7 @@
                   <pic:spPr>
                     <a:xfrm>
                       <a:off x="0" y="0"/>
-                      <a:ext cx="4873176" cy="2646083"/>
+                      <a:ext cx="4904241" cy="2381677"/>
                     </a:xfrm>
                     <a:prstGeom prst="rect">
                       <a:avLst/>
@@ -9387,48 +9688,44 @@
         <w:pStyle w:val="aff3"/>
       </w:pPr>
       <w:r>
-        <w:t>Рисунок 18 – Результат удаления</w:t>
-      </w:r>
+        <w:t xml:space="preserve">Рисунок </w:t>
+      </w:r>
+      <w:r>
+        <w:t>22</w:t>
+      </w:r>
+      <w:r>
+        <w:t xml:space="preserve"> – Результат поиска</w:t>
+      </w:r>
+    </w:p>
+    <w:p>
+      <w:pPr>
+        <w:rPr>
+          <w:lang w:eastAsia="en-US"/>
+        </w:rPr>
+      </w:pPr>
     </w:p>
     <w:p>
       <w:pPr>
         <w:pStyle w:val="2"/>
       </w:pPr>
-      <w:bookmarkStart w:id="16" w:name="_Toc228030592"/>
-      <w:bookmarkStart w:id="17" w:name="_Toc232256305"/>
-      <w:r>
+      <w:bookmarkStart w:id="16" w:name="_Toc228030593"/>
+      <w:bookmarkStart w:id="17" w:name="_Toc232256306"/>
+      <w:r>
+        <w:lastRenderedPageBreak/>
         <w:t>Тест №</w:t>
       </w:r>
       <w:r>
-        <w:t xml:space="preserve">3 – Поиск </w:t>
+        <w:t>4 – Сохранение данных</w:t>
       </w:r>
       <w:bookmarkEnd w:id="16"/>
-      <w:r>
-        <w:t>фигуры</w:t>
-      </w:r>
       <w:bookmarkEnd w:id="17"/>
     </w:p>
     <w:p>
-      <w:pPr>
-        <w:pStyle w:val="TNR"/>
-      </w:pPr>
       <w:r>
         <w:t xml:space="preserve">Для </w:t>
       </w:r>
       <w:r>
-        <w:t>поиска фигур</w:t>
-      </w:r>
-      <w:r>
-        <w:t xml:space="preserve"> необходимо вызвать соответствующую форму путём нажатия кнопки «</w:t>
-      </w:r>
-      <w:r>
-        <w:t>Поиск фигуры</w:t>
-      </w:r>
-      <w:r>
-        <w:t>»</w:t>
-      </w:r>
-      <w:r>
-        <w:t>.</w:t>
+        <w:t xml:space="preserve">сохранения данных в таблице необходимо нажать кнопку «Сохранить». </w:t>
       </w:r>
     </w:p>
     <w:p>
@@ -9441,10 +9738,10 @@
           <w:lang w:eastAsia="ru-RU"/>
         </w:rPr>
         <w:drawing>
-          <wp:inline distT="0" distB="0" distL="0" distR="0" wp14:anchorId="3E4C2BF1" wp14:editId="69AEE99E">
-            <wp:extent cx="6299835" cy="3376930"/>
-            <wp:effectExtent l="0" t="0" r="5715" b="0"/>
-            <wp:docPr id="34" name="Рисунок 34"/>
+          <wp:inline distT="0" distB="0" distL="0" distR="0" wp14:anchorId="65E1A9D2" wp14:editId="0C672CD0">
+            <wp:extent cx="4855355" cy="2621236"/>
+            <wp:effectExtent l="0" t="0" r="2540" b="8255"/>
+            <wp:docPr id="44" name="Рисунок 44"/>
             <wp:cNvGraphicFramePr>
               <a:graphicFrameLocks xmlns:a="http://schemas.openxmlformats.org/drawingml/2006/main" noChangeAspect="1"/>
             </wp:cNvGraphicFramePr>
@@ -9464,7 +9761,7 @@
                   <pic:spPr>
                     <a:xfrm>
                       <a:off x="0" y="0"/>
-                      <a:ext cx="6299835" cy="3376930"/>
+                      <a:ext cx="4865028" cy="2626458"/>
                     </a:xfrm>
                     <a:prstGeom prst="rect">
                       <a:avLst/>
@@ -9482,46 +9779,18 @@
         <w:pStyle w:val="aff3"/>
       </w:pPr>
       <w:r>
-        <w:t>Рисунок 1</w:t>
-      </w:r>
-      <w:r>
-        <w:t>9</w:t>
-      </w:r>
-      <w:r>
-        <w:t xml:space="preserve"> – Вызов формы </w:t>
-      </w:r>
-      <w:r>
-        <w:t>–</w:t>
-      </w:r>
-      <w:r>
-        <w:t xml:space="preserve"> </w:t>
-      </w:r>
-      <w:r>
-        <w:t>Поиск фигуры</w:t>
-      </w:r>
-    </w:p>
-    <w:p>
-      <w:pPr>
-        <w:pStyle w:val="TNR"/>
-      </w:pPr>
-      <w:r>
-        <w:t xml:space="preserve">Откроется соответствующая форма для поиска (рисунок </w:t>
-      </w:r>
-      <w:r>
-        <w:t>20</w:t>
-      </w:r>
-      <w:r>
-        <w:t>).</w:t>
-      </w:r>
-    </w:p>
-    <w:p>
-      <w:pPr>
-        <w:pStyle w:val="TNR"/>
-      </w:pPr>
-      <w:r>
-        <w:br w:type="page"/>
-      </w:r>
-    </w:p>
+        <w:t>Рисунок 23 – Переход к сохранению данных</w:t>
+      </w:r>
+    </w:p>
+    <w:p>
+      <w:r>
+        <w:t>Откроется системный диалог сохранения файла, где пользователь выбирает директорию и указывает имя файла</w:t>
+      </w:r>
+      <w:r>
+        <w:t xml:space="preserve"> (рисунок 24). </w:t>
+      </w:r>
+    </w:p>
+    <w:p/>
     <w:p>
       <w:pPr>
         <w:pStyle w:val="aff3"/>
@@ -9531,12 +9800,11 @@
           <w:noProof/>
           <w:lang w:eastAsia="ru-RU"/>
         </w:rPr>
-        <w:lastRenderedPageBreak/>
         <w:drawing>
-          <wp:inline distT="0" distB="0" distL="0" distR="0" wp14:anchorId="6D8FD51A" wp14:editId="15DF3058">
-            <wp:extent cx="4888002" cy="2401383"/>
-            <wp:effectExtent l="0" t="0" r="8255" b="0"/>
-            <wp:docPr id="35" name="Рисунок 35"/>
+          <wp:inline distT="0" distB="0" distL="0" distR="0" wp14:anchorId="22DD960C" wp14:editId="181FBEC5">
+            <wp:extent cx="4845145" cy="2750515"/>
+            <wp:effectExtent l="0" t="0" r="0" b="0"/>
+            <wp:docPr id="45" name="Рисунок 45"/>
             <wp:cNvGraphicFramePr>
               <a:graphicFrameLocks xmlns:a="http://schemas.openxmlformats.org/drawingml/2006/main" noChangeAspect="1"/>
             </wp:cNvGraphicFramePr>
@@ -9556,7 +9824,7 @@
                   <pic:spPr>
                     <a:xfrm>
                       <a:off x="0" y="0"/>
-                      <a:ext cx="4898880" cy="2406727"/>
+                      <a:ext cx="4864505" cy="2761505"/>
                     </a:xfrm>
                     <a:prstGeom prst="rect">
                       <a:avLst/>
@@ -9574,24 +9842,12 @@
         <w:pStyle w:val="aff3"/>
       </w:pPr>
       <w:r>
-        <w:t xml:space="preserve">Рисунок </w:t>
-      </w:r>
-      <w:r>
-        <w:t>20</w:t>
-      </w:r>
-      <w:r>
-        <w:t xml:space="preserve"> – Выбор типа поля для поиска</w:t>
-      </w:r>
-    </w:p>
-    <w:p>
-      <w:r>
-        <w:t xml:space="preserve">Далее пользователь выбирает параметры, по которым требуется найти </w:t>
-      </w:r>
-      <w:r>
-        <w:t>фигуру</w:t>
-      </w:r>
-      <w:r>
-        <w:t>, вводит значения этих параметров и нажимает кнопку «Найти».</w:t>
+        <w:t>Рисунок 24 – Сохранение файла</w:t>
+      </w:r>
+    </w:p>
+    <w:p>
+      <w:r>
+        <w:t>После сохранения данных в файл появится соответствующее сообщение (рисунок 25).</w:t>
       </w:r>
     </w:p>
     <w:p>
@@ -9603,11 +9859,12 @@
           <w:noProof/>
           <w:lang w:eastAsia="ru-RU"/>
         </w:rPr>
+        <w:lastRenderedPageBreak/>
         <w:drawing>
-          <wp:inline distT="0" distB="0" distL="0" distR="0" wp14:anchorId="3FABED4F" wp14:editId="04E91A64">
-            <wp:extent cx="4843364" cy="2376036"/>
-            <wp:effectExtent l="0" t="0" r="0" b="5715"/>
-            <wp:docPr id="36" name="Рисунок 36"/>
+          <wp:inline distT="0" distB="0" distL="0" distR="0" wp14:anchorId="46E2129B" wp14:editId="69F0AAE2">
+            <wp:extent cx="2762636" cy="1438476"/>
+            <wp:effectExtent l="0" t="0" r="0" b="9525"/>
+            <wp:docPr id="46" name="Рисунок 46"/>
             <wp:cNvGraphicFramePr>
               <a:graphicFrameLocks xmlns:a="http://schemas.openxmlformats.org/drawingml/2006/main" noChangeAspect="1"/>
             </wp:cNvGraphicFramePr>
@@ -9627,7 +9884,7 @@
                   <pic:spPr>
                     <a:xfrm>
                       <a:off x="0" y="0"/>
-                      <a:ext cx="4855438" cy="2381959"/>
+                      <a:ext cx="2762636" cy="1438476"/>
                     </a:xfrm>
                     <a:prstGeom prst="rect">
                       <a:avLst/>
@@ -9645,16 +9902,7 @@
         <w:pStyle w:val="aff3"/>
       </w:pPr>
       <w:r>
-        <w:t xml:space="preserve">Рисунок </w:t>
-      </w:r>
-      <w:r>
-        <w:t>21</w:t>
-      </w:r>
-      <w:r>
-        <w:t xml:space="preserve"> – Поиск </w:t>
-      </w:r>
-      <w:r>
-        <w:t>фигуры</w:t>
+        <w:t>Рисунок 25 – Сообщение о сохранении файла</w:t>
       </w:r>
     </w:p>
     <w:p>
@@ -9667,10 +9915,10 @@
           <w:lang w:eastAsia="ru-RU"/>
         </w:rPr>
         <w:drawing>
-          <wp:inline distT="0" distB="0" distL="0" distR="0" wp14:anchorId="597A0836" wp14:editId="0A27FA53">
-            <wp:extent cx="4894070" cy="2376738"/>
-            <wp:effectExtent l="0" t="0" r="1905" b="5080"/>
-            <wp:docPr id="39" name="Рисунок 39"/>
+          <wp:inline distT="0" distB="0" distL="0" distR="0" wp14:anchorId="33279C84" wp14:editId="11AC4960">
+            <wp:extent cx="5830114" cy="247685"/>
+            <wp:effectExtent l="0" t="0" r="0" b="0"/>
+            <wp:docPr id="47" name="Рисунок 47"/>
             <wp:cNvGraphicFramePr>
               <a:graphicFrameLocks xmlns:a="http://schemas.openxmlformats.org/drawingml/2006/main" noChangeAspect="1"/>
             </wp:cNvGraphicFramePr>
@@ -9690,7 +9938,7 @@
                   <pic:spPr>
                     <a:xfrm>
                       <a:off x="0" y="0"/>
-                      <a:ext cx="4904241" cy="2381677"/>
+                      <a:ext cx="5830114" cy="247685"/>
                     </a:xfrm>
                     <a:prstGeom prst="rect">
                       <a:avLst/>
@@ -9711,41 +9959,51 @@
         <w:t xml:space="preserve">Рисунок </w:t>
       </w:r>
       <w:r>
-        <w:t>22</w:t>
-      </w:r>
-      <w:r>
-        <w:t xml:space="preserve"> – Результат поиска</w:t>
-      </w:r>
-    </w:p>
-    <w:p>
-      <w:pPr>
-        <w:rPr>
-          <w:lang w:eastAsia="en-US"/>
-        </w:rPr>
-      </w:pPr>
+        <w:t>26</w:t>
+      </w:r>
+      <w:r>
+        <w:t xml:space="preserve"> – Результат сохранения</w:t>
+      </w:r>
     </w:p>
     <w:p>
       <w:pPr>
         <w:pStyle w:val="2"/>
       </w:pPr>
-      <w:bookmarkStart w:id="18" w:name="_Toc228030593"/>
-      <w:bookmarkStart w:id="19" w:name="_Toc232256306"/>
-      <w:r>
-        <w:lastRenderedPageBreak/>
+      <w:bookmarkStart w:id="18" w:name="_Toc228030594"/>
+      <w:bookmarkStart w:id="19" w:name="_Toc232256307"/>
+      <w:r>
         <w:t>Тест №</w:t>
       </w:r>
       <w:r>
-        <w:t>4 – Сохранение данных</w:t>
+        <w:t>5 – Загрузка данных</w:t>
       </w:r>
       <w:bookmarkEnd w:id="18"/>
       <w:bookmarkEnd w:id="19"/>
     </w:p>
     <w:p>
+      <w:pPr>
+        <w:pStyle w:val="TNR"/>
+      </w:pPr>
       <w:r>
         <w:t xml:space="preserve">Для </w:t>
       </w:r>
       <w:r>
-        <w:t xml:space="preserve">сохранения данных в таблице необходимо нажать кнопку «Сохранить». </w:t>
+        <w:t>загрузки</w:t>
+      </w:r>
+      <w:r>
+        <w:t xml:space="preserve"> данных в таблиц</w:t>
+      </w:r>
+      <w:r>
+        <w:t>у</w:t>
+      </w:r>
+      <w:r>
+        <w:t xml:space="preserve"> необходимо нажать кнопку «</w:t>
+      </w:r>
+      <w:r>
+        <w:t>Загрузить</w:t>
+      </w:r>
+      <w:r>
+        <w:t xml:space="preserve">». </w:t>
       </w:r>
     </w:p>
     <w:p>
@@ -9758,10 +10016,10 @@
           <w:lang w:eastAsia="ru-RU"/>
         </w:rPr>
         <w:drawing>
-          <wp:inline distT="0" distB="0" distL="0" distR="0" wp14:anchorId="65E1A9D2" wp14:editId="0C672CD0">
-            <wp:extent cx="4855355" cy="2621236"/>
-            <wp:effectExtent l="0" t="0" r="2540" b="8255"/>
-            <wp:docPr id="44" name="Рисунок 44"/>
+          <wp:inline distT="0" distB="0" distL="0" distR="0" wp14:anchorId="34D983C7" wp14:editId="14A5A70A">
+            <wp:extent cx="4666809" cy="2519916"/>
+            <wp:effectExtent l="0" t="0" r="635" b="0"/>
+            <wp:docPr id="49" name="Рисунок 49"/>
             <wp:cNvGraphicFramePr>
               <a:graphicFrameLocks xmlns:a="http://schemas.openxmlformats.org/drawingml/2006/main" noChangeAspect="1"/>
             </wp:cNvGraphicFramePr>
@@ -9781,7 +10039,7 @@
                   <pic:spPr>
                     <a:xfrm>
                       <a:off x="0" y="0"/>
-                      <a:ext cx="4865028" cy="2626458"/>
+                      <a:ext cx="4674642" cy="2524145"/>
                     </a:xfrm>
                     <a:prstGeom prst="rect">
                       <a:avLst/>
@@ -9799,18 +10057,14 @@
         <w:pStyle w:val="aff3"/>
       </w:pPr>
       <w:r>
-        <w:t>Рисунок 23 – Переход к сохранению данных</w:t>
-      </w:r>
-    </w:p>
-    <w:p>
-      <w:r>
-        <w:t>Откроется системный диалог сохранения файла, где пользователь выбирает директорию и указывает имя файла</w:t>
-      </w:r>
-      <w:r>
-        <w:t xml:space="preserve"> (рисунок 24). </w:t>
-      </w:r>
-    </w:p>
-    <w:p/>
+        <w:t>Рисунок 27 – Загрузка данных в таблицу</w:t>
+      </w:r>
+    </w:p>
+    <w:p>
+      <w:r>
+        <w:t>Далее откроется системный диалог загрузки файла.</w:t>
+      </w:r>
+    </w:p>
     <w:p>
       <w:pPr>
         <w:pStyle w:val="aff3"/>
@@ -9821,10 +10075,10 @@
           <w:lang w:eastAsia="ru-RU"/>
         </w:rPr>
         <w:drawing>
-          <wp:inline distT="0" distB="0" distL="0" distR="0" wp14:anchorId="22DD960C" wp14:editId="181FBEC5">
-            <wp:extent cx="4845145" cy="2750515"/>
-            <wp:effectExtent l="0" t="0" r="0" b="0"/>
-            <wp:docPr id="45" name="Рисунок 45"/>
+          <wp:inline distT="0" distB="0" distL="0" distR="0" wp14:anchorId="6A781232" wp14:editId="5E9EB76D">
+            <wp:extent cx="4476750" cy="2525138"/>
+            <wp:effectExtent l="0" t="0" r="0" b="8890"/>
+            <wp:docPr id="50" name="Рисунок 50"/>
             <wp:cNvGraphicFramePr>
               <a:graphicFrameLocks xmlns:a="http://schemas.openxmlformats.org/drawingml/2006/main" noChangeAspect="1"/>
             </wp:cNvGraphicFramePr>
@@ -9844,7 +10098,7 @@
                   <pic:spPr>
                     <a:xfrm>
                       <a:off x="0" y="0"/>
-                      <a:ext cx="4864505" cy="2761505"/>
+                      <a:ext cx="4489852" cy="2532528"/>
                     </a:xfrm>
                     <a:prstGeom prst="rect">
                       <a:avLst/>
@@ -9862,29 +10116,33 @@
         <w:pStyle w:val="aff3"/>
       </w:pPr>
       <w:r>
-        <w:t>Рисунок 24 – Сохранение файла</w:t>
-      </w:r>
-    </w:p>
-    <w:p>
-      <w:r>
-        <w:t>После сохранения данных в файл появится соответствующее сообщение (рисунок 25).</w:t>
-      </w:r>
-    </w:p>
-    <w:p>
-      <w:pPr>
-        <w:pStyle w:val="aff3"/>
+        <w:t>Рисунок 28 – Выбор файла для загрузки</w:t>
+      </w:r>
+    </w:p>
+    <w:p>
+      <w:pPr>
+        <w:pStyle w:val="TNR"/>
+      </w:pPr>
+      <w:r>
+        <w:lastRenderedPageBreak/>
+        <w:t>После успешной загрузки появится сообщение (рисунок 29).</w:t>
+      </w:r>
+    </w:p>
+    <w:p>
+      <w:pPr>
+        <w:pStyle w:val="TNR"/>
+        <w:ind w:firstLine="0"/>
+        <w:jc w:val="center"/>
       </w:pPr>
       <w:r>
         <w:rPr>
           <w:noProof/>
-          <w:lang w:eastAsia="ru-RU"/>
-        </w:rPr>
-        <w:lastRenderedPageBreak/>
+        </w:rPr>
         <w:drawing>
-          <wp:inline distT="0" distB="0" distL="0" distR="0" wp14:anchorId="46E2129B" wp14:editId="69F0AAE2">
-            <wp:extent cx="2762636" cy="1438476"/>
-            <wp:effectExtent l="0" t="0" r="0" b="9525"/>
-            <wp:docPr id="46" name="Рисунок 46"/>
+          <wp:inline distT="0" distB="0" distL="0" distR="0" wp14:anchorId="160184B3" wp14:editId="534C8884">
+            <wp:extent cx="2381582" cy="1448002"/>
+            <wp:effectExtent l="0" t="0" r="0" b="0"/>
+            <wp:docPr id="51" name="Рисунок 51"/>
             <wp:cNvGraphicFramePr>
               <a:graphicFrameLocks xmlns:a="http://schemas.openxmlformats.org/drawingml/2006/main" noChangeAspect="1"/>
             </wp:cNvGraphicFramePr>
@@ -9904,7 +10162,7 @@
                   <pic:spPr>
                     <a:xfrm>
                       <a:off x="0" y="0"/>
-                      <a:ext cx="2762636" cy="1438476"/>
+                      <a:ext cx="2381582" cy="1448002"/>
                     </a:xfrm>
                     <a:prstGeom prst="rect">
                       <a:avLst/>
@@ -9919,10 +10177,12 @@
     </w:p>
     <w:p>
       <w:pPr>
-        <w:pStyle w:val="aff3"/>
-      </w:pPr>
-      <w:r>
-        <w:t>Рисунок 25 – Сообщение о сохранении файла</w:t>
+        <w:pStyle w:val="TNR"/>
+        <w:ind w:firstLine="0"/>
+        <w:jc w:val="center"/>
+      </w:pPr>
+      <w:r>
+        <w:t>Рисунок 29 – Сообщение о загрузке файла</w:t>
       </w:r>
     </w:p>
     <w:p>
@@ -9935,10 +10195,10 @@
           <w:lang w:eastAsia="ru-RU"/>
         </w:rPr>
         <w:drawing>
-          <wp:inline distT="0" distB="0" distL="0" distR="0" wp14:anchorId="33279C84" wp14:editId="11AC4960">
-            <wp:extent cx="5830114" cy="247685"/>
-            <wp:effectExtent l="0" t="0" r="0" b="0"/>
-            <wp:docPr id="47" name="Рисунок 47"/>
+          <wp:inline distT="0" distB="0" distL="0" distR="0" wp14:anchorId="7268345D" wp14:editId="25F658EC">
+            <wp:extent cx="4855453" cy="2608564"/>
+            <wp:effectExtent l="0" t="0" r="2540" b="1905"/>
+            <wp:docPr id="52" name="Рисунок 52"/>
             <wp:cNvGraphicFramePr>
               <a:graphicFrameLocks xmlns:a="http://schemas.openxmlformats.org/drawingml/2006/main" noChangeAspect="1"/>
             </wp:cNvGraphicFramePr>
@@ -9958,286 +10218,6 @@
                   <pic:spPr>
                     <a:xfrm>
                       <a:off x="0" y="0"/>
-                      <a:ext cx="5830114" cy="247685"/>
-                    </a:xfrm>
-                    <a:prstGeom prst="rect">
-                      <a:avLst/>
-                    </a:prstGeom>
-                  </pic:spPr>
-                </pic:pic>
-              </a:graphicData>
-            </a:graphic>
-          </wp:inline>
-        </w:drawing>
-      </w:r>
-    </w:p>
-    <w:p>
-      <w:pPr>
-        <w:pStyle w:val="aff3"/>
-      </w:pPr>
-      <w:r>
-        <w:t xml:space="preserve">Рисунок </w:t>
-      </w:r>
-      <w:r>
-        <w:t>26</w:t>
-      </w:r>
-      <w:r>
-        <w:t xml:space="preserve"> – Результат сохранения</w:t>
-      </w:r>
-    </w:p>
-    <w:p>
-      <w:pPr>
-        <w:pStyle w:val="2"/>
-      </w:pPr>
-      <w:bookmarkStart w:id="20" w:name="_Toc228030594"/>
-      <w:bookmarkStart w:id="21" w:name="_Toc232256307"/>
-      <w:r>
-        <w:t>Тест №</w:t>
-      </w:r>
-      <w:r>
-        <w:t>5 – Загрузка данных</w:t>
-      </w:r>
-      <w:bookmarkEnd w:id="20"/>
-      <w:bookmarkEnd w:id="21"/>
-    </w:p>
-    <w:p>
-      <w:pPr>
-        <w:pStyle w:val="TNR"/>
-      </w:pPr>
-      <w:r>
-        <w:t xml:space="preserve">Для </w:t>
-      </w:r>
-      <w:r>
-        <w:t>загрузки</w:t>
-      </w:r>
-      <w:r>
-        <w:t xml:space="preserve"> данных в таблиц</w:t>
-      </w:r>
-      <w:r>
-        <w:t>у</w:t>
-      </w:r>
-      <w:r>
-        <w:t xml:space="preserve"> необходимо нажать кнопку «</w:t>
-      </w:r>
-      <w:r>
-        <w:t>Загрузить</w:t>
-      </w:r>
-      <w:r>
-        <w:t xml:space="preserve">». </w:t>
-      </w:r>
-    </w:p>
-    <w:p>
-      <w:pPr>
-        <w:pStyle w:val="aff3"/>
-      </w:pPr>
-      <w:r>
-        <w:rPr>
-          <w:noProof/>
-          <w:lang w:eastAsia="ru-RU"/>
-        </w:rPr>
-        <w:drawing>
-          <wp:inline distT="0" distB="0" distL="0" distR="0" wp14:anchorId="34D983C7" wp14:editId="14A5A70A">
-            <wp:extent cx="4666809" cy="2519916"/>
-            <wp:effectExtent l="0" t="0" r="635" b="0"/>
-            <wp:docPr id="49" name="Рисунок 49"/>
-            <wp:cNvGraphicFramePr>
-              <a:graphicFrameLocks xmlns:a="http://schemas.openxmlformats.org/drawingml/2006/main" noChangeAspect="1"/>
-            </wp:cNvGraphicFramePr>
-            <a:graphic xmlns:a="http://schemas.openxmlformats.org/drawingml/2006/main">
-              <a:graphicData uri="http://schemas.openxmlformats.org/drawingml/2006/picture">
-                <pic:pic xmlns:pic="http://schemas.openxmlformats.org/drawingml/2006/picture">
-                  <pic:nvPicPr>
-                    <pic:cNvPr id="1" name=""/>
-                    <pic:cNvPicPr/>
-                  </pic:nvPicPr>
-                  <pic:blipFill>
-                    <a:blip r:embed="rId40"/>
-                    <a:stretch>
-                      <a:fillRect/>
-                    </a:stretch>
-                  </pic:blipFill>
-                  <pic:spPr>
-                    <a:xfrm>
-                      <a:off x="0" y="0"/>
-                      <a:ext cx="4674642" cy="2524145"/>
-                    </a:xfrm>
-                    <a:prstGeom prst="rect">
-                      <a:avLst/>
-                    </a:prstGeom>
-                  </pic:spPr>
-                </pic:pic>
-              </a:graphicData>
-            </a:graphic>
-          </wp:inline>
-        </w:drawing>
-      </w:r>
-    </w:p>
-    <w:p>
-      <w:pPr>
-        <w:pStyle w:val="aff3"/>
-      </w:pPr>
-      <w:r>
-        <w:t>Рисунок 27 – Загрузка данных в таблицу</w:t>
-      </w:r>
-    </w:p>
-    <w:p>
-      <w:r>
-        <w:t>Далее откроется системный диалог загрузки файла.</w:t>
-      </w:r>
-    </w:p>
-    <w:p>
-      <w:pPr>
-        <w:pStyle w:val="aff3"/>
-      </w:pPr>
-      <w:r>
-        <w:rPr>
-          <w:noProof/>
-          <w:lang w:eastAsia="ru-RU"/>
-        </w:rPr>
-        <w:drawing>
-          <wp:inline distT="0" distB="0" distL="0" distR="0" wp14:anchorId="6A781232" wp14:editId="5E9EB76D">
-            <wp:extent cx="4476750" cy="2525138"/>
-            <wp:effectExtent l="0" t="0" r="0" b="8890"/>
-            <wp:docPr id="50" name="Рисунок 50"/>
-            <wp:cNvGraphicFramePr>
-              <a:graphicFrameLocks xmlns:a="http://schemas.openxmlformats.org/drawingml/2006/main" noChangeAspect="1"/>
-            </wp:cNvGraphicFramePr>
-            <a:graphic xmlns:a="http://schemas.openxmlformats.org/drawingml/2006/main">
-              <a:graphicData uri="http://schemas.openxmlformats.org/drawingml/2006/picture">
-                <pic:pic xmlns:pic="http://schemas.openxmlformats.org/drawingml/2006/picture">
-                  <pic:nvPicPr>
-                    <pic:cNvPr id="1" name=""/>
-                    <pic:cNvPicPr/>
-                  </pic:nvPicPr>
-                  <pic:blipFill>
-                    <a:blip r:embed="rId41"/>
-                    <a:stretch>
-                      <a:fillRect/>
-                    </a:stretch>
-                  </pic:blipFill>
-                  <pic:spPr>
-                    <a:xfrm>
-                      <a:off x="0" y="0"/>
-                      <a:ext cx="4489852" cy="2532528"/>
-                    </a:xfrm>
-                    <a:prstGeom prst="rect">
-                      <a:avLst/>
-                    </a:prstGeom>
-                  </pic:spPr>
-                </pic:pic>
-              </a:graphicData>
-            </a:graphic>
-          </wp:inline>
-        </w:drawing>
-      </w:r>
-    </w:p>
-    <w:p>
-      <w:pPr>
-        <w:pStyle w:val="aff3"/>
-      </w:pPr>
-      <w:r>
-        <w:t>Рисунок 28 – Выбор файла для загрузки</w:t>
-      </w:r>
-    </w:p>
-    <w:p>
-      <w:pPr>
-        <w:pStyle w:val="TNR"/>
-      </w:pPr>
-      <w:r>
-        <w:lastRenderedPageBreak/>
-        <w:t>После успешной загрузки появится сообщение (рисунок 29).</w:t>
-      </w:r>
-    </w:p>
-    <w:p>
-      <w:pPr>
-        <w:pStyle w:val="TNR"/>
-        <w:ind w:firstLine="0"/>
-        <w:jc w:val="center"/>
-      </w:pPr>
-      <w:r>
-        <w:rPr>
-          <w:noProof/>
-        </w:rPr>
-        <w:drawing>
-          <wp:inline distT="0" distB="0" distL="0" distR="0" wp14:anchorId="160184B3" wp14:editId="534C8884">
-            <wp:extent cx="2381582" cy="1448002"/>
-            <wp:effectExtent l="0" t="0" r="0" b="0"/>
-            <wp:docPr id="51" name="Рисунок 51"/>
-            <wp:cNvGraphicFramePr>
-              <a:graphicFrameLocks xmlns:a="http://schemas.openxmlformats.org/drawingml/2006/main" noChangeAspect="1"/>
-            </wp:cNvGraphicFramePr>
-            <a:graphic xmlns:a="http://schemas.openxmlformats.org/drawingml/2006/main">
-              <a:graphicData uri="http://schemas.openxmlformats.org/drawingml/2006/picture">
-                <pic:pic xmlns:pic="http://schemas.openxmlformats.org/drawingml/2006/picture">
-                  <pic:nvPicPr>
-                    <pic:cNvPr id="1" name=""/>
-                    <pic:cNvPicPr/>
-                  </pic:nvPicPr>
-                  <pic:blipFill>
-                    <a:blip r:embed="rId42"/>
-                    <a:stretch>
-                      <a:fillRect/>
-                    </a:stretch>
-                  </pic:blipFill>
-                  <pic:spPr>
-                    <a:xfrm>
-                      <a:off x="0" y="0"/>
-                      <a:ext cx="2381582" cy="1448002"/>
-                    </a:xfrm>
-                    <a:prstGeom prst="rect">
-                      <a:avLst/>
-                    </a:prstGeom>
-                  </pic:spPr>
-                </pic:pic>
-              </a:graphicData>
-            </a:graphic>
-          </wp:inline>
-        </w:drawing>
-      </w:r>
-    </w:p>
-    <w:p>
-      <w:pPr>
-        <w:pStyle w:val="TNR"/>
-        <w:ind w:firstLine="0"/>
-        <w:jc w:val="center"/>
-      </w:pPr>
-      <w:r>
-        <w:t>Рисунок 29 – Сообщение о загрузке файла</w:t>
-      </w:r>
-    </w:p>
-    <w:p>
-      <w:pPr>
-        <w:pStyle w:val="aff3"/>
-      </w:pPr>
-      <w:r>
-        <w:rPr>
-          <w:noProof/>
-          <w:lang w:eastAsia="ru-RU"/>
-        </w:rPr>
-        <w:drawing>
-          <wp:inline distT="0" distB="0" distL="0" distR="0" wp14:anchorId="7268345D" wp14:editId="25F658EC">
-            <wp:extent cx="4855453" cy="2608564"/>
-            <wp:effectExtent l="0" t="0" r="2540" b="1905"/>
-            <wp:docPr id="52" name="Рисунок 52"/>
-            <wp:cNvGraphicFramePr>
-              <a:graphicFrameLocks xmlns:a="http://schemas.openxmlformats.org/drawingml/2006/main" noChangeAspect="1"/>
-            </wp:cNvGraphicFramePr>
-            <a:graphic xmlns:a="http://schemas.openxmlformats.org/drawingml/2006/main">
-              <a:graphicData uri="http://schemas.openxmlformats.org/drawingml/2006/picture">
-                <pic:pic xmlns:pic="http://schemas.openxmlformats.org/drawingml/2006/picture">
-                  <pic:nvPicPr>
-                    <pic:cNvPr id="1" name=""/>
-                    <pic:cNvPicPr/>
-                  </pic:nvPicPr>
-                  <pic:blipFill>
-                    <a:blip r:embed="rId43"/>
-                    <a:stretch>
-                      <a:fillRect/>
-                    </a:stretch>
-                  </pic:blipFill>
-                  <pic:spPr>
-                    <a:xfrm>
-                      <a:off x="0" y="0"/>
                       <a:ext cx="4873855" cy="2618450"/>
                     </a:xfrm>
                     <a:prstGeom prst="rect">
@@ -10353,8 +10333,8 @@
           <w:lang w:eastAsia="en-US"/>
         </w:rPr>
       </w:pPr>
-      <w:bookmarkStart w:id="22" w:name="_Toc225423988"/>
-      <w:bookmarkStart w:id="23" w:name="_Toc228030595"/>
+      <w:bookmarkStart w:id="20" w:name="_Toc225423988"/>
+      <w:bookmarkStart w:id="21" w:name="_Toc228030595"/>
     </w:p>
     <w:p>
       <w:pPr>
@@ -10364,7 +10344,7 @@
           <w:lang w:eastAsia="en-US"/>
         </w:rPr>
       </w:pPr>
-      <w:bookmarkStart w:id="24" w:name="_Toc232256308"/>
+      <w:bookmarkStart w:id="22" w:name="_Toc232256308"/>
       <w:r>
         <w:rPr>
           <w:lang w:eastAsia="en-US"/>
@@ -10372,9 +10352,9 @@
         <w:lastRenderedPageBreak/>
         <w:t>Приложение А</w:t>
       </w:r>
+      <w:bookmarkEnd w:id="20"/>
+      <w:bookmarkEnd w:id="21"/>
       <w:bookmarkEnd w:id="22"/>
-      <w:bookmarkEnd w:id="23"/>
-      <w:bookmarkEnd w:id="24"/>
     </w:p>
     <w:p>
       <w:pPr>
@@ -10747,29 +10727,94 @@
         </w:numPr>
         <w:ind w:firstLine="709"/>
       </w:pPr>
-      <w:bookmarkStart w:id="25" w:name="_Toc228030596"/>
-      <w:bookmarkStart w:id="26" w:name="_Toc232256309"/>
+      <w:bookmarkStart w:id="23" w:name="_Toc228030596"/>
+      <w:bookmarkStart w:id="24" w:name="_Toc232256309"/>
       <w:r>
         <w:lastRenderedPageBreak/>
         <w:t>Общие сведения</w:t>
       </w:r>
+      <w:bookmarkEnd w:id="23"/>
+      <w:bookmarkEnd w:id="24"/>
+    </w:p>
+    <w:p>
+      <w:pPr>
+        <w:pStyle w:val="2"/>
+        <w:rPr>
+          <w:rFonts w:eastAsia="Calibri"/>
+        </w:rPr>
+      </w:pPr>
+      <w:bookmarkStart w:id="25" w:name="_Toc228030597"/>
+      <w:bookmarkStart w:id="26" w:name="_Toc232256310"/>
+      <w:r>
+        <w:rPr>
+          <w:rFonts w:eastAsia="Calibri"/>
+        </w:rPr>
+        <w:t>Полное наименование системы и её условное обозначение</w:t>
+      </w:r>
       <w:bookmarkEnd w:id="25"/>
       <w:bookmarkEnd w:id="26"/>
     </w:p>
     <w:p>
       <w:pPr>
+        <w:rPr>
+          <w:rFonts w:eastAsia="Calibri"/>
+          <w:lang w:eastAsia="en-US"/>
+        </w:rPr>
+      </w:pPr>
+      <w:r>
+        <w:rPr>
+          <w:rFonts w:eastAsia="Calibri"/>
+        </w:rPr>
+        <w:t>Полное наименование: «</w:t>
+      </w:r>
+      <w:r>
+        <w:rPr>
+          <w:rFonts w:eastAsia="Calibri"/>
+          <w:lang w:eastAsia="en-US"/>
+        </w:rPr>
+        <w:t xml:space="preserve">Программа для </w:t>
+      </w:r>
+      <w:r>
+        <w:rPr>
+          <w:rFonts w:eastAsia="Calibri"/>
+          <w:lang w:eastAsia="en-US"/>
+        </w:rPr>
+        <w:t>работы с трёхмерными фигурами с различными реализациями расчёта объёма</w:t>
+      </w:r>
+      <w:r>
+        <w:rPr>
+          <w:rFonts w:eastAsia="Calibri"/>
+        </w:rPr>
+        <w:t>».</w:t>
+      </w:r>
+    </w:p>
+    <w:p>
+      <w:pPr>
+        <w:rPr>
+          <w:rFonts w:eastAsia="Calibri"/>
+        </w:rPr>
+      </w:pPr>
+      <w:r>
+        <w:rPr>
+          <w:rFonts w:eastAsia="Calibri"/>
+        </w:rPr>
+        <w:t>Условное обозначение: Система.</w:t>
+      </w:r>
+    </w:p>
+    <w:p>
+      <w:pPr>
         <w:pStyle w:val="2"/>
         <w:rPr>
           <w:rFonts w:eastAsia="Calibri"/>
         </w:rPr>
       </w:pPr>
-      <w:bookmarkStart w:id="27" w:name="_Toc228030597"/>
-      <w:bookmarkStart w:id="28" w:name="_Toc232256310"/>
-      <w:r>
-        <w:rPr>
-          <w:rFonts w:eastAsia="Calibri"/>
-        </w:rPr>
-        <w:t>Полное наименование системы и её условное обозначение</w:t>
+      <w:bookmarkStart w:id="27" w:name="_Toc228030598"/>
+      <w:bookmarkStart w:id="28" w:name="_Toc232256311"/>
+      <w:r>
+        <w:rPr>
+          <w:rFonts w:eastAsia="Calibri"/>
+        </w:rPr>
+        <w:t>Наименование предприятий разработчика и заказчика системы</w:t>
       </w:r>
       <w:bookmarkEnd w:id="27"/>
       <w:bookmarkEnd w:id="28"/>
@@ -10778,47 +10823,102 @@
       <w:pPr>
         <w:rPr>
           <w:rFonts w:eastAsia="Calibri"/>
-          <w:lang w:eastAsia="en-US"/>
-        </w:rPr>
-      </w:pPr>
-      <w:r>
-        <w:rPr>
-          <w:rFonts w:eastAsia="Calibri"/>
-        </w:rPr>
-        <w:t>Полное наименование: «</w:t>
-      </w:r>
-      <w:r>
-        <w:rPr>
-          <w:rFonts w:eastAsia="Calibri"/>
-          <w:lang w:eastAsia="en-US"/>
-        </w:rPr>
-        <w:t xml:space="preserve">Программа для </w:t>
-      </w:r>
-      <w:r>
-        <w:rPr>
-          <w:rFonts w:eastAsia="Calibri"/>
-          <w:lang w:eastAsia="en-US"/>
-        </w:rPr>
-        <w:t>работы с трёхмерными фигурами с различными реализациями расчёта объёма</w:t>
-      </w:r>
-      <w:r>
-        <w:rPr>
-          <w:rFonts w:eastAsia="Calibri"/>
-        </w:rPr>
-        <w:t>».</w:t>
-      </w:r>
-    </w:p>
-    <w:p>
-      <w:pPr>
-        <w:rPr>
-          <w:rFonts w:eastAsia="Calibri"/>
-        </w:rPr>
-      </w:pPr>
-      <w:r>
-        <w:rPr>
-          <w:rFonts w:eastAsia="Calibri"/>
-        </w:rPr>
-        <w:t>Условное обозначение: Система.</w:t>
+        </w:rPr>
+      </w:pPr>
+      <w:r>
+        <w:rPr>
+          <w:rFonts w:eastAsia="Calibri"/>
+        </w:rPr>
+        <w:t xml:space="preserve">Заказчик: </w:t>
+      </w:r>
+      <w:r>
+        <w:rPr>
+          <w:rFonts w:eastAsia="Calibri"/>
+        </w:rPr>
+        <w:t>к</w:t>
+      </w:r>
+      <w:r>
+        <w:rPr>
+          <w:rFonts w:eastAsia="Calibri"/>
+        </w:rPr>
+        <w:t>.т.</w:t>
+      </w:r>
+      <w:r>
+        <w:rPr>
+          <w:rFonts w:eastAsia="Calibri"/>
+        </w:rPr>
+        <w:t>н.</w:t>
+      </w:r>
+      <w:r>
+        <w:rPr>
+          <w:rFonts w:eastAsia="Calibri"/>
+        </w:rPr>
+        <w:t xml:space="preserve">, доцент </w:t>
+      </w:r>
+      <w:proofErr w:type="spellStart"/>
+      <w:r>
+        <w:rPr>
+          <w:rFonts w:eastAsia="Calibri"/>
+        </w:rPr>
+        <w:t>Калентьев</w:t>
+      </w:r>
+      <w:proofErr w:type="spellEnd"/>
+      <w:r>
+        <w:rPr>
+          <w:rFonts w:eastAsia="Calibri"/>
+        </w:rPr>
+        <w:t xml:space="preserve"> А. А.</w:t>
+      </w:r>
+    </w:p>
+    <w:p>
+      <w:pPr>
+        <w:rPr>
+          <w:rFonts w:eastAsia="Calibri"/>
+        </w:rPr>
+      </w:pPr>
+      <w:r>
+        <w:rPr>
+          <w:rFonts w:eastAsia="Calibri"/>
+        </w:rPr>
+        <w:t xml:space="preserve">Разработчик: </w:t>
+      </w:r>
+      <w:r>
+        <w:rPr>
+          <w:rFonts w:eastAsia="Calibri"/>
+        </w:rPr>
+        <w:t>с</w:t>
+      </w:r>
+      <w:r>
+        <w:rPr>
+          <w:rFonts w:eastAsia="Calibri"/>
+        </w:rPr>
+        <w:t>тудент гр. О-5КМ</w:t>
+      </w:r>
+      <w:r>
+        <w:rPr>
+          <w:rFonts w:eastAsia="Calibri"/>
+        </w:rPr>
+        <w:t>4</w:t>
+      </w:r>
+      <w:r>
+        <w:rPr>
+          <w:rFonts w:eastAsia="Calibri"/>
+        </w:rPr>
+        <w:t xml:space="preserve">1 НИ ТПУ </w:t>
+      </w:r>
+      <w:proofErr w:type="spellStart"/>
+      <w:r>
+        <w:rPr>
+          <w:rFonts w:eastAsia="Calibri"/>
+        </w:rPr>
+        <w:t>Склярук</w:t>
+      </w:r>
+      <w:proofErr w:type="spellEnd"/>
+      <w:r>
+        <w:rPr>
+          <w:rFonts w:eastAsia="Calibri"/>
+        </w:rPr>
+        <w:t xml:space="preserve"> А.Д.</w:t>
       </w:r>
     </w:p>
     <w:p>
@@ -10828,13 +10928,13 @@
           <w:rFonts w:eastAsia="Calibri"/>
         </w:rPr>
       </w:pPr>
-      <w:bookmarkStart w:id="29" w:name="_Toc228030598"/>
-      <w:bookmarkStart w:id="30" w:name="_Toc232256311"/>
-      <w:r>
-        <w:rPr>
-          <w:rFonts w:eastAsia="Calibri"/>
-        </w:rPr>
-        <w:t>Наименование предприятий разработчика и заказчика системы</w:t>
+      <w:bookmarkStart w:id="29" w:name="_Toc228030599"/>
+      <w:bookmarkStart w:id="30" w:name="_Toc232256312"/>
+      <w:r>
+        <w:rPr>
+          <w:rFonts w:eastAsia="Calibri"/>
+        </w:rPr>
+        <w:t>Плановые сроки начала и окончания работы по созданию системы</w:t>
       </w:r>
       <w:bookmarkEnd w:id="29"/>
       <w:bookmarkEnd w:id="30"/>
@@ -10849,298 +10949,165 @@
         <w:rPr>
           <w:rFonts w:eastAsia="Calibri"/>
         </w:rPr>
-        <w:t xml:space="preserve">Заказчик: </w:t>
-      </w:r>
-      <w:r>
-        <w:rPr>
-          <w:rFonts w:eastAsia="Calibri"/>
-        </w:rPr>
-        <w:t>к</w:t>
-      </w:r>
-      <w:r>
-        <w:rPr>
-          <w:rFonts w:eastAsia="Calibri"/>
-        </w:rPr>
-        <w:t>.т.</w:t>
-      </w:r>
-      <w:r>
-        <w:rPr>
-          <w:rFonts w:eastAsia="Calibri"/>
-        </w:rPr>
-        <w:t>н.</w:t>
-      </w:r>
-      <w:r>
-        <w:rPr>
-          <w:rFonts w:eastAsia="Calibri"/>
-        </w:rPr>
-        <w:t xml:space="preserve">, доцент </w:t>
-      </w:r>
-      <w:proofErr w:type="spellStart"/>
-      <w:r>
-        <w:rPr>
-          <w:rFonts w:eastAsia="Calibri"/>
-        </w:rPr>
-        <w:t>Калентьев</w:t>
-      </w:r>
-      <w:proofErr w:type="spellEnd"/>
-      <w:r>
-        <w:rPr>
-          <w:rFonts w:eastAsia="Calibri"/>
-        </w:rPr>
-        <w:t xml:space="preserve"> А. А.</w:t>
-      </w:r>
-    </w:p>
-    <w:p>
-      <w:pPr>
-        <w:rPr>
-          <w:rFonts w:eastAsia="Calibri"/>
-        </w:rPr>
-      </w:pPr>
-      <w:r>
-        <w:rPr>
-          <w:rFonts w:eastAsia="Calibri"/>
-        </w:rPr>
-        <w:t xml:space="preserve">Разработчик: </w:t>
-      </w:r>
-      <w:r>
-        <w:rPr>
-          <w:rFonts w:eastAsia="Calibri"/>
-        </w:rPr>
-        <w:t>с</w:t>
-      </w:r>
-      <w:r>
-        <w:rPr>
-          <w:rFonts w:eastAsia="Calibri"/>
-        </w:rPr>
-        <w:t>тудент гр. О-5КМ</w:t>
-      </w:r>
-      <w:r>
-        <w:rPr>
-          <w:rFonts w:eastAsia="Calibri"/>
-        </w:rPr>
-        <w:t>4</w:t>
-      </w:r>
-      <w:r>
-        <w:rPr>
-          <w:rFonts w:eastAsia="Calibri"/>
-        </w:rPr>
-        <w:t xml:space="preserve">1 НИ ТПУ </w:t>
-      </w:r>
-      <w:proofErr w:type="spellStart"/>
-      <w:r>
-        <w:rPr>
-          <w:rFonts w:eastAsia="Calibri"/>
-        </w:rPr>
-        <w:t>Склярук</w:t>
-      </w:r>
-      <w:proofErr w:type="spellEnd"/>
-      <w:r>
-        <w:rPr>
-          <w:rFonts w:eastAsia="Calibri"/>
-        </w:rPr>
-        <w:t xml:space="preserve"> А.Д.</w:t>
-      </w:r>
-    </w:p>
-    <w:p>
-      <w:pPr>
-        <w:pStyle w:val="2"/>
-        <w:rPr>
-          <w:rFonts w:eastAsia="Calibri"/>
-        </w:rPr>
-      </w:pPr>
-      <w:bookmarkStart w:id="31" w:name="_Toc228030599"/>
-      <w:bookmarkStart w:id="32" w:name="_Toc232256312"/>
-      <w:r>
-        <w:rPr>
-          <w:rFonts w:eastAsia="Calibri"/>
-        </w:rPr>
-        <w:t>Плановые сроки начала и окончания работы по созданию системы</w:t>
+        <w:t xml:space="preserve">Начало работ: </w:t>
+      </w:r>
+      <w:r>
+        <w:rPr>
+          <w:rFonts w:eastAsia="Calibri"/>
+        </w:rPr>
+        <w:t>5</w:t>
+      </w:r>
+      <w:r>
+        <w:rPr>
+          <w:rFonts w:eastAsia="Calibri"/>
+        </w:rPr>
+        <w:t xml:space="preserve"> </w:t>
+      </w:r>
+      <w:r>
+        <w:rPr>
+          <w:rFonts w:eastAsia="Calibri"/>
+        </w:rPr>
+        <w:t>марта</w:t>
+      </w:r>
+      <w:r>
+        <w:rPr>
+          <w:rFonts w:eastAsia="Calibri"/>
+        </w:rPr>
+        <w:t xml:space="preserve"> 202</w:t>
+      </w:r>
+      <w:r>
+        <w:rPr>
+          <w:rFonts w:eastAsia="Calibri"/>
+        </w:rPr>
+        <w:t>6</w:t>
+      </w:r>
+      <w:r>
+        <w:rPr>
+          <w:rFonts w:eastAsia="Calibri"/>
+        </w:rPr>
+        <w:t xml:space="preserve"> г.</w:t>
+      </w:r>
+    </w:p>
+    <w:p>
+      <w:r>
+        <w:t xml:space="preserve">Окончание работ: </w:t>
+      </w:r>
+      <w:r>
+        <w:rPr>
+          <w:rFonts w:eastAsia="Calibri"/>
+        </w:rPr>
+        <w:t>20</w:t>
+      </w:r>
+      <w:r>
+        <w:t xml:space="preserve"> </w:t>
+      </w:r>
+      <w:r>
+        <w:rPr>
+          <w:rFonts w:eastAsia="Calibri"/>
+        </w:rPr>
+        <w:t>июня</w:t>
+      </w:r>
+      <w:r>
+        <w:t xml:space="preserve"> 202</w:t>
+      </w:r>
+      <w:r>
+        <w:rPr>
+          <w:rFonts w:eastAsia="Calibri"/>
+        </w:rPr>
+        <w:t>6</w:t>
+      </w:r>
+      <w:r>
+        <w:t xml:space="preserve"> г.</w:t>
+      </w:r>
+    </w:p>
+    <w:p>
+      <w:pPr>
+        <w:pStyle w:val="1"/>
+      </w:pPr>
+      <w:r>
+        <w:t xml:space="preserve"> </w:t>
+      </w:r>
+      <w:bookmarkStart w:id="31" w:name="_Toc228030600"/>
+      <w:bookmarkStart w:id="32" w:name="_Toc232256313"/>
+      <w:r>
+        <w:t>Назначение и цели создания системы</w:t>
       </w:r>
       <w:bookmarkEnd w:id="31"/>
       <w:bookmarkEnd w:id="32"/>
     </w:p>
     <w:p>
       <w:pPr>
-        <w:rPr>
-          <w:rFonts w:eastAsia="Calibri"/>
-        </w:rPr>
-      </w:pPr>
-      <w:r>
-        <w:rPr>
-          <w:rFonts w:eastAsia="Calibri"/>
-        </w:rPr>
-        <w:t xml:space="preserve">Начало работ: </w:t>
-      </w:r>
-      <w:r>
-        <w:rPr>
-          <w:rFonts w:eastAsia="Calibri"/>
-        </w:rPr>
-        <w:t>5</w:t>
-      </w:r>
-      <w:r>
-        <w:rPr>
-          <w:rFonts w:eastAsia="Calibri"/>
-        </w:rPr>
-        <w:t xml:space="preserve"> </w:t>
-      </w:r>
-      <w:r>
-        <w:rPr>
-          <w:rFonts w:eastAsia="Calibri"/>
-        </w:rPr>
-        <w:t>марта</w:t>
-      </w:r>
-      <w:r>
-        <w:rPr>
-          <w:rFonts w:eastAsia="Calibri"/>
-        </w:rPr>
-        <w:t xml:space="preserve"> 202</w:t>
-      </w:r>
-      <w:r>
-        <w:rPr>
-          <w:rFonts w:eastAsia="Calibri"/>
-        </w:rPr>
-        <w:t>6</w:t>
-      </w:r>
-      <w:r>
-        <w:rPr>
-          <w:rFonts w:eastAsia="Calibri"/>
-        </w:rPr>
-        <w:t xml:space="preserve"> г.</w:t>
-      </w:r>
-    </w:p>
-    <w:p>
-      <w:r>
-        <w:t>Окончание работ</w:t>
-      </w:r>
-      <w:commentRangeStart w:id="33"/>
-      <w:r>
-        <w:t xml:space="preserve">: </w:t>
-      </w:r>
-      <w:r>
-        <w:rPr>
-          <w:rFonts w:eastAsia="Calibri"/>
-          <w:lang w:val="en-US"/>
-        </w:rPr>
-        <w:t>20</w:t>
-      </w:r>
-      <w:r>
-        <w:t xml:space="preserve"> </w:t>
-      </w:r>
-      <w:r>
-        <w:rPr>
-          <w:rFonts w:eastAsia="Calibri"/>
-        </w:rPr>
-        <w:t>июня</w:t>
-      </w:r>
-      <w:r>
-        <w:t xml:space="preserve"> 202</w:t>
-      </w:r>
-      <w:r>
-        <w:rPr>
-          <w:rFonts w:eastAsia="Calibri"/>
-        </w:rPr>
-        <w:t>6</w:t>
-      </w:r>
-      <w:r>
-        <w:t xml:space="preserve"> г.</w:t>
-      </w:r>
-      <w:commentRangeEnd w:id="33"/>
-      <w:r>
-        <w:rPr>
-          <w:rStyle w:val="af2"/>
-          <w:rFonts w:ascii="Calibri" w:eastAsia="Calibri" w:hAnsi="Calibri"/>
-        </w:rPr>
-        <w:commentReference w:id="33"/>
+        <w:pStyle w:val="2"/>
+        <w:rPr>
+          <w:rFonts w:eastAsia="Calibri"/>
+        </w:rPr>
+      </w:pPr>
+      <w:bookmarkStart w:id="33" w:name="_Toc228030601"/>
+      <w:bookmarkStart w:id="34" w:name="_Toc232256314"/>
+      <w:r>
+        <w:rPr>
+          <w:rFonts w:eastAsia="Calibri"/>
+        </w:rPr>
+        <w:t>Назначение системы</w:t>
+      </w:r>
+      <w:bookmarkEnd w:id="33"/>
+      <w:bookmarkEnd w:id="34"/>
+    </w:p>
+    <w:p>
+      <w:pPr>
+        <w:rPr>
+          <w:rFonts w:eastAsia="Calibri"/>
+        </w:rPr>
+      </w:pPr>
+      <w:r>
+        <w:rPr>
+          <w:rFonts w:eastAsia="Calibri"/>
+        </w:rPr>
+        <w:t>Система предназначена для управления списком трёхмерных фигур (шар, пирамида, параллелепипед), расчёта их объёма, а также сохранения и загрузки данных.</w:t>
+      </w:r>
+    </w:p>
+    <w:p>
+      <w:pPr>
+        <w:pStyle w:val="2"/>
+        <w:rPr>
+          <w:rFonts w:eastAsia="Calibri"/>
+        </w:rPr>
+      </w:pPr>
+      <w:bookmarkStart w:id="35" w:name="_Toc228030602"/>
+      <w:bookmarkStart w:id="36" w:name="_Toc232256315"/>
+      <w:r>
+        <w:rPr>
+          <w:rFonts w:eastAsia="Calibri"/>
+        </w:rPr>
+        <w:t>Цели создания системы</w:t>
+      </w:r>
+      <w:bookmarkEnd w:id="35"/>
+      <w:bookmarkEnd w:id="36"/>
+    </w:p>
+    <w:p>
+      <w:pPr>
+        <w:rPr>
+          <w:rFonts w:eastAsia="Calibri"/>
+        </w:rPr>
+      </w:pPr>
+      <w:bookmarkStart w:id="37" w:name="_Toc228030603"/>
+      <w:r>
+        <w:rPr>
+          <w:rFonts w:eastAsia="Calibri"/>
+        </w:rPr>
+        <w:t>Система создаётся в целях сокращения трудозатрат персонала при обработке данных о трёхмерных фигурах и автоматизации процесса расчёта объёмов.</w:t>
       </w:r>
     </w:p>
     <w:p>
       <w:pPr>
         <w:pStyle w:val="1"/>
       </w:pPr>
-      <w:r>
-        <w:t xml:space="preserve"> </w:t>
-      </w:r>
-      <w:bookmarkStart w:id="34" w:name="_Toc228030600"/>
-      <w:bookmarkStart w:id="35" w:name="_Toc232256313"/>
-      <w:r>
-        <w:t>Назначение и цели создания системы</w:t>
-      </w:r>
-      <w:bookmarkEnd w:id="34"/>
-      <w:bookmarkEnd w:id="35"/>
-    </w:p>
-    <w:p>
-      <w:pPr>
-        <w:pStyle w:val="2"/>
-        <w:rPr>
-          <w:rFonts w:eastAsia="Calibri"/>
-        </w:rPr>
-      </w:pPr>
-      <w:bookmarkStart w:id="36" w:name="_Toc228030601"/>
-      <w:bookmarkStart w:id="37" w:name="_Toc232256314"/>
-      <w:r>
-        <w:rPr>
-          <w:rFonts w:eastAsia="Calibri"/>
-        </w:rPr>
-        <w:t>Назначение системы</w:t>
-      </w:r>
-      <w:bookmarkEnd w:id="36"/>
+      <w:bookmarkStart w:id="38" w:name="_Toc232256316"/>
+      <w:r>
+        <w:t>Описание проблемы</w:t>
+      </w:r>
       <w:bookmarkEnd w:id="37"/>
-    </w:p>
-    <w:p>
-      <w:pPr>
-        <w:rPr>
-          <w:rFonts w:eastAsia="Calibri"/>
-        </w:rPr>
-      </w:pPr>
-      <w:r>
-        <w:rPr>
-          <w:rFonts w:eastAsia="Calibri"/>
-        </w:rPr>
-        <w:t>Система предназначена для управления списком трёхмерных фигур (шар, пирамида, параллелепипед), расчёта их объёма, а также сохранения и загрузки данных.</w:t>
-      </w:r>
-    </w:p>
-    <w:p>
-      <w:pPr>
-        <w:pStyle w:val="2"/>
-        <w:rPr>
-          <w:rFonts w:eastAsia="Calibri"/>
-        </w:rPr>
-      </w:pPr>
-      <w:bookmarkStart w:id="38" w:name="_Toc228030602"/>
-      <w:bookmarkStart w:id="39" w:name="_Toc232256315"/>
-      <w:r>
-        <w:rPr>
-          <w:rFonts w:eastAsia="Calibri"/>
-        </w:rPr>
-        <w:t>Цели создания системы</w:t>
-      </w:r>
       <w:bookmarkEnd w:id="38"/>
-      <w:bookmarkEnd w:id="39"/>
-    </w:p>
-    <w:p>
-      <w:pPr>
-        <w:rPr>
-          <w:rFonts w:eastAsia="Calibri"/>
-        </w:rPr>
-      </w:pPr>
-      <w:bookmarkStart w:id="40" w:name="_Toc228030603"/>
-      <w:r>
-        <w:rPr>
-          <w:rFonts w:eastAsia="Calibri"/>
-        </w:rPr>
-        <w:t>Система создаётся в целях сокращения трудозатрат персонала при обработке данных о трёхмерных фигурах и автоматизации процесса расчёта объёмов.</w:t>
-      </w:r>
-    </w:p>
-    <w:p>
-      <w:pPr>
-        <w:pStyle w:val="1"/>
-      </w:pPr>
-      <w:bookmarkStart w:id="41" w:name="_Toc232256316"/>
-      <w:r>
-        <w:t>Описание проблемы</w:t>
-      </w:r>
-      <w:bookmarkEnd w:id="40"/>
-      <w:bookmarkEnd w:id="41"/>
     </w:p>
     <w:p>
       <w:pPr>
@@ -11192,7 +11159,7 @@
           <w:lang w:eastAsia="en-US"/>
         </w:rPr>
       </w:pPr>
-      <w:bookmarkStart w:id="42" w:name="_Toc232256317"/>
+      <w:bookmarkStart w:id="39" w:name="_Toc232256317"/>
       <w:r>
         <w:br w:type="page"/>
       </w:r>
@@ -11205,7 +11172,7 @@
         <w:lastRenderedPageBreak/>
         <w:t>Требования к системе</w:t>
       </w:r>
-      <w:bookmarkEnd w:id="42"/>
+      <w:bookmarkEnd w:id="39"/>
     </w:p>
     <w:p>
       <w:pPr>
@@ -11597,14 +11564,14 @@
         </w:rPr>
         <w:tab/>
       </w:r>
-      <w:bookmarkStart w:id="43" w:name="_Toc232256318"/>
+      <w:bookmarkStart w:id="40" w:name="_Toc232256318"/>
       <w:r>
         <w:rPr>
           <w:rFonts w:eastAsia="Calibri"/>
         </w:rPr>
         <w:t>Требования к архитектуре</w:t>
       </w:r>
-      <w:bookmarkEnd w:id="43"/>
+      <w:bookmarkEnd w:id="40"/>
     </w:p>
     <w:p>
       <w:pPr>
@@ -11634,14 +11601,14 @@
           <w:rFonts w:eastAsia="Calibri"/>
         </w:rPr>
       </w:pPr>
-      <w:bookmarkStart w:id="44" w:name="_Toc232256319"/>
+      <w:bookmarkStart w:id="41" w:name="_Toc232256319"/>
       <w:r>
         <w:rPr>
           <w:rFonts w:eastAsia="Calibri"/>
         </w:rPr>
         <w:t>Требования к структуре данных</w:t>
       </w:r>
-      <w:bookmarkEnd w:id="44"/>
+      <w:bookmarkEnd w:id="41"/>
     </w:p>
     <w:p>
       <w:pPr>
@@ -12331,14 +12298,14 @@
           <w:rFonts w:eastAsia="Calibri"/>
         </w:rPr>
       </w:pPr>
-      <w:bookmarkStart w:id="45" w:name="_Toc232256320"/>
+      <w:bookmarkStart w:id="42" w:name="_Toc232256320"/>
       <w:r>
         <w:rPr>
           <w:rFonts w:eastAsia="Calibri"/>
         </w:rPr>
         <w:t>Функциональные требования</w:t>
       </w:r>
-      <w:bookmarkEnd w:id="45"/>
+      <w:bookmarkEnd w:id="42"/>
     </w:p>
     <w:p>
       <w:pPr>
@@ -12806,13 +12773,7 @@
         <w:rPr>
           <w:rFonts w:eastAsia="Calibri"/>
         </w:rPr>
-        <w:t xml:space="preserve"> </w:t>
-      </w:r>
-      <w:r>
-        <w:rPr>
-          <w:rFonts w:eastAsia="Calibri"/>
-        </w:rPr>
-        <w:t>(</w:t>
+        <w:t xml:space="preserve"> (</w:t>
       </w:r>
       <w:r>
         <w:rPr>
@@ -12943,7 +12904,6 @@
         </w:rPr>
         <w:t xml:space="preserve"> </w:t>
       </w:r>
-      <w:commentRangeStart w:id="46"/>
       <w:r>
         <w:rPr>
           <w:rFonts w:eastAsia="Calibri"/>
@@ -12992,13 +12952,7 @@
         <w:rPr>
           <w:rFonts w:eastAsia="Calibri"/>
         </w:rPr>
-        <w:t xml:space="preserve"> </w:t>
-      </w:r>
-      <w:r>
-        <w:rPr>
-          <w:rFonts w:eastAsia="Calibri"/>
-        </w:rPr>
-        <w:t>(</w:t>
+        <w:t xml:space="preserve"> (</w:t>
       </w:r>
       <w:r>
         <w:rPr>
@@ -13018,14 +12972,6 @@
           <w:rFonts w:eastAsia="Calibri"/>
         </w:rPr>
         <w:t>.</w:t>
-      </w:r>
-      <w:commentRangeEnd w:id="46"/>
-      <w:r>
-        <w:rPr>
-          <w:rStyle w:val="af2"/>
-          <w:rFonts w:ascii="Calibri" w:eastAsia="Calibri" w:hAnsi="Calibri"/>
-        </w:rPr>
-        <w:commentReference w:id="46"/>
       </w:r>
     </w:p>
     <w:p>
@@ -13245,15 +13191,7 @@
           <w:sz w:val="28"/>
           <w:szCs w:val="28"/>
         </w:rPr>
-        <w:t xml:space="preserve"> </w:t>
-      </w:r>
-      <w:r>
-        <w:rPr>
-          <w:rFonts w:ascii="Times New Roman" w:hAnsi="Times New Roman"/>
-          <w:sz w:val="28"/>
-          <w:szCs w:val="28"/>
-        </w:rPr>
-        <w:t>или бесконечностью.</w:t>
+        <w:t xml:space="preserve"> или бесконечностью.</w:t>
       </w:r>
     </w:p>
     <w:p>
@@ -13263,14 +13201,14 @@
           <w:rFonts w:eastAsia="Calibri"/>
         </w:rPr>
       </w:pPr>
-      <w:bookmarkStart w:id="47" w:name="_Toc232256321"/>
+      <w:bookmarkStart w:id="43" w:name="_Toc232256321"/>
       <w:r>
         <w:rPr>
           <w:rFonts w:eastAsia="Calibri"/>
         </w:rPr>
         <w:t>Требования к пользовательскому интерфейсу</w:t>
       </w:r>
-      <w:bookmarkEnd w:id="47"/>
+      <w:bookmarkEnd w:id="43"/>
     </w:p>
     <w:p>
       <w:pPr>
@@ -13342,14 +13280,14 @@
           <w:rFonts w:eastAsia="Calibri"/>
         </w:rPr>
       </w:pPr>
-      <w:bookmarkStart w:id="48" w:name="_Toc232256322"/>
+      <w:bookmarkStart w:id="44" w:name="_Toc232256322"/>
       <w:r>
         <w:rPr>
           <w:rFonts w:eastAsia="Calibri"/>
         </w:rPr>
         <w:t>Требования к аппаратному и программному обеспечению</w:t>
       </w:r>
-      <w:bookmarkEnd w:id="48"/>
+      <w:bookmarkEnd w:id="44"/>
     </w:p>
     <w:p>
       <w:pPr>
@@ -13592,7 +13530,7 @@
           <w:rFonts w:eastAsia="Calibri"/>
         </w:rPr>
       </w:pPr>
-      <w:bookmarkStart w:id="49" w:name="_Toc232256323"/>
+      <w:bookmarkStart w:id="45" w:name="_Toc232256323"/>
       <w:r>
         <w:rPr>
           <w:rFonts w:eastAsia="Calibri"/>
@@ -13600,7 +13538,7 @@
         <w:lastRenderedPageBreak/>
         <w:t>Список использованных источников</w:t>
       </w:r>
-      <w:bookmarkEnd w:id="49"/>
+      <w:bookmarkEnd w:id="45"/>
     </w:p>
     <w:p>
       <w:pPr>
@@ -13706,9 +13644,9 @@
       </w:r>
     </w:p>
     <w:sectPr>
-      <w:headerReference w:type="even" r:id="rId44"/>
-      <w:footerReference w:type="even" r:id="rId45"/>
-      <w:footerReference w:type="default" r:id="rId46"/>
+      <w:headerReference w:type="even" r:id="rId40"/>
+      <w:footerReference w:type="even" r:id="rId41"/>
+      <w:footerReference w:type="default" r:id="rId42"/>
       <w:pgSz w:w="11906" w:h="16838"/>
       <w:pgMar w:top="1134" w:right="851" w:bottom="1134" w:left="1134" w:header="709" w:footer="709" w:gutter="0"/>
       <w:pgNumType w:start="1"/>
@@ -13718,104 +13656,6 @@
     </w:sectPr>
   </w:body>
 </w:document>
-</file>
-
-<file path=word/comments.xml><?xml version="1.0" encoding="utf-8"?>
-<w:comments xmlns:wpc="http://schemas.microsoft.com/office/word/2010/wordprocessingCanvas" xmlns:cx="http://schemas.microsoft.com/office/drawing/2014/chartex" xmlns:cx1="http://schemas.microsoft.com/office/drawing/2015/9/8/chartex" xmlns:cx2="http://schemas.microsoft.com/office/drawing/2015/10/21/chartex" xmlns:cx3="http://schemas.microsoft.com/office/drawing/2016/5/9/chartex" xmlns:cx4="http://schemas.microsoft.com/office/drawing/2016/5/10/chartex" xmlns:cx5="http://schemas.microsoft.com/office/drawing/2016/5/11/chartex" xmlns:cx6="http://schemas.microsoft.com/office/drawing/2016/5/12/chartex" xmlns:cx7="http://schemas.microsoft.com/office/drawing/2016/5/13/chartex" xmlns:cx8="http://schemas.microsoft.com/office/drawing/2016/5/14/chartex" xmlns:mc="http://schemas.openxmlformats.org/markup-compatibility/2006" xmlns:aink="http://schemas.microsoft.com/office/drawing/2016/ink" xmlns:am3d="http://schemas.microsoft.com/office/drawing/2017/model3d" xmlns:o="urn:schemas-microsoft-com:office:office" xmlns:r="http://schemas.openxmlformats.org/officeDocument/2006/relationships" xmlns:m="http://schemas.openxmlformats.org/officeDocument/2006/math" xmlns:v="urn:schemas-microsoft-com:vml" xmlns:wp14="http://schemas.microsoft.com/office/word/2010/wordprocessingDrawing" xmlns:wp="http://schemas.openxmlformats.org/drawingml/2006/wordprocessingDrawing" xmlns:w10="urn:schemas-microsoft-com:office:word" xmlns:w="http://schemas.openxmlformats.org/wordprocessingml/2006/main" xmlns:w14="http://schemas.microsoft.com/office/word/2010/wordml" xmlns:w15="http://schemas.microsoft.com/office/word/2012/wordml" xmlns:w16cex="http://schemas.microsoft.com/office/word/2018/wordml/cex" xmlns:w16cid="http://schemas.microsoft.com/office/word/2016/wordml/cid" xmlns:w16="http://schemas.microsoft.com/office/word/2018/wordml" xmlns:w16sdtdh="http://schemas.microsoft.com/office/word/2020/wordml/sdtdatahash" xmlns:w16se="http://schemas.microsoft.com/office/word/2015/wordml/symex" xmlns:wpg="http://schemas.microsoft.com/office/word/2010/wordprocessingGroup" xmlns:wpi="http://schemas.microsoft.com/office/word/2010/wordprocessingInk" xmlns:wne="http://schemas.microsoft.com/office/word/2006/wordml" xmlns:wps="http://schemas.microsoft.com/office/word/2010/wordprocessingShape" mc:Ignorable="w14 w15 w16se w16cid w16 w16cex w16sdtdh wp14">
-  <w:comment w:id="3" w:author="Aleksey A. Kalentev" w:date="2026-06-20T13:05:00Z" w:initials="AAK">
-    <w:p>
-      <w:pPr>
-        <w:pStyle w:val="af3"/>
-      </w:pPr>
-      <w:r>
-        <w:rPr>
-          <w:rStyle w:val="af2"/>
-        </w:rPr>
-        <w:annotationRef/>
-      </w:r>
-    </w:p>
-  </w:comment>
-  <w:comment w:id="8" w:author="Aleksey A. Kalentev" w:date="2026-06-20T13:07:00Z" w:initials="AAK">
-    <w:p>
-      <w:pPr>
-        <w:pStyle w:val="af3"/>
-      </w:pPr>
-      <w:r>
-        <w:rPr>
-          <w:rStyle w:val="af2"/>
-        </w:rPr>
-        <w:annotationRef/>
-      </w:r>
-      <w:r>
-        <w:t xml:space="preserve">Связь с </w:t>
-      </w:r>
-      <w:proofErr w:type="spellStart"/>
-      <w:r>
-        <w:rPr>
-          <w:lang w:val="en-US"/>
-        </w:rPr>
-        <w:t>ShapeData</w:t>
-      </w:r>
-      <w:proofErr w:type="spellEnd"/>
-    </w:p>
-  </w:comment>
-  <w:comment w:id="33" w:author="Aleksey A. Kalentev" w:date="2026-06-20T13:09:00Z" w:initials="AAK">
-    <w:p>
-      <w:pPr>
-        <w:pStyle w:val="af3"/>
-      </w:pPr>
-      <w:r>
-        <w:rPr>
-          <w:rStyle w:val="af2"/>
-        </w:rPr>
-        <w:annotationRef/>
-      </w:r>
-    </w:p>
-  </w:comment>
-  <w:comment w:id="46" w:author="Aleksey A. Kalentev" w:date="2026-06-20T13:10:00Z" w:initials="AAK">
-    <w:p>
-      <w:pPr>
-        <w:pStyle w:val="af3"/>
-      </w:pPr>
-      <w:r>
-        <w:rPr>
-          <w:rStyle w:val="af2"/>
-        </w:rPr>
-        <w:annotationRef/>
-      </w:r>
-      <w:r>
-        <w:t>Ограничения параметры</w:t>
-      </w:r>
-    </w:p>
-  </w:comment>
-</w:comments>
-</file>
-
-<file path=word/commentsExtended.xml><?xml version="1.0" encoding="utf-8"?>
-<w15:commentsEx xmlns:wpc="http://schemas.microsoft.com/office/word/2010/wordprocessingCanvas" xmlns:cx="http://schemas.microsoft.com/office/drawing/2014/chartex" xmlns:cx1="http://schemas.microsoft.com/office/drawing/2015/9/8/chartex" xmlns:cx2="http://schemas.microsoft.com/office/drawing/2015/10/21/chartex" xmlns:cx3="http://schemas.microsoft.com/office/drawing/2016/5/9/chartex" xmlns:cx4="http://schemas.microsoft.com/office/drawing/2016/5/10/chartex" xmlns:cx5="http://schemas.microsoft.com/office/drawing/2016/5/11/chartex" xmlns:cx6="http://schemas.microsoft.com/office/drawing/2016/5/12/chartex" xmlns:cx7="http://schemas.microsoft.com/office/drawing/2016/5/13/chartex" xmlns:cx8="http://schemas.microsoft.com/office/drawing/2016/5/14/chartex" xmlns:mc="http://schemas.openxmlformats.org/markup-compatibility/2006" xmlns:aink="http://schemas.microsoft.com/office/drawing/2016/ink" xmlns:am3d="http://schemas.microsoft.com/office/drawing/2017/model3d" xmlns:o="urn:schemas-microsoft-com:office:office" xmlns:r="http://schemas.openxmlformats.org/officeDocument/2006/relationships" xmlns:m="http://schemas.openxmlformats.org/officeDocument/2006/math" xmlns:v="urn:schemas-microsoft-com:vml" xmlns:wp14="http://schemas.microsoft.com/office/word/2010/wordprocessingDrawing" xmlns:wp="http://schemas.openxmlformats.org/drawingml/2006/wordprocessingDrawing" xmlns:w10="urn:schemas-microsoft-com:office:word" xmlns:w="http://schemas.openxmlformats.org/wordprocessingml/2006/main" xmlns:w14="http://schemas.microsoft.com/office/word/2010/wordml" xmlns:w15="http://schemas.microsoft.com/office/word/2012/wordml" xmlns:w16cex="http://schemas.microsoft.com/office/word/2018/wordml/cex" xmlns:w16cid="http://schemas.microsoft.com/office/word/2016/wordml/cid" xmlns:w16="http://schemas.microsoft.com/office/word/2018/wordml" xmlns:w16sdtdh="http://schemas.microsoft.com/office/word/2020/wordml/sdtdatahash" xmlns:w16se="http://schemas.microsoft.com/office/word/2015/wordml/symex" xmlns:wpg="http://schemas.microsoft.com/office/word/2010/wordprocessingGroup" xmlns:wpi="http://schemas.microsoft.com/office/word/2010/wordprocessingInk" xmlns:wne="http://schemas.microsoft.com/office/word/2006/wordml" xmlns:wps="http://schemas.microsoft.com/office/word/2010/wordprocessingShape" mc:Ignorable="w14 w15 w16se w16cid w16 w16cex w16sdtdh wp14">
-  <w15:commentEx w15:paraId="3ACD2D0B" w15:done="0"/>
-  <w15:commentEx w15:paraId="4B5DA0CA" w15:done="0"/>
-  <w15:commentEx w15:paraId="2D8F7E44" w15:done="0"/>
-  <w15:commentEx w15:paraId="3097AC97" w15:done="0"/>
-</w15:commentsEx>
-</file>
-
-<file path=word/commentsExtensible.xml><?xml version="1.0" encoding="utf-8"?>
-<w16cex:commentsExtensible xmlns:wpc="http://schemas.microsoft.com/office/word/2010/wordprocessingCanvas" xmlns:cx="http://schemas.microsoft.com/office/drawing/2014/chartex" xmlns:cx1="http://schemas.microsoft.com/office/drawing/2015/9/8/chartex" xmlns:cx2="http://schemas.microsoft.com/office/drawing/2015/10/21/chartex" xmlns:cx3="http://schemas.microsoft.com/office/drawing/2016/5/9/chartex" xmlns:cx4="http://schemas.microsoft.com/office/drawing/2016/5/10/chartex" xmlns:cx5="http://schemas.microsoft.com/office/drawing/2016/5/11/chartex" xmlns:cx6="http://schemas.microsoft.com/office/drawing/2016/5/12/chartex" xmlns:cx7="http://schemas.microsoft.com/office/drawing/2016/5/13/chartex" xmlns:cx8="http://schemas.microsoft.com/office/drawing/2016/5/14/chartex" xmlns:mc="http://schemas.openxmlformats.org/markup-compatibility/2006" xmlns:aink="http://schemas.microsoft.com/office/drawing/2016/ink" xmlns:am3d="http://schemas.microsoft.com/office/drawing/2017/model3d" xmlns:o="urn:schemas-microsoft-com:office:office" xmlns:r="http://schemas.openxmlformats.org/officeDocument/2006/relationships" xmlns:m="http://schemas.openxmlformats.org/officeDocument/2006/math" xmlns:v="urn:schemas-microsoft-com:vml" xmlns:wp14="http://schemas.microsoft.com/office/word/2010/wordprocessingDrawing" xmlns:wp="http://schemas.openxmlformats.org/drawingml/2006/wordprocessingDrawing" xmlns:w10="urn:schemas-microsoft-com:office:word" xmlns:w="http://schemas.openxmlformats.org/wordprocessingml/2006/main" xmlns:w14="http://schemas.microsoft.com/office/word/2010/wordml" xmlns:w15="http://schemas.microsoft.com/office/word/2012/wordml" xmlns:w16cex="http://schemas.microsoft.com/office/word/2018/wordml/cex" xmlns:w16cid="http://schemas.microsoft.com/office/word/2016/wordml/cid" xmlns:w16="http://schemas.microsoft.com/office/word/2018/wordml" xmlns:w16sdtdh="http://schemas.microsoft.com/office/word/2020/wordml/sdtdatahash" xmlns:w16se="http://schemas.microsoft.com/office/word/2015/wordml/symex" xmlns:wpg="http://schemas.microsoft.com/office/word/2010/wordprocessingGroup" xmlns:wpi="http://schemas.microsoft.com/office/word/2010/wordprocessingInk" xmlns:wne="http://schemas.microsoft.com/office/word/2006/wordml" xmlns:wps="http://schemas.microsoft.com/office/word/2010/wordprocessingShape" mc:Ignorable="w14 w15 w16se w16cid w16 w16cex w16sdtdh wp14">
-  <w16cex:commentExtensible w16cex:durableId="2DE10EB0" w16cex:dateUtc="2026-06-20T06:05:00Z"/>
-  <w16cex:commentExtensible w16cex:durableId="2DE10F18" w16cex:dateUtc="2026-06-20T06:07:00Z"/>
-  <w16cex:commentExtensible w16cex:durableId="2DE10F9C" w16cex:dateUtc="2026-06-20T06:09:00Z"/>
-  <w16cex:commentExtensible w16cex:durableId="2DE10FD6" w16cex:dateUtc="2026-06-20T06:10:00Z"/>
-</w16cex:commentsExtensible>
-</file>
-
-<file path=word/commentsIds.xml><?xml version="1.0" encoding="utf-8"?>
-<w16cid:commentsIds xmlns:wpc="http://schemas.microsoft.com/office/word/2010/wordprocessingCanvas" xmlns:cx="http://schemas.microsoft.com/office/drawing/2014/chartex" xmlns:cx1="http://schemas.microsoft.com/office/drawing/2015/9/8/chartex" xmlns:cx2="http://schemas.microsoft.com/office/drawing/2015/10/21/chartex" xmlns:cx3="http://schemas.microsoft.com/office/drawing/2016/5/9/chartex" xmlns:cx4="http://schemas.microsoft.com/office/drawing/2016/5/10/chartex" xmlns:cx5="http://schemas.microsoft.com/office/drawing/2016/5/11/chartex" xmlns:cx6="http://schemas.microsoft.com/office/drawing/2016/5/12/chartex" xmlns:cx7="http://schemas.microsoft.com/office/drawing/2016/5/13/chartex" xmlns:cx8="http://schemas.microsoft.com/office/drawing/2016/5/14/chartex" xmlns:mc="http://schemas.openxmlformats.org/markup-compatibility/2006" xmlns:aink="http://schemas.microsoft.com/office/drawing/2016/ink" xmlns:am3d="http://schemas.microsoft.com/office/drawing/2017/model3d" xmlns:o="urn:schemas-microsoft-com:office:office" xmlns:r="http://schemas.openxmlformats.org/officeDocument/2006/relationships" xmlns:m="http://schemas.openxmlformats.org/officeDocument/2006/math" xmlns:v="urn:schemas-microsoft-com:vml" xmlns:wp14="http://schemas.microsoft.com/office/word/2010/wordprocessingDrawing" xmlns:wp="http://schemas.openxmlformats.org/drawingml/2006/wordprocessingDrawing" xmlns:w10="urn:schemas-microsoft-com:office:word" xmlns:w="http://schemas.openxmlformats.org/wordprocessingml/2006/main" xmlns:w14="http://schemas.microsoft.com/office/word/2010/wordml" xmlns:w15="http://schemas.microsoft.com/office/word/2012/wordml" xmlns:w16cex="http://schemas.microsoft.com/office/word/2018/wordml/cex" xmlns:w16cid="http://schemas.microsoft.com/office/word/2016/wordml/cid" xmlns:w16="http://schemas.microsoft.com/office/word/2018/wordml" xmlns:w16sdtdh="http://schemas.microsoft.com/office/word/2020/wordml/sdtdatahash" xmlns:w16se="http://schemas.microsoft.com/office/word/2015/wordml/symex" xmlns:wpg="http://schemas.microsoft.com/office/word/2010/wordprocessingGroup" xmlns:wpi="http://schemas.microsoft.com/office/word/2010/wordprocessingInk" xmlns:wne="http://schemas.microsoft.com/office/word/2006/wordml" xmlns:wps="http://schemas.microsoft.com/office/word/2010/wordprocessingShape" mc:Ignorable="w14 w15 w16se w16cid w16 w16cex w16sdtdh wp14">
-  <w16cid:commentId w16cid:paraId="3ACD2D0B" w16cid:durableId="2DE10EB0"/>
-  <w16cid:commentId w16cid:paraId="4B5DA0CA" w16cid:durableId="2DE10F18"/>
-  <w16cid:commentId w16cid:paraId="2D8F7E44" w16cid:durableId="2DE10F9C"/>
-  <w16cid:commentId w16cid:paraId="3097AC97" w16cid:durableId="2DE10FD6"/>
-</w16cid:commentsIds>
 </file>
 
 <file path=word/endnotes.xml><?xml version="1.0" encoding="utf-8"?>
@@ -14516,14 +14356,6 @@
   </w:num>
   <w:numIdMacAtCleanup w:val="4"/>
 </w:numbering>
-</file>
-
-<file path=word/people.xml><?xml version="1.0" encoding="utf-8"?>
-<w15:people xmlns:wpc="http://schemas.microsoft.com/office/word/2010/wordprocessingCanvas" xmlns:cx="http://schemas.microsoft.com/office/drawing/2014/chartex" xmlns:cx1="http://schemas.microsoft.com/office/drawing/2015/9/8/chartex" xmlns:cx2="http://schemas.microsoft.com/office/drawing/2015/10/21/chartex" xmlns:cx3="http://schemas.microsoft.com/office/drawing/2016/5/9/chartex" xmlns:cx4="http://schemas.microsoft.com/office/drawing/2016/5/10/chartex" xmlns:cx5="http://schemas.microsoft.com/office/drawing/2016/5/11/chartex" xmlns:cx6="http://schemas.microsoft.com/office/drawing/2016/5/12/chartex" xmlns:cx7="http://schemas.microsoft.com/office/drawing/2016/5/13/chartex" xmlns:cx8="http://schemas.microsoft.com/office/drawing/2016/5/14/chartex" xmlns:mc="http://schemas.openxmlformats.org/markup-compatibility/2006" xmlns:aink="http://schemas.microsoft.com/office/drawing/2016/ink" xmlns:am3d="http://schemas.microsoft.com/office/drawing/2017/model3d" xmlns:o="urn:schemas-microsoft-com:office:office" xmlns:r="http://schemas.openxmlformats.org/officeDocument/2006/relationships" xmlns:m="http://schemas.openxmlformats.org/officeDocument/2006/math" xmlns:v="urn:schemas-microsoft-com:vml" xmlns:wp14="http://schemas.microsoft.com/office/word/2010/wordprocessingDrawing" xmlns:wp="http://schemas.openxmlformats.org/drawingml/2006/wordprocessingDrawing" xmlns:w10="urn:schemas-microsoft-com:office:word" xmlns:w="http://schemas.openxmlformats.org/wordprocessingml/2006/main" xmlns:w14="http://schemas.microsoft.com/office/word/2010/wordml" xmlns:w15="http://schemas.microsoft.com/office/word/2012/wordml" xmlns:w16cex="http://schemas.microsoft.com/office/word/2018/wordml/cex" xmlns:w16cid="http://schemas.microsoft.com/office/word/2016/wordml/cid" xmlns:w16="http://schemas.microsoft.com/office/word/2018/wordml" xmlns:w16sdtdh="http://schemas.microsoft.com/office/word/2020/wordml/sdtdatahash" xmlns:w16se="http://schemas.microsoft.com/office/word/2015/wordml/symex" xmlns:wpg="http://schemas.microsoft.com/office/word/2010/wordprocessingGroup" xmlns:wpi="http://schemas.microsoft.com/office/word/2010/wordprocessingInk" xmlns:wne="http://schemas.microsoft.com/office/word/2006/wordml" xmlns:wps="http://schemas.microsoft.com/office/word/2010/wordprocessingShape" mc:Ignorable="w14 w15 w16se w16cid w16 w16cex w16sdtdh wp14">
-  <w15:person w15:author="Aleksey A. Kalentev">
-    <w15:presenceInfo w15:providerId="AD" w15:userId="S-1-5-21-507921405-1993962763-1957994488-151096"/>
-  </w15:person>
-</w15:people>
 </file>
 
 <file path=word/styles.xml><?xml version="1.0" encoding="utf-8"?>
